--- a/engine/phar_study/EIPICO_Bibliography_09-08-2026.docx
+++ b/engine/phar_study/EIPICO_Bibliography_09-08-2026.docx
@@ -954,6 +954,225 @@
                 <w:color w:val="1C3A36"/>
                 <w:sz w:val="15"/>
               </w:rPr>
+              <w:t>P12</w:t>
+            </w:r>
+          </w:p>
+        </w:tc>
+        <w:tc>
+          <w:tcPr>
+            <w:tcW w:type="dxa" w:w="2232"/>
+          </w:tcPr>
+          <w:p>
+            <w:pPr>
+              <w:spacing w:after="20"/>
+              <w:jc w:val="right"/>
+            </w:pPr>
+            <w:r>
+              <w:rPr>
+                <w:color w:val="1C3A36"/>
+                <w:sz w:val="15"/>
+              </w:rPr>
+              <w:t>Reviewed consolidated interim financial statements for the three months ended 31 March 2026, English translation issued by the auditor, review report dated 14 May 2026. THE REVIEW CONCLUSION IS QUALIFIED</w:t>
+            </w:r>
+          </w:p>
+        </w:tc>
+        <w:tc>
+          <w:tcPr>
+            <w:tcW w:type="dxa" w:w="4392"/>
+          </w:tcPr>
+          <w:p>
+            <w:pPr>
+              <w:spacing w:after="20"/>
+              <w:jc w:val="right"/>
+            </w:pPr>
+            <w:r>
+              <w:rPr>
+                <w:color w:val="1C3A36"/>
+                <w:sz w:val="15"/>
+              </w:rPr>
+              <w:t>The full first-quarter income statement, balance sheet, statement of changes in equity and cash-flow statement, with the 31 December 2025 comparative column — which ties to every opening balance in this model, line for line. Supplies the reset FY2026 revenue, capital-expenditure and finance-cost paths; the confirmation that the construction balance is transferring and the depreciation charge has doubled; the deconsolidation of the active-ingredient company; and the three matters on which the auditor qualified</w:t>
+            </w:r>
+          </w:p>
+        </w:tc>
+        <w:tc>
+          <w:tcPr>
+            <w:tcW w:type="dxa" w:w="2304"/>
+          </w:tcPr>
+          <w:p>
+            <w:pPr>
+              <w:spacing w:after="20"/>
+              <w:jc w:val="right"/>
+            </w:pPr>
+            <w:r>
+              <w:rPr>
+                <w:color w:val="1C3A36"/>
+                <w:sz w:val="15"/>
+              </w:rPr>
+              <w:t>supplied directly for this study</w:t>
+            </w:r>
+          </w:p>
+        </w:tc>
+      </w:tr>
+      <w:tr>
+        <w:tc>
+          <w:tcPr>
+            <w:tcW w:type="dxa" w:w="605"/>
+          </w:tcPr>
+          <w:p>
+            <w:pPr>
+              <w:spacing w:after="20"/>
+            </w:pPr>
+            <w:r>
+              <w:rPr>
+                <w:color w:val="1C3A36"/>
+                <w:sz w:val="15"/>
+              </w:rPr>
+              <w:t>P13</w:t>
+            </w:r>
+          </w:p>
+        </w:tc>
+        <w:tc>
+          <w:tcPr>
+            <w:tcW w:type="dxa" w:w="2232"/>
+          </w:tcPr>
+          <w:p>
+            <w:pPr>
+              <w:spacing w:after="20"/>
+              <w:jc w:val="right"/>
+            </w:pPr>
+            <w:r>
+              <w:rPr>
+                <w:color w:val="1C3A36"/>
+                <w:sz w:val="15"/>
+              </w:rPr>
+              <w:t>Audited consolidated financial statements for the year ended 31 December 2024, English translation issued by the auditor</w:t>
+            </w:r>
+          </w:p>
+        </w:tc>
+        <w:tc>
+          <w:tcPr>
+            <w:tcW w:type="dxa" w:w="4392"/>
+          </w:tcPr>
+          <w:p>
+            <w:pPr>
+              <w:spacing w:after="20"/>
+              <w:jc w:val="right"/>
+            </w:pPr>
+            <w:r>
+              <w:rPr>
+                <w:color w:val="1C3A36"/>
+                <w:sz w:val="15"/>
+              </w:rPr>
+              <w:t>Used to verify every FY2024 and FY2023 line already taken from the Arabic annual reports. All tie. Adopted for the presentation of dividend-distribution tax, which this statement shows on its own line</w:t>
+            </w:r>
+          </w:p>
+        </w:tc>
+        <w:tc>
+          <w:tcPr>
+            <w:tcW w:type="dxa" w:w="2304"/>
+          </w:tcPr>
+          <w:p>
+            <w:pPr>
+              <w:spacing w:after="20"/>
+              <w:jc w:val="right"/>
+            </w:pPr>
+            <w:r>
+              <w:rPr>
+                <w:color w:val="1C3A36"/>
+                <w:sz w:val="15"/>
+              </w:rPr>
+              <w:t>supplied directly for this study</w:t>
+            </w:r>
+          </w:p>
+        </w:tc>
+      </w:tr>
+      <w:tr>
+        <w:tc>
+          <w:tcPr>
+            <w:tcW w:type="dxa" w:w="605"/>
+          </w:tcPr>
+          <w:p>
+            <w:pPr>
+              <w:spacing w:after="20"/>
+            </w:pPr>
+            <w:r>
+              <w:rPr>
+                <w:color w:val="1C3A36"/>
+                <w:sz w:val="15"/>
+              </w:rPr>
+              <w:t>P14</w:t>
+            </w:r>
+          </w:p>
+        </w:tc>
+        <w:tc>
+          <w:tcPr>
+            <w:tcW w:type="dxa" w:w="2232"/>
+          </w:tcPr>
+          <w:p>
+            <w:pPr>
+              <w:spacing w:after="20"/>
+              <w:jc w:val="right"/>
+            </w:pPr>
+            <w:r>
+              <w:rPr>
+                <w:color w:val="1C3A36"/>
+                <w:sz w:val="15"/>
+              </w:rPr>
+              <w:t>Audited consolidated financial statements for the year ended 31 December 2023, English translation issued by the auditor</w:t>
+            </w:r>
+          </w:p>
+        </w:tc>
+        <w:tc>
+          <w:tcPr>
+            <w:tcW w:type="dxa" w:w="4392"/>
+          </w:tcPr>
+          <w:p>
+            <w:pPr>
+              <w:spacing w:after="20"/>
+              <w:jc w:val="right"/>
+            </w:pPr>
+            <w:r>
+              <w:rPr>
+                <w:color w:val="1C3A36"/>
+                <w:sz w:val="15"/>
+              </w:rPr>
+              <w:t>Used to verify FY2023 and FY2022. All tie</w:t>
+            </w:r>
+          </w:p>
+        </w:tc>
+        <w:tc>
+          <w:tcPr>
+            <w:tcW w:type="dxa" w:w="2304"/>
+          </w:tcPr>
+          <w:p>
+            <w:pPr>
+              <w:spacing w:after="20"/>
+              <w:jc w:val="right"/>
+            </w:pPr>
+            <w:r>
+              <w:rPr>
+                <w:color w:val="1C3A36"/>
+                <w:sz w:val="15"/>
+              </w:rPr>
+              <w:t>supplied directly for this study</w:t>
+            </w:r>
+          </w:p>
+        </w:tc>
+      </w:tr>
+      <w:tr>
+        <w:tc>
+          <w:tcPr>
+            <w:tcW w:type="dxa" w:w="605"/>
+          </w:tcPr>
+          <w:p>
+            <w:pPr>
+              <w:spacing w:after="20"/>
+            </w:pPr>
+            <w:r>
+              <w:rPr>
+                <w:color w:val="1C3A36"/>
+                <w:sz w:val="15"/>
+              </w:rPr>
               <w:t>P11</w:t>
             </w:r>
           </w:p>
@@ -1030,7 +1249,7 @@
           <w:color w:val="6E7B77"/>
           <w:sz w:val="17"/>
         </w:rPr>
-        <w:t>Table B1 — the primary documents. Four consecutive audited financial years were obtained: FY2022, FY2023, FY2024 and FY2025, each with the auditor's report and full notes.</w:t>
+        <w:t>Table B1 — the primary documents. Four consecutive audited financial years were obtained — FY2022, FY2023, FY2024 and FY2025, each with the auditor's report and full notes — plus the reviewed first quarter of FY2026.</w:t>
       </w:r>
     </w:p>
     <w:p>
@@ -1294,6 +1513,61 @@
                 <w:sz w:val="15"/>
               </w:rPr>
               <w:t>Investor presentation downloaded — production lines and capacities per shift, export pack volumes, market ranks, EIPICO 3 and Arab API detail.</w:t>
+            </w:r>
+          </w:p>
+        </w:tc>
+      </w:tr>
+      <w:tr>
+        <w:tc>
+          <w:tcPr>
+            <w:tcW w:type="dxa" w:w="3384"/>
+          </w:tcPr>
+          <w:p>
+            <w:pPr>
+              <w:spacing w:after="20"/>
+            </w:pPr>
+            <w:r>
+              <w:rPr>
+                <w:color w:val="1C3A36"/>
+                <w:sz w:val="15"/>
+              </w:rPr>
+              <w:t>company-supplied issued financial statements</w:t>
+            </w:r>
+          </w:p>
+        </w:tc>
+        <w:tc>
+          <w:tcPr>
+            <w:tcW w:type="dxa" w:w="864"/>
+          </w:tcPr>
+          <w:p>
+            <w:pPr>
+              <w:spacing w:after="20"/>
+              <w:jc w:val="right"/>
+            </w:pPr>
+            <w:r>
+              <w:rPr>
+                <w:color w:val="1C3A36"/>
+                <w:sz w:val="15"/>
+              </w:rPr>
+              <w:t>yes</w:t>
+            </w:r>
+          </w:p>
+        </w:tc>
+        <w:tc>
+          <w:tcPr>
+            <w:tcW w:type="dxa" w:w="5256"/>
+          </w:tcPr>
+          <w:p>
+            <w:pPr>
+              <w:spacing w:after="20"/>
+              <w:jc w:val="right"/>
+            </w:pPr>
+            <w:r>
+              <w:rPr>
+                <w:color w:val="1C3A36"/>
+                <w:sz w:val="15"/>
+              </w:rPr>
+              <w:t>The reviewed FY2026 first-quarter interim and the separately issued FY2023 and FY2024 audited consolidated statements, all English translations issued by the auditor, were supplied directly after the first issue of this study. This CLOSES the study-year quarter that could not be reached online.</w:t>
             </w:r>
           </w:p>
         </w:tc>
@@ -1522,7 +1796,7 @@
           <w:color w:val="1C3A36"/>
           <w:sz w:val="24"/>
         </w:rPr>
-        <w:t>Research layer: Company   (172 inputs)</w:t>
+        <w:t>Research layer: Company   (198 inputs)</w:t>
       </w:r>
     </w:p>
     <w:tbl>
@@ -2685,7 +2959,7 @@
                 <w:color w:val="1C3A36"/>
                 <w:sz w:val="14"/>
               </w:rPr>
-              <w:t>151.585</w:t>
+              <w:t>147.461</w:t>
             </w:r>
           </w:p>
         </w:tc>
@@ -2721,7 +2995,7 @@
                 <w:color w:val="1C3A36"/>
                 <w:sz w:val="14"/>
               </w:rPr>
-              <w:t>Audited consolidated financial statements for the year ended 31 December 2023 (confirmed against the comparative column of the FY2024 filing), general and administrative note</w:t>
+              <w:t>Audited consolidated statement of profit or loss for the year ended 31 December 2023, English translation issued by the auditor: general and administrative expenses note (30). The Arabic annual report presents this line at 151.585 with dividend-distribution tax folded into it; the separately issued statements split the two, and this study follows the split</w:t>
             </w:r>
           </w:p>
         </w:tc>
@@ -3634,7 +3908,7 @@
                 <w:color w:val="1C3A36"/>
                 <w:sz w:val="14"/>
               </w:rPr>
-              <w:t>147.112</w:t>
+              <w:t>151.581</w:t>
             </w:r>
           </w:p>
         </w:tc>
@@ -3670,7 +3944,7 @@
                 <w:color w:val="1C3A36"/>
                 <w:sz w:val="14"/>
               </w:rPr>
-              <w:t>Audited consolidated financial statements for the year ended 31 December 2024 (confirmed against the comparative column of the FY2025 filing), note (33): Batterjee Pharma (Saudi Arabia) 190.022, Medical Professions Company (38.441), less withholding tax on distributions (4.469)</w:t>
+              <w:t>Audited consolidated statement of profit or loss FY2024, English translation issued by the auditor: profit of subsidiaries and associates. GROSS of dividend-distribution tax, which that statement shows on its own line; the Arabic annual report nets the two to 147.112</w:t>
             </w:r>
           </w:p>
         </w:tc>
@@ -3707,7 +3981,7 @@
                 <w:color w:val="1C3A36"/>
                 <w:sz w:val="14"/>
               </w:rPr>
-              <w:t>495.499</w:t>
+              <w:t>512.085</w:t>
             </w:r>
           </w:p>
         </w:tc>
@@ -3743,7 +4017,7 @@
                 <w:color w:val="1C3A36"/>
                 <w:sz w:val="14"/>
               </w:rPr>
-              <w:t>Audited consolidated financial statements for the year ended 31 December 2025, published in the company's 2025 Annual Report (eipico.com.eg -&gt; Investor Relations -&gt; Annual Reports), note (33): Batterjee Pharma (Saudi Arabia) 427.906, Medical Professions Company 84.179, less withholding tax on distributions (16.585)</w:t>
+              <w:t>Audited consolidated financial statements for the year ended 31 December 2025, published in the company's 2025 Annual Report (eipico.com.eg -&gt; Investor Relations -&gt; Annual Reports), note (33): Batterjee Pharma (Saudi Arabia) 427.906 plus Medical Professions Company 84.179, stated GROSS of the 16.585 withholding tax on distributions so that all three years are presented on the same basis as the separately issued statements</w:t>
             </w:r>
           </w:p>
         </w:tc>
@@ -3762,7 +4036,7 @@
                 <w:color w:val="1C3A36"/>
                 <w:sz w:val="14"/>
               </w:rPr>
-              <w:t>intinc fy23</w:t>
+              <w:t>divtax fy23</w:t>
             </w:r>
           </w:p>
         </w:tc>
@@ -3780,7 +4054,7 @@
                 <w:color w:val="1C3A36"/>
                 <w:sz w:val="14"/>
               </w:rPr>
-              <w:t>26.2435</w:t>
+              <w:t>4.12373</w:t>
             </w:r>
           </w:p>
         </w:tc>
@@ -3816,7 +4090,7 @@
                 <w:color w:val="1C3A36"/>
                 <w:sz w:val="14"/>
               </w:rPr>
-              <w:t>Audited consolidated financial statements for the year ended 31 December 2023 (confirmed against the comparative column of the FY2024 filing)</w:t>
+              <w:t>Dividend-distribution tax, shown as its own line in the separately issued audited consolidated statement of profit or loss FY2023</w:t>
             </w:r>
           </w:p>
         </w:tc>
@@ -3835,7 +4109,7 @@
                 <w:color w:val="1C3A36"/>
                 <w:sz w:val="14"/>
               </w:rPr>
-              <w:t>intinc fy24</w:t>
+              <w:t>divtax fy24</w:t>
             </w:r>
           </w:p>
         </w:tc>
@@ -3853,7 +4127,7 @@
                 <w:color w:val="1C3A36"/>
                 <w:sz w:val="14"/>
               </w:rPr>
-              <w:t>72.0484</w:t>
+              <w:t>4.46893</w:t>
             </w:r>
           </w:p>
         </w:tc>
@@ -3889,7 +4163,7 @@
                 <w:color w:val="1C3A36"/>
                 <w:sz w:val="14"/>
               </w:rPr>
-              <w:t>Audited consolidated financial statements for the year ended 31 December 2024 (confirmed against the comparative column of the FY2025 filing)</w:t>
+              <w:t>Dividend-distribution tax, separately issued audited consolidated statement of profit or loss FY2024</w:t>
             </w:r>
           </w:p>
         </w:tc>
@@ -3908,7 +4182,7 @@
                 <w:color w:val="1C3A36"/>
                 <w:sz w:val="14"/>
               </w:rPr>
-              <w:t>intinc fy25</w:t>
+              <w:t>divtax fy25</w:t>
             </w:r>
           </w:p>
         </w:tc>
@@ -3926,7 +4200,7 @@
                 <w:color w:val="1C3A36"/>
                 <w:sz w:val="14"/>
               </w:rPr>
-              <w:t>139.674</w:t>
+              <w:t>16.5854</w:t>
             </w:r>
           </w:p>
         </w:tc>
@@ -3962,7 +4236,7 @@
                 <w:color w:val="1C3A36"/>
                 <w:sz w:val="14"/>
               </w:rPr>
-              <w:t>Audited consolidated financial statements for the year ended 31 December 2025, published in the company's 2025 Annual Report (eipico.com.eg -&gt; Investor Relations -&gt; Annual Reports)</w:t>
+              <w:t>Audited consolidated financial statements for the year ended 31 December 2025, published in the company's 2025 Annual Report (eipico.com.eg -&gt; Investor Relations -&gt; Annual Reports), note (33): withholding tax on associate distributions</w:t>
             </w:r>
           </w:p>
         </w:tc>
@@ -3981,7 +4255,7 @@
                 <w:color w:val="1C3A36"/>
                 <w:sz w:val="14"/>
               </w:rPr>
-              <w:t>fx fy23</w:t>
+              <w:t>intinc fy23</w:t>
             </w:r>
           </w:p>
         </w:tc>
@@ -3999,7 +4273,7 @@
                 <w:color w:val="1C3A36"/>
                 <w:sz w:val="14"/>
               </w:rPr>
-              <w:t>139.626</w:t>
+              <w:t>26.2435</w:t>
             </w:r>
           </w:p>
         </w:tc>
@@ -4035,7 +4309,7 @@
                 <w:color w:val="1C3A36"/>
                 <w:sz w:val="14"/>
               </w:rPr>
-              <w:t>Audited consolidated financial statements for the year ended 31 December 2023 (confirmed against the comparative column of the FY2024 filing), foreign-exchange differences</w:t>
+              <w:t>Audited consolidated financial statements for the year ended 31 December 2023 (confirmed against the comparative column of the FY2024 filing)</w:t>
             </w:r>
           </w:p>
         </w:tc>
@@ -4054,7 +4328,7 @@
                 <w:color w:val="1C3A36"/>
                 <w:sz w:val="14"/>
               </w:rPr>
-              <w:t>fx fy24</w:t>
+              <w:t>intinc fy24</w:t>
             </w:r>
           </w:p>
         </w:tc>
@@ -4072,7 +4346,7 @@
                 <w:color w:val="1C3A36"/>
                 <w:sz w:val="14"/>
               </w:rPr>
-              <w:t>699.88</w:t>
+              <w:t>72.0484</w:t>
             </w:r>
           </w:p>
         </w:tc>
@@ -4108,7 +4382,7 @@
                 <w:color w:val="1C3A36"/>
                 <w:sz w:val="14"/>
               </w:rPr>
-              <w:t>Audited consolidated financial statements for the year ended 31 December 2024 (confirmed against the comparative column of the FY2025 filing), foreign-exchange differences</w:t>
+              <w:t>Audited consolidated financial statements for the year ended 31 December 2024 (confirmed against the comparative column of the FY2025 filing)</w:t>
             </w:r>
           </w:p>
         </w:tc>
@@ -4127,7 +4401,7 @@
                 <w:color w:val="1C3A36"/>
                 <w:sz w:val="14"/>
               </w:rPr>
-              <w:t>fx fy25</w:t>
+              <w:t>intinc fy25</w:t>
             </w:r>
           </w:p>
         </w:tc>
@@ -4145,7 +4419,7 @@
                 <w:color w:val="1C3A36"/>
                 <w:sz w:val="14"/>
               </w:rPr>
-              <w:t>-16.1683</w:t>
+              <w:t>139.674</w:t>
             </w:r>
           </w:p>
         </w:tc>
@@ -4181,7 +4455,7 @@
                 <w:color w:val="1C3A36"/>
                 <w:sz w:val="14"/>
               </w:rPr>
-              <w:t>Audited consolidated financial statements for the year ended 31 December 2025, published in the company's 2025 Annual Report (eipico.com.eg -&gt; Investor Relations -&gt; Annual Reports), foreign-exchange differences</w:t>
+              <w:t>Audited consolidated financial statements for the year ended 31 December 2025, published in the company's 2025 Annual Report (eipico.com.eg -&gt; Investor Relations -&gt; Annual Reports)</w:t>
             </w:r>
           </w:p>
         </w:tc>
@@ -4200,7 +4474,7 @@
                 <w:color w:val="1C3A36"/>
                 <w:sz w:val="14"/>
               </w:rPr>
-              <w:t>othinc fy23</w:t>
+              <w:t>fx fy23</w:t>
             </w:r>
           </w:p>
         </w:tc>
@@ -4218,7 +4492,7 @@
                 <w:color w:val="1C3A36"/>
                 <w:sz w:val="14"/>
               </w:rPr>
-              <w:t>25.3848</w:t>
+              <w:t>139.626</w:t>
             </w:r>
           </w:p>
         </w:tc>
@@ -4254,7 +4528,7 @@
                 <w:color w:val="1C3A36"/>
                 <w:sz w:val="14"/>
               </w:rPr>
-              <w:t>Audited consolidated financial statements for the year ended 31 December 2023 (confirmed against the comparative column of the FY2024 filing): other income 20.695 plus capital gains 4.689</w:t>
+              <w:t>Audited consolidated financial statements for the year ended 31 December 2023 (confirmed against the comparative column of the FY2024 filing), foreign-exchange differences</w:t>
             </w:r>
           </w:p>
         </w:tc>
@@ -4273,7 +4547,7 @@
                 <w:color w:val="1C3A36"/>
                 <w:sz w:val="14"/>
               </w:rPr>
-              <w:t>othinc fy24</w:t>
+              <w:t>fx fy24</w:t>
             </w:r>
           </w:p>
         </w:tc>
@@ -4291,7 +4565,7 @@
                 <w:color w:val="1C3A36"/>
                 <w:sz w:val="14"/>
               </w:rPr>
-              <w:t>42.854</w:t>
+              <w:t>699.88</w:t>
             </w:r>
           </w:p>
         </w:tc>
@@ -4327,7 +4601,7 @@
                 <w:color w:val="1C3A36"/>
                 <w:sz w:val="14"/>
               </w:rPr>
-              <w:t>Audited consolidated financial statements for the year ended 31 December 2024 (confirmed against the comparative column of the FY2025 filing): other income 42.632 plus capital gains 0.222</w:t>
+              <w:t>Audited consolidated financial statements for the year ended 31 December 2024 (confirmed against the comparative column of the FY2025 filing), foreign-exchange differences</w:t>
             </w:r>
           </w:p>
         </w:tc>
@@ -4346,7 +4620,7 @@
                 <w:color w:val="1C3A36"/>
                 <w:sz w:val="14"/>
               </w:rPr>
-              <w:t>othinc fy25</w:t>
+              <w:t>fx fy25</w:t>
             </w:r>
           </w:p>
         </w:tc>
@@ -4364,7 +4638,7 @@
                 <w:color w:val="1C3A36"/>
                 <w:sz w:val="14"/>
               </w:rPr>
-              <w:t>143.853</w:t>
+              <w:t>-16.1683</w:t>
             </w:r>
           </w:p>
         </w:tc>
@@ -4400,7 +4674,7 @@
                 <w:color w:val="1C3A36"/>
                 <w:sz w:val="14"/>
               </w:rPr>
-              <w:t>Audited consolidated financial statements for the year ended 31 December 2025, published in the company's 2025 Annual Report (eipico.com.eg -&gt; Investor Relations -&gt; Annual Reports): other income 142.090 plus capital gains 1.764</w:t>
+              <w:t>Audited consolidated financial statements for the year ended 31 December 2025, published in the company's 2025 Annual Report (eipico.com.eg -&gt; Investor Relations -&gt; Annual Reports), foreign-exchange differences</w:t>
             </w:r>
           </w:p>
         </w:tc>
@@ -4419,7 +4693,7 @@
                 <w:color w:val="1C3A36"/>
                 <w:sz w:val="14"/>
               </w:rPr>
-              <w:t>pbt fy23</w:t>
+              <w:t>othinc fy23</w:t>
             </w:r>
           </w:p>
         </w:tc>
@@ -4437,7 +4711,7 @@
                 <w:color w:val="1C3A36"/>
                 <w:sz w:val="14"/>
               </w:rPr>
-              <w:t>1,083.26</w:t>
+              <w:t>25.3848</w:t>
             </w:r>
           </w:p>
         </w:tc>
@@ -4473,7 +4747,7 @@
                 <w:color w:val="1C3A36"/>
                 <w:sz w:val="14"/>
               </w:rPr>
-              <w:t>Audited consolidated financial statements for the year ended 31 December 2023 (confirmed against the comparative column of the FY2024 filing)</w:t>
+              <w:t>Audited consolidated financial statements for the year ended 31 December 2023 (confirmed against the comparative column of the FY2024 filing): other income 20.695 plus capital gains 4.689</w:t>
             </w:r>
           </w:p>
         </w:tc>
@@ -4492,7 +4766,7 @@
                 <w:color w:val="1C3A36"/>
                 <w:sz w:val="14"/>
               </w:rPr>
-              <w:t>pbt fy24</w:t>
+              <w:t>othinc fy24</w:t>
             </w:r>
           </w:p>
         </w:tc>
@@ -4510,7 +4784,7 @@
                 <w:color w:val="1C3A36"/>
                 <w:sz w:val="14"/>
               </w:rPr>
-              <w:t>1,530.37</w:t>
+              <w:t>42.854</w:t>
             </w:r>
           </w:p>
         </w:tc>
@@ -4546,7 +4820,7 @@
                 <w:color w:val="1C3A36"/>
                 <w:sz w:val="14"/>
               </w:rPr>
-              <w:t>Audited consolidated financial statements for the year ended 31 December 2024 (confirmed against the comparative column of the FY2025 filing)</w:t>
+              <w:t>Audited consolidated financial statements for the year ended 31 December 2024 (confirmed against the comparative column of the FY2025 filing): other income 42.632 plus capital gains 0.222</w:t>
             </w:r>
           </w:p>
         </w:tc>
@@ -4565,7 +4839,7 @@
                 <w:color w:val="1C3A36"/>
                 <w:sz w:val="14"/>
               </w:rPr>
-              <w:t>pbt fy25</w:t>
+              <w:t>othinc fy25</w:t>
             </w:r>
           </w:p>
         </w:tc>
@@ -4583,7 +4857,7 @@
                 <w:color w:val="1C3A36"/>
                 <w:sz w:val="14"/>
               </w:rPr>
-              <w:t>1,795.9</w:t>
+              <w:t>143.853</w:t>
             </w:r>
           </w:p>
         </w:tc>
@@ -4619,7 +4893,7 @@
                 <w:color w:val="1C3A36"/>
                 <w:sz w:val="14"/>
               </w:rPr>
-              <w:t>Audited consolidated financial statements for the year ended 31 December 2025, published in the company's 2025 Annual Report (eipico.com.eg -&gt; Investor Relations -&gt; Annual Reports)</w:t>
+              <w:t>Audited consolidated financial statements for the year ended 31 December 2025, published in the company's 2025 Annual Report (eipico.com.eg -&gt; Investor Relations -&gt; Annual Reports): other income 142.090 plus capital gains 1.764</w:t>
             </w:r>
           </w:p>
         </w:tc>
@@ -4638,7 +4912,7 @@
                 <w:color w:val="1C3A36"/>
                 <w:sz w:val="14"/>
               </w:rPr>
-              <w:t>taxtot fy23</w:t>
+              <w:t>pbt fy23</w:t>
             </w:r>
           </w:p>
         </w:tc>
@@ -4656,7 +4930,7 @@
                 <w:color w:val="1C3A36"/>
                 <w:sz w:val="14"/>
               </w:rPr>
-              <w:t>259.949</w:t>
+              <w:t>1,083.26</w:t>
             </w:r>
           </w:p>
         </w:tc>
@@ -4692,7 +4966,7 @@
                 <w:color w:val="1C3A36"/>
                 <w:sz w:val="14"/>
               </w:rPr>
-              <w:t>Audited consolidated financial statements for the year ended 31 December 2023 (confirmed against the comparative column of the FY2024 filing): current tax 249.772, deferred tax credit 4.148, statutory solidarity contribution 14.324</w:t>
+              <w:t>Audited consolidated financial statements for the year ended 31 December 2023 (confirmed against the comparative column of the FY2024 filing)</w:t>
             </w:r>
           </w:p>
         </w:tc>
@@ -4711,7 +4985,7 @@
                 <w:color w:val="1C3A36"/>
                 <w:sz w:val="14"/>
               </w:rPr>
-              <w:t>taxtot fy24</w:t>
+              <w:t>pbt fy24</w:t>
             </w:r>
           </w:p>
         </w:tc>
@@ -4729,7 +5003,7 @@
                 <w:color w:val="1C3A36"/>
                 <w:sz w:val="14"/>
               </w:rPr>
-              <w:t>433.446</w:t>
+              <w:t>1,530.37</w:t>
             </w:r>
           </w:p>
         </w:tc>
@@ -4765,7 +5039,7 @@
                 <w:color w:val="1C3A36"/>
                 <w:sz w:val="14"/>
               </w:rPr>
-              <w:t>Audited consolidated financial statements for the year ended 31 December 2024 (confirmed against the comparative column of the FY2025 filing): current tax 430.792, deferred tax credit 18.964, statutory solidarity contribution 21.619</w:t>
+              <w:t>Audited consolidated financial statements for the year ended 31 December 2024 (confirmed against the comparative column of the FY2025 filing)</w:t>
             </w:r>
           </w:p>
         </w:tc>
@@ -4784,7 +5058,7 @@
                 <w:color w:val="1C3A36"/>
                 <w:sz w:val="14"/>
               </w:rPr>
-              <w:t>taxtot fy25</w:t>
+              <w:t>pbt fy25</w:t>
             </w:r>
           </w:p>
         </w:tc>
@@ -4802,7 +5076,7 @@
                 <w:color w:val="1C3A36"/>
                 <w:sz w:val="14"/>
               </w:rPr>
-              <w:t>338.009</w:t>
+              <w:t>1,795.9</w:t>
             </w:r>
           </w:p>
         </w:tc>
@@ -4838,7 +5112,7 @@
                 <w:color w:val="1C3A36"/>
                 <w:sz w:val="14"/>
               </w:rPr>
-              <w:t>Audited consolidated financial statements for the year ended 31 December 2025, published in the company's 2025 Annual Report (eipico.com.eg -&gt; Investor Relations -&gt; Annual Reports): current tax 421.702, deferred tax credit 108.663, statutory solidarity contribution 24.970</w:t>
+              <w:t>Audited consolidated financial statements for the year ended 31 December 2025, published in the company's 2025 Annual Report (eipico.com.eg -&gt; Investor Relations -&gt; Annual Reports)</w:t>
             </w:r>
           </w:p>
         </w:tc>
@@ -4857,7 +5131,7 @@
                 <w:color w:val="1C3A36"/>
                 <w:sz w:val="14"/>
               </w:rPr>
-              <w:t>np fy23</w:t>
+              <w:t>taxtot fy23</w:t>
             </w:r>
           </w:p>
         </w:tc>
@@ -4875,7 +5149,7 @@
                 <w:color w:val="1C3A36"/>
                 <w:sz w:val="14"/>
               </w:rPr>
-              <w:t>823.306</w:t>
+              <w:t>259.949</w:t>
             </w:r>
           </w:p>
         </w:tc>
@@ -4911,7 +5185,7 @@
                 <w:color w:val="1C3A36"/>
                 <w:sz w:val="14"/>
               </w:rPr>
-              <w:t>Audited consolidated financial statements for the year ended 31 December 2023 (confirmed against the comparative column of the FY2024 filing), profit for the year</w:t>
+              <w:t>Audited consolidated financial statements for the year ended 31 December 2023 (confirmed against the comparative column of the FY2024 filing): current tax 249.772, deferred tax credit 4.148, statutory solidarity contribution 14.324</w:t>
             </w:r>
           </w:p>
         </w:tc>
@@ -4930,7 +5204,7 @@
                 <w:color w:val="1C3A36"/>
                 <w:sz w:val="14"/>
               </w:rPr>
-              <w:t>np fy24</w:t>
+              <w:t>taxtot fy24</w:t>
             </w:r>
           </w:p>
         </w:tc>
@@ -4948,7 +5222,7 @@
                 <w:color w:val="1C3A36"/>
                 <w:sz w:val="14"/>
               </w:rPr>
-              <w:t>1,096.92</w:t>
+              <w:t>433.446</w:t>
             </w:r>
           </w:p>
         </w:tc>
@@ -4984,7 +5258,7 @@
                 <w:color w:val="1C3A36"/>
                 <w:sz w:val="14"/>
               </w:rPr>
-              <w:t>Audited consolidated financial statements for the year ended 31 December 2024 (confirmed against the comparative column of the FY2025 filing), profit for the year</w:t>
+              <w:t>Audited consolidated financial statements for the year ended 31 December 2024 (confirmed against the comparative column of the FY2025 filing): current tax 430.792, deferred tax credit 18.964, statutory solidarity contribution 21.619</w:t>
             </w:r>
           </w:p>
         </w:tc>
@@ -5003,7 +5277,7 @@
                 <w:color w:val="1C3A36"/>
                 <w:sz w:val="14"/>
               </w:rPr>
-              <w:t>np fy25</w:t>
+              <w:t>taxtot fy25</w:t>
             </w:r>
           </w:p>
         </w:tc>
@@ -5021,7 +5295,7 @@
                 <w:color w:val="1C3A36"/>
                 <w:sz w:val="14"/>
               </w:rPr>
-              <w:t>1,457.89</w:t>
+              <w:t>338.009</w:t>
             </w:r>
           </w:p>
         </w:tc>
@@ -5057,7 +5331,7 @@
                 <w:color w:val="1C3A36"/>
                 <w:sz w:val="14"/>
               </w:rPr>
-              <w:t>Audited consolidated financial statements for the year ended 31 December 2025, published in the company's 2025 Annual Report (eipico.com.eg -&gt; Investor Relations -&gt; Annual Reports), profit for the year</w:t>
+              <w:t>Audited consolidated financial statements for the year ended 31 December 2025, published in the company's 2025 Annual Report (eipico.com.eg -&gt; Investor Relations -&gt; Annual Reports): current tax 421.702, deferred tax credit 108.663, statutory solidarity contribution 24.970</w:t>
             </w:r>
           </w:p>
         </w:tc>
@@ -5076,7 +5350,7 @@
                 <w:color w:val="1C3A36"/>
                 <w:sz w:val="14"/>
               </w:rPr>
-              <w:t>parent fy22</w:t>
+              <w:t>np fy23</w:t>
             </w:r>
           </w:p>
         </w:tc>
@@ -5094,7 +5368,7 @@
                 <w:color w:val="1C3A36"/>
                 <w:sz w:val="14"/>
               </w:rPr>
-              <w:t>587.041</w:t>
+              <w:t>823.306</w:t>
             </w:r>
           </w:p>
         </w:tc>
@@ -5130,7 +5404,7 @@
                 <w:color w:val="1C3A36"/>
                 <w:sz w:val="14"/>
               </w:rPr>
-              <w:t>Audited consolidated financial statements for FY2022, profit attributable to the holding company (587.041) — read from the comparative column of the FY2023 filing</w:t>
+              <w:t>Audited consolidated financial statements for the year ended 31 December 2023 (confirmed against the comparative column of the FY2024 filing), profit for the year</w:t>
             </w:r>
           </w:p>
         </w:tc>
@@ -5149,7 +5423,7 @@
                 <w:color w:val="1C3A36"/>
                 <w:sz w:val="14"/>
               </w:rPr>
-              <w:t>parent fy23</w:t>
+              <w:t>np fy24</w:t>
             </w:r>
           </w:p>
         </w:tc>
@@ -5167,7 +5441,7 @@
                 <w:color w:val="1C3A36"/>
                 <w:sz w:val="14"/>
               </w:rPr>
-              <w:t>822.318</w:t>
+              <w:t>1,096.92</w:t>
             </w:r>
           </w:p>
         </w:tc>
@@ -5185,7 +5459,7 @@
                 <w:color w:val="1C3A36"/>
                 <w:sz w:val="14"/>
               </w:rPr>
-              <w:t>2024-03-01</w:t>
+              <w:t>2025-03-01</w:t>
             </w:r>
           </w:p>
         </w:tc>
@@ -5203,7 +5477,7 @@
                 <w:color w:val="1C3A36"/>
                 <w:sz w:val="14"/>
               </w:rPr>
-              <w:t>Audited consolidated financial statements for the year ended 31 December 2023 (confirmed against the comparative column of the FY2024 filing), profit attributable to the holding company (751.218 parent plus 71.099 the holding company's share of the subsidiary)</w:t>
+              <w:t>Audited consolidated financial statements for the year ended 31 December 2024 (confirmed against the comparative column of the FY2025 filing), profit for the year</w:t>
             </w:r>
           </w:p>
         </w:tc>
@@ -5222,7 +5496,7 @@
                 <w:color w:val="1C3A36"/>
                 <w:sz w:val="14"/>
               </w:rPr>
-              <w:t>parent fy24</w:t>
+              <w:t>np fy25</w:t>
             </w:r>
           </w:p>
         </w:tc>
@@ -5240,7 +5514,7 @@
                 <w:color w:val="1C3A36"/>
                 <w:sz w:val="14"/>
               </w:rPr>
-              <w:t>1,095.72</w:t>
+              <w:t>1,457.89</w:t>
             </w:r>
           </w:p>
         </w:tc>
@@ -5258,7 +5532,7 @@
                 <w:color w:val="1C3A36"/>
                 <w:sz w:val="14"/>
               </w:rPr>
-              <w:t>2025-03-01</w:t>
+              <w:t>2026-03-01</w:t>
             </w:r>
           </w:p>
         </w:tc>
@@ -5276,7 +5550,7 @@
                 <w:color w:val="1C3A36"/>
                 <w:sz w:val="14"/>
               </w:rPr>
-              <w:t>Audited consolidated financial statements for the year ended 31 December 2024 (confirmed against the comparative column of the FY2025 filing), profit attributable to the holding company</w:t>
+              <w:t>Audited consolidated financial statements for the year ended 31 December 2025, published in the company's 2025 Annual Report (eipico.com.eg -&gt; Investor Relations -&gt; Annual Reports), profit for the year</w:t>
             </w:r>
           </w:p>
         </w:tc>
@@ -5295,7 +5569,7 @@
                 <w:color w:val="1C3A36"/>
                 <w:sz w:val="14"/>
               </w:rPr>
-              <w:t>parent fy25</w:t>
+              <w:t>parent fy22</w:t>
             </w:r>
           </w:p>
         </w:tc>
@@ -5313,7 +5587,7 @@
                 <w:color w:val="1C3A36"/>
                 <w:sz w:val="14"/>
               </w:rPr>
-              <w:t>1,441.66</w:t>
+              <w:t>587.041</w:t>
             </w:r>
           </w:p>
         </w:tc>
@@ -5331,7 +5605,7 @@
                 <w:color w:val="1C3A36"/>
                 <w:sz w:val="14"/>
               </w:rPr>
-              <w:t>2026-03-01</w:t>
+              <w:t>2024-03-01</w:t>
             </w:r>
           </w:p>
         </w:tc>
@@ -5349,7 +5623,7 @@
                 <w:color w:val="1C3A36"/>
                 <w:sz w:val="14"/>
               </w:rPr>
-              <w:t>Audited consolidated financial statements for the year ended 31 December 2025, published in the company's 2025 Annual Report (eipico.com.eg -&gt; Investor Relations -&gt; Annual Reports), profit attributable to the holding company (1,352.285 parent plus 89.373 the holding company's share of the subsidiary); reported earnings per share EGP 8.89</w:t>
+              <w:t>Audited consolidated financial statements for FY2022, profit attributable to the holding company (587.041) — read from the comparative column of the FY2023 filing</w:t>
             </w:r>
           </w:p>
         </w:tc>
@@ -5368,7 +5642,7 @@
                 <w:color w:val="1C3A36"/>
                 <w:sz w:val="14"/>
               </w:rPr>
-              <w:t>dna fy23</w:t>
+              <w:t>parent fy23</w:t>
             </w:r>
           </w:p>
         </w:tc>
@@ -5386,7 +5660,7 @@
                 <w:color w:val="1C3A36"/>
                 <w:sz w:val="14"/>
               </w:rPr>
-              <w:t>105.25</w:t>
+              <w:t>822.318</w:t>
             </w:r>
           </w:p>
         </w:tc>
@@ -5422,7 +5696,7 @@
                 <w:color w:val="1C3A36"/>
                 <w:sz w:val="14"/>
               </w:rPr>
-              <w:t>Audited consolidated financial statements for the year ended 31 December 2023 (confirmed against the comparative column of the FY2024 filing), consolidated statement of cash flows: depreciation of property 102.676, amortisation of right-of-use assets 2.083, amortisation of intangibles 0.491</w:t>
+              <w:t>Audited consolidated financial statements for the year ended 31 December 2023 (confirmed against the comparative column of the FY2024 filing), profit attributable to the holding company (751.218 parent plus 71.099 the holding company's share of the subsidiary)</w:t>
             </w:r>
           </w:p>
         </w:tc>
@@ -5441,7 +5715,7 @@
                 <w:color w:val="1C3A36"/>
                 <w:sz w:val="14"/>
               </w:rPr>
-              <w:t>dna fy24</w:t>
+              <w:t>parent fy24</w:t>
             </w:r>
           </w:p>
         </w:tc>
@@ -5459,7 +5733,7 @@
                 <w:color w:val="1C3A36"/>
                 <w:sz w:val="14"/>
               </w:rPr>
-              <w:t>102.812</w:t>
+              <w:t>1,095.72</w:t>
             </w:r>
           </w:p>
         </w:tc>
@@ -5495,7 +5769,7 @@
                 <w:color w:val="1C3A36"/>
                 <w:sz w:val="14"/>
               </w:rPr>
-              <w:t>Audited consolidated financial statements for the year ended 31 December 2024 (confirmed against the comparative column of the FY2025 filing), consolidated statement of cash flows: depreciation 96.532, right-of-use 2.361, intangibles 3.918</w:t>
+              <w:t>Audited consolidated financial statements for the year ended 31 December 2024 (confirmed against the comparative column of the FY2025 filing), profit attributable to the holding company</w:t>
             </w:r>
           </w:p>
         </w:tc>
@@ -5514,7 +5788,7 @@
                 <w:color w:val="1C3A36"/>
                 <w:sz w:val="14"/>
               </w:rPr>
-              <w:t>dna fy25</w:t>
+              <w:t>parent fy25</w:t>
             </w:r>
           </w:p>
         </w:tc>
@@ -5532,7 +5806,7 @@
                 <w:color w:val="1C3A36"/>
                 <w:sz w:val="14"/>
               </w:rPr>
-              <w:t>117.725</w:t>
+              <w:t>1,441.66</w:t>
             </w:r>
           </w:p>
         </w:tc>
@@ -5568,7 +5842,7 @@
                 <w:color w:val="1C3A36"/>
                 <w:sz w:val="14"/>
               </w:rPr>
-              <w:t>Audited consolidated financial statements for the year ended 31 December 2025, published in the company's 2025 Annual Report (eipico.com.eg -&gt; Investor Relations -&gt; Annual Reports), consolidated statement of cash flows: depreciation 109.455, right-of-use 3.324, intangibles 4.946</w:t>
+              <w:t>Audited consolidated financial statements for the year ended 31 December 2025, published in the company's 2025 Annual Report (eipico.com.eg -&gt; Investor Relations -&gt; Annual Reports), profit attributable to the holding company (1,352.285 parent plus 89.373 the holding company's share of the subsidiary); reported earnings per share EGP 8.89</w:t>
             </w:r>
           </w:p>
         </w:tc>
@@ -5587,7 +5861,7 @@
                 <w:color w:val="1C3A36"/>
                 <w:sz w:val="14"/>
               </w:rPr>
-              <w:t>ppe fy25</w:t>
+              <w:t>dna fy23</w:t>
             </w:r>
           </w:p>
         </w:tc>
@@ -5605,7 +5879,7 @@
                 <w:color w:val="1C3A36"/>
                 <w:sz w:val="14"/>
               </w:rPr>
-              <w:t>3,069.75</w:t>
+              <w:t>105.25</w:t>
             </w:r>
           </w:p>
         </w:tc>
@@ -5623,7 +5897,7 @@
                 <w:color w:val="1C3A36"/>
                 <w:sz w:val="14"/>
               </w:rPr>
-              <w:t>2026-03-01</w:t>
+              <w:t>2024-03-01</w:t>
             </w:r>
           </w:p>
         </w:tc>
@@ -5641,7 +5915,7 @@
                 <w:color w:val="1C3A36"/>
                 <w:sz w:val="14"/>
               </w:rPr>
-              <w:t>Audited consolidated financial statements for the year ended 31 December 2025, published in the company's 2025 Annual Report (eipico.com.eg -&gt; Investor Relations -&gt; Annual Reports), note (4) property, plant and equipment net of accumulated depreciation</w:t>
+              <w:t>Audited consolidated financial statements for the year ended 31 December 2023 (confirmed against the comparative column of the FY2024 filing), consolidated statement of cash flows: depreciation of property 102.676, amortisation of right-of-use assets 2.083, amortisation of intangibles 0.491</w:t>
             </w:r>
           </w:p>
         </w:tc>
@@ -5660,7 +5934,7 @@
                 <w:color w:val="1C3A36"/>
                 <w:sz w:val="14"/>
               </w:rPr>
-              <w:t>ppe fy24</w:t>
+              <w:t>dna fy24</w:t>
             </w:r>
           </w:p>
         </w:tc>
@@ -5678,7 +5952,7 @@
                 <w:color w:val="1C3A36"/>
                 <w:sz w:val="14"/>
               </w:rPr>
-              <w:t>1,045.23</w:t>
+              <w:t>102.812</w:t>
             </w:r>
           </w:p>
         </w:tc>
@@ -5714,7 +5988,7 @@
                 <w:color w:val="1C3A36"/>
                 <w:sz w:val="14"/>
               </w:rPr>
-              <w:t>Audited consolidated financial statements for the year ended 31 December 2024 (confirmed against the comparative column of the FY2025 filing), note (4)</w:t>
+              <w:t>Audited consolidated financial statements for the year ended 31 December 2024 (confirmed against the comparative column of the FY2025 filing), consolidated statement of cash flows: depreciation 96.532, right-of-use 2.361, intangibles 3.918</w:t>
             </w:r>
           </w:p>
         </w:tc>
@@ -5733,7 +6007,7 @@
                 <w:color w:val="1C3A36"/>
                 <w:sz w:val="14"/>
               </w:rPr>
-              <w:t>cip fy25</w:t>
+              <w:t>dna fy25</w:t>
             </w:r>
           </w:p>
         </w:tc>
@@ -5751,7 +6025,7 @@
                 <w:color w:val="1C3A36"/>
                 <w:sz w:val="14"/>
               </w:rPr>
-              <w:t>4,901.22</w:t>
+              <w:t>117.725</w:t>
             </w:r>
           </w:p>
         </w:tc>
@@ -5787,7 +6061,7 @@
                 <w:color w:val="1C3A36"/>
                 <w:sz w:val="14"/>
               </w:rPr>
-              <w:t>Audited consolidated financial statements for the year ended 31 December 2025, published in the company's 2025 Annual Report (eipico.com.eg -&gt; Investor Relations -&gt; Annual Reports), note (6) projects under construction — predominantly the EIPICO 3 biologicals and biosimilars facility</w:t>
+              <w:t>Audited consolidated financial statements for the year ended 31 December 2025, published in the company's 2025 Annual Report (eipico.com.eg -&gt; Investor Relations -&gt; Annual Reports), consolidated statement of cash flows: depreciation 109.455, right-of-use 3.324, intangibles 4.946</w:t>
             </w:r>
           </w:p>
         </w:tc>
@@ -5806,7 +6080,7 @@
                 <w:color w:val="1C3A36"/>
                 <w:sz w:val="14"/>
               </w:rPr>
-              <w:t>cip fy24</w:t>
+              <w:t>ppe fy25</w:t>
             </w:r>
           </w:p>
         </w:tc>
@@ -5824,7 +6098,7 @@
                 <w:color w:val="1C3A36"/>
                 <w:sz w:val="14"/>
               </w:rPr>
-              <w:t>5,693.57</w:t>
+              <w:t>3,069.75</w:t>
             </w:r>
           </w:p>
         </w:tc>
@@ -5842,7 +6116,7 @@
                 <w:color w:val="1C3A36"/>
                 <w:sz w:val="14"/>
               </w:rPr>
-              <w:t>2025-03-01</w:t>
+              <w:t>2026-03-01</w:t>
             </w:r>
           </w:p>
         </w:tc>
@@ -5860,7 +6134,7 @@
                 <w:color w:val="1C3A36"/>
                 <w:sz w:val="14"/>
               </w:rPr>
-              <w:t>Audited consolidated financial statements for the year ended 31 December 2024 (confirmed against the comparative column of the FY2025 filing), note (6)</w:t>
+              <w:t>Audited consolidated financial statements for the year ended 31 December 2025, published in the company's 2025 Annual Report (eipico.com.eg -&gt; Investor Relations -&gt; Annual Reports), note (4) property, plant and equipment net of accumulated depreciation</w:t>
             </w:r>
           </w:p>
         </w:tc>
@@ -5879,7 +6153,7 @@
                 <w:color w:val="1C3A36"/>
                 <w:sz w:val="14"/>
               </w:rPr>
-              <w:t>rou fy25</w:t>
+              <w:t>ppe fy24</w:t>
             </w:r>
           </w:p>
         </w:tc>
@@ -5897,7 +6171,7 @@
                 <w:color w:val="1C3A36"/>
                 <w:sz w:val="14"/>
               </w:rPr>
-              <w:t>233.64</w:t>
+              <w:t>1,045.23</w:t>
             </w:r>
           </w:p>
         </w:tc>
@@ -5915,7 +6189,7 @@
                 <w:color w:val="1C3A36"/>
                 <w:sz w:val="14"/>
               </w:rPr>
-              <w:t>2026-03-01</w:t>
+              <w:t>2025-03-01</w:t>
             </w:r>
           </w:p>
         </w:tc>
@@ -5933,7 +6207,7 @@
                 <w:color w:val="1C3A36"/>
                 <w:sz w:val="14"/>
               </w:rPr>
-              <w:t>Audited consolidated financial statements for the year ended 31 December 2025, published in the company's 2025 Annual Report (eipico.com.eg -&gt; Investor Relations -&gt; Annual Reports), note (5) right-of-use assets net</w:t>
+              <w:t>Audited consolidated financial statements for the year ended 31 December 2024 (confirmed against the comparative column of the FY2025 filing), note (4)</w:t>
             </w:r>
           </w:p>
         </w:tc>
@@ -5952,7 +6226,7 @@
                 <w:color w:val="1C3A36"/>
                 <w:sz w:val="14"/>
               </w:rPr>
-              <w:t>intang fy25</w:t>
+              <w:t>cip fy25</w:t>
             </w:r>
           </w:p>
         </w:tc>
@@ -5970,7 +6244,7 @@
                 <w:color w:val="1C3A36"/>
                 <w:sz w:val="14"/>
               </w:rPr>
-              <w:t>40.1422</w:t>
+              <w:t>4,901.22</w:t>
             </w:r>
           </w:p>
         </w:tc>
@@ -6006,7 +6280,7 @@
                 <w:color w:val="1C3A36"/>
                 <w:sz w:val="14"/>
               </w:rPr>
-              <w:t>Audited consolidated financial statements for the year ended 31 December 2025, published in the company's 2025 Annual Report (eipico.com.eg -&gt; Investor Relations -&gt; Annual Reports), note (7) intangible assets net</w:t>
+              <w:t>Audited consolidated financial statements for the year ended 31 December 2025, published in the company's 2025 Annual Report (eipico.com.eg -&gt; Investor Relations -&gt; Annual Reports), note (6) projects under construction — predominantly the EIPICO 3 biologicals and biosimilars facility</w:t>
             </w:r>
           </w:p>
         </w:tc>
@@ -6025,7 +6299,7 @@
                 <w:color w:val="1C3A36"/>
                 <w:sz w:val="14"/>
               </w:rPr>
-              <w:t>dta fy25</w:t>
+              <w:t>cip fy24</w:t>
             </w:r>
           </w:p>
         </w:tc>
@@ -6043,7 +6317,7 @@
                 <w:color w:val="1C3A36"/>
                 <w:sz w:val="14"/>
               </w:rPr>
-              <w:t>337.612</w:t>
+              <w:t>5,693.57</w:t>
             </w:r>
           </w:p>
         </w:tc>
@@ -6061,7 +6335,7 @@
                 <w:color w:val="1C3A36"/>
                 <w:sz w:val="14"/>
               </w:rPr>
-              <w:t>2026-03-01</w:t>
+              <w:t>2025-03-01</w:t>
             </w:r>
           </w:p>
         </w:tc>
@@ -6079,7 +6353,7 @@
                 <w:color w:val="1C3A36"/>
                 <w:sz w:val="14"/>
               </w:rPr>
-              <w:t>Audited consolidated financial statements for the year ended 31 December 2025, published in the company's 2025 Annual Report (eipico.com.eg -&gt; Investor Relations -&gt; Annual Reports), deferred tax asset</w:t>
+              <w:t>Audited consolidated financial statements for the year ended 31 December 2024 (confirmed against the comparative column of the FY2025 filing), note (6)</w:t>
             </w:r>
           </w:p>
         </w:tc>
@@ -6098,7 +6372,7 @@
                 <w:color w:val="1C3A36"/>
                 <w:sz w:val="14"/>
               </w:rPr>
-              <w:t>assoc bv fy25</w:t>
+              <w:t>rou fy25</w:t>
             </w:r>
           </w:p>
         </w:tc>
@@ -6116,7 +6390,7 @@
                 <w:color w:val="1C3A36"/>
                 <w:sz w:val="14"/>
               </w:rPr>
-              <w:t>675.875</w:t>
+              <w:t>233.64</w:t>
             </w:r>
           </w:p>
         </w:tc>
@@ -6152,7 +6426,7 @@
                 <w:color w:val="1C3A36"/>
                 <w:sz w:val="14"/>
               </w:rPr>
-              <w:t>Audited consolidated financial statements for the year ended 31 December 2025, published in the company's 2025 Annual Report (eipico.com.eg -&gt; Investor Relations -&gt; Annual Reports), note (8/2) investments in associates carried at equity: a 30% interest in Batterjee Pharmaceutical (Saudi Arabia) and a 9.77%-plus interest in the Medical Professions Company</w:t>
+              <w:t>Audited consolidated financial statements for the year ended 31 December 2025, published in the company's 2025 Annual Report (eipico.com.eg -&gt; Investor Relations -&gt; Annual Reports), note (5) right-of-use assets net</w:t>
             </w:r>
           </w:p>
         </w:tc>
@@ -6171,7 +6445,7 @@
                 <w:color w:val="1C3A36"/>
                 <w:sz w:val="14"/>
               </w:rPr>
-              <w:t>assoc bv fy24</w:t>
+              <w:t>intang fy25</w:t>
             </w:r>
           </w:p>
         </w:tc>
@@ -6189,7 +6463,7 @@
                 <w:color w:val="1C3A36"/>
                 <w:sz w:val="14"/>
               </w:rPr>
-              <w:t>465.264</w:t>
+              <w:t>40.1422</w:t>
             </w:r>
           </w:p>
         </w:tc>
@@ -6207,7 +6481,7 @@
                 <w:color w:val="1C3A36"/>
                 <w:sz w:val="14"/>
               </w:rPr>
-              <w:t>2025-03-01</w:t>
+              <w:t>2026-03-01</w:t>
             </w:r>
           </w:p>
         </w:tc>
@@ -6225,7 +6499,7 @@
                 <w:color w:val="1C3A36"/>
                 <w:sz w:val="14"/>
               </w:rPr>
-              <w:t>Audited consolidated financial statements for the year ended 31 December 2024 (confirmed against the comparative column of the FY2025 filing), note (8/2)</w:t>
+              <w:t>Audited consolidated financial statements for the year ended 31 December 2025, published in the company's 2025 Annual Report (eipico.com.eg -&gt; Investor Relations -&gt; Annual Reports), note (7) intangible assets net</w:t>
             </w:r>
           </w:p>
         </w:tc>
@@ -6244,7 +6518,7 @@
                 <w:color w:val="1C3A36"/>
                 <w:sz w:val="14"/>
               </w:rPr>
-              <w:t>afs fy25</w:t>
+              <w:t>dta fy25</w:t>
             </w:r>
           </w:p>
         </w:tc>
@@ -6262,7 +6536,7 @@
                 <w:color w:val="1C3A36"/>
                 <w:sz w:val="14"/>
               </w:rPr>
-              <w:t>12.33</w:t>
+              <w:t>337.612</w:t>
             </w:r>
           </w:p>
         </w:tc>
@@ -6298,7 +6572,7 @@
                 <w:color w:val="1C3A36"/>
                 <w:sz w:val="14"/>
               </w:rPr>
-              <w:t>Audited consolidated financial statements for the year ended 31 December 2025, published in the company's 2025 Annual Report (eipico.com.eg -&gt; Investor Relations -&gt; Annual Reports), note (8/1) non-current assets held for sale — the investment in EIPICO Tech Pharmaceuticals, in liquidation</w:t>
+              <w:t>Audited consolidated financial statements for the year ended 31 December 2025, published in the company's 2025 Annual Report (eipico.com.eg -&gt; Investor Relations -&gt; Annual Reports), deferred tax asset</w:t>
             </w:r>
           </w:p>
         </w:tc>
@@ -6317,7 +6591,7 @@
                 <w:color w:val="1C3A36"/>
                 <w:sz w:val="14"/>
               </w:rPr>
-              <w:t>inv fy25</w:t>
+              <w:t>assoc bv fy25</w:t>
             </w:r>
           </w:p>
         </w:tc>
@@ -6335,7 +6609,7 @@
                 <w:color w:val="1C3A36"/>
                 <w:sz w:val="14"/>
               </w:rPr>
-              <w:t>3,887.08</w:t>
+              <w:t>675.875</w:t>
             </w:r>
           </w:p>
         </w:tc>
@@ -6371,7 +6645,7 @@
                 <w:color w:val="1C3A36"/>
                 <w:sz w:val="14"/>
               </w:rPr>
-              <w:t>Audited consolidated financial statements for the year ended 31 December 2025, published in the company's 2025 Annual Report (eipico.com.eg -&gt; Investor Relations -&gt; Annual Reports), note (9) inventories net of provision</w:t>
+              <w:t>Audited consolidated financial statements for the year ended 31 December 2025, published in the company's 2025 Annual Report (eipico.com.eg -&gt; Investor Relations -&gt; Annual Reports), note (8/2) investments in associates carried at equity: a 30% interest in Batterjee Pharmaceutical (Saudi Arabia) and a 9.77%-plus interest in the Medical Professions Company</w:t>
             </w:r>
           </w:p>
         </w:tc>
@@ -6390,7 +6664,7 @@
                 <w:color w:val="1C3A36"/>
                 <w:sz w:val="14"/>
               </w:rPr>
-              <w:t>inv fy24</w:t>
+              <w:t>assoc bv fy24</w:t>
             </w:r>
           </w:p>
         </w:tc>
@@ -6408,7 +6682,7 @@
                 <w:color w:val="1C3A36"/>
                 <w:sz w:val="14"/>
               </w:rPr>
-              <w:t>3,584.7</w:t>
+              <w:t>465.264</w:t>
             </w:r>
           </w:p>
         </w:tc>
@@ -6444,7 +6718,7 @@
                 <w:color w:val="1C3A36"/>
                 <w:sz w:val="14"/>
               </w:rPr>
-              <w:t>Audited consolidated financial statements for the year ended 31 December 2024 (confirmed against the comparative column of the FY2025 filing), note (9)</w:t>
+              <w:t>Audited consolidated financial statements for the year ended 31 December 2024 (confirmed against the comparative column of the FY2025 filing), note (8/2)</w:t>
             </w:r>
           </w:p>
         </w:tc>
@@ -6463,7 +6737,7 @@
                 <w:color w:val="1C3A36"/>
                 <w:sz w:val="14"/>
               </w:rPr>
-              <w:t>ar fy25</w:t>
+              <w:t>afs fy25</w:t>
             </w:r>
           </w:p>
         </w:tc>
@@ -6481,7 +6755,7 @@
                 <w:color w:val="1C3A36"/>
                 <w:sz w:val="14"/>
               </w:rPr>
-              <w:t>3,325.04</w:t>
+              <w:t>12.33</w:t>
             </w:r>
           </w:p>
         </w:tc>
@@ -6517,7 +6791,7 @@
                 <w:color w:val="1C3A36"/>
                 <w:sz w:val="14"/>
               </w:rPr>
-              <w:t>Audited consolidated financial statements for the year ended 31 December 2025, published in the company's 2025 Annual Report (eipico.com.eg -&gt; Investor Relations -&gt; Annual Reports), note (10) trade and notes receivable net of the expected credit-loss allowance</w:t>
+              <w:t>Audited consolidated financial statements for the year ended 31 December 2025, published in the company's 2025 Annual Report (eipico.com.eg -&gt; Investor Relations -&gt; Annual Reports), note (8/1) non-current assets held for sale — the investment in EIPICO Tech Pharmaceuticals, in liquidation</w:t>
             </w:r>
           </w:p>
         </w:tc>
@@ -6536,7 +6810,7 @@
                 <w:color w:val="1C3A36"/>
                 <w:sz w:val="14"/>
               </w:rPr>
-              <w:t>ar fy24</w:t>
+              <w:t>inv fy25</w:t>
             </w:r>
           </w:p>
         </w:tc>
@@ -6554,7 +6828,7 @@
                 <w:color w:val="1C3A36"/>
                 <w:sz w:val="14"/>
               </w:rPr>
-              <w:t>3,049.28</w:t>
+              <w:t>3,887.08</w:t>
             </w:r>
           </w:p>
         </w:tc>
@@ -6572,7 +6846,7 @@
                 <w:color w:val="1C3A36"/>
                 <w:sz w:val="14"/>
               </w:rPr>
-              <w:t>2025-03-01</w:t>
+              <w:t>2026-03-01</w:t>
             </w:r>
           </w:p>
         </w:tc>
@@ -6590,7 +6864,7 @@
                 <w:color w:val="1C3A36"/>
                 <w:sz w:val="14"/>
               </w:rPr>
-              <w:t>Audited consolidated financial statements for the year ended 31 December 2024 (confirmed against the comparative column of the FY2025 filing), note (10)</w:t>
+              <w:t>Audited consolidated financial statements for the year ended 31 December 2025, published in the company's 2025 Annual Report (eipico.com.eg -&gt; Investor Relations -&gt; Annual Reports), note (9) inventories net of provision</w:t>
             </w:r>
           </w:p>
         </w:tc>
@@ -6609,7 +6883,7 @@
                 <w:color w:val="1C3A36"/>
                 <w:sz w:val="14"/>
               </w:rPr>
-              <w:t>othdr fy25</w:t>
+              <w:t>inv fy24</w:t>
             </w:r>
           </w:p>
         </w:tc>
@@ -6627,7 +6901,7 @@
                 <w:color w:val="1C3A36"/>
                 <w:sz w:val="14"/>
               </w:rPr>
-              <w:t>356.787</w:t>
+              <w:t>3,584.7</w:t>
             </w:r>
           </w:p>
         </w:tc>
@@ -6645,7 +6919,7 @@
                 <w:color w:val="1C3A36"/>
                 <w:sz w:val="14"/>
               </w:rPr>
-              <w:t>2026-03-01</w:t>
+              <w:t>2025-03-01</w:t>
             </w:r>
           </w:p>
         </w:tc>
@@ -6663,7 +6937,7 @@
                 <w:color w:val="1C3A36"/>
                 <w:sz w:val="14"/>
               </w:rPr>
-              <w:t>Audited consolidated financial statements for the year ended 31 December 2025, published in the company's 2025 Annual Report (eipico.com.eg -&gt; Investor Relations -&gt; Annual Reports), note (11) other debtors and debit balances</w:t>
+              <w:t>Audited consolidated financial statements for the year ended 31 December 2024 (confirmed against the comparative column of the FY2025 filing), note (9)</w:t>
             </w:r>
           </w:p>
         </w:tc>
@@ -6682,7 +6956,7 @@
                 <w:color w:val="1C3A36"/>
                 <w:sz w:val="14"/>
               </w:rPr>
-              <w:t>othdr fy24</w:t>
+              <w:t>ar fy25</w:t>
             </w:r>
           </w:p>
         </w:tc>
@@ -6700,7 +6974,7 @@
                 <w:color w:val="1C3A36"/>
                 <w:sz w:val="14"/>
               </w:rPr>
-              <w:t>185.584</w:t>
+              <w:t>3,325.04</w:t>
             </w:r>
           </w:p>
         </w:tc>
@@ -6718,7 +6992,7 @@
                 <w:color w:val="1C3A36"/>
                 <w:sz w:val="14"/>
               </w:rPr>
-              <w:t>2025-03-01</w:t>
+              <w:t>2026-03-01</w:t>
             </w:r>
           </w:p>
         </w:tc>
@@ -6736,7 +7010,7 @@
                 <w:color w:val="1C3A36"/>
                 <w:sz w:val="14"/>
               </w:rPr>
-              <w:t>Audited consolidated financial statements for the year ended 31 December 2024 (confirmed against the comparative column of the FY2025 filing), note (11)</w:t>
+              <w:t>Audited consolidated financial statements for the year ended 31 December 2025, published in the company's 2025 Annual Report (eipico.com.eg -&gt; Investor Relations -&gt; Annual Reports), note (10) trade and notes receivable net of the expected credit-loss allowance</w:t>
             </w:r>
           </w:p>
         </w:tc>
@@ -6755,7 +7029,7 @@
                 <w:color w:val="1C3A36"/>
                 <w:sz w:val="14"/>
               </w:rPr>
-              <w:t>cash fy25</w:t>
+              <w:t>ar fy24</w:t>
             </w:r>
           </w:p>
         </w:tc>
@@ -6773,7 +7047,7 @@
                 <w:color w:val="1C3A36"/>
                 <w:sz w:val="14"/>
               </w:rPr>
-              <w:t>1,433.43</w:t>
+              <w:t>3,049.28</w:t>
             </w:r>
           </w:p>
         </w:tc>
@@ -6791,7 +7065,7 @@
                 <w:color w:val="1C3A36"/>
                 <w:sz w:val="14"/>
               </w:rPr>
-              <w:t>2026-03-01</w:t>
+              <w:t>2025-03-01</w:t>
             </w:r>
           </w:p>
         </w:tc>
@@ -6809,7 +7083,7 @@
                 <w:color w:val="1C3A36"/>
                 <w:sz w:val="14"/>
               </w:rPr>
-              <w:t>Audited consolidated financial statements for the year ended 31 December 2025, published in the company's 2025 Annual Report (eipico.com.eg -&gt; Investor Relations -&gt; Annual Reports), note (12) cash and bank balances</w:t>
+              <w:t>Audited consolidated financial statements for the year ended 31 December 2024 (confirmed against the comparative column of the FY2025 filing), note (10)</w:t>
             </w:r>
           </w:p>
         </w:tc>
@@ -6828,7 +7102,7 @@
                 <w:color w:val="1C3A36"/>
                 <w:sz w:val="14"/>
               </w:rPr>
-              <w:t>cash fy24</w:t>
+              <w:t>othdr fy25</w:t>
             </w:r>
           </w:p>
         </w:tc>
@@ -6846,7 +7120,7 @@
                 <w:color w:val="1C3A36"/>
                 <w:sz w:val="14"/>
               </w:rPr>
-              <w:t>1,295.39</w:t>
+              <w:t>356.787</w:t>
             </w:r>
           </w:p>
         </w:tc>
@@ -6864,7 +7138,7 @@
                 <w:color w:val="1C3A36"/>
                 <w:sz w:val="14"/>
               </w:rPr>
-              <w:t>2025-03-01</w:t>
+              <w:t>2026-03-01</w:t>
             </w:r>
           </w:p>
         </w:tc>
@@ -6882,7 +7156,7 @@
                 <w:color w:val="1C3A36"/>
                 <w:sz w:val="14"/>
               </w:rPr>
-              <w:t>Audited consolidated financial statements for the year ended 31 December 2024 (confirmed against the comparative column of the FY2025 filing), note (12)</w:t>
+              <w:t>Audited consolidated financial statements for the year ended 31 December 2025, published in the company's 2025 Annual Report (eipico.com.eg -&gt; Investor Relations -&gt; Annual Reports), note (11) other debtors and debit balances</w:t>
             </w:r>
           </w:p>
         </w:tc>
@@ -6901,7 +7175,7 @@
                 <w:color w:val="1C3A36"/>
                 <w:sz w:val="14"/>
               </w:rPr>
-              <w:t>ap fy25</w:t>
+              <w:t>othdr fy24</w:t>
             </w:r>
           </w:p>
         </w:tc>
@@ -6919,7 +7193,7 @@
                 <w:color w:val="1C3A36"/>
                 <w:sz w:val="14"/>
               </w:rPr>
-              <w:t>780.417</w:t>
+              <w:t>185.584</w:t>
             </w:r>
           </w:p>
         </w:tc>
@@ -6937,7 +7211,7 @@
                 <w:color w:val="1C3A36"/>
                 <w:sz w:val="14"/>
               </w:rPr>
-              <w:t>2026-03-01</w:t>
+              <w:t>2025-03-01</w:t>
             </w:r>
           </w:p>
         </w:tc>
@@ -6955,7 +7229,7 @@
                 <w:color w:val="1C3A36"/>
                 <w:sz w:val="14"/>
               </w:rPr>
-              <w:t>Audited consolidated financial statements for the year ended 31 December 2025, published in the company's 2025 Annual Report (eipico.com.eg -&gt; Investor Relations -&gt; Annual Reports), note (22) trade and notes payable</w:t>
+              <w:t>Audited consolidated financial statements for the year ended 31 December 2024 (confirmed against the comparative column of the FY2025 filing), note (11)</w:t>
             </w:r>
           </w:p>
         </w:tc>
@@ -6974,7 +7248,7 @@
                 <w:color w:val="1C3A36"/>
                 <w:sz w:val="14"/>
               </w:rPr>
-              <w:t>ap fy24</w:t>
+              <w:t>cash fy25</w:t>
             </w:r>
           </w:p>
         </w:tc>
@@ -6992,7 +7266,7 @@
                 <w:color w:val="1C3A36"/>
                 <w:sz w:val="14"/>
               </w:rPr>
-              <w:t>410.392</w:t>
+              <w:t>1,433.43</w:t>
             </w:r>
           </w:p>
         </w:tc>
@@ -7010,7 +7284,7 @@
                 <w:color w:val="1C3A36"/>
                 <w:sz w:val="14"/>
               </w:rPr>
-              <w:t>2025-03-01</w:t>
+              <w:t>2026-03-01</w:t>
             </w:r>
           </w:p>
         </w:tc>
@@ -7028,7 +7302,7 @@
                 <w:color w:val="1C3A36"/>
                 <w:sz w:val="14"/>
               </w:rPr>
-              <w:t>Audited consolidated financial statements for the year ended 31 December 2024 (confirmed against the comparative column of the FY2025 filing), note (22)</w:t>
+              <w:t>Audited consolidated financial statements for the year ended 31 December 2025, published in the company's 2025 Annual Report (eipico.com.eg -&gt; Investor Relations -&gt; Annual Reports), note (12) cash and bank balances</w:t>
             </w:r>
           </w:p>
         </w:tc>
@@ -7047,7 +7321,7 @@
                 <w:color w:val="1C3A36"/>
                 <w:sz w:val="14"/>
               </w:rPr>
-              <w:t>othcr fy25</w:t>
+              <w:t>cash fy24</w:t>
             </w:r>
           </w:p>
         </w:tc>
@@ -7065,7 +7339,7 @@
                 <w:color w:val="1C3A36"/>
                 <w:sz w:val="14"/>
               </w:rPr>
-              <w:t>1,044.83</w:t>
+              <w:t>1,295.39</w:t>
             </w:r>
           </w:p>
         </w:tc>
@@ -7083,7 +7357,7 @@
                 <w:color w:val="1C3A36"/>
                 <w:sz w:val="14"/>
               </w:rPr>
-              <w:t>2026-03-01</w:t>
+              <w:t>2025-03-01</w:t>
             </w:r>
           </w:p>
         </w:tc>
@@ -7101,7 +7375,7 @@
                 <w:color w:val="1C3A36"/>
                 <w:sz w:val="14"/>
               </w:rPr>
-              <w:t>Audited consolidated financial statements for the year ended 31 December 2025, published in the company's 2025 Annual Report (eipico.com.eg -&gt; Investor Relations -&gt; Annual Reports), note (23) other creditors and credit balances</w:t>
+              <w:t>Audited consolidated financial statements for the year ended 31 December 2024 (confirmed against the comparative column of the FY2025 filing), note (12)</w:t>
             </w:r>
           </w:p>
         </w:tc>
@@ -7120,7 +7394,7 @@
                 <w:color w:val="1C3A36"/>
                 <w:sz w:val="14"/>
               </w:rPr>
-              <w:t>othcr fy24</w:t>
+              <w:t>ap fy25</w:t>
             </w:r>
           </w:p>
         </w:tc>
@@ -7138,7 +7412,7 @@
                 <w:color w:val="1C3A36"/>
                 <w:sz w:val="14"/>
               </w:rPr>
-              <w:t>367.421</w:t>
+              <w:t>780.417</w:t>
             </w:r>
           </w:p>
         </w:tc>
@@ -7156,7 +7430,7 @@
                 <w:color w:val="1C3A36"/>
                 <w:sz w:val="14"/>
               </w:rPr>
-              <w:t>2025-03-01</w:t>
+              <w:t>2026-03-01</w:t>
             </w:r>
           </w:p>
         </w:tc>
@@ -7174,7 +7448,7 @@
                 <w:color w:val="1C3A36"/>
                 <w:sz w:val="14"/>
               </w:rPr>
-              <w:t>Audited consolidated financial statements for the year ended 31 December 2024 (confirmed against the comparative column of the FY2025 filing), note (23)</w:t>
+              <w:t>Audited consolidated financial statements for the year ended 31 December 2025, published in the company's 2025 Annual Report (eipico.com.eg -&gt; Investor Relations -&gt; Annual Reports), note (22) trade and notes payable</w:t>
             </w:r>
           </w:p>
         </w:tc>
@@ -7193,7 +7467,7 @@
                 <w:color w:val="1C3A36"/>
                 <w:sz w:val="14"/>
               </w:rPr>
-              <w:t>provbs fy25</w:t>
+              <w:t>ap fy24</w:t>
             </w:r>
           </w:p>
         </w:tc>
@@ -7211,7 +7485,7 @@
                 <w:color w:val="1C3A36"/>
                 <w:sz w:val="14"/>
               </w:rPr>
-              <w:t>537.943</w:t>
+              <w:t>410.392</w:t>
             </w:r>
           </w:p>
         </w:tc>
@@ -7229,7 +7503,7 @@
                 <w:color w:val="1C3A36"/>
                 <w:sz w:val="14"/>
               </w:rPr>
-              <w:t>2026-03-01</w:t>
+              <w:t>2025-03-01</w:t>
             </w:r>
           </w:p>
         </w:tc>
@@ -7247,7 +7521,7 @@
                 <w:color w:val="1C3A36"/>
                 <w:sz w:val="14"/>
               </w:rPr>
-              <w:t>Audited consolidated financial statements for the year ended 31 December 2025, published in the company's 2025 Annual Report (eipico.com.eg -&gt; Investor Relations -&gt; Annual Reports), note (20) provisions</w:t>
+              <w:t>Audited consolidated financial statements for the year ended 31 December 2024 (confirmed against the comparative column of the FY2025 filing), note (22)</w:t>
             </w:r>
           </w:p>
         </w:tc>
@@ -7266,7 +7540,7 @@
                 <w:color w:val="1C3A36"/>
                 <w:sz w:val="14"/>
               </w:rPr>
-              <w:t>taxpay fy25</w:t>
+              <w:t>othcr fy25</w:t>
             </w:r>
           </w:p>
         </w:tc>
@@ -7284,7 +7558,7 @@
                 <w:color w:val="1C3A36"/>
                 <w:sz w:val="14"/>
               </w:rPr>
-              <w:t>388.95</w:t>
+              <w:t>1,044.83</w:t>
             </w:r>
           </w:p>
         </w:tc>
@@ -7320,7 +7594,7 @@
                 <w:color w:val="1C3A36"/>
                 <w:sz w:val="14"/>
               </w:rPr>
-              <w:t>Audited consolidated financial statements for the year ended 31 December 2025, published in the company's 2025 Annual Report (eipico.com.eg -&gt; Investor Relations -&gt; Annual Reports), income tax payable</w:t>
+              <w:t>Audited consolidated financial statements for the year ended 31 December 2025, published in the company's 2025 Annual Report (eipico.com.eg -&gt; Investor Relations -&gt; Annual Reports), note (23) other creditors and credit balances</w:t>
             </w:r>
           </w:p>
         </w:tc>
@@ -7339,7 +7613,7 @@
                 <w:color w:val="1C3A36"/>
                 <w:sz w:val="14"/>
               </w:rPr>
-              <w:t>dtl fy25</w:t>
+              <w:t>othcr fy24</w:t>
             </w:r>
           </w:p>
         </w:tc>
@@ -7357,7 +7631,7 @@
                 <w:color w:val="1C3A36"/>
                 <w:sz w:val="14"/>
               </w:rPr>
-              <w:t>190.768</w:t>
+              <w:t>367.421</w:t>
             </w:r>
           </w:p>
         </w:tc>
@@ -7375,7 +7649,7 @@
                 <w:color w:val="1C3A36"/>
                 <w:sz w:val="14"/>
               </w:rPr>
-              <w:t>2026-03-01</w:t>
+              <w:t>2025-03-01</w:t>
             </w:r>
           </w:p>
         </w:tc>
@@ -7393,7 +7667,7 @@
                 <w:color w:val="1C3A36"/>
                 <w:sz w:val="14"/>
               </w:rPr>
-              <w:t>Audited consolidated financial statements for the year ended 31 December 2025, published in the company's 2025 Annual Report (eipico.com.eg -&gt; Investor Relations -&gt; Annual Reports), note (19) deferred tax liabilities</w:t>
+              <w:t>Audited consolidated financial statements for the year ended 31 December 2024 (confirmed against the comparative column of the FY2025 filing), note (23)</w:t>
             </w:r>
           </w:p>
         </w:tc>
@@ -7412,7 +7686,7 @@
                 <w:color w:val="1C3A36"/>
                 <w:sz w:val="14"/>
               </w:rPr>
-              <w:t>equity parent fy25</w:t>
+              <w:t>provbs fy25</w:t>
             </w:r>
           </w:p>
         </w:tc>
@@ -7430,7 +7704,7 @@
                 <w:color w:val="1C3A36"/>
                 <w:sz w:val="14"/>
               </w:rPr>
-              <w:t>6,243.13</w:t>
+              <w:t>537.943</w:t>
             </w:r>
           </w:p>
         </w:tc>
@@ -7466,7 +7740,7 @@
                 <w:color w:val="1C3A36"/>
                 <w:sz w:val="14"/>
               </w:rPr>
-              <w:t>Audited consolidated financial statements for the year ended 31 December 2025, published in the company's 2025 Annual Report (eipico.com.eg -&gt; Investor Relations -&gt; Annual Reports), total equity attributable to the holding company</w:t>
+              <w:t>Audited consolidated financial statements for the year ended 31 December 2025, published in the company's 2025 Annual Report (eipico.com.eg -&gt; Investor Relations -&gt; Annual Reports), note (20) provisions</w:t>
             </w:r>
           </w:p>
         </w:tc>
@@ -7485,7 +7759,7 @@
                 <w:color w:val="1C3A36"/>
                 <w:sz w:val="14"/>
               </w:rPr>
-              <w:t>equity parent fy24</w:t>
+              <w:t>taxpay fy25</w:t>
             </w:r>
           </w:p>
         </w:tc>
@@ -7503,7 +7777,7 @@
                 <w:color w:val="1C3A36"/>
                 <w:sz w:val="14"/>
               </w:rPr>
-              <w:t>4,653.77</w:t>
+              <w:t>388.95</w:t>
             </w:r>
           </w:p>
         </w:tc>
@@ -7521,7 +7795,7 @@
                 <w:color w:val="1C3A36"/>
                 <w:sz w:val="14"/>
               </w:rPr>
-              <w:t>2025-03-01</w:t>
+              <w:t>2026-03-01</w:t>
             </w:r>
           </w:p>
         </w:tc>
@@ -7539,7 +7813,7 @@
                 <w:color w:val="1C3A36"/>
                 <w:sz w:val="14"/>
               </w:rPr>
-              <w:t>Audited consolidated financial statements for the year ended 31 December 2024 (confirmed against the comparative column of the FY2025 filing)</w:t>
+              <w:t>Audited consolidated financial statements for the year ended 31 December 2025, published in the company's 2025 Annual Report (eipico.com.eg -&gt; Investor Relations -&gt; Annual Reports), income tax payable</w:t>
             </w:r>
           </w:p>
         </w:tc>
@@ -7558,7 +7832,7 @@
                 <w:color w:val="1C3A36"/>
                 <w:sz w:val="14"/>
               </w:rPr>
-              <w:t>equity parent fy23</w:t>
+              <w:t>dtl fy25</w:t>
             </w:r>
           </w:p>
         </w:tc>
@@ -7576,7 +7850,7 @@
                 <w:color w:val="1C3A36"/>
                 <w:sz w:val="14"/>
               </w:rPr>
-              <w:t>4,257.41</w:t>
+              <w:t>190.768</w:t>
             </w:r>
           </w:p>
         </w:tc>
@@ -7594,7 +7868,7 @@
                 <w:color w:val="1C3A36"/>
                 <w:sz w:val="14"/>
               </w:rPr>
-              <w:t>2024-03-01</w:t>
+              <w:t>2026-03-01</w:t>
             </w:r>
           </w:p>
         </w:tc>
@@ -7612,7 +7886,7 @@
                 <w:color w:val="1C3A36"/>
                 <w:sz w:val="14"/>
               </w:rPr>
-              <w:t>Audited consolidated financial statements for the year ended 31 December 2023 (confirmed against the comparative column of the FY2024 filing)</w:t>
+              <w:t>Audited consolidated financial statements for the year ended 31 December 2025, published in the company's 2025 Annual Report (eipico.com.eg -&gt; Investor Relations -&gt; Annual Reports), note (19) deferred tax liabilities</w:t>
             </w:r>
           </w:p>
         </w:tc>
@@ -7631,7 +7905,7 @@
                 <w:color w:val="1C3A36"/>
                 <w:sz w:val="14"/>
               </w:rPr>
-              <w:t>nci fy25</w:t>
+              <w:t>equity parent fy25</w:t>
             </w:r>
           </w:p>
         </w:tc>
@@ -7649,7 +7923,7 @@
                 <w:color w:val="1C3A36"/>
                 <w:sz w:val="14"/>
               </w:rPr>
-              <w:t>288.705</w:t>
+              <w:t>6,243.13</w:t>
             </w:r>
           </w:p>
         </w:tc>
@@ -7685,7 +7959,7 @@
                 <w:color w:val="1C3A36"/>
                 <w:sz w:val="14"/>
               </w:rPr>
-              <w:t>Audited consolidated financial statements for the year ended 31 December 2025, published in the company's 2025 Annual Report (eipico.com.eg -&gt; Investor Relations -&gt; Annual Reports), non-controlling interests</w:t>
+              <w:t>Audited consolidated financial statements for the year ended 31 December 2025, published in the company's 2025 Annual Report (eipico.com.eg -&gt; Investor Relations -&gt; Annual Reports), total equity attributable to the holding company</w:t>
             </w:r>
           </w:p>
         </w:tc>
@@ -7704,7 +7978,7 @@
                 <w:color w:val="1C3A36"/>
                 <w:sz w:val="14"/>
               </w:rPr>
-              <w:t>assets fy25</w:t>
+              <w:t>equity parent fy24</w:t>
             </w:r>
           </w:p>
         </w:tc>
@@ -7722,7 +7996,7 @@
                 <w:color w:val="1C3A36"/>
                 <w:sz w:val="14"/>
               </w:rPr>
-              <w:t>18,272.9</w:t>
+              <w:t>4,653.77</w:t>
             </w:r>
           </w:p>
         </w:tc>
@@ -7740,7 +8014,7 @@
                 <w:color w:val="1C3A36"/>
                 <w:sz w:val="14"/>
               </w:rPr>
-              <w:t>2026-03-01</w:t>
+              <w:t>2025-03-01</w:t>
             </w:r>
           </w:p>
         </w:tc>
@@ -7758,7 +8032,7 @@
                 <w:color w:val="1C3A36"/>
                 <w:sz w:val="14"/>
               </w:rPr>
-              <w:t>Audited consolidated financial statements for the year ended 31 December 2025, published in the company's 2025 Annual Report (eipico.com.eg -&gt; Investor Relations -&gt; Annual Reports), total assets</w:t>
+              <w:t>Audited consolidated financial statements for the year ended 31 December 2024 (confirmed against the comparative column of the FY2025 filing)</w:t>
             </w:r>
           </w:p>
         </w:tc>
@@ -7777,7 +8051,7 @@
                 <w:color w:val="1C3A36"/>
                 <w:sz w:val="14"/>
               </w:rPr>
-              <w:t>loans lt fy25</w:t>
+              <w:t>equity parent fy23</w:t>
             </w:r>
           </w:p>
         </w:tc>
@@ -7795,7 +8069,7 @@
                 <w:color w:val="1C3A36"/>
                 <w:sz w:val="14"/>
               </w:rPr>
-              <w:t>3,758.8</w:t>
+              <w:t>4,257.41</w:t>
             </w:r>
           </w:p>
         </w:tc>
@@ -7813,7 +8087,7 @@
                 <w:color w:val="1C3A36"/>
                 <w:sz w:val="14"/>
               </w:rPr>
-              <w:t>2026-03-01</w:t>
+              <w:t>2024-03-01</w:t>
             </w:r>
           </w:p>
         </w:tc>
@@ -7831,7 +8105,7 @@
                 <w:color w:val="1C3A36"/>
                 <w:sz w:val="14"/>
               </w:rPr>
-              <w:t>Audited consolidated financial statements for the year ended 31 December 2025, published in the company's 2025 Annual Report (eipico.com.eg -&gt; Investor Relations -&gt; Annual Reports), note (17) long-term instalments of borrowings</w:t>
+              <w:t>Audited consolidated financial statements for the year ended 31 December 2023 (confirmed against the comparative column of the FY2024 filing)</w:t>
             </w:r>
           </w:p>
         </w:tc>
@@ -7850,7 +8124,7 @@
                 <w:color w:val="1C3A36"/>
                 <w:sz w:val="14"/>
               </w:rPr>
-              <w:t>loans st fy25</w:t>
+              <w:t>nci fy25</w:t>
             </w:r>
           </w:p>
         </w:tc>
@@ -7868,7 +8142,7 @@
                 <w:color w:val="1C3A36"/>
                 <w:sz w:val="14"/>
               </w:rPr>
-              <w:t>1,107.86</w:t>
+              <w:t>288.705</w:t>
             </w:r>
           </w:p>
         </w:tc>
@@ -7904,7 +8178,7 @@
                 <w:color w:val="1C3A36"/>
                 <w:sz w:val="14"/>
               </w:rPr>
-              <w:t>Audited consolidated financial statements for the year ended 31 December 2025, published in the company's 2025 Annual Report (eipico.com.eg -&gt; Investor Relations -&gt; Annual Reports), note (17) current instalments of borrowings</w:t>
+              <w:t>Audited consolidated financial statements for the year ended 31 December 2025, published in the company's 2025 Annual Report (eipico.com.eg -&gt; Investor Relations -&gt; Annual Reports), non-controlling interests</w:t>
             </w:r>
           </w:p>
         </w:tc>
@@ -7923,7 +8197,7 @@
                 <w:color w:val="1C3A36"/>
                 <w:sz w:val="14"/>
               </w:rPr>
-              <w:t>facilities fy25</w:t>
+              <w:t>assets fy25</w:t>
             </w:r>
           </w:p>
         </w:tc>
@@ -7941,7 +8215,7 @@
                 <w:color w:val="1C3A36"/>
                 <w:sz w:val="14"/>
               </w:rPr>
-              <w:t>3,918.69</w:t>
+              <w:t>18,272.9</w:t>
             </w:r>
           </w:p>
         </w:tc>
@@ -7977,7 +8251,7 @@
                 <w:color w:val="1C3A36"/>
                 <w:sz w:val="14"/>
               </w:rPr>
-              <w:t>Audited consolidated financial statements for the year ended 31 December 2025, published in the company's 2025 Annual Report (eipico.com.eg -&gt; Investor Relations -&gt; Annual Reports), note (21) bank overdrafts and credit facilities</w:t>
+              <w:t>Audited consolidated financial statements for the year ended 31 December 2025, published in the company's 2025 Annual Report (eipico.com.eg -&gt; Investor Relations -&gt; Annual Reports), total assets</w:t>
             </w:r>
           </w:p>
         </w:tc>
@@ -7996,7 +8270,7 @@
                 <w:color w:val="1C3A36"/>
                 <w:sz w:val="14"/>
               </w:rPr>
-              <w:t>leases fy25</w:t>
+              <w:t>loans lt fy25</w:t>
             </w:r>
           </w:p>
         </w:tc>
@@ -8014,7 +8288,7 @@
                 <w:color w:val="1C3A36"/>
                 <w:sz w:val="14"/>
               </w:rPr>
-              <w:t>12.3651</w:t>
+              <w:t>3,758.8</w:t>
             </w:r>
           </w:p>
         </w:tc>
@@ -8050,7 +8324,7 @@
                 <w:color w:val="1C3A36"/>
                 <w:sz w:val="14"/>
               </w:rPr>
-              <w:t>Audited consolidated financial statements for the year ended 31 December 2025, published in the company's 2025 Annual Report (eipico.com.eg -&gt; Investor Relations -&gt; Annual Reports), note (18) lease liabilities: 11.982 non-current plus 0.383 current</w:t>
+              <w:t>Audited consolidated financial statements for the year ended 31 December 2025, published in the company's 2025 Annual Report (eipico.com.eg -&gt; Investor Relations -&gt; Annual Reports), note (17) long-term instalments of borrowings</w:t>
             </w:r>
           </w:p>
         </w:tc>
@@ -8069,7 +8343,7 @@
                 <w:color w:val="1C3A36"/>
                 <w:sz w:val="14"/>
               </w:rPr>
-              <w:t>loans fx fy25</w:t>
+              <w:t>loans st fy25</w:t>
             </w:r>
           </w:p>
         </w:tc>
@@ -8087,7 +8361,7 @@
                 <w:color w:val="1C3A36"/>
                 <w:sz w:val="14"/>
               </w:rPr>
-              <w:t>2,443.22</w:t>
+              <w:t>1,107.86</w:t>
             </w:r>
           </w:p>
         </w:tc>
@@ -8123,7 +8397,7 @@
                 <w:color w:val="1C3A36"/>
                 <w:sz w:val="14"/>
               </w:rPr>
-              <w:t>Audited consolidated financial statements for the year ended 31 December 2025, published in the company's 2025 Annual Report (eipico.com.eg -&gt; Investor Relations -&gt; Annual Reports), note (17) borrowings by lender and currency: Qatar National Bank Alahli US-dollar 2,188.896 and euro 11.325, National Bank of Kuwait euro 220.002 and US-dollar 23.001</w:t>
+              <w:t>Audited consolidated financial statements for the year ended 31 December 2025, published in the company's 2025 Annual Report (eipico.com.eg -&gt; Investor Relations -&gt; Annual Reports), note (17) current instalments of borrowings</w:t>
             </w:r>
           </w:p>
         </w:tc>
@@ -8142,7 +8416,7 @@
                 <w:color w:val="1C3A36"/>
                 <w:sz w:val="14"/>
               </w:rPr>
-              <w:t>loans lc fy25</w:t>
+              <w:t>facilities fy25</w:t>
             </w:r>
           </w:p>
         </w:tc>
@@ -8160,7 +8434,7 @@
                 <w:color w:val="1C3A36"/>
                 <w:sz w:val="14"/>
               </w:rPr>
-              <w:t>2,423.44</w:t>
+              <w:t>3,918.69</w:t>
             </w:r>
           </w:p>
         </w:tc>
@@ -8196,7 +8470,7 @@
                 <w:color w:val="1C3A36"/>
                 <w:sz w:val="14"/>
               </w:rPr>
-              <w:t>Audited consolidated financial statements for the year ended 31 December 2025, published in the company's 2025 Annual Report (eipico.com.eg -&gt; Investor Relations -&gt; Annual Reports), note (17): National Bank of Kuwait local currency 99.625, Banque du Caire local currency 1,401.588, Abu Dhabi Islamic Bank local currency 423.653, Kuwait Finance House 498.577</w:t>
+              <w:t>Audited consolidated financial statements for the year ended 31 December 2025, published in the company's 2025 Annual Report (eipico.com.eg -&gt; Investor Relations -&gt; Annual Reports), note (21) bank overdrafts and credit facilities</w:t>
             </w:r>
           </w:p>
         </w:tc>
@@ -8215,7 +8489,7 @@
                 <w:color w:val="1C3A36"/>
                 <w:sz w:val="14"/>
               </w:rPr>
-              <w:t>capint cum fy25</w:t>
+              <w:t>leases fy25</w:t>
             </w:r>
           </w:p>
         </w:tc>
@@ -8233,7 +8507,7 @@
                 <w:color w:val="1C3A36"/>
                 <w:sz w:val="14"/>
               </w:rPr>
-              <w:t>932.39</w:t>
+              <w:t>12.3651</w:t>
             </w:r>
           </w:p>
         </w:tc>
@@ -8269,7 +8543,7 @@
                 <w:color w:val="1C3A36"/>
                 <w:sz w:val="14"/>
               </w:rPr>
-              <w:t>Audited consolidated financial statements for the year ended 31 December 2025, published in the company's 2025 Annual Report (eipico.com.eg -&gt; Investor Relations -&gt; Annual Reports), note (6): interest capitalised into projects under construction, cumulative</w:t>
+              <w:t>Audited consolidated financial statements for the year ended 31 December 2025, published in the company's 2025 Annual Report (eipico.com.eg -&gt; Investor Relations -&gt; Annual Reports), note (18) lease liabilities: 11.982 non-current plus 0.383 current</w:t>
             </w:r>
           </w:p>
         </w:tc>
@@ -8288,7 +8562,7 @@
                 <w:color w:val="1C3A36"/>
                 <w:sz w:val="14"/>
               </w:rPr>
-              <w:t>capint cum fy24</w:t>
+              <w:t>loans fx fy25</w:t>
             </w:r>
           </w:p>
         </w:tc>
@@ -8306,7 +8580,7 @@
                 <w:color w:val="1C3A36"/>
                 <w:sz w:val="14"/>
               </w:rPr>
-              <w:t>381.336</w:t>
+              <w:t>2,443.22</w:t>
             </w:r>
           </w:p>
         </w:tc>
@@ -8324,7 +8598,7 @@
                 <w:color w:val="1C3A36"/>
                 <w:sz w:val="14"/>
               </w:rPr>
-              <w:t>2025-03-01</w:t>
+              <w:t>2026-03-01</w:t>
             </w:r>
           </w:p>
         </w:tc>
@@ -8342,7 +8616,7 @@
                 <w:color w:val="1C3A36"/>
                 <w:sz w:val="14"/>
               </w:rPr>
-              <w:t>Audited consolidated financial statements for the year ended 31 December 2024 (confirmed against the comparative column of the FY2025 filing), note (6): interest capitalised into projects under construction, cumulative</w:t>
+              <w:t>Audited consolidated financial statements for the year ended 31 December 2025, published in the company's 2025 Annual Report (eipico.com.eg -&gt; Investor Relations -&gt; Annual Reports), note (17) borrowings by lender and currency: Qatar National Bank Alahli US-dollar 2,188.896 and euro 11.325, National Bank of Kuwait euro 220.002 and US-dollar 23.001</w:t>
             </w:r>
           </w:p>
         </w:tc>
@@ -8361,7 +8635,7 @@
                 <w:color w:val="1C3A36"/>
                 <w:sz w:val="14"/>
               </w:rPr>
-              <w:t>capfx cum fy24</w:t>
+              <w:t>loans lc fy25</w:t>
             </w:r>
           </w:p>
         </w:tc>
@@ -8379,7 +8653,7 @@
                 <w:color w:val="1C3A36"/>
                 <w:sz w:val="14"/>
               </w:rPr>
-              <w:t>1,843.13</w:t>
+              <w:t>2,423.44</w:t>
             </w:r>
           </w:p>
         </w:tc>
@@ -8397,7 +8671,7 @@
                 <w:color w:val="1C3A36"/>
                 <w:sz w:val="14"/>
               </w:rPr>
-              <w:t>2025-03-01</w:t>
+              <w:t>2026-03-01</w:t>
             </w:r>
           </w:p>
         </w:tc>
@@ -8415,7 +8689,7 @@
                 <w:color w:val="1C3A36"/>
                 <w:sz w:val="14"/>
               </w:rPr>
-              <w:t>Audited consolidated financial statements for the year ended 31 December 2024 (confirmed against the comparative column of the FY2025 filing), note (6): foreign-exchange differences on foreign-currency liabilities related to the purchase and construction of the EIPICO 3 plant, capitalised</w:t>
+              <w:t>Audited consolidated financial statements for the year ended 31 December 2025, published in the company's 2025 Annual Report (eipico.com.eg -&gt; Investor Relations -&gt; Annual Reports), note (17): National Bank of Kuwait local currency 99.625, Banque du Caire local currency 1,401.588, Abu Dhabi Islamic Bank local currency 423.653, Kuwait Finance House 498.577</w:t>
             </w:r>
           </w:p>
         </w:tc>
@@ -8434,7 +8708,7 @@
                 <w:color w:val="1C3A36"/>
                 <w:sz w:val="14"/>
               </w:rPr>
-              <w:t>int fac fy25</w:t>
+              <w:t>capint cum fy25</w:t>
             </w:r>
           </w:p>
         </w:tc>
@@ -8452,7 +8726,7 @@
                 <w:color w:val="1C3A36"/>
                 <w:sz w:val="14"/>
               </w:rPr>
-              <w:t>1,275.31</w:t>
+              <w:t>932.39</w:t>
             </w:r>
           </w:p>
         </w:tc>
@@ -8488,7 +8762,7 @@
                 <w:color w:val="1C3A36"/>
                 <w:sz w:val="14"/>
               </w:rPr>
-              <w:t>Audited consolidated financial statements for the year ended 31 December 2025, published in the company's 2025 Annual Report (eipico.com.eg -&gt; Investor Relations -&gt; Annual Reports), note (30) interest on credit facilities</w:t>
+              <w:t>Audited consolidated financial statements for the year ended 31 December 2025, published in the company's 2025 Annual Report (eipico.com.eg -&gt; Investor Relations -&gt; Annual Reports), note (6): interest capitalised into projects under construction, cumulative</w:t>
             </w:r>
           </w:p>
         </w:tc>
@@ -8507,7 +8781,7 @@
                 <w:color w:val="1C3A36"/>
                 <w:sz w:val="14"/>
               </w:rPr>
-              <w:t>packs sold fy23</w:t>
+              <w:t>capint cum fy24</w:t>
             </w:r>
           </w:p>
         </w:tc>
@@ -8525,7 +8799,7 @@
                 <w:color w:val="1C3A36"/>
                 <w:sz w:val="14"/>
               </w:rPr>
-              <w:t>279.716</w:t>
+              <w:t>381.336</w:t>
             </w:r>
           </w:p>
         </w:tc>
@@ -8561,7 +8835,7 @@
                 <w:color w:val="1C3A36"/>
                 <w:sz w:val="14"/>
               </w:rPr>
-              <w:t>Board of Directors' report for FY2024, published inside the 2025 Annual Report — the company's own disclosed operating statistics — packs sold, million: 273.750 own preparations plus 5.966 contract manufacturing</w:t>
+              <w:t>Audited consolidated financial statements for the year ended 31 December 2024 (confirmed against the comparative column of the FY2025 filing), note (6): interest capitalised into projects under construction, cumulative</w:t>
             </w:r>
           </w:p>
         </w:tc>
@@ -8580,7 +8854,7 @@
                 <w:color w:val="1C3A36"/>
                 <w:sz w:val="14"/>
               </w:rPr>
-              <w:t>packs sold fy24</w:t>
+              <w:t>capfx cum fy24</w:t>
             </w:r>
           </w:p>
         </w:tc>
@@ -8598,7 +8872,7 @@
                 <w:color w:val="1C3A36"/>
                 <w:sz w:val="14"/>
               </w:rPr>
-              <w:t>307.846</w:t>
+              <w:t>1,843.13</w:t>
             </w:r>
           </w:p>
         </w:tc>
@@ -8616,7 +8890,7 @@
                 <w:color w:val="1C3A36"/>
                 <w:sz w:val="14"/>
               </w:rPr>
-              <w:t>2026-03-28</w:t>
+              <w:t>2025-03-01</w:t>
             </w:r>
           </w:p>
         </w:tc>
@@ -8634,7 +8908,7 @@
                 <w:color w:val="1C3A36"/>
                 <w:sz w:val="14"/>
               </w:rPr>
-              <w:t>Board of Directors' report for FY2025, published inside the 2025 Annual Report — the company's own disclosed operating statistics — packs sold, million: 298.972 own preparations plus 8.874 contract manufacturing</w:t>
+              <w:t>Audited consolidated financial statements for the year ended 31 December 2024 (confirmed against the comparative column of the FY2025 filing), note (6): foreign-exchange differences on foreign-currency liabilities related to the purchase and construction of the EIPICO 3 plant, capitalised</w:t>
             </w:r>
           </w:p>
         </w:tc>
@@ -8653,7 +8927,7 @@
                 <w:color w:val="1C3A36"/>
                 <w:sz w:val="14"/>
               </w:rPr>
-              <w:t>packs sold fy25</w:t>
+              <w:t>int fac fy25</w:t>
             </w:r>
           </w:p>
         </w:tc>
@@ -8671,7 +8945,7 @@
                 <w:color w:val="1C3A36"/>
                 <w:sz w:val="14"/>
               </w:rPr>
-              <w:t>357.295</w:t>
+              <w:t>1,275.31</w:t>
             </w:r>
           </w:p>
         </w:tc>
@@ -8689,7 +8963,7 @@
                 <w:color w:val="1C3A36"/>
                 <w:sz w:val="14"/>
               </w:rPr>
-              <w:t>2026-03-28</w:t>
+              <w:t>2026-03-01</w:t>
             </w:r>
           </w:p>
         </w:tc>
@@ -8707,7 +8981,7 @@
                 <w:color w:val="1C3A36"/>
                 <w:sz w:val="14"/>
               </w:rPr>
-              <w:t>Board of Directors' report for FY2025, published inside the 2025 Annual Report — the company's own disclosed operating statistics — packs sold, million: 351.810 own preparations plus 5.485 contract manufacturing</w:t>
+              <w:t>Audited consolidated financial statements for the year ended 31 December 2025, published in the company's 2025 Annual Report (eipico.com.eg -&gt; Investor Relations -&gt; Annual Reports), note (30) interest on credit facilities</w:t>
             </w:r>
           </w:p>
         </w:tc>
@@ -8726,7 +9000,7 @@
                 <w:color w:val="1C3A36"/>
                 <w:sz w:val="14"/>
               </w:rPr>
-              <w:t>packs own fy24</w:t>
+              <w:t>packs sold fy23</w:t>
             </w:r>
           </w:p>
         </w:tc>
@@ -8744,7 +9018,7 @@
                 <w:color w:val="1C3A36"/>
                 <w:sz w:val="14"/>
               </w:rPr>
-              <w:t>298.972</w:t>
+              <w:t>279.716</w:t>
             </w:r>
           </w:p>
         </w:tc>
@@ -8762,7 +9036,7 @@
                 <w:color w:val="1C3A36"/>
                 <w:sz w:val="14"/>
               </w:rPr>
-              <w:t>2026-03-28</w:t>
+              <w:t>2025-03-01</w:t>
             </w:r>
           </w:p>
         </w:tc>
@@ -8780,7 +9054,7 @@
                 <w:color w:val="1C3A36"/>
                 <w:sz w:val="14"/>
               </w:rPr>
-              <w:t>Board of Directors' report for FY2025, published inside the 2025 Annual Report — the company's own disclosed operating statistics — packs sold of the company's own preparations</w:t>
+              <w:t>Board of Directors' report for FY2024, published inside the 2025 Annual Report — the company's own disclosed operating statistics — packs sold, million: 273.750 own preparations plus 5.966 contract manufacturing</w:t>
             </w:r>
           </w:p>
         </w:tc>
@@ -8799,7 +9073,7 @@
                 <w:color w:val="1C3A36"/>
                 <w:sz w:val="14"/>
               </w:rPr>
-              <w:t>packs own fy25</w:t>
+              <w:t>packs sold fy24</w:t>
             </w:r>
           </w:p>
         </w:tc>
@@ -8817,7 +9091,7 @@
                 <w:color w:val="1C3A36"/>
                 <w:sz w:val="14"/>
               </w:rPr>
-              <w:t>351.81</w:t>
+              <w:t>307.846</w:t>
             </w:r>
           </w:p>
         </w:tc>
@@ -8853,7 +9127,7 @@
                 <w:color w:val="1C3A36"/>
                 <w:sz w:val="14"/>
               </w:rPr>
-              <w:t>Board of Directors' report for FY2025, published inside the 2025 Annual Report — the company's own disclosed operating statistics — packs sold of the company's own preparations</w:t>
+              <w:t>Board of Directors' report for FY2025, published inside the 2025 Annual Report — the company's own disclosed operating statistics — packs sold, million: 298.972 own preparations plus 8.874 contract manufacturing</w:t>
             </w:r>
           </w:p>
         </w:tc>
@@ -8872,7 +9146,7 @@
                 <w:color w:val="1C3A36"/>
                 <w:sz w:val="14"/>
               </w:rPr>
-              <w:t>packs toll fy25</w:t>
+              <w:t>packs sold fy25</w:t>
             </w:r>
           </w:p>
         </w:tc>
@@ -8890,7 +9164,7 @@
                 <w:color w:val="1C3A36"/>
                 <w:sz w:val="14"/>
               </w:rPr>
-              <w:t>5.485</w:t>
+              <w:t>357.295</w:t>
             </w:r>
           </w:p>
         </w:tc>
@@ -8926,7 +9200,7 @@
                 <w:color w:val="1C3A36"/>
                 <w:sz w:val="14"/>
               </w:rPr>
-              <w:t>Board of Directors' report for FY2025, published inside the 2025 Annual Report — the company's own disclosed operating statistics — packs sold under contract-manufacturing agreements</w:t>
+              <w:t>Board of Directors' report for FY2025, published inside the 2025 Annual Report — the company's own disclosed operating statistics — packs sold, million: 351.810 own preparations plus 5.485 contract manufacturing</w:t>
             </w:r>
           </w:p>
         </w:tc>
@@ -8945,7 +9219,7 @@
                 <w:color w:val="1C3A36"/>
                 <w:sz w:val="14"/>
               </w:rPr>
-              <w:t>export packs fy25</w:t>
+              <w:t>packs own fy24</w:t>
             </w:r>
           </w:p>
         </w:tc>
@@ -8963,7 +9237,7 @@
                 <w:color w:val="1C3A36"/>
                 <w:sz w:val="14"/>
               </w:rPr>
-              <w:t>60</w:t>
+              <w:t>298.972</w:t>
             </w:r>
           </w:p>
         </w:tc>
@@ -8981,7 +9255,7 @@
                 <w:color w:val="1C3A36"/>
                 <w:sz w:val="14"/>
               </w:rPr>
-              <w:t>2026-08-09</w:t>
+              <w:t>2026-03-28</w:t>
             </w:r>
           </w:p>
         </w:tc>
@@ -8999,7 +9273,7 @@
                 <w:color w:val="1C3A36"/>
                 <w:sz w:val="14"/>
               </w:rPr>
-              <w:t>Company investor presentation, published on the corporate website (eipico.com.eg -&gt; Company Profile / EIPICO Presentation): export reach of 60 million packs a year to more than 60 countries</w:t>
+              <w:t>Board of Directors' report for FY2025, published inside the 2025 Annual Report — the company's own disclosed operating statistics — packs sold of the company's own preparations</w:t>
             </w:r>
           </w:p>
         </w:tc>
@@ -9018,7 +9292,7 @@
                 <w:color w:val="1C3A36"/>
                 <w:sz w:val="14"/>
               </w:rPr>
-              <w:t>export usd fy25</w:t>
+              <w:t>packs own fy25</w:t>
             </w:r>
           </w:p>
         </w:tc>
@@ -9036,7 +9310,7 @@
                 <w:color w:val="1C3A36"/>
                 <w:sz w:val="14"/>
               </w:rPr>
-              <w:t>60</w:t>
+              <w:t>351.81</w:t>
             </w:r>
           </w:p>
         </w:tc>
@@ -9072,7 +9346,7 @@
                 <w:color w:val="1C3A36"/>
                 <w:sz w:val="14"/>
               </w:rPr>
-              <w:t>Board of Directors' report for FY2025, published inside the 2025 Annual Report — the company's own disclosed operating statistics: exports of EGP 2,967 million, stated in the same paragraph as USD 60 million (2024: EGP 2,500 million / USD 55 million)</w:t>
+              <w:t>Board of Directors' report for FY2025, published inside the 2025 Annual Report — the company's own disclosed operating statistics — packs sold of the company's own preparations</w:t>
             </w:r>
           </w:p>
         </w:tc>
@@ -9091,7 +9365,7 @@
                 <w:color w:val="1C3A36"/>
                 <w:sz w:val="14"/>
               </w:rPr>
-              <w:t>export usd fy24</w:t>
+              <w:t>packs toll fy25</w:t>
             </w:r>
           </w:p>
         </w:tc>
@@ -9109,7 +9383,7 @@
                 <w:color w:val="1C3A36"/>
                 <w:sz w:val="14"/>
               </w:rPr>
-              <w:t>54.7</w:t>
+              <w:t>5.485</w:t>
             </w:r>
           </w:p>
         </w:tc>
@@ -9127,7 +9401,7 @@
                 <w:color w:val="1C3A36"/>
                 <w:sz w:val="14"/>
               </w:rPr>
-              <w:t>2025-03-01</w:t>
+              <w:t>2026-03-28</w:t>
             </w:r>
           </w:p>
         </w:tc>
@@ -9145,7 +9419,7 @@
                 <w:color w:val="1C3A36"/>
                 <w:sz w:val="14"/>
               </w:rPr>
-              <w:t>Board of Directors' report for FY2024: exports of EGP 2,500 million stated as USD 54.7 million, against EGP 1,592 million / USD 51.6 million in FY2023</w:t>
+              <w:t>Board of Directors' report for FY2025, published inside the 2025 Annual Report — the company's own disclosed operating statistics — packs sold under contract-manufacturing agreements</w:t>
             </w:r>
           </w:p>
         </w:tc>
@@ -9164,7 +9438,7 @@
                 <w:color w:val="1C3A36"/>
                 <w:sz w:val="14"/>
               </w:rPr>
-              <w:t>ch direct fy25</w:t>
+              <w:t>export packs fy25</w:t>
             </w:r>
           </w:p>
         </w:tc>
@@ -9182,7 +9456,7 @@
                 <w:color w:val="1C3A36"/>
                 <w:sz w:val="14"/>
               </w:rPr>
-              <w:t>1,943.42</w:t>
+              <w:t>60</w:t>
             </w:r>
           </w:p>
         </w:tc>
@@ -9200,7 +9474,7 @@
                 <w:color w:val="1C3A36"/>
                 <w:sz w:val="14"/>
               </w:rPr>
-              <w:t>2026-03-01</w:t>
+              <w:t>2026-08-09</w:t>
             </w:r>
           </w:p>
         </w:tc>
@@ -9218,7 +9492,7 @@
                 <w:color w:val="1C3A36"/>
                 <w:sz w:val="14"/>
               </w:rPr>
-              <w:t>Audited consolidated financial statements for the year ended 31 December 2025, published in the company's 2025 Annual Report (eipico.com.eg -&gt; Investor Relations -&gt; Annual Reports), revenue note (25): local direct sales</w:t>
+              <w:t>Company investor presentation, published on the corporate website (eipico.com.eg -&gt; Company Profile / EIPICO Presentation): export reach of 60 million packs a year to more than 60 countries</w:t>
             </w:r>
           </w:p>
         </w:tc>
@@ -9237,7 +9511,7 @@
                 <w:color w:val="1C3A36"/>
                 <w:sz w:val="14"/>
               </w:rPr>
-              <w:t>ch distrib fy25</w:t>
+              <w:t>export usd fy25</w:t>
             </w:r>
           </w:p>
         </w:tc>
@@ -9255,7 +9529,7 @@
                 <w:color w:val="1C3A36"/>
                 <w:sz w:val="14"/>
               </w:rPr>
-              <w:t>3,591.14</w:t>
+              <w:t>60</w:t>
             </w:r>
           </w:p>
         </w:tc>
@@ -9273,7 +9547,7 @@
                 <w:color w:val="1C3A36"/>
                 <w:sz w:val="14"/>
               </w:rPr>
-              <w:t>2026-03-01</w:t>
+              <w:t>2026-03-28</w:t>
             </w:r>
           </w:p>
         </w:tc>
@@ -9291,7 +9565,7 @@
                 <w:color w:val="1C3A36"/>
                 <w:sz w:val="14"/>
               </w:rPr>
-              <w:t>Audited consolidated financial statements for the year ended 31 December 2025, published in the company's 2025 Annual Report (eipico.com.eg -&gt; Investor Relations -&gt; Annual Reports), revenue note (25): local distributor sales</w:t>
+              <w:t>Board of Directors' report for FY2025, published inside the 2025 Annual Report — the company's own disclosed operating statistics: exports of EGP 2,967 million, stated in the same paragraph as USD 60 million (2024: EGP 2,500 million / USD 55 million)</w:t>
             </w:r>
           </w:p>
         </w:tc>
@@ -9310,7 +9584,7 @@
                 <w:color w:val="1C3A36"/>
                 <w:sz w:val="14"/>
               </w:rPr>
-              <w:t>ch tender fy25</w:t>
+              <w:t>export usd fy24</w:t>
             </w:r>
           </w:p>
         </w:tc>
@@ -9328,7 +9602,7 @@
                 <w:color w:val="1C3A36"/>
                 <w:sz w:val="14"/>
               </w:rPr>
-              <w:t>751.062</w:t>
+              <w:t>54.7</w:t>
             </w:r>
           </w:p>
         </w:tc>
@@ -9346,7 +9620,7 @@
                 <w:color w:val="1C3A36"/>
                 <w:sz w:val="14"/>
               </w:rPr>
-              <w:t>2026-03-01</w:t>
+              <w:t>2025-03-01</w:t>
             </w:r>
           </w:p>
         </w:tc>
@@ -9364,7 +9638,7 @@
                 <w:color w:val="1C3A36"/>
                 <w:sz w:val="14"/>
               </w:rPr>
-              <w:t>Audited consolidated financial statements for the year ended 31 December 2025, published in the company's 2025 Annual Report (eipico.com.eg -&gt; Investor Relations -&gt; Annual Reports), revenue note (25): local tender/supply sales</w:t>
+              <w:t>Board of Directors' report for FY2024: exports of EGP 2,500 million stated as USD 54.7 million, against EGP 1,592 million / USD 51.6 million in FY2023</w:t>
             </w:r>
           </w:p>
         </w:tc>
@@ -9383,7 +9657,7 @@
                 <w:color w:val="1C3A36"/>
                 <w:sz w:val="14"/>
               </w:rPr>
-              <w:t>ch export fy25</w:t>
+              <w:t>ch direct fy25</w:t>
             </w:r>
           </w:p>
         </w:tc>
@@ -9401,7 +9675,7 @@
                 <w:color w:val="1C3A36"/>
                 <w:sz w:val="14"/>
               </w:rPr>
-              <w:t>2,967.48</w:t>
+              <w:t>1,943.42</w:t>
             </w:r>
           </w:p>
         </w:tc>
@@ -9437,7 +9711,7 @@
                 <w:color w:val="1C3A36"/>
                 <w:sz w:val="14"/>
               </w:rPr>
-              <w:t>Audited consolidated financial statements for the year ended 31 December 2025, published in the company's 2025 Annual Report (eipico.com.eg -&gt; Investor Relations -&gt; Annual Reports), revenue note (25): export sales 3,103.975 less export distributor incentives 136.496</w:t>
+              <w:t>Audited consolidated financial statements for the year ended 31 December 2025, published in the company's 2025 Annual Report (eipico.com.eg -&gt; Investor Relations -&gt; Annual Reports), revenue note (25): local direct sales</w:t>
             </w:r>
           </w:p>
         </w:tc>
@@ -9456,7 +9730,7 @@
                 <w:color w:val="1C3A36"/>
                 <w:sz w:val="14"/>
               </w:rPr>
-              <w:t>ch toll fy25</w:t>
+              <w:t>ch distrib fy25</w:t>
             </w:r>
           </w:p>
         </w:tc>
@@ -9474,7 +9748,7 @@
                 <w:color w:val="1C3A36"/>
                 <w:sz w:val="14"/>
               </w:rPr>
-              <w:t>49.3664</w:t>
+              <w:t>3,591.14</w:t>
             </w:r>
           </w:p>
         </w:tc>
@@ -9510,7 +9784,7 @@
                 <w:color w:val="1C3A36"/>
                 <w:sz w:val="14"/>
               </w:rPr>
-              <w:t>Audited consolidated financial statements for the year ended 31 December 2025, published in the company's 2025 Annual Report (eipico.com.eg -&gt; Investor Relations -&gt; Annual Reports), revenue note (25): contract-manufacturing revenue</w:t>
+              <w:t>Audited consolidated financial statements for the year ended 31 December 2025, published in the company's 2025 Annual Report (eipico.com.eg -&gt; Investor Relations -&gt; Annual Reports), revenue note (25): local distributor sales</w:t>
             </w:r>
           </w:p>
         </w:tc>
@@ -9529,7 +9803,7 @@
                 <w:color w:val="1C3A36"/>
                 <w:sz w:val="14"/>
               </w:rPr>
-              <w:t>ch direct fy24</w:t>
+              <w:t>ch tender fy25</w:t>
             </w:r>
           </w:p>
         </w:tc>
@@ -9547,7 +9821,7 @@
                 <w:color w:val="1C3A36"/>
                 <w:sz w:val="14"/>
               </w:rPr>
-              <w:t>1,530.49</w:t>
+              <w:t>751.062</w:t>
             </w:r>
           </w:p>
         </w:tc>
@@ -9565,7 +9839,7 @@
                 <w:color w:val="1C3A36"/>
                 <w:sz w:val="14"/>
               </w:rPr>
-              <w:t>2025-03-01</w:t>
+              <w:t>2026-03-01</w:t>
             </w:r>
           </w:p>
         </w:tc>
@@ -9583,7 +9857,7 @@
                 <w:color w:val="1C3A36"/>
                 <w:sz w:val="14"/>
               </w:rPr>
-              <w:t>Audited consolidated financial statements for the year ended 31 December 2024 (confirmed against the comparative column of the FY2025 filing), revenue note (25)</w:t>
+              <w:t>Audited consolidated financial statements for the year ended 31 December 2025, published in the company's 2025 Annual Report (eipico.com.eg -&gt; Investor Relations -&gt; Annual Reports), revenue note (25): local tender/supply sales</w:t>
             </w:r>
           </w:p>
         </w:tc>
@@ -9602,7 +9876,7 @@
                 <w:color w:val="1C3A36"/>
                 <w:sz w:val="14"/>
               </w:rPr>
-              <w:t>ch distrib fy24</w:t>
+              <w:t>ch export fy25</w:t>
             </w:r>
           </w:p>
         </w:tc>
@@ -9620,7 +9894,7 @@
                 <w:color w:val="1C3A36"/>
                 <w:sz w:val="14"/>
               </w:rPr>
-              <w:t>2,663.54</w:t>
+              <w:t>2,967.48</w:t>
             </w:r>
           </w:p>
         </w:tc>
@@ -9638,7 +9912,7 @@
                 <w:color w:val="1C3A36"/>
                 <w:sz w:val="14"/>
               </w:rPr>
-              <w:t>2025-03-01</w:t>
+              <w:t>2026-03-01</w:t>
             </w:r>
           </w:p>
         </w:tc>
@@ -9656,7 +9930,7 @@
                 <w:color w:val="1C3A36"/>
                 <w:sz w:val="14"/>
               </w:rPr>
-              <w:t>Audited consolidated financial statements for the year ended 31 December 2024 (confirmed against the comparative column of the FY2025 filing), revenue note (25): distributor sales less local distributor incentives</w:t>
+              <w:t>Audited consolidated financial statements for the year ended 31 December 2025, published in the company's 2025 Annual Report (eipico.com.eg -&gt; Investor Relations -&gt; Annual Reports), revenue note (25): export sales 3,103.975 less export distributor incentives 136.496</w:t>
             </w:r>
           </w:p>
         </w:tc>
@@ -9675,7 +9949,7 @@
                 <w:color w:val="1C3A36"/>
                 <w:sz w:val="14"/>
               </w:rPr>
-              <w:t>ch tender fy24</w:t>
+              <w:t>ch toll fy25</w:t>
             </w:r>
           </w:p>
         </w:tc>
@@ -9693,7 +9967,7 @@
                 <w:color w:val="1C3A36"/>
                 <w:sz w:val="14"/>
               </w:rPr>
-              <w:t>634.049</w:t>
+              <w:t>49.3664</w:t>
             </w:r>
           </w:p>
         </w:tc>
@@ -9711,7 +9985,7 @@
                 <w:color w:val="1C3A36"/>
                 <w:sz w:val="14"/>
               </w:rPr>
-              <w:t>2025-03-01</w:t>
+              <w:t>2026-03-01</w:t>
             </w:r>
           </w:p>
         </w:tc>
@@ -9729,7 +10003,7 @@
                 <w:color w:val="1C3A36"/>
                 <w:sz w:val="14"/>
               </w:rPr>
-              <w:t>Audited consolidated financial statements for the year ended 31 December 2024 (confirmed against the comparative column of the FY2025 filing), revenue note (25)</w:t>
+              <w:t>Audited consolidated financial statements for the year ended 31 December 2025, published in the company's 2025 Annual Report (eipico.com.eg -&gt; Investor Relations -&gt; Annual Reports), revenue note (25): contract-manufacturing revenue</w:t>
             </w:r>
           </w:p>
         </w:tc>
@@ -9748,7 +10022,7 @@
                 <w:color w:val="1C3A36"/>
                 <w:sz w:val="14"/>
               </w:rPr>
-              <w:t>ch export fy24</w:t>
+              <w:t>ch direct fy24</w:t>
             </w:r>
           </w:p>
         </w:tc>
@@ -9766,7 +10040,7 @@
                 <w:color w:val="1C3A36"/>
                 <w:sz w:val="14"/>
               </w:rPr>
-              <w:t>2,500.16</w:t>
+              <w:t>1,530.49</w:t>
             </w:r>
           </w:p>
         </w:tc>
@@ -9802,7 +10076,7 @@
                 <w:color w:val="1C3A36"/>
                 <w:sz w:val="14"/>
               </w:rPr>
-              <w:t>Audited consolidated financial statements for the year ended 31 December 2024 (confirmed against the comparative column of the FY2025 filing), revenue note (25): export sales less export distributor incentives</w:t>
+              <w:t>Audited consolidated financial statements for the year ended 31 December 2024 (confirmed against the comparative column of the FY2025 filing), revenue note (25)</w:t>
             </w:r>
           </w:p>
         </w:tc>
@@ -9821,7 +10095,7 @@
                 <w:color w:val="1C3A36"/>
                 <w:sz w:val="14"/>
               </w:rPr>
-              <w:t>ch toll fy24</w:t>
+              <w:t>ch distrib fy24</w:t>
             </w:r>
           </w:p>
         </w:tc>
@@ -9839,7 +10113,7 @@
                 <w:color w:val="1C3A36"/>
                 <w:sz w:val="14"/>
               </w:rPr>
-              <w:t>35.8358</w:t>
+              <w:t>2,663.54</w:t>
             </w:r>
           </w:p>
         </w:tc>
@@ -9875,7 +10149,7 @@
                 <w:color w:val="1C3A36"/>
                 <w:sz w:val="14"/>
               </w:rPr>
-              <w:t>Audited consolidated financial statements for the year ended 31 December 2024 (confirmed against the comparative column of the FY2025 filing), revenue note (25)</w:t>
+              <w:t>Audited consolidated financial statements for the year ended 31 December 2024 (confirmed against the comparative column of the FY2025 filing), revenue note (25): distributor sales less local distributor incentives</w:t>
             </w:r>
           </w:p>
         </w:tc>
@@ -9894,7 +10168,7 @@
                 <w:color w:val="1C3A36"/>
                 <w:sz w:val="14"/>
               </w:rPr>
-              <w:t>units prod fy24</w:t>
+              <w:t>ch tender fy24</w:t>
             </w:r>
           </w:p>
         </w:tc>
@@ -9912,7 +10186,7 @@
                 <w:color w:val="1C3A36"/>
                 <w:sz w:val="14"/>
               </w:rPr>
-              <w:t>2,143.68</w:t>
+              <w:t>634.049</w:t>
             </w:r>
           </w:p>
         </w:tc>
@@ -9930,7 +10204,7 @@
                 <w:color w:val="1C3A36"/>
                 <w:sz w:val="14"/>
               </w:rPr>
-              <w:t>2026-03-28</w:t>
+              <w:t>2025-03-01</w:t>
             </w:r>
           </w:p>
         </w:tc>
@@ -9948,7 +10222,7 @@
                 <w:color w:val="1C3A36"/>
                 <w:sz w:val="14"/>
               </w:rPr>
-              <w:t>Board of Directors' report for FY2025, published inside the 2025 Annual Report — the company's own disclosed operating statistics — comparative production by pharmaceutical dosage form, million units. NOTE the FY2024 Annual Report's own tablet line read 1,513.38 million against the 1,351.75 million restated in the FY2025 report; the later filing is used and the restatement disclosed</w:t>
+              <w:t>Audited consolidated financial statements for the year ended 31 December 2024 (confirmed against the comparative column of the FY2025 filing), revenue note (25)</w:t>
             </w:r>
           </w:p>
         </w:tc>
@@ -9967,7 +10241,7 @@
                 <w:color w:val="1C3A36"/>
                 <w:sz w:val="14"/>
               </w:rPr>
-              <w:t>units prod fy25</w:t>
+              <w:t>ch export fy24</w:t>
             </w:r>
           </w:p>
         </w:tc>
@@ -9985,7 +10259,7 @@
                 <w:color w:val="1C3A36"/>
                 <w:sz w:val="14"/>
               </w:rPr>
-              <w:t>2,207.95</w:t>
+              <w:t>2,500.16</w:t>
             </w:r>
           </w:p>
         </w:tc>
@@ -10003,7 +10277,7 @@
                 <w:color w:val="1C3A36"/>
                 <w:sz w:val="14"/>
               </w:rPr>
-              <w:t>2026-03-28</w:t>
+              <w:t>2025-03-01</w:t>
             </w:r>
           </w:p>
         </w:tc>
@@ -10021,7 +10295,7 @@
                 <w:color w:val="1C3A36"/>
                 <w:sz w:val="14"/>
               </w:rPr>
-              <w:t>Board of Directors' report for FY2025, published inside the 2025 Annual Report — the company's own disclosed operating statistics — production by pharmaceutical dosage form, million units, summed across all twenty-one disclosed forms</w:t>
+              <w:t>Audited consolidated financial statements for the year ended 31 December 2024 (confirmed against the comparative column of the FY2025 filing), revenue note (25): export sales less export distributor incentives</w:t>
             </w:r>
           </w:p>
         </w:tc>
@@ -10040,7 +10314,7 @@
                 <w:color w:val="1C3A36"/>
                 <w:sz w:val="14"/>
               </w:rPr>
-              <w:t>units cap</w:t>
+              <w:t>ch toll fy24</w:t>
             </w:r>
           </w:p>
         </w:tc>
@@ -10058,7 +10332,7 @@
                 <w:color w:val="1C3A36"/>
                 <w:sz w:val="14"/>
               </w:rPr>
-              <w:t>3,383.06</w:t>
+              <w:t>35.8358</w:t>
             </w:r>
           </w:p>
         </w:tc>
@@ -10076,7 +10350,7 @@
                 <w:color w:val="1C3A36"/>
                 <w:sz w:val="14"/>
               </w:rPr>
-              <w:t>2026-03-28</w:t>
+              <w:t>2025-03-01</w:t>
             </w:r>
           </w:p>
         </w:tc>
@@ -10094,7 +10368,7 @@
                 <w:color w:val="1C3A36"/>
                 <w:sz w:val="14"/>
               </w:rPr>
-              <w:t>Board of Directors' report for FY2025, published inside the 2025 Annual Report — the company's own disclosed operating statistics — available capacity in the period, million units, summed across all disclosed dosage forms (unchanged 2024 and 2025)</w:t>
+              <w:t>Audited consolidated financial statements for the year ended 31 December 2024 (confirmed against the comparative column of the FY2025 filing), revenue note (25)</w:t>
             </w:r>
           </w:p>
         </w:tc>
@@ -10113,7 +10387,7 @@
                 <w:color w:val="1C3A36"/>
                 <w:sz w:val="14"/>
               </w:rPr>
-              <w:t>employees fy25</w:t>
+              <w:t>units prod fy24</w:t>
             </w:r>
           </w:p>
         </w:tc>
@@ -10131,7 +10405,7 @@
                 <w:color w:val="1C3A36"/>
                 <w:sz w:val="14"/>
               </w:rPr>
-              <w:t>4,981</w:t>
+              <w:t>2,143.68</w:t>
             </w:r>
           </w:p>
         </w:tc>
@@ -10167,7 +10441,7 @@
                 <w:color w:val="1C3A36"/>
                 <w:sz w:val="14"/>
               </w:rPr>
-              <w:t>Board of Directors' report for FY2025, published inside the 2025 Annual Report — the company's own disclosed operating statistics — average headcount</w:t>
+              <w:t>Board of Directors' report for FY2025, published inside the 2025 Annual Report — the company's own disclosed operating statistics — comparative production by pharmaceutical dosage form, million units. NOTE the FY2024 Annual Report's own tablet line read 1,513.38 million against the 1,351.75 million restated in the FY2025 report; the later filing is used and the restatement disclosed</w:t>
             </w:r>
           </w:p>
         </w:tc>
@@ -10186,7 +10460,7 @@
                 <w:color w:val="1C3A36"/>
                 <w:sz w:val="14"/>
               </w:rPr>
-              <w:t>prod value fy25</w:t>
+              <w:t>units prod fy25</w:t>
             </w:r>
           </w:p>
         </w:tc>
@@ -10204,7 +10478,7 @@
                 <w:color w:val="1C3A36"/>
                 <w:sz w:val="14"/>
               </w:rPr>
-              <w:t>10,811.9</w:t>
+              <w:t>2,207.95</w:t>
             </w:r>
           </w:p>
         </w:tc>
@@ -10240,7 +10514,7 @@
                 <w:color w:val="1C3A36"/>
                 <w:sz w:val="14"/>
               </w:rPr>
-              <w:t>Board of Directors' report for FY2025, published inside the 2025 Annual Report — the company's own disclosed operating statistics — value of production</w:t>
+              <w:t>Board of Directors' report for FY2025, published inside the 2025 Annual Report — the company's own disclosed operating statistics — production by pharmaceutical dosage form, million units, summed across all twenty-one disclosed forms</w:t>
             </w:r>
           </w:p>
         </w:tc>
@@ -10259,7 +10533,7 @@
                 <w:color w:val="1C3A36"/>
                 <w:sz w:val="14"/>
               </w:rPr>
-              <w:t>products fy25</w:t>
+              <w:t>units cap</w:t>
             </w:r>
           </w:p>
         </w:tc>
@@ -10277,7 +10551,7 @@
                 <w:color w:val="1C3A36"/>
                 <w:sz w:val="14"/>
               </w:rPr>
-              <w:t>414</w:t>
+              <w:t>3,383.06</w:t>
             </w:r>
           </w:p>
         </w:tc>
@@ -10313,7 +10587,7 @@
                 <w:color w:val="1C3A36"/>
                 <w:sz w:val="14"/>
               </w:rPr>
-              <w:t>Board of Directors' report for FY2025, published inside the 2025 Annual Report — the company's own disclosed operating statistics — number of registered preparations produced (2024: 401)</w:t>
+              <w:t>Board of Directors' report for FY2025, published inside the 2025 Annual Report — the company's own disclosed operating statistics — available capacity in the period, million units, summed across all disclosed dosage forms (unchanged 2024 and 2025)</w:t>
             </w:r>
           </w:p>
         </w:tc>
@@ -10332,7 +10606,7 @@
                 <w:color w:val="1C3A36"/>
                 <w:sz w:val="14"/>
               </w:rPr>
-              <w:t>fx avg fy25</w:t>
+              <w:t>employees fy25</w:t>
             </w:r>
           </w:p>
         </w:tc>
@@ -10350,7 +10624,7 @@
                 <w:color w:val="1C3A36"/>
                 <w:sz w:val="14"/>
               </w:rPr>
-              <w:t>49.48</w:t>
+              <w:t>4,981</w:t>
             </w:r>
           </w:p>
         </w:tc>
@@ -10368,7 +10642,7 @@
                 <w:color w:val="1C3A36"/>
                 <w:sz w:val="14"/>
               </w:rPr>
-              <w:t>2026-03-01</w:t>
+              <w:t>2026-03-28</w:t>
             </w:r>
           </w:p>
         </w:tc>
@@ -10386,7 +10660,7 @@
                 <w:color w:val="1C3A36"/>
                 <w:sz w:val="14"/>
               </w:rPr>
-              <w:t>Audited consolidated financial statements for the year ended 31 December 2025, published in the company's 2025 Annual Report (eipico.com.eg -&gt; Investor Relations -&gt; Annual Reports), note (36) foreign-currency risk: average exchange rate used during the period, EGP per US dollar</w:t>
+              <w:t>Board of Directors' report for FY2025, published inside the 2025 Annual Report — the company's own disclosed operating statistics — average headcount</w:t>
             </w:r>
           </w:p>
         </w:tc>
@@ -10405,7 +10679,7 @@
                 <w:color w:val="1C3A36"/>
                 <w:sz w:val="14"/>
               </w:rPr>
-              <w:t>fx close fy25</w:t>
+              <w:t>prod value fy25</w:t>
             </w:r>
           </w:p>
         </w:tc>
@@ -10423,7 +10697,7 @@
                 <w:color w:val="1C3A36"/>
                 <w:sz w:val="14"/>
               </w:rPr>
-              <w:t>49.52</w:t>
+              <w:t>10,811.9</w:t>
             </w:r>
           </w:p>
         </w:tc>
@@ -10441,7 +10715,7 @@
                 <w:color w:val="1C3A36"/>
                 <w:sz w:val="14"/>
               </w:rPr>
-              <w:t>2026-03-01</w:t>
+              <w:t>2026-03-28</w:t>
             </w:r>
           </w:p>
         </w:tc>
@@ -10459,7 +10733,7 @@
                 <w:color w:val="1C3A36"/>
                 <w:sz w:val="14"/>
               </w:rPr>
-              <w:t>Audited consolidated financial statements for the year ended 31 December 2025, published in the company's 2025 Annual Report (eipico.com.eg -&gt; Investor Relations -&gt; Annual Reports), note (36): closing rate at the balance-sheet date</w:t>
+              <w:t>Board of Directors' report for FY2025, published inside the 2025 Annual Report — the company's own disclosed operating statistics — value of production</w:t>
             </w:r>
           </w:p>
         </w:tc>
@@ -10478,7 +10752,7 @@
                 <w:color w:val="1C3A36"/>
                 <w:sz w:val="14"/>
               </w:rPr>
-              <w:t>fx avg fy24</w:t>
+              <w:t>products fy25</w:t>
             </w:r>
           </w:p>
         </w:tc>
@@ -10496,7 +10770,7 @@
                 <w:color w:val="1C3A36"/>
                 <w:sz w:val="14"/>
               </w:rPr>
-              <w:t>47.74</w:t>
+              <w:t>414</w:t>
             </w:r>
           </w:p>
         </w:tc>
@@ -10514,7 +10788,7 @@
                 <w:color w:val="1C3A36"/>
                 <w:sz w:val="14"/>
               </w:rPr>
-              <w:t>2025-03-01</w:t>
+              <w:t>2026-03-28</w:t>
             </w:r>
           </w:p>
         </w:tc>
@@ -10532,7 +10806,7 @@
                 <w:color w:val="1C3A36"/>
                 <w:sz w:val="14"/>
               </w:rPr>
-              <w:t>Audited consolidated financial statements for the year ended 31 December 2024 (confirmed against the comparative column of the FY2025 filing), note (36): average rate during FY2024</w:t>
+              <w:t>Board of Directors' report for FY2025, published inside the 2025 Annual Report — the company's own disclosed operating statistics — number of registered preparations produced (2024: 401)</w:t>
             </w:r>
           </w:p>
         </w:tc>
@@ -10551,7 +10825,7 @@
                 <w:color w:val="1C3A36"/>
                 <w:sz w:val="14"/>
               </w:rPr>
-              <w:t>fx close fy24</w:t>
+              <w:t>fx avg fy25</w:t>
             </w:r>
           </w:p>
         </w:tc>
@@ -10569,7 +10843,7 @@
                 <w:color w:val="1C3A36"/>
                 <w:sz w:val="14"/>
               </w:rPr>
-              <w:t>50.89</w:t>
+              <w:t>49.48</w:t>
             </w:r>
           </w:p>
         </w:tc>
@@ -10587,7 +10861,7 @@
                 <w:color w:val="1C3A36"/>
                 <w:sz w:val="14"/>
               </w:rPr>
-              <w:t>2025-03-01</w:t>
+              <w:t>2026-03-01</w:t>
             </w:r>
           </w:p>
         </w:tc>
@@ -10605,7 +10879,7 @@
                 <w:color w:val="1C3A36"/>
                 <w:sz w:val="14"/>
               </w:rPr>
-              <w:t>Audited consolidated financial statements for the year ended 31 December 2024 (confirmed against the comparative column of the FY2025 filing), note (36): closing rate at 31 December 2024</w:t>
+              <w:t>Audited consolidated financial statements for the year ended 31 December 2025, published in the company's 2025 Annual Report (eipico.com.eg -&gt; Investor Relations -&gt; Annual Reports), note (36) foreign-currency risk: average exchange rate used during the period, EGP per US dollar</w:t>
             </w:r>
           </w:p>
         </w:tc>
@@ -10624,7 +10898,7 @@
                 <w:color w:val="1C3A36"/>
                 <w:sz w:val="14"/>
               </w:rPr>
-              <w:t>fx net monetary usd fy25</w:t>
+              <w:t>fx close fy25</w:t>
             </w:r>
           </w:p>
         </w:tc>
@@ -10642,7 +10916,7 @@
                 <w:color w:val="1C3A36"/>
                 <w:sz w:val="14"/>
               </w:rPr>
-              <w:t>-0.540092</w:t>
+              <w:t>49.52</w:t>
             </w:r>
           </w:p>
         </w:tc>
@@ -10678,7 +10952,7 @@
                 <w:color w:val="1C3A36"/>
                 <w:sz w:val="14"/>
               </w:rPr>
-              <w:t>Audited consolidated financial statements for the year ended 31 December 2025, published in the company's 2025 Annual Report (eipico.com.eg -&gt; Investor Relations -&gt; Annual Reports), note (36): net monetary position in US dollars at the balance-sheet date — bank balances 10.510 plus receivables 40.068 less creditor banks 51.118, in millions of US dollars</w:t>
+              <w:t>Audited consolidated financial statements for the year ended 31 December 2025, published in the company's 2025 Annual Report (eipico.com.eg -&gt; Investor Relations -&gt; Annual Reports), note (36): closing rate at the balance-sheet date</w:t>
             </w:r>
           </w:p>
         </w:tc>
@@ -10697,7 +10971,7 @@
                 <w:color w:val="1C3A36"/>
                 <w:sz w:val="14"/>
               </w:rPr>
-              <w:t>cost shares</w:t>
+              <w:t>fx avg fy24</w:t>
             </w:r>
           </w:p>
         </w:tc>
@@ -10715,7 +10989,7 @@
                 <w:color w:val="1C3A36"/>
                 <w:sz w:val="14"/>
               </w:rPr>
-              <w:t>materials 0.5488, packaging 0.2456, labour 0.0977, energy 0.0342, services_other 0.0571, depreciation 0.0166</w:t>
+              <w:t>47.74</w:t>
             </w:r>
           </w:p>
         </w:tc>
@@ -10733,7 +11007,7 @@
                 <w:color w:val="1C3A36"/>
                 <w:sz w:val="14"/>
               </w:rPr>
-              <w:t>2026-03-01</w:t>
+              <w:t>2025-03-01</w:t>
             </w:r>
           </w:p>
         </w:tc>
@@ -10751,7 +11025,7 @@
                 <w:color w:val="1C3A36"/>
                 <w:sz w:val="14"/>
               </w:rPr>
-              <w:t>Audited consolidated financial statements for the year ended 31 December 2025, published in the company's 2025 Annual Report (eipico.com.eg -&gt; Investor Relations -&gt; Annual Reports), cost of sales note (26). Production cost of EGP 5,625.990 million splits as: raw materials 3,087.382 (54.88%); packaging materials 1,381.559 (24.56%); labour 447.415 wages + 55.497 benefits in kind + 46.342 social insurance = 549.254 (9.77%); fuel, oils, electricity, water and lighting 192.345 (3.42%); all other consumables and services 321.446 (5.71%); depreciation 93.498 (1.66%)</w:t>
+              <w:t>Audited consolidated financial statements for the year ended 31 December 2024 (confirmed against the comparative column of the FY2025 filing), note (36): average rate during FY2024</w:t>
             </w:r>
           </w:p>
         </w:tc>
@@ -10770,7 +11044,7 @@
                 <w:color w:val="1C3A36"/>
                 <w:sz w:val="14"/>
               </w:rPr>
-              <w:t>payout</w:t>
+              <w:t>fx close fy24</w:t>
             </w:r>
           </w:p>
         </w:tc>
@@ -10788,7 +11062,7 @@
                 <w:color w:val="1C3A36"/>
                 <w:sz w:val="14"/>
               </w:rPr>
-              <w:t>0.4</w:t>
+              <w:t>50.89</w:t>
             </w:r>
           </w:p>
         </w:tc>
@@ -10806,7 +11080,7 @@
                 <w:color w:val="1C3A36"/>
                 <w:sz w:val="14"/>
               </w:rPr>
-              <w:t>2026-03-28</w:t>
+              <w:t>2025-03-01</w:t>
             </w:r>
           </w:p>
         </w:tc>
@@ -10824,7 +11098,7 @@
                 <w:color w:val="1C3A36"/>
                 <w:sz w:val="14"/>
               </w:rPr>
-              <w:t>Dividend payout ratio on profit attributable to the holding company. The board proposed EGP 3.50 a share for FY2025 (EGP 590.645 million on 168,755,750 shares) against attributable profit of EGP 1,441.658 million, a 41.0% payout; the FY2024 proposal was EGP 3.00 a share (EGP 446.267 million on 148,755,750 shares) against EGP 1,095.717 million, 40.7%</w:t>
+              <w:t>Audited consolidated financial statements for the year ended 31 December 2024 (confirmed against the comparative column of the FY2025 filing), note (36): closing rate at 31 December 2024</w:t>
             </w:r>
           </w:p>
         </w:tc>
@@ -10843,7 +11117,7 @@
                 <w:color w:val="1C3A36"/>
                 <w:sz w:val="14"/>
               </w:rPr>
-              <w:t>dps fy25</w:t>
+              <w:t>fx net monetary usd fy25</w:t>
             </w:r>
           </w:p>
         </w:tc>
@@ -10861,7 +11135,7 @@
                 <w:color w:val="1C3A36"/>
                 <w:sz w:val="14"/>
               </w:rPr>
-              <w:t>3.5</w:t>
+              <w:t>-0.540092</w:t>
             </w:r>
           </w:p>
         </w:tc>
@@ -10879,7 +11153,7 @@
                 <w:color w:val="1C3A36"/>
                 <w:sz w:val="14"/>
               </w:rPr>
-              <w:t>2026-03-28</w:t>
+              <w:t>2026-03-01</w:t>
             </w:r>
           </w:p>
         </w:tc>
@@ -10897,7 +11171,7 @@
                 <w:color w:val="1C3A36"/>
                 <w:sz w:val="14"/>
               </w:rPr>
-              <w:t>Dividend per share proposed by the board for FY2025: EGP 590,645,125 divided by 168,755,750 shares, exactly EGP 3.50. The FY2024 proposal was EGP 446,267,250 on 148,755,750 shares, exactly EGP 3.00</w:t>
+              <w:t>Audited consolidated financial statements for the year ended 31 December 2025, published in the company's 2025 Annual Report (eipico.com.eg -&gt; Investor Relations -&gt; Annual Reports), note (36): net monetary position in US dollars at the balance-sheet date — bank balances 10.510 plus receivables 40.068 less creditor banks 51.118, in millions of US dollars</w:t>
             </w:r>
           </w:p>
         </w:tc>
@@ -10916,7 +11190,7 @@
                 <w:color w:val="1C3A36"/>
                 <w:sz w:val="14"/>
               </w:rPr>
-              <w:t>ppe fy23</w:t>
+              <w:t>cost shares</w:t>
             </w:r>
           </w:p>
         </w:tc>
@@ -10934,7 +11208,7 @@
                 <w:color w:val="1C3A36"/>
                 <w:sz w:val="14"/>
               </w:rPr>
-              <w:t>963.645</w:t>
+              <w:t>materials 0.5488, packaging 0.2456, labour 0.0977, energy 0.0342, services_other 0.0571, depreciation 0.0166</w:t>
             </w:r>
           </w:p>
         </w:tc>
@@ -10952,7 +11226,7 @@
                 <w:color w:val="1C3A36"/>
                 <w:sz w:val="14"/>
               </w:rPr>
-              <w:t>2024-03-01</w:t>
+              <w:t>2026-03-01</w:t>
             </w:r>
           </w:p>
         </w:tc>
@@ -10970,7 +11244,7 @@
                 <w:color w:val="1C3A36"/>
                 <w:sz w:val="14"/>
               </w:rPr>
-              <w:t>Audited consolidated financial statements for the year ended 31 December 2023 (confirmed against the comparative column of the FY2024 filing), note (4)</w:t>
+              <w:t>Audited consolidated financial statements for the year ended 31 December 2025, published in the company's 2025 Annual Report (eipico.com.eg -&gt; Investor Relations -&gt; Annual Reports), cost of sales note (26). Production cost of EGP 5,625.990 million splits as: raw materials 3,087.382 (54.88%); packaging materials 1,381.559 (24.56%); labour 447.415 wages + 55.497 benefits in kind + 46.342 social insurance = 549.254 (9.77%); fuel, oils, electricity, water and lighting 192.345 (3.42%); all other consumables and services 321.446 (5.71%); depreciation 93.498 (1.66%)</w:t>
             </w:r>
           </w:p>
         </w:tc>
@@ -10989,7 +11263,7 @@
                 <w:color w:val="1C3A36"/>
                 <w:sz w:val="14"/>
               </w:rPr>
-              <w:t>cip fy23</w:t>
+              <w:t>payout</w:t>
             </w:r>
           </w:p>
         </w:tc>
@@ -11007,7 +11281,7 @@
                 <w:color w:val="1C3A36"/>
                 <w:sz w:val="14"/>
               </w:rPr>
-              <w:t>3,058.21</w:t>
+              <w:t>0.4</w:t>
             </w:r>
           </w:p>
         </w:tc>
@@ -11025,7 +11299,7 @@
                 <w:color w:val="1C3A36"/>
                 <w:sz w:val="14"/>
               </w:rPr>
-              <w:t>2024-03-01</w:t>
+              <w:t>2026-03-28</w:t>
             </w:r>
           </w:p>
         </w:tc>
@@ -11043,7 +11317,7 @@
                 <w:color w:val="1C3A36"/>
                 <w:sz w:val="14"/>
               </w:rPr>
-              <w:t>Audited consolidated financial statements for the year ended 31 December 2023 (confirmed against the comparative column of the FY2024 filing), note (6)</w:t>
+              <w:t>Dividend payout ratio on profit attributable to the holding company. The board proposed EGP 3.50 a share for FY2025 (EGP 590.645 million on 168,755,750 shares) against attributable profit of EGP 1,441.658 million, a 41.0% payout; the FY2024 proposal was EGP 3.00 a share (EGP 446.267 million on 148,755,750 shares) against EGP 1,095.717 million, 40.7%</w:t>
             </w:r>
           </w:p>
         </w:tc>
@@ -11062,7 +11336,7 @@
                 <w:color w:val="1C3A36"/>
                 <w:sz w:val="14"/>
               </w:rPr>
-              <w:t>rou fy23</w:t>
+              <w:t>dps fy25</w:t>
             </w:r>
           </w:p>
         </w:tc>
@@ -11080,7 +11354,7 @@
                 <w:color w:val="1C3A36"/>
                 <w:sz w:val="14"/>
               </w:rPr>
-              <w:t>2.02275</w:t>
+              <w:t>3.5</w:t>
             </w:r>
           </w:p>
         </w:tc>
@@ -11098,7 +11372,7 @@
                 <w:color w:val="1C3A36"/>
                 <w:sz w:val="14"/>
               </w:rPr>
-              <w:t>2024-03-01</w:t>
+              <w:t>2026-03-28</w:t>
             </w:r>
           </w:p>
         </w:tc>
@@ -11116,7 +11390,7 @@
                 <w:color w:val="1C3A36"/>
                 <w:sz w:val="14"/>
               </w:rPr>
-              <w:t>Audited consolidated financial statements for the year ended 31 December 2023 (confirmed against the comparative column of the FY2024 filing), note (5)</w:t>
+              <w:t>Dividend per share proposed by the board for FY2025: EGP 590,645,125 divided by 168,755,750 shares, exactly EGP 3.50. The FY2024 proposal was EGP 446,267,250 on 148,755,750 shares, exactly EGP 3.00</w:t>
             </w:r>
           </w:p>
         </w:tc>
@@ -11135,7 +11409,7 @@
                 <w:color w:val="1C3A36"/>
                 <w:sz w:val="14"/>
               </w:rPr>
-              <w:t>intang fy23</w:t>
+              <w:t>ppe fy23</w:t>
             </w:r>
           </w:p>
         </w:tc>
@@ -11153,7 +11427,7 @@
                 <w:color w:val="1C3A36"/>
                 <w:sz w:val="14"/>
               </w:rPr>
-              <w:t>2.30172</w:t>
+              <w:t>963.645</w:t>
             </w:r>
           </w:p>
         </w:tc>
@@ -11189,7 +11463,7 @@
                 <w:color w:val="1C3A36"/>
                 <w:sz w:val="14"/>
               </w:rPr>
-              <w:t>Audited consolidated financial statements for the year ended 31 December 2023 (confirmed against the comparative column of the FY2024 filing), note (7)</w:t>
+              <w:t>Audited consolidated financial statements for the year ended 31 December 2023 (confirmed against the comparative column of the FY2024 filing), note (4)</w:t>
             </w:r>
           </w:p>
         </w:tc>
@@ -11208,7 +11482,7 @@
                 <w:color w:val="1C3A36"/>
                 <w:sz w:val="14"/>
               </w:rPr>
-              <w:t>assoc bv fy23</w:t>
+              <w:t>cip fy23</w:t>
             </w:r>
           </w:p>
         </w:tc>
@@ -11226,7 +11500,7 @@
                 <w:color w:val="1C3A36"/>
                 <w:sz w:val="14"/>
               </w:rPr>
-              <w:t>466.491</w:t>
+              <w:t>3,058.21</w:t>
             </w:r>
           </w:p>
         </w:tc>
@@ -11262,7 +11536,7 @@
                 <w:color w:val="1C3A36"/>
                 <w:sz w:val="14"/>
               </w:rPr>
-              <w:t>Audited consolidated financial statements for the year ended 31 December 2023 (confirmed against the comparative column of the FY2024 filing), note (8)</w:t>
+              <w:t>Audited consolidated financial statements for the year ended 31 December 2023 (confirmed against the comparative column of the FY2024 filing), note (6)</w:t>
             </w:r>
           </w:p>
         </w:tc>
@@ -11281,7 +11555,7 @@
                 <w:color w:val="1C3A36"/>
                 <w:sz w:val="14"/>
               </w:rPr>
-              <w:t>inv fy23</w:t>
+              <w:t>rou fy23</w:t>
             </w:r>
           </w:p>
         </w:tc>
@@ -11299,7 +11573,7 @@
                 <w:color w:val="1C3A36"/>
                 <w:sz w:val="14"/>
               </w:rPr>
-              <w:t>2,242.4</w:t>
+              <w:t>2.02275</w:t>
             </w:r>
           </w:p>
         </w:tc>
@@ -11335,7 +11609,7 @@
                 <w:color w:val="1C3A36"/>
                 <w:sz w:val="14"/>
               </w:rPr>
-              <w:t>Audited consolidated financial statements for the year ended 31 December 2023 (confirmed against the comparative column of the FY2024 filing), note (9)</w:t>
+              <w:t>Audited consolidated financial statements for the year ended 31 December 2023 (confirmed against the comparative column of the FY2024 filing), note (5)</w:t>
             </w:r>
           </w:p>
         </w:tc>
@@ -11354,7 +11628,7 @@
                 <w:color w:val="1C3A36"/>
                 <w:sz w:val="14"/>
               </w:rPr>
-              <w:t>ar fy23</w:t>
+              <w:t>intang fy23</w:t>
             </w:r>
           </w:p>
         </w:tc>
@@ -11372,7 +11646,7 @@
                 <w:color w:val="1C3A36"/>
                 <w:sz w:val="14"/>
               </w:rPr>
-              <w:t>2,357.86</w:t>
+              <w:t>2.30172</w:t>
             </w:r>
           </w:p>
         </w:tc>
@@ -11408,7 +11682,7 @@
                 <w:color w:val="1C3A36"/>
                 <w:sz w:val="14"/>
               </w:rPr>
-              <w:t>Audited consolidated financial statements for the year ended 31 December 2023 (confirmed against the comparative column of the FY2024 filing), note (10)</w:t>
+              <w:t>Audited consolidated financial statements for the year ended 31 December 2023 (confirmed against the comparative column of the FY2024 filing), note (7)</w:t>
             </w:r>
           </w:p>
         </w:tc>
@@ -11427,7 +11701,7 @@
                 <w:color w:val="1C3A36"/>
                 <w:sz w:val="14"/>
               </w:rPr>
-              <w:t>othdr fy23</w:t>
+              <w:t>assoc bv fy23</w:t>
             </w:r>
           </w:p>
         </w:tc>
@@ -11445,7 +11719,7 @@
                 <w:color w:val="1C3A36"/>
                 <w:sz w:val="14"/>
               </w:rPr>
-              <w:t>197.731</w:t>
+              <w:t>466.491</w:t>
             </w:r>
           </w:p>
         </w:tc>
@@ -11481,7 +11755,7 @@
                 <w:color w:val="1C3A36"/>
                 <w:sz w:val="14"/>
               </w:rPr>
-              <w:t>Audited consolidated financial statements for the year ended 31 December 2023 (confirmed against the comparative column of the FY2024 filing), note (11)</w:t>
+              <w:t>Audited consolidated financial statements for the year ended 31 December 2023 (confirmed against the comparative column of the FY2024 filing), note (8)</w:t>
             </w:r>
           </w:p>
         </w:tc>
@@ -11500,7 +11774,7 @@
                 <w:color w:val="1C3A36"/>
                 <w:sz w:val="14"/>
               </w:rPr>
-              <w:t>cash fy23</w:t>
+              <w:t>inv fy23</w:t>
             </w:r>
           </w:p>
         </w:tc>
@@ -11518,7 +11792,7 @@
                 <w:color w:val="1C3A36"/>
                 <w:sz w:val="14"/>
               </w:rPr>
-              <w:t>675.798</w:t>
+              <w:t>2,242.4</w:t>
             </w:r>
           </w:p>
         </w:tc>
@@ -11554,7 +11828,7 @@
                 <w:color w:val="1C3A36"/>
                 <w:sz w:val="14"/>
               </w:rPr>
-              <w:t>Audited consolidated financial statements for the year ended 31 December 2023 (confirmed against the comparative column of the FY2024 filing), note (12)</w:t>
+              <w:t>Audited consolidated financial statements for the year ended 31 December 2023 (confirmed against the comparative column of the FY2024 filing), note (9)</w:t>
             </w:r>
           </w:p>
         </w:tc>
@@ -11573,7 +11847,7 @@
                 <w:color w:val="1C3A36"/>
                 <w:sz w:val="14"/>
               </w:rPr>
-              <w:t>ap fy23</w:t>
+              <w:t>ar fy23</w:t>
             </w:r>
           </w:p>
         </w:tc>
@@ -11591,7 +11865,7 @@
                 <w:color w:val="1C3A36"/>
                 <w:sz w:val="14"/>
               </w:rPr>
-              <w:t>176.354</w:t>
+              <w:t>2,357.86</w:t>
             </w:r>
           </w:p>
         </w:tc>
@@ -11627,7 +11901,7 @@
                 <w:color w:val="1C3A36"/>
                 <w:sz w:val="14"/>
               </w:rPr>
-              <w:t>Audited consolidated financial statements for the year ended 31 December 2023 (confirmed against the comparative column of the FY2024 filing), note (23)</w:t>
+              <w:t>Audited consolidated financial statements for the year ended 31 December 2023 (confirmed against the comparative column of the FY2024 filing), note (10)</w:t>
             </w:r>
           </w:p>
         </w:tc>
@@ -11646,7 +11920,7 @@
                 <w:color w:val="1C3A36"/>
                 <w:sz w:val="14"/>
               </w:rPr>
-              <w:t>othcr fy23</w:t>
+              <w:t>othdr fy23</w:t>
             </w:r>
           </w:p>
         </w:tc>
@@ -11664,7 +11938,7 @@
                 <w:color w:val="1C3A36"/>
                 <w:sz w:val="14"/>
               </w:rPr>
-              <w:t>230.675</w:t>
+              <w:t>197.731</w:t>
             </w:r>
           </w:p>
         </w:tc>
@@ -11700,7 +11974,7 @@
                 <w:color w:val="1C3A36"/>
                 <w:sz w:val="14"/>
               </w:rPr>
-              <w:t>Audited consolidated financial statements for the year ended 31 December 2023 (confirmed against the comparative column of the FY2024 filing), note (24)</w:t>
+              <w:t>Audited consolidated financial statements for the year ended 31 December 2023 (confirmed against the comparative column of the FY2024 filing), note (11)</w:t>
             </w:r>
           </w:p>
         </w:tc>
@@ -11719,7 +11993,7 @@
                 <w:color w:val="1C3A36"/>
                 <w:sz w:val="14"/>
               </w:rPr>
-              <w:t>provbs fy23</w:t>
+              <w:t>cash fy23</w:t>
             </w:r>
           </w:p>
         </w:tc>
@@ -11737,7 +12011,7 @@
                 <w:color w:val="1C3A36"/>
                 <w:sz w:val="14"/>
               </w:rPr>
-              <w:t>191.16</w:t>
+              <w:t>675.798</w:t>
             </w:r>
           </w:p>
         </w:tc>
@@ -11773,7 +12047,7 @@
                 <w:color w:val="1C3A36"/>
                 <w:sz w:val="14"/>
               </w:rPr>
-              <w:t>Audited consolidated financial statements for the year ended 31 December 2023 (confirmed against the comparative column of the FY2024 filing), note (21)</w:t>
+              <w:t>Audited consolidated financial statements for the year ended 31 December 2023 (confirmed against the comparative column of the FY2024 filing), note (12)</w:t>
             </w:r>
           </w:p>
         </w:tc>
@@ -11792,7 +12066,7 @@
                 <w:color w:val="1C3A36"/>
                 <w:sz w:val="14"/>
               </w:rPr>
-              <w:t>taxpay fy23</w:t>
+              <w:t>ap fy23</w:t>
             </w:r>
           </w:p>
         </w:tc>
@@ -11810,7 +12084,7 @@
                 <w:color w:val="1C3A36"/>
                 <w:sz w:val="14"/>
               </w:rPr>
-              <w:t>184.979</w:t>
+              <w:t>176.354</w:t>
             </w:r>
           </w:p>
         </w:tc>
@@ -11846,7 +12120,7 @@
                 <w:color w:val="1C3A36"/>
                 <w:sz w:val="14"/>
               </w:rPr>
-              <w:t>Audited consolidated financial statements for the year ended 31 December 2023 (confirmed against the comparative column of the FY2024 filing), note (25)</w:t>
+              <w:t>Audited consolidated financial statements for the year ended 31 December 2023 (confirmed against the comparative column of the FY2024 filing), note (23)</w:t>
             </w:r>
           </w:p>
         </w:tc>
@@ -11865,7 +12139,7 @@
                 <w:color w:val="1C3A36"/>
                 <w:sz w:val="14"/>
               </w:rPr>
-              <w:t>dtl fy23</w:t>
+              <w:t>othcr fy23</w:t>
             </w:r>
           </w:p>
         </w:tc>
@@ -11883,7 +12157,7 @@
                 <w:color w:val="1C3A36"/>
                 <w:sz w:val="14"/>
               </w:rPr>
-              <w:t>58.9405</w:t>
+              <w:t>230.675</w:t>
             </w:r>
           </w:p>
         </w:tc>
@@ -11919,7 +12193,7 @@
                 <w:color w:val="1C3A36"/>
                 <w:sz w:val="14"/>
               </w:rPr>
-              <w:t>Audited consolidated financial statements for the year ended 31 December 2023 (confirmed against the comparative column of the FY2024 filing), note (20)</w:t>
+              <w:t>Audited consolidated financial statements for the year ended 31 December 2023 (confirmed against the comparative column of the FY2024 filing), note (24)</w:t>
             </w:r>
           </w:p>
         </w:tc>
@@ -11938,7 +12212,7 @@
                 <w:color w:val="1C3A36"/>
                 <w:sz w:val="14"/>
               </w:rPr>
-              <w:t>debt fy23</w:t>
+              <w:t>provbs fy23</w:t>
             </w:r>
           </w:p>
         </w:tc>
@@ -11956,7 +12230,7 @@
                 <w:color w:val="1C3A36"/>
                 <w:sz w:val="14"/>
               </w:rPr>
-              <w:t>4,879.97</w:t>
+              <w:t>191.16</w:t>
             </w:r>
           </w:p>
         </w:tc>
@@ -11992,7 +12266,7 @@
                 <w:color w:val="1C3A36"/>
                 <w:sz w:val="14"/>
               </w:rPr>
-              <w:t>Audited consolidated financial statements for the year ended 31 December 2023 (confirmed against the comparative column of the FY2024 filing), notes (17), (19) and (22): long-term borrowings 2,832.317, bank facilities 2,045.331, lease liabilities 2.325</w:t>
+              <w:t>Audited consolidated financial statements for the year ended 31 December 2023 (confirmed against the comparative column of the FY2024 filing), note (21)</w:t>
             </w:r>
           </w:p>
         </w:tc>
@@ -12011,7 +12285,7 @@
                 <w:color w:val="1C3A36"/>
                 <w:sz w:val="14"/>
               </w:rPr>
-              <w:t>debt fy24</w:t>
+              <w:t>taxpay fy23</w:t>
             </w:r>
           </w:p>
         </w:tc>
@@ -12029,7 +12303,7 @@
                 <w:color w:val="1C3A36"/>
                 <w:sz w:val="14"/>
               </w:rPr>
-              <w:t>9,200.03</w:t>
+              <w:t>184.979</w:t>
             </w:r>
           </w:p>
         </w:tc>
@@ -12047,7 +12321,7 @@
                 <w:color w:val="1C3A36"/>
                 <w:sz w:val="14"/>
               </w:rPr>
-              <w:t>2025-03-01</w:t>
+              <w:t>2024-03-01</w:t>
             </w:r>
           </w:p>
         </w:tc>
@@ -12065,7 +12339,7 @@
                 <w:color w:val="1C3A36"/>
                 <w:sz w:val="14"/>
               </w:rPr>
-              <w:t>Audited consolidated financial statements for the year ended 31 December 2024 (confirmed against the comparative column of the FY2025 filing), notes (17), (18) and (21): borrowings 4,782.129, bank facilities 4,406.897, lease liabilities 11.008</w:t>
+              <w:t>Audited consolidated financial statements for the year ended 31 December 2023 (confirmed against the comparative column of the FY2024 filing), note (25)</w:t>
             </w:r>
           </w:p>
         </w:tc>
@@ -12084,7 +12358,7 @@
                 <w:color w:val="1C3A36"/>
                 <w:sz w:val="14"/>
               </w:rPr>
-              <w:t>nci fy23</w:t>
+              <w:t>dtl fy23</w:t>
             </w:r>
           </w:p>
         </w:tc>
@@ -12102,7 +12376,7 @@
                 <w:color w:val="1C3A36"/>
                 <w:sz w:val="14"/>
               </w:rPr>
-              <w:t>3.39494</w:t>
+              <w:t>58.9405</w:t>
             </w:r>
           </w:p>
         </w:tc>
@@ -12138,7 +12412,7 @@
                 <w:color w:val="1C3A36"/>
                 <w:sz w:val="14"/>
               </w:rPr>
-              <w:t>Audited consolidated financial statements for the year ended 31 December 2023 (confirmed against the comparative column of the FY2024 filing)</w:t>
+              <w:t>Audited consolidated financial statements for the year ended 31 December 2023 (confirmed against the comparative column of the FY2024 filing), note (20)</w:t>
             </w:r>
           </w:p>
         </w:tc>
@@ -12157,7 +12431,7 @@
                 <w:color w:val="1C3A36"/>
                 <w:sz w:val="14"/>
               </w:rPr>
-              <w:t>nci fy24</w:t>
+              <w:t>debt fy23</w:t>
             </w:r>
           </w:p>
         </w:tc>
@@ -12175,7 +12449,7 @@
                 <w:color w:val="1C3A36"/>
                 <w:sz w:val="14"/>
               </w:rPr>
-              <w:t>3.81617</w:t>
+              <w:t>4,879.97</w:t>
             </w:r>
           </w:p>
         </w:tc>
@@ -12193,7 +12467,7 @@
                 <w:color w:val="1C3A36"/>
                 <w:sz w:val="14"/>
               </w:rPr>
-              <w:t>2025-03-01</w:t>
+              <w:t>2024-03-01</w:t>
             </w:r>
           </w:p>
         </w:tc>
@@ -12211,7 +12485,7 @@
                 <w:color w:val="1C3A36"/>
                 <w:sz w:val="14"/>
               </w:rPr>
-              <w:t>Audited consolidated financial statements for the year ended 31 December 2024 (confirmed against the comparative column of the FY2025 filing)</w:t>
+              <w:t>Audited consolidated financial statements for the year ended 31 December 2023 (confirmed against the comparative column of the FY2024 filing), notes (17), (19) and (22): long-term borrowings 2,832.317, bank facilities 2,045.331, lease liabilities 2.325</w:t>
             </w:r>
           </w:p>
         </w:tc>
@@ -12230,7 +12504,7 @@
                 <w:color w:val="1C3A36"/>
                 <w:sz w:val="14"/>
               </w:rPr>
-              <w:t>assets fy23</w:t>
+              <w:t>debt fy24</w:t>
             </w:r>
           </w:p>
         </w:tc>
@@ -12248,7 +12522,7 @@
                 <w:color w:val="1C3A36"/>
                 <w:sz w:val="14"/>
               </w:rPr>
-              <w:t>9,978.78</w:t>
+              <w:t>9,200.03</w:t>
             </w:r>
           </w:p>
         </w:tc>
@@ -12266,7 +12540,7 @@
                 <w:color w:val="1C3A36"/>
                 <w:sz w:val="14"/>
               </w:rPr>
-              <w:t>2024-03-01</w:t>
+              <w:t>2025-03-01</w:t>
             </w:r>
           </w:p>
         </w:tc>
@@ -12284,7 +12558,7 @@
                 <w:color w:val="1C3A36"/>
                 <w:sz w:val="14"/>
               </w:rPr>
-              <w:t>Audited consolidated financial statements for the year ended 31 December 2023 (confirmed against the comparative column of the FY2024 filing), total assets</w:t>
+              <w:t>Audited consolidated financial statements for the year ended 31 December 2024 (confirmed against the comparative column of the FY2025 filing), notes (17), (18) and (21): borrowings 4,782.129, bank facilities 4,406.897, lease liabilities 11.008</w:t>
             </w:r>
           </w:p>
         </w:tc>
@@ -12303,7 +12577,7 @@
                 <w:color w:val="1C3A36"/>
                 <w:sz w:val="14"/>
               </w:rPr>
-              <w:t>assets fy24</w:t>
+              <w:t>nci fy23</w:t>
             </w:r>
           </w:p>
         </w:tc>
@@ -12321,7 +12595,7 @@
                 <w:color w:val="1C3A36"/>
                 <w:sz w:val="14"/>
               </w:rPr>
-              <w:t>15,373</w:t>
+              <w:t>3.39494</w:t>
             </w:r>
           </w:p>
         </w:tc>
@@ -12339,7 +12613,7 @@
                 <w:color w:val="1C3A36"/>
                 <w:sz w:val="14"/>
               </w:rPr>
-              <w:t>2025-03-01</w:t>
+              <w:t>2024-03-01</w:t>
             </w:r>
           </w:p>
         </w:tc>
@@ -12357,7 +12631,7 @@
                 <w:color w:val="1C3A36"/>
                 <w:sz w:val="14"/>
               </w:rPr>
-              <w:t>Audited consolidated financial statements for the year ended 31 December 2024 (confirmed against the comparative column of the FY2025 filing), total assets</w:t>
+              <w:t>Audited consolidated financial statements for the year ended 31 December 2023 (confirmed against the comparative column of the FY2024 filing)</w:t>
             </w:r>
           </w:p>
         </w:tc>
@@ -12376,7 +12650,7 @@
                 <w:color w:val="1C3A36"/>
                 <w:sz w:val="14"/>
               </w:rPr>
-              <w:t>capex fy23</w:t>
+              <w:t>nci fy24</w:t>
             </w:r>
           </w:p>
         </w:tc>
@@ -12394,7 +12668,7 @@
                 <w:color w:val="1C3A36"/>
                 <w:sz w:val="14"/>
               </w:rPr>
-              <w:t>2,290.19</w:t>
+              <w:t>3.81617</w:t>
             </w:r>
           </w:p>
         </w:tc>
@@ -12412,7 +12686,7 @@
                 <w:color w:val="1C3A36"/>
                 <w:sz w:val="14"/>
               </w:rPr>
-              <w:t>2024-03-01</w:t>
+              <w:t>2025-03-01</w:t>
             </w:r>
           </w:p>
         </w:tc>
@@ -12430,7 +12704,7 @@
                 <w:color w:val="1C3A36"/>
                 <w:sz w:val="14"/>
               </w:rPr>
-              <w:t>Audited consolidated financial statements for the year ended 31 December 2023 (confirmed against the comparative column of the FY2024 filing), consolidated statement of cash flows: payments to acquire fixed assets</w:t>
+              <w:t>Audited consolidated financial statements for the year ended 31 December 2024 (confirmed against the comparative column of the FY2025 filing)</w:t>
             </w:r>
           </w:p>
         </w:tc>
@@ -12449,7 +12723,7 @@
                 <w:color w:val="1C3A36"/>
                 <w:sz w:val="14"/>
               </w:rPr>
-              <w:t>capex fy24</w:t>
+              <w:t>assets fy23</w:t>
             </w:r>
           </w:p>
         </w:tc>
@@ -12467,7 +12741,7 @@
                 <w:color w:val="1C3A36"/>
                 <w:sz w:val="14"/>
               </w:rPr>
-              <w:t>2,846.24</w:t>
+              <w:t>9,978.78</w:t>
             </w:r>
           </w:p>
         </w:tc>
@@ -12485,7 +12759,7 @@
                 <w:color w:val="1C3A36"/>
                 <w:sz w:val="14"/>
               </w:rPr>
-              <w:t>2025-03-01</w:t>
+              <w:t>2024-03-01</w:t>
             </w:r>
           </w:p>
         </w:tc>
@@ -12503,7 +12777,7 @@
                 <w:color w:val="1C3A36"/>
                 <w:sz w:val="14"/>
               </w:rPr>
-              <w:t>Audited consolidated financial statements for the year ended 31 December 2024 (confirmed against the comparative column of the FY2025 filing), consolidated statement of cash flows</w:t>
+              <w:t>Audited consolidated financial statements for the year ended 31 December 2023 (confirmed against the comparative column of the FY2024 filing), total assets</w:t>
             </w:r>
           </w:p>
         </w:tc>
@@ -12522,7 +12796,7 @@
                 <w:color w:val="1C3A36"/>
                 <w:sz w:val="14"/>
               </w:rPr>
-              <w:t>capex fy25</w:t>
+              <w:t>assets fy24</w:t>
             </w:r>
           </w:p>
         </w:tc>
@@ -12540,7 +12814,7 @@
                 <w:color w:val="1C3A36"/>
                 <w:sz w:val="14"/>
               </w:rPr>
-              <w:t>1,354.67</w:t>
+              <w:t>15,373</w:t>
             </w:r>
           </w:p>
         </w:tc>
@@ -12558,7 +12832,7 @@
                 <w:color w:val="1C3A36"/>
                 <w:sz w:val="14"/>
               </w:rPr>
-              <w:t>2026-03-01</w:t>
+              <w:t>2025-03-01</w:t>
             </w:r>
           </w:p>
         </w:tc>
@@ -12576,7 +12850,7 @@
                 <w:color w:val="1C3A36"/>
                 <w:sz w:val="14"/>
               </w:rPr>
-              <w:t>Audited consolidated financial statements for the year ended 31 December 2025, published in the company's 2025 Annual Report (eipico.com.eg -&gt; Investor Relations -&gt; Annual Reports), consolidated statement of cash flows</w:t>
+              <w:t>Audited consolidated financial statements for the year ended 31 December 2024 (confirmed against the comparative column of the FY2025 filing), total assets</w:t>
             </w:r>
           </w:p>
         </w:tc>
@@ -12595,7 +12869,7 @@
                 <w:color w:val="1C3A36"/>
                 <w:sz w:val="14"/>
               </w:rPr>
-              <w:t>ocf fy23</w:t>
+              <w:t>capex fy23</w:t>
             </w:r>
           </w:p>
         </w:tc>
@@ -12613,7 +12887,7 @@
                 <w:color w:val="1C3A36"/>
                 <w:sz w:val="14"/>
               </w:rPr>
-              <w:t>92.4838</w:t>
+              <w:t>2,290.19</w:t>
             </w:r>
           </w:p>
         </w:tc>
@@ -12649,7 +12923,7 @@
                 <w:color w:val="1C3A36"/>
                 <w:sz w:val="14"/>
               </w:rPr>
-              <w:t>Audited consolidated financial statements for the year ended 31 December 2023 (confirmed against the comparative column of the FY2024 filing), net cash from operating activities</w:t>
+              <w:t>Audited consolidated financial statements for the year ended 31 December 2023 (confirmed against the comparative column of the FY2024 filing), consolidated statement of cash flows: payments to acquire fixed assets</w:t>
             </w:r>
           </w:p>
         </w:tc>
@@ -12668,7 +12942,7 @@
                 <w:color w:val="1C3A36"/>
                 <w:sz w:val="14"/>
               </w:rPr>
-              <w:t>ocf fy24</w:t>
+              <w:t>capex fy24</w:t>
             </w:r>
           </w:p>
         </w:tc>
@@ -12686,7 +12960,7 @@
                 <w:color w:val="1C3A36"/>
                 <w:sz w:val="14"/>
               </w:rPr>
-              <w:t>-1,274.49</w:t>
+              <w:t>2,846.24</w:t>
             </w:r>
           </w:p>
         </w:tc>
@@ -12722,7 +12996,7 @@
                 <w:color w:val="1C3A36"/>
                 <w:sz w:val="14"/>
               </w:rPr>
-              <w:t>Audited consolidated financial statements for the year ended 31 December 2024 (confirmed against the comparative column of the FY2025 filing), net cash used in operating activities</w:t>
+              <w:t>Audited consolidated financial statements for the year ended 31 December 2024 (confirmed against the comparative column of the FY2025 filing), consolidated statement of cash flows</w:t>
             </w:r>
           </w:p>
         </w:tc>
@@ -12741,7 +13015,7 @@
                 <w:color w:val="1C3A36"/>
                 <w:sz w:val="14"/>
               </w:rPr>
-              <w:t>ocf fy25</w:t>
+              <w:t>capex fy25</w:t>
             </w:r>
           </w:p>
         </w:tc>
@@ -12759,7 +13033,7 @@
                 <w:color w:val="1C3A36"/>
                 <w:sz w:val="14"/>
               </w:rPr>
-              <w:t>1,093.52</w:t>
+              <w:t>1,354.67</w:t>
             </w:r>
           </w:p>
         </w:tc>
@@ -12795,7 +13069,7 @@
                 <w:color w:val="1C3A36"/>
                 <w:sz w:val="14"/>
               </w:rPr>
-              <w:t>Audited consolidated financial statements for the year ended 31 December 2025, published in the company's 2025 Annual Report (eipico.com.eg -&gt; Investor Relations -&gt; Annual Reports), net cash from operating activities</w:t>
+              <w:t>Audited consolidated financial statements for the year ended 31 December 2025, published in the company's 2025 Annual Report (eipico.com.eg -&gt; Investor Relations -&gt; Annual Reports), consolidated statement of cash flows</w:t>
             </w:r>
           </w:p>
         </w:tc>
@@ -12814,7 +13088,7 @@
                 <w:color w:val="1C3A36"/>
                 <w:sz w:val="14"/>
               </w:rPr>
-              <w:t>icf fy23</w:t>
+              <w:t>ocf fy23</w:t>
             </w:r>
           </w:p>
         </w:tc>
@@ -12832,7 +13106,7 @@
                 <w:color w:val="1C3A36"/>
                 <w:sz w:val="14"/>
               </w:rPr>
-              <w:t>-2,329.64</w:t>
+              <w:t>92.4838</w:t>
             </w:r>
           </w:p>
         </w:tc>
@@ -12868,7 +13142,7 @@
                 <w:color w:val="1C3A36"/>
                 <w:sz w:val="14"/>
               </w:rPr>
-              <w:t>Audited consolidated financial statements for the year ended 31 December 2023 (confirmed against the comparative column of the FY2024 filing), net cash used in investing activities</w:t>
+              <w:t>Audited consolidated financial statements for the year ended 31 December 2023 (confirmed against the comparative column of the FY2024 filing), net cash from operating activities</w:t>
             </w:r>
           </w:p>
         </w:tc>
@@ -12887,7 +13161,7 @@
                 <w:color w:val="1C3A36"/>
                 <w:sz w:val="14"/>
               </w:rPr>
-              <w:t>icf fy24</w:t>
+              <w:t>ocf fy24</w:t>
             </w:r>
           </w:p>
         </w:tc>
@@ -12905,7 +13179,7 @@
                 <w:color w:val="1C3A36"/>
                 <w:sz w:val="14"/>
               </w:rPr>
-              <w:t>-2,679.03</w:t>
+              <w:t>-1,274.49</w:t>
             </w:r>
           </w:p>
         </w:tc>
@@ -12941,7 +13215,7 @@
                 <w:color w:val="1C3A36"/>
                 <w:sz w:val="14"/>
               </w:rPr>
-              <w:t>Audited consolidated financial statements for the year ended 31 December 2024 (confirmed against the comparative column of the FY2025 filing)</w:t>
+              <w:t>Audited consolidated financial statements for the year ended 31 December 2024 (confirmed against the comparative column of the FY2025 filing), net cash used in operating activities</w:t>
             </w:r>
           </w:p>
         </w:tc>
@@ -12960,7 +13234,7 @@
                 <w:color w:val="1C3A36"/>
                 <w:sz w:val="14"/>
               </w:rPr>
-              <w:t>icf fy25</w:t>
+              <w:t>ocf fy25</w:t>
             </w:r>
           </w:p>
         </w:tc>
@@ -12978,7 +13252,7 @@
                 <w:color w:val="1C3A36"/>
                 <w:sz w:val="14"/>
               </w:rPr>
-              <w:t>-1,201.73</w:t>
+              <w:t>1,093.52</w:t>
             </w:r>
           </w:p>
         </w:tc>
@@ -13014,7 +13288,7 @@
                 <w:color w:val="1C3A36"/>
                 <w:sz w:val="14"/>
               </w:rPr>
-              <w:t>Audited consolidated financial statements for the year ended 31 December 2025, published in the company's 2025 Annual Report (eipico.com.eg -&gt; Investor Relations -&gt; Annual Reports)</w:t>
+              <w:t>Audited consolidated financial statements for the year ended 31 December 2025, published in the company's 2025 Annual Report (eipico.com.eg -&gt; Investor Relations -&gt; Annual Reports), net cash from operating activities</w:t>
             </w:r>
           </w:p>
         </w:tc>
@@ -13033,7 +13307,7 @@
                 <w:color w:val="1C3A36"/>
                 <w:sz w:val="14"/>
               </w:rPr>
-              <w:t>fcf fy23</w:t>
+              <w:t>icf fy23</w:t>
             </w:r>
           </w:p>
         </w:tc>
@@ -13051,7 +13325,7 @@
                 <w:color w:val="1C3A36"/>
                 <w:sz w:val="14"/>
               </w:rPr>
-              <w:t>2,209.82</w:t>
+              <w:t>-2,329.64</w:t>
             </w:r>
           </w:p>
         </w:tc>
@@ -13087,7 +13361,7 @@
                 <w:color w:val="1C3A36"/>
                 <w:sz w:val="14"/>
               </w:rPr>
-              <w:t>Audited consolidated financial statements for the year ended 31 December 2023 (confirmed against the comparative column of the FY2024 filing), net cash from financing activities</w:t>
+              <w:t>Audited consolidated financial statements for the year ended 31 December 2023 (confirmed against the comparative column of the FY2024 filing), net cash used in investing activities</w:t>
             </w:r>
           </w:p>
         </w:tc>
@@ -13106,7 +13380,7 @@
                 <w:color w:val="1C3A36"/>
                 <w:sz w:val="14"/>
               </w:rPr>
-              <w:t>fcf fy24</w:t>
+              <w:t>icf fy24</w:t>
             </w:r>
           </w:p>
         </w:tc>
@@ -13124,7 +13398,7 @@
                 <w:color w:val="1C3A36"/>
                 <w:sz w:val="14"/>
               </w:rPr>
-              <w:t>3,853.62</w:t>
+              <w:t>-2,679.03</w:t>
             </w:r>
           </w:p>
         </w:tc>
@@ -13179,7 +13453,7 @@
                 <w:color w:val="1C3A36"/>
                 <w:sz w:val="14"/>
               </w:rPr>
-              <w:t>fcf fy25</w:t>
+              <w:t>icf fy25</w:t>
             </w:r>
           </w:p>
         </w:tc>
@@ -13197,7 +13471,7 @@
                 <w:color w:val="1C3A36"/>
                 <w:sz w:val="14"/>
               </w:rPr>
-              <w:t>262.412</w:t>
+              <w:t>-1,201.73</w:t>
             </w:r>
           </w:p>
         </w:tc>
@@ -13252,7 +13526,7 @@
                 <w:color w:val="1C3A36"/>
                 <w:sz w:val="14"/>
               </w:rPr>
-              <w:t>dwc fy23</w:t>
+              <w:t>fcf fy23</w:t>
             </w:r>
           </w:p>
         </w:tc>
@@ -13270,7 +13544,7 @@
                 <w:color w:val="1C3A36"/>
                 <w:sz w:val="14"/>
               </w:rPr>
-              <w:t>-835.715</w:t>
+              <w:t>2,209.82</w:t>
             </w:r>
           </w:p>
         </w:tc>
@@ -13306,7 +13580,7 @@
                 <w:color w:val="1C3A36"/>
                 <w:sz w:val="14"/>
               </w:rPr>
-              <w:t>Audited consolidated financial statements for the year ended 31 December 2023 (confirmed against the comparative column of the FY2024 filing), consolidated statement of cash flows: movements in receivables, inventory and payables</w:t>
+              <w:t>Audited consolidated financial statements for the year ended 31 December 2023 (confirmed against the comparative column of the FY2024 filing), net cash from financing activities</w:t>
             </w:r>
           </w:p>
         </w:tc>
@@ -13325,7 +13599,7 @@
                 <w:color w:val="1C3A36"/>
                 <w:sz w:val="14"/>
               </w:rPr>
-              <w:t>dwc fy24</w:t>
+              <w:t>fcf fy24</w:t>
             </w:r>
           </w:p>
         </w:tc>
@@ -13343,7 +13617,7 @@
                 <w:color w:val="1C3A36"/>
                 <w:sz w:val="14"/>
               </w:rPr>
-              <w:t>-2,426.81</w:t>
+              <w:t>3,853.62</w:t>
             </w:r>
           </w:p>
         </w:tc>
@@ -13398,7 +13672,7 @@
                 <w:color w:val="1C3A36"/>
                 <w:sz w:val="14"/>
               </w:rPr>
-              <w:t>dwc fy25</w:t>
+              <w:t>fcf fy25</w:t>
             </w:r>
           </w:p>
         </w:tc>
@@ -13416,7 +13690,7 @@
                 <w:color w:val="1C3A36"/>
                 <w:sz w:val="14"/>
               </w:rPr>
-              <w:t>-428.219</w:t>
+              <w:t>262.412</w:t>
             </w:r>
           </w:p>
         </w:tc>
@@ -13471,7 +13745,7 @@
                 <w:color w:val="1C3A36"/>
                 <w:sz w:val="14"/>
               </w:rPr>
-              <w:t>dps fy23</w:t>
+              <w:t>dwc fy23</w:t>
             </w:r>
           </w:p>
         </w:tc>
@@ -13489,7 +13763,7 @@
                 <w:color w:val="1C3A36"/>
                 <w:sz w:val="14"/>
               </w:rPr>
-              <w:t>2</w:t>
+              <w:t>-835.715</w:t>
             </w:r>
           </w:p>
         </w:tc>
@@ -13525,7 +13799,7 @@
                 <w:color w:val="1C3A36"/>
                 <w:sz w:val="14"/>
               </w:rPr>
-              <w:t>Proposed profit-distribution table, FY2023 board of directors' report</w:t>
+              <w:t>Audited consolidated financial statements for the year ended 31 December 2023 (confirmed against the comparative column of the FY2024 filing), consolidated statement of cash flows: movements in receivables, inventory and payables</w:t>
             </w:r>
           </w:p>
         </w:tc>
@@ -13544,7 +13818,7 @@
                 <w:color w:val="1C3A36"/>
                 <w:sz w:val="14"/>
               </w:rPr>
-              <w:t>dps fy24</w:t>
+              <w:t>dwc fy24</w:t>
             </w:r>
           </w:p>
         </w:tc>
@@ -13562,7 +13836,7 @@
                 <w:color w:val="1C3A36"/>
                 <w:sz w:val="14"/>
               </w:rPr>
-              <w:t>3</w:t>
+              <w:t>-2,426.81</w:t>
             </w:r>
           </w:p>
         </w:tc>
@@ -13598,7 +13872,7 @@
                 <w:color w:val="1C3A36"/>
                 <w:sz w:val="14"/>
               </w:rPr>
-              <w:t>Proposed profit-distribution table, FY2024 board of directors' report: EGP 446,267,250 on 148,755,750 shares</w:t>
+              <w:t>Audited consolidated financial statements for the year ended 31 December 2024 (confirmed against the comparative column of the FY2025 filing)</w:t>
             </w:r>
           </w:p>
         </w:tc>
@@ -13617,7 +13891,7 @@
                 <w:color w:val="1C3A36"/>
                 <w:sz w:val="14"/>
               </w:rPr>
-              <w:t>shares fy23</w:t>
+              <w:t>dwc fy25</w:t>
             </w:r>
           </w:p>
         </w:tc>
@@ -13635,7 +13909,7 @@
                 <w:color w:val="1C3A36"/>
                 <w:sz w:val="14"/>
               </w:rPr>
-              <w:t>148.756</w:t>
+              <w:t>-428.219</w:t>
             </w:r>
           </w:p>
         </w:tc>
@@ -13653,7 +13927,7 @@
                 <w:color w:val="1C3A36"/>
                 <w:sz w:val="14"/>
               </w:rPr>
-              <w:t>2024-03-01</w:t>
+              <w:t>2026-03-01</w:t>
             </w:r>
           </w:p>
         </w:tc>
@@ -13671,7 +13945,7 @@
                 <w:color w:val="1C3A36"/>
                 <w:sz w:val="14"/>
               </w:rPr>
-              <w:t>Capital note (13), shares in issue at 31 December 2023 and 31 December 2024</w:t>
+              <w:t>Audited consolidated financial statements for the year ended 31 December 2025, published in the company's 2025 Annual Report (eipico.com.eg -&gt; Investor Relations -&gt; Annual Reports)</w:t>
             </w:r>
           </w:p>
         </w:tc>
@@ -13690,7 +13964,7 @@
                 <w:color w:val="1C3A36"/>
                 <w:sz w:val="14"/>
               </w:rPr>
-              <w:t>wavg shares fy25</w:t>
+              <w:t>dps fy23</w:t>
             </w:r>
           </w:p>
         </w:tc>
@@ -13708,7 +13982,7 @@
                 <w:color w:val="1C3A36"/>
                 <w:sz w:val="14"/>
               </w:rPr>
-              <w:t>162.016</w:t>
+              <w:t>2</w:t>
             </w:r>
           </w:p>
         </w:tc>
@@ -13726,7 +14000,7 @@
                 <w:color w:val="1C3A36"/>
                 <w:sz w:val="14"/>
               </w:rPr>
-              <w:t>2026-03-01</w:t>
+              <w:t>2024-03-01</w:t>
             </w:r>
           </w:p>
         </w:tc>
@@ -13744,7 +14018,7 @@
                 <w:color w:val="1C3A36"/>
                 <w:sz w:val="14"/>
               </w:rPr>
-              <w:t>Earnings-per-share note (34), FY2025 weighted average</w:t>
+              <w:t>Proposed profit-distribution table, FY2023 board of directors' report</w:t>
             </w:r>
           </w:p>
         </w:tc>
@@ -13763,7 +14037,7 @@
                 <w:color w:val="1C3A36"/>
                 <w:sz w:val="14"/>
               </w:rPr>
-              <w:t>tablets fy24 as reported</w:t>
+              <w:t>dps fy24</w:t>
             </w:r>
           </w:p>
         </w:tc>
@@ -13781,7 +14055,7 @@
                 <w:color w:val="1C3A36"/>
                 <w:sz w:val="14"/>
               </w:rPr>
-              <w:t>1,513.38</w:t>
+              <w:t>3</w:t>
             </w:r>
           </w:p>
         </w:tc>
@@ -13817,7 +14091,7 @@
                 <w:color w:val="1C3A36"/>
                 <w:sz w:val="14"/>
               </w:rPr>
-              <w:t>Production of tablets in FY2024 as stated in the FY2024 board of directors' report</w:t>
+              <w:t>Proposed profit-distribution table, FY2024 board of directors' report: EGP 446,267,250 on 148,755,750 shares</w:t>
             </w:r>
           </w:p>
         </w:tc>
@@ -13836,7 +14110,7 @@
                 <w:color w:val="1C3A36"/>
                 <w:sz w:val="14"/>
               </w:rPr>
-              <w:t>tablets fy24 restated</w:t>
+              <w:t>shares fy23</w:t>
             </w:r>
           </w:p>
         </w:tc>
@@ -13854,7 +14128,7 @@
                 <w:color w:val="1C3A36"/>
                 <w:sz w:val="14"/>
               </w:rPr>
-              <w:t>1,351.75</w:t>
+              <w:t>148.756</w:t>
             </w:r>
           </w:p>
         </w:tc>
@@ -13872,7 +14146,7 @@
                 <w:color w:val="1C3A36"/>
                 <w:sz w:val="14"/>
               </w:rPr>
-              <w:t>2026-03-28</w:t>
+              <w:t>2024-03-01</w:t>
             </w:r>
           </w:p>
         </w:tc>
@@ -13890,7 +14164,7 @@
                 <w:color w:val="1C3A36"/>
                 <w:sz w:val="14"/>
               </w:rPr>
-              <w:t>The same year restated in the FY2025 board of directors' report — a disclosed restatement, resolved in favour of the later filing</w:t>
+              <w:t>Capital note (13), shares in issue at 31 December 2023 and 31 December 2024</w:t>
             </w:r>
           </w:p>
         </w:tc>
@@ -13909,7 +14183,7 @@
                 <w:color w:val="1C3A36"/>
                 <w:sz w:val="14"/>
               </w:rPr>
-              <w:t>products registered</w:t>
+              <w:t>wavg shares fy25</w:t>
             </w:r>
           </w:p>
         </w:tc>
@@ -13927,7 +14201,7 @@
                 <w:color w:val="1C3A36"/>
                 <w:sz w:val="14"/>
               </w:rPr>
-              <w:t>1,238</w:t>
+              <w:t>162.016</w:t>
             </w:r>
           </w:p>
         </w:tc>
@@ -13945,7 +14219,7 @@
                 <w:color w:val="1C3A36"/>
                 <w:sz w:val="14"/>
               </w:rPr>
-              <w:t>2026-08-09</w:t>
+              <w:t>2026-03-01</w:t>
             </w:r>
           </w:p>
         </w:tc>
@@ -13963,7 +14237,7 @@
                 <w:color w:val="1C3A36"/>
                 <w:sz w:val="14"/>
               </w:rPr>
-              <w:t>Company investor presentation, published on the corporate website (eipico.com.eg -&gt; Company Profile / EIPICO Presentation): products registered</w:t>
+              <w:t>Earnings-per-share note (34), FY2025 weighted average</w:t>
             </w:r>
           </w:p>
         </w:tc>
@@ -13982,7 +14256,7 @@
                 <w:color w:val="1C3A36"/>
                 <w:sz w:val="14"/>
               </w:rPr>
-              <w:t>countries registered</w:t>
+              <w:t>tablets fy24 as reported</w:t>
             </w:r>
           </w:p>
         </w:tc>
@@ -14000,7 +14274,7 @@
                 <w:color w:val="1C3A36"/>
                 <w:sz w:val="14"/>
               </w:rPr>
-              <w:t>61</w:t>
+              <w:t>1,513.38</w:t>
             </w:r>
           </w:p>
         </w:tc>
@@ -14018,7 +14292,7 @@
                 <w:color w:val="1C3A36"/>
                 <w:sz w:val="14"/>
               </w:rPr>
-              <w:t>2026-08-09</w:t>
+              <w:t>2025-03-01</w:t>
             </w:r>
           </w:p>
         </w:tc>
@@ -14036,7 +14310,7 @@
                 <w:color w:val="1C3A36"/>
                 <w:sz w:val="14"/>
               </w:rPr>
-              <w:t>Company investor presentation, published on the corporate website (eipico.com.eg -&gt; Company Profile / EIPICO Presentation): countries of registration</w:t>
+              <w:t>Production of tablets in FY2024 as stated in the FY2024 board of directors' report</w:t>
             </w:r>
           </w:p>
         </w:tc>
@@ -14055,7 +14329,7 @@
                 <w:color w:val="1C3A36"/>
                 <w:sz w:val="14"/>
               </w:rPr>
-              <w:t>export countries</w:t>
+              <w:t>tablets fy24 restated</w:t>
             </w:r>
           </w:p>
         </w:tc>
@@ -14073,7 +14347,7 @@
                 <w:color w:val="1C3A36"/>
                 <w:sz w:val="14"/>
               </w:rPr>
-              <w:t>67</w:t>
+              <w:t>1,351.75</w:t>
             </w:r>
           </w:p>
         </w:tc>
@@ -14109,7 +14383,7 @@
                 <w:color w:val="1C3A36"/>
                 <w:sz w:val="14"/>
               </w:rPr>
-              <w:t>Board of Directors' report for FY2025, published inside the 2025 Annual Report — the company's own disclosed operating statistics: countries exported to in FY2025</w:t>
+              <w:t>The same year restated in the FY2025 board of directors' report — a disclosed restatement, resolved in favour of the later filing</w:t>
             </w:r>
           </w:p>
         </w:tc>
@@ -14128,6 +14402,225 @@
                 <w:color w:val="1C3A36"/>
                 <w:sz w:val="14"/>
               </w:rPr>
+              <w:t>products registered</w:t>
+            </w:r>
+          </w:p>
+        </w:tc>
+        <w:tc>
+          <w:tcPr>
+            <w:tcW w:type="dxa" w:w="1512"/>
+          </w:tcPr>
+          <w:p>
+            <w:pPr>
+              <w:spacing w:after="20"/>
+              <w:jc w:val="right"/>
+            </w:pPr>
+            <w:r>
+              <w:rPr>
+                <w:color w:val="1C3A36"/>
+                <w:sz w:val="14"/>
+              </w:rPr>
+              <w:t>1,238</w:t>
+            </w:r>
+          </w:p>
+        </w:tc>
+        <w:tc>
+          <w:tcPr>
+            <w:tcW w:type="dxa" w:w="950"/>
+          </w:tcPr>
+          <w:p>
+            <w:pPr>
+              <w:spacing w:after="20"/>
+              <w:jc w:val="right"/>
+            </w:pPr>
+            <w:r>
+              <w:rPr>
+                <w:color w:val="1C3A36"/>
+                <w:sz w:val="14"/>
+              </w:rPr>
+              <w:t>2026-08-09</w:t>
+            </w:r>
+          </w:p>
+        </w:tc>
+        <w:tc>
+          <w:tcPr>
+            <w:tcW w:type="dxa" w:w="4810"/>
+          </w:tcPr>
+          <w:p>
+            <w:pPr>
+              <w:spacing w:after="20"/>
+              <w:jc w:val="right"/>
+            </w:pPr>
+            <w:r>
+              <w:rPr>
+                <w:color w:val="1C3A36"/>
+                <w:sz w:val="14"/>
+              </w:rPr>
+              <w:t>Company investor presentation, published on the corporate website (eipico.com.eg -&gt; Company Profile / EIPICO Presentation): products registered</w:t>
+            </w:r>
+          </w:p>
+        </w:tc>
+      </w:tr>
+      <w:tr>
+        <w:tc>
+          <w:tcPr>
+            <w:tcW w:type="dxa" w:w="2232"/>
+          </w:tcPr>
+          <w:p>
+            <w:pPr>
+              <w:spacing w:after="20"/>
+            </w:pPr>
+            <w:r>
+              <w:rPr>
+                <w:color w:val="1C3A36"/>
+                <w:sz w:val="14"/>
+              </w:rPr>
+              <w:t>countries registered</w:t>
+            </w:r>
+          </w:p>
+        </w:tc>
+        <w:tc>
+          <w:tcPr>
+            <w:tcW w:type="dxa" w:w="1512"/>
+          </w:tcPr>
+          <w:p>
+            <w:pPr>
+              <w:spacing w:after="20"/>
+              <w:jc w:val="right"/>
+            </w:pPr>
+            <w:r>
+              <w:rPr>
+                <w:color w:val="1C3A36"/>
+                <w:sz w:val="14"/>
+              </w:rPr>
+              <w:t>61</w:t>
+            </w:r>
+          </w:p>
+        </w:tc>
+        <w:tc>
+          <w:tcPr>
+            <w:tcW w:type="dxa" w:w="950"/>
+          </w:tcPr>
+          <w:p>
+            <w:pPr>
+              <w:spacing w:after="20"/>
+              <w:jc w:val="right"/>
+            </w:pPr>
+            <w:r>
+              <w:rPr>
+                <w:color w:val="1C3A36"/>
+                <w:sz w:val="14"/>
+              </w:rPr>
+              <w:t>2026-08-09</w:t>
+            </w:r>
+          </w:p>
+        </w:tc>
+        <w:tc>
+          <w:tcPr>
+            <w:tcW w:type="dxa" w:w="4810"/>
+          </w:tcPr>
+          <w:p>
+            <w:pPr>
+              <w:spacing w:after="20"/>
+              <w:jc w:val="right"/>
+            </w:pPr>
+            <w:r>
+              <w:rPr>
+                <w:color w:val="1C3A36"/>
+                <w:sz w:val="14"/>
+              </w:rPr>
+              <w:t>Company investor presentation, published on the corporate website (eipico.com.eg -&gt; Company Profile / EIPICO Presentation): countries of registration</w:t>
+            </w:r>
+          </w:p>
+        </w:tc>
+      </w:tr>
+      <w:tr>
+        <w:tc>
+          <w:tcPr>
+            <w:tcW w:type="dxa" w:w="2232"/>
+          </w:tcPr>
+          <w:p>
+            <w:pPr>
+              <w:spacing w:after="20"/>
+            </w:pPr>
+            <w:r>
+              <w:rPr>
+                <w:color w:val="1C3A36"/>
+                <w:sz w:val="14"/>
+              </w:rPr>
+              <w:t>export countries</w:t>
+            </w:r>
+          </w:p>
+        </w:tc>
+        <w:tc>
+          <w:tcPr>
+            <w:tcW w:type="dxa" w:w="1512"/>
+          </w:tcPr>
+          <w:p>
+            <w:pPr>
+              <w:spacing w:after="20"/>
+              <w:jc w:val="right"/>
+            </w:pPr>
+            <w:r>
+              <w:rPr>
+                <w:color w:val="1C3A36"/>
+                <w:sz w:val="14"/>
+              </w:rPr>
+              <w:t>67</w:t>
+            </w:r>
+          </w:p>
+        </w:tc>
+        <w:tc>
+          <w:tcPr>
+            <w:tcW w:type="dxa" w:w="950"/>
+          </w:tcPr>
+          <w:p>
+            <w:pPr>
+              <w:spacing w:after="20"/>
+              <w:jc w:val="right"/>
+            </w:pPr>
+            <w:r>
+              <w:rPr>
+                <w:color w:val="1C3A36"/>
+                <w:sz w:val="14"/>
+              </w:rPr>
+              <w:t>2026-03-28</w:t>
+            </w:r>
+          </w:p>
+        </w:tc>
+        <w:tc>
+          <w:tcPr>
+            <w:tcW w:type="dxa" w:w="4810"/>
+          </w:tcPr>
+          <w:p>
+            <w:pPr>
+              <w:spacing w:after="20"/>
+              <w:jc w:val="right"/>
+            </w:pPr>
+            <w:r>
+              <w:rPr>
+                <w:color w:val="1C3A36"/>
+                <w:sz w:val="14"/>
+              </w:rPr>
+              <w:t>Board of Directors' report for FY2025, published inside the 2025 Annual Report — the company's own disclosed operating statistics: countries exported to in FY2025</w:t>
+            </w:r>
+          </w:p>
+        </w:tc>
+      </w:tr>
+      <w:tr>
+        <w:tc>
+          <w:tcPr>
+            <w:tcW w:type="dxa" w:w="2232"/>
+          </w:tcPr>
+          <w:p>
+            <w:pPr>
+              <w:spacing w:after="20"/>
+            </w:pPr>
+            <w:r>
+              <w:rPr>
+                <w:color w:val="1C3A36"/>
+                <w:sz w:val="14"/>
+              </w:rPr>
               <w:t>par value</w:t>
             </w:r>
           </w:p>
@@ -14183,6 +14676,1685 @@
                 <w:sz w:val="14"/>
               </w:rPr>
               <w:t>Capital note (13): nominal value per share</w:t>
+            </w:r>
+          </w:p>
+        </w:tc>
+      </w:tr>
+      <w:tr>
+        <w:tc>
+          <w:tcPr>
+            <w:tcW w:type="dxa" w:w="2232"/>
+          </w:tcPr>
+          <w:p>
+            <w:pPr>
+              <w:spacing w:after="20"/>
+            </w:pPr>
+            <w:r>
+              <w:rPr>
+                <w:color w:val="1C3A36"/>
+                <w:sz w:val="14"/>
+              </w:rPr>
+              <w:t>q1 rev</w:t>
+            </w:r>
+          </w:p>
+        </w:tc>
+        <w:tc>
+          <w:tcPr>
+            <w:tcW w:type="dxa" w:w="1512"/>
+          </w:tcPr>
+          <w:p>
+            <w:pPr>
+              <w:spacing w:after="20"/>
+              <w:jc w:val="right"/>
+            </w:pPr>
+            <w:r>
+              <w:rPr>
+                <w:color w:val="1C3A36"/>
+                <w:sz w:val="14"/>
+              </w:rPr>
+              <w:t>2,532.83</w:t>
+            </w:r>
+          </w:p>
+        </w:tc>
+        <w:tc>
+          <w:tcPr>
+            <w:tcW w:type="dxa" w:w="950"/>
+          </w:tcPr>
+          <w:p>
+            <w:pPr>
+              <w:spacing w:after="20"/>
+              <w:jc w:val="right"/>
+            </w:pPr>
+            <w:r>
+              <w:rPr>
+                <w:color w:val="1C3A36"/>
+                <w:sz w:val="14"/>
+              </w:rPr>
+              <w:t>2026-05-14</w:t>
+            </w:r>
+          </w:p>
+        </w:tc>
+        <w:tc>
+          <w:tcPr>
+            <w:tcW w:type="dxa" w:w="4810"/>
+          </w:tcPr>
+          <w:p>
+            <w:pPr>
+              <w:spacing w:after="20"/>
+              <w:jc w:val="right"/>
+            </w:pPr>
+            <w:r>
+              <w:rPr>
+                <w:color w:val="1C3A36"/>
+                <w:sz w:val="14"/>
+              </w:rPr>
+              <w:t>Reviewed consolidated interim financial statements for the three months ended 31 March 2026, English translation issued by the auditor, review report dated 14 May 2026. THE REVIEW CONCLUSION IS QUALIFIED: net sales for the quarter (Q1-2025: 2,299.890)</w:t>
+            </w:r>
+          </w:p>
+        </w:tc>
+      </w:tr>
+      <w:tr>
+        <w:tc>
+          <w:tcPr>
+            <w:tcW w:type="dxa" w:w="2232"/>
+          </w:tcPr>
+          <w:p>
+            <w:pPr>
+              <w:spacing w:after="20"/>
+            </w:pPr>
+            <w:r>
+              <w:rPr>
+                <w:color w:val="1C3A36"/>
+                <w:sz w:val="14"/>
+              </w:rPr>
+              <w:t>q1 rev ly</w:t>
+            </w:r>
+          </w:p>
+        </w:tc>
+        <w:tc>
+          <w:tcPr>
+            <w:tcW w:type="dxa" w:w="1512"/>
+          </w:tcPr>
+          <w:p>
+            <w:pPr>
+              <w:spacing w:after="20"/>
+              <w:jc w:val="right"/>
+            </w:pPr>
+            <w:r>
+              <w:rPr>
+                <w:color w:val="1C3A36"/>
+                <w:sz w:val="14"/>
+              </w:rPr>
+              <w:t>2,299.89</w:t>
+            </w:r>
+          </w:p>
+        </w:tc>
+        <w:tc>
+          <w:tcPr>
+            <w:tcW w:type="dxa" w:w="950"/>
+          </w:tcPr>
+          <w:p>
+            <w:pPr>
+              <w:spacing w:after="20"/>
+              <w:jc w:val="right"/>
+            </w:pPr>
+            <w:r>
+              <w:rPr>
+                <w:color w:val="1C3A36"/>
+                <w:sz w:val="14"/>
+              </w:rPr>
+              <w:t>2026-05-14</w:t>
+            </w:r>
+          </w:p>
+        </w:tc>
+        <w:tc>
+          <w:tcPr>
+            <w:tcW w:type="dxa" w:w="4810"/>
+          </w:tcPr>
+          <w:p>
+            <w:pPr>
+              <w:spacing w:after="20"/>
+              <w:jc w:val="right"/>
+            </w:pPr>
+            <w:r>
+              <w:rPr>
+                <w:color w:val="1C3A36"/>
+                <w:sz w:val="14"/>
+              </w:rPr>
+              <w:t>Reviewed consolidated interim financial statements for the three months ended 31 March 2026, English translation issued by the auditor, review report dated 14 May 2026. THE REVIEW CONCLUSION IS QUALIFIED: comparative quarter</w:t>
+            </w:r>
+          </w:p>
+        </w:tc>
+      </w:tr>
+      <w:tr>
+        <w:tc>
+          <w:tcPr>
+            <w:tcW w:type="dxa" w:w="2232"/>
+          </w:tcPr>
+          <w:p>
+            <w:pPr>
+              <w:spacing w:after="20"/>
+            </w:pPr>
+            <w:r>
+              <w:rPr>
+                <w:color w:val="1C3A36"/>
+                <w:sz w:val="14"/>
+              </w:rPr>
+              <w:t>q1 gp</w:t>
+            </w:r>
+          </w:p>
+        </w:tc>
+        <w:tc>
+          <w:tcPr>
+            <w:tcW w:type="dxa" w:w="1512"/>
+          </w:tcPr>
+          <w:p>
+            <w:pPr>
+              <w:spacing w:after="20"/>
+              <w:jc w:val="right"/>
+            </w:pPr>
+            <w:r>
+              <w:rPr>
+                <w:color w:val="1C3A36"/>
+                <w:sz w:val="14"/>
+              </w:rPr>
+              <w:t>1,073.71</w:t>
+            </w:r>
+          </w:p>
+        </w:tc>
+        <w:tc>
+          <w:tcPr>
+            <w:tcW w:type="dxa" w:w="950"/>
+          </w:tcPr>
+          <w:p>
+            <w:pPr>
+              <w:spacing w:after="20"/>
+              <w:jc w:val="right"/>
+            </w:pPr>
+            <w:r>
+              <w:rPr>
+                <w:color w:val="1C3A36"/>
+                <w:sz w:val="14"/>
+              </w:rPr>
+              <w:t>2026-05-14</w:t>
+            </w:r>
+          </w:p>
+        </w:tc>
+        <w:tc>
+          <w:tcPr>
+            <w:tcW w:type="dxa" w:w="4810"/>
+          </w:tcPr>
+          <w:p>
+            <w:pPr>
+              <w:spacing w:after="20"/>
+              <w:jc w:val="right"/>
+            </w:pPr>
+            <w:r>
+              <w:rPr>
+                <w:color w:val="1C3A36"/>
+                <w:sz w:val="14"/>
+              </w:rPr>
+              <w:t>Reviewed consolidated interim financial statements for the three months ended 31 March 2026, English translation issued by the auditor, review report dated 14 May 2026. THE REVIEW CONCLUSION IS QUALIFIED: gross profit (Q1-2025: 1,051.090)</w:t>
+            </w:r>
+          </w:p>
+        </w:tc>
+      </w:tr>
+      <w:tr>
+        <w:tc>
+          <w:tcPr>
+            <w:tcW w:type="dxa" w:w="2232"/>
+          </w:tcPr>
+          <w:p>
+            <w:pPr>
+              <w:spacing w:after="20"/>
+            </w:pPr>
+            <w:r>
+              <w:rPr>
+                <w:color w:val="1C3A36"/>
+                <w:sz w:val="14"/>
+              </w:rPr>
+              <w:t>q1 gp ly</w:t>
+            </w:r>
+          </w:p>
+        </w:tc>
+        <w:tc>
+          <w:tcPr>
+            <w:tcW w:type="dxa" w:w="1512"/>
+          </w:tcPr>
+          <w:p>
+            <w:pPr>
+              <w:spacing w:after="20"/>
+              <w:jc w:val="right"/>
+            </w:pPr>
+            <w:r>
+              <w:rPr>
+                <w:color w:val="1C3A36"/>
+                <w:sz w:val="14"/>
+              </w:rPr>
+              <w:t>1,051.09</w:t>
+            </w:r>
+          </w:p>
+        </w:tc>
+        <w:tc>
+          <w:tcPr>
+            <w:tcW w:type="dxa" w:w="950"/>
+          </w:tcPr>
+          <w:p>
+            <w:pPr>
+              <w:spacing w:after="20"/>
+              <w:jc w:val="right"/>
+            </w:pPr>
+            <w:r>
+              <w:rPr>
+                <w:color w:val="1C3A36"/>
+                <w:sz w:val="14"/>
+              </w:rPr>
+              <w:t>2026-05-14</w:t>
+            </w:r>
+          </w:p>
+        </w:tc>
+        <w:tc>
+          <w:tcPr>
+            <w:tcW w:type="dxa" w:w="4810"/>
+          </w:tcPr>
+          <w:p>
+            <w:pPr>
+              <w:spacing w:after="20"/>
+              <w:jc w:val="right"/>
+            </w:pPr>
+            <w:r>
+              <w:rPr>
+                <w:color w:val="1C3A36"/>
+                <w:sz w:val="14"/>
+              </w:rPr>
+              <w:t>Reviewed consolidated interim financial statements for the three months ended 31 March 2026, English translation issued by the auditor, review report dated 14 May 2026. THE REVIEW CONCLUSION IS QUALIFIED: comparative quarter</w:t>
+            </w:r>
+          </w:p>
+        </w:tc>
+      </w:tr>
+      <w:tr>
+        <w:tc>
+          <w:tcPr>
+            <w:tcW w:type="dxa" w:w="2232"/>
+          </w:tcPr>
+          <w:p>
+            <w:pPr>
+              <w:spacing w:after="20"/>
+            </w:pPr>
+            <w:r>
+              <w:rPr>
+                <w:color w:val="1C3A36"/>
+                <w:sz w:val="14"/>
+              </w:rPr>
+              <w:t>q1 dna</w:t>
+            </w:r>
+          </w:p>
+        </w:tc>
+        <w:tc>
+          <w:tcPr>
+            <w:tcW w:type="dxa" w:w="1512"/>
+          </w:tcPr>
+          <w:p>
+            <w:pPr>
+              <w:spacing w:after="20"/>
+              <w:jc w:val="right"/>
+            </w:pPr>
+            <w:r>
+              <w:rPr>
+                <w:color w:val="1C3A36"/>
+                <w:sz w:val="14"/>
+              </w:rPr>
+              <w:t>56.2094</w:t>
+            </w:r>
+          </w:p>
+        </w:tc>
+        <w:tc>
+          <w:tcPr>
+            <w:tcW w:type="dxa" w:w="950"/>
+          </w:tcPr>
+          <w:p>
+            <w:pPr>
+              <w:spacing w:after="20"/>
+              <w:jc w:val="right"/>
+            </w:pPr>
+            <w:r>
+              <w:rPr>
+                <w:color w:val="1C3A36"/>
+                <w:sz w:val="14"/>
+              </w:rPr>
+              <w:t>2026-05-14</w:t>
+            </w:r>
+          </w:p>
+        </w:tc>
+        <w:tc>
+          <w:tcPr>
+            <w:tcW w:type="dxa" w:w="4810"/>
+          </w:tcPr>
+          <w:p>
+            <w:pPr>
+              <w:spacing w:after="20"/>
+              <w:jc w:val="right"/>
+            </w:pPr>
+            <w:r>
+              <w:rPr>
+                <w:color w:val="1C3A36"/>
+                <w:sz w:val="14"/>
+              </w:rPr>
+              <w:t>Reviewed consolidated interim financial statements for the three months ended 31 March 2026, English translation issued by the auditor, review report dated 14 May 2026. THE REVIEW CONCLUSION IS QUALIFIED, statement of cash flows: fixed-asset depreciation 52.9996, right-of-use amortisation 1.5390, intangible amortisation 1.6708. The comparative quarter total was 26.613, so the charge has MORE THAN DOUBLED year on year</w:t>
+            </w:r>
+          </w:p>
+        </w:tc>
+      </w:tr>
+      <w:tr>
+        <w:tc>
+          <w:tcPr>
+            <w:tcW w:type="dxa" w:w="2232"/>
+          </w:tcPr>
+          <w:p>
+            <w:pPr>
+              <w:spacing w:after="20"/>
+            </w:pPr>
+            <w:r>
+              <w:rPr>
+                <w:color w:val="1C3A36"/>
+                <w:sz w:val="14"/>
+              </w:rPr>
+              <w:t>q1 dna ly</w:t>
+            </w:r>
+          </w:p>
+        </w:tc>
+        <w:tc>
+          <w:tcPr>
+            <w:tcW w:type="dxa" w:w="1512"/>
+          </w:tcPr>
+          <w:p>
+            <w:pPr>
+              <w:spacing w:after="20"/>
+              <w:jc w:val="right"/>
+            </w:pPr>
+            <w:r>
+              <w:rPr>
+                <w:color w:val="1C3A36"/>
+                <w:sz w:val="14"/>
+              </w:rPr>
+              <w:t>26.6131</w:t>
+            </w:r>
+          </w:p>
+        </w:tc>
+        <w:tc>
+          <w:tcPr>
+            <w:tcW w:type="dxa" w:w="950"/>
+          </w:tcPr>
+          <w:p>
+            <w:pPr>
+              <w:spacing w:after="20"/>
+              <w:jc w:val="right"/>
+            </w:pPr>
+            <w:r>
+              <w:rPr>
+                <w:color w:val="1C3A36"/>
+                <w:sz w:val="14"/>
+              </w:rPr>
+              <w:t>2026-05-14</w:t>
+            </w:r>
+          </w:p>
+        </w:tc>
+        <w:tc>
+          <w:tcPr>
+            <w:tcW w:type="dxa" w:w="4810"/>
+          </w:tcPr>
+          <w:p>
+            <w:pPr>
+              <w:spacing w:after="20"/>
+              <w:jc w:val="right"/>
+            </w:pPr>
+            <w:r>
+              <w:rPr>
+                <w:color w:val="1C3A36"/>
+                <w:sz w:val="14"/>
+              </w:rPr>
+              <w:t>Reviewed consolidated interim financial statements for the three months ended 31 March 2026, English translation issued by the auditor, review report dated 14 May 2026. THE REVIEW CONCLUSION IS QUALIFIED: comparative quarter</w:t>
+            </w:r>
+          </w:p>
+        </w:tc>
+      </w:tr>
+      <w:tr>
+        <w:tc>
+          <w:tcPr>
+            <w:tcW w:type="dxa" w:w="2232"/>
+          </w:tcPr>
+          <w:p>
+            <w:pPr>
+              <w:spacing w:after="20"/>
+            </w:pPr>
+            <w:r>
+              <w:rPr>
+                <w:color w:val="1C3A36"/>
+                <w:sz w:val="14"/>
+              </w:rPr>
+              <w:t>q1 fin</w:t>
+            </w:r>
+          </w:p>
+        </w:tc>
+        <w:tc>
+          <w:tcPr>
+            <w:tcW w:type="dxa" w:w="1512"/>
+          </w:tcPr>
+          <w:p>
+            <w:pPr>
+              <w:spacing w:after="20"/>
+              <w:jc w:val="right"/>
+            </w:pPr>
+            <w:r>
+              <w:rPr>
+                <w:color w:val="1C3A36"/>
+                <w:sz w:val="14"/>
+              </w:rPr>
+              <w:t>312.862</w:t>
+            </w:r>
+          </w:p>
+        </w:tc>
+        <w:tc>
+          <w:tcPr>
+            <w:tcW w:type="dxa" w:w="950"/>
+          </w:tcPr>
+          <w:p>
+            <w:pPr>
+              <w:spacing w:after="20"/>
+              <w:jc w:val="right"/>
+            </w:pPr>
+            <w:r>
+              <w:rPr>
+                <w:color w:val="1C3A36"/>
+                <w:sz w:val="14"/>
+              </w:rPr>
+              <w:t>2026-05-14</w:t>
+            </w:r>
+          </w:p>
+        </w:tc>
+        <w:tc>
+          <w:tcPr>
+            <w:tcW w:type="dxa" w:w="4810"/>
+          </w:tcPr>
+          <w:p>
+            <w:pPr>
+              <w:spacing w:after="20"/>
+              <w:jc w:val="right"/>
+            </w:pPr>
+            <w:r>
+              <w:rPr>
+                <w:color w:val="1C3A36"/>
+                <w:sz w:val="14"/>
+              </w:rPr>
+              <w:t>Reviewed consolidated interim financial statements for the three months ended 31 March 2026, English translation issued by the auditor, review report dated 14 May 2026. THE REVIEW CONCLUSION IS QUALIFIED: financing expenses (Q1-2025: 335.979) — DOWN 6.9% year on year despite a larger debt book</w:t>
+            </w:r>
+          </w:p>
+        </w:tc>
+      </w:tr>
+      <w:tr>
+        <w:tc>
+          <w:tcPr>
+            <w:tcW w:type="dxa" w:w="2232"/>
+          </w:tcPr>
+          <w:p>
+            <w:pPr>
+              <w:spacing w:after="20"/>
+            </w:pPr>
+            <w:r>
+              <w:rPr>
+                <w:color w:val="1C3A36"/>
+                <w:sz w:val="14"/>
+              </w:rPr>
+              <w:t>q1 prov</w:t>
+            </w:r>
+          </w:p>
+        </w:tc>
+        <w:tc>
+          <w:tcPr>
+            <w:tcW w:type="dxa" w:w="1512"/>
+          </w:tcPr>
+          <w:p>
+            <w:pPr>
+              <w:spacing w:after="20"/>
+              <w:jc w:val="right"/>
+            </w:pPr>
+            <w:r>
+              <w:rPr>
+                <w:color w:val="1C3A36"/>
+                <w:sz w:val="14"/>
+              </w:rPr>
+              <w:t>65</w:t>
+            </w:r>
+          </w:p>
+        </w:tc>
+        <w:tc>
+          <w:tcPr>
+            <w:tcW w:type="dxa" w:w="950"/>
+          </w:tcPr>
+          <w:p>
+            <w:pPr>
+              <w:spacing w:after="20"/>
+              <w:jc w:val="right"/>
+            </w:pPr>
+            <w:r>
+              <w:rPr>
+                <w:color w:val="1C3A36"/>
+                <w:sz w:val="14"/>
+              </w:rPr>
+              <w:t>2026-05-14</w:t>
+            </w:r>
+          </w:p>
+        </w:tc>
+        <w:tc>
+          <w:tcPr>
+            <w:tcW w:type="dxa" w:w="4810"/>
+          </w:tcPr>
+          <w:p>
+            <w:pPr>
+              <w:spacing w:after="20"/>
+              <w:jc w:val="right"/>
+            </w:pPr>
+            <w:r>
+              <w:rPr>
+                <w:color w:val="1C3A36"/>
+                <w:sz w:val="14"/>
+              </w:rPr>
+              <w:t>Reviewed consolidated interim financial statements for the three months ended 31 March 2026, English translation issued by the auditor, review report dated 14 May 2026. THE REVIEW CONCLUSION IS QUALIFIED: formed provisions 40.000 plus inventory impairment 25.000. THERE IS NO EXPECTED-CREDIT-LOSS CHARGE AT ALL, which is one of the three matters the auditor qualified</w:t>
+            </w:r>
+          </w:p>
+        </w:tc>
+      </w:tr>
+      <w:tr>
+        <w:tc>
+          <w:tcPr>
+            <w:tcW w:type="dxa" w:w="2232"/>
+          </w:tcPr>
+          <w:p>
+            <w:pPr>
+              <w:spacing w:after="20"/>
+            </w:pPr>
+            <w:r>
+              <w:rPr>
+                <w:color w:val="1C3A36"/>
+                <w:sz w:val="14"/>
+              </w:rPr>
+              <w:t>q1 assoc</w:t>
+            </w:r>
+          </w:p>
+        </w:tc>
+        <w:tc>
+          <w:tcPr>
+            <w:tcW w:type="dxa" w:w="1512"/>
+          </w:tcPr>
+          <w:p>
+            <w:pPr>
+              <w:spacing w:after="20"/>
+              <w:jc w:val="right"/>
+            </w:pPr>
+            <w:r>
+              <w:rPr>
+                <w:color w:val="1C3A36"/>
+                <w:sz w:val="14"/>
+              </w:rPr>
+              <w:t>13.1184</w:t>
+            </w:r>
+          </w:p>
+        </w:tc>
+        <w:tc>
+          <w:tcPr>
+            <w:tcW w:type="dxa" w:w="950"/>
+          </w:tcPr>
+          <w:p>
+            <w:pPr>
+              <w:spacing w:after="20"/>
+              <w:jc w:val="right"/>
+            </w:pPr>
+            <w:r>
+              <w:rPr>
+                <w:color w:val="1C3A36"/>
+                <w:sz w:val="14"/>
+              </w:rPr>
+              <w:t>2026-05-14</w:t>
+            </w:r>
+          </w:p>
+        </w:tc>
+        <w:tc>
+          <w:tcPr>
+            <w:tcW w:type="dxa" w:w="4810"/>
+          </w:tcPr>
+          <w:p>
+            <w:pPr>
+              <w:spacing w:after="20"/>
+              <w:jc w:val="right"/>
+            </w:pPr>
+            <w:r>
+              <w:rPr>
+                <w:color w:val="1C3A36"/>
+                <w:sz w:val="14"/>
+              </w:rPr>
+              <w:t>Reviewed consolidated interim financial statements for the three months ended 31 March 2026, English translation issued by the auditor, review report dated 14 May 2026. THE REVIEW CONCLUSION IS QUALIFIED: profits of subsidiaries and associates (Q1-2025: 33.445). The auditor states the associates' own periodic statements were NOT received, so this line is incomplete by construction</w:t>
+            </w:r>
+          </w:p>
+        </w:tc>
+      </w:tr>
+      <w:tr>
+        <w:tc>
+          <w:tcPr>
+            <w:tcW w:type="dxa" w:w="2232"/>
+          </w:tcPr>
+          <w:p>
+            <w:pPr>
+              <w:spacing w:after="20"/>
+            </w:pPr>
+            <w:r>
+              <w:rPr>
+                <w:color w:val="1C3A36"/>
+                <w:sz w:val="14"/>
+              </w:rPr>
+              <w:t>q1 capex</w:t>
+            </w:r>
+          </w:p>
+        </w:tc>
+        <w:tc>
+          <w:tcPr>
+            <w:tcW w:type="dxa" w:w="1512"/>
+          </w:tcPr>
+          <w:p>
+            <w:pPr>
+              <w:spacing w:after="20"/>
+              <w:jc w:val="right"/>
+            </w:pPr>
+            <w:r>
+              <w:rPr>
+                <w:color w:val="1C3A36"/>
+                <w:sz w:val="14"/>
+              </w:rPr>
+              <w:t>324.735</w:t>
+            </w:r>
+          </w:p>
+        </w:tc>
+        <w:tc>
+          <w:tcPr>
+            <w:tcW w:type="dxa" w:w="950"/>
+          </w:tcPr>
+          <w:p>
+            <w:pPr>
+              <w:spacing w:after="20"/>
+              <w:jc w:val="right"/>
+            </w:pPr>
+            <w:r>
+              <w:rPr>
+                <w:color w:val="1C3A36"/>
+                <w:sz w:val="14"/>
+              </w:rPr>
+              <w:t>2026-05-14</w:t>
+            </w:r>
+          </w:p>
+        </w:tc>
+        <w:tc>
+          <w:tcPr>
+            <w:tcW w:type="dxa" w:w="4810"/>
+          </w:tcPr>
+          <w:p>
+            <w:pPr>
+              <w:spacing w:after="20"/>
+              <w:jc w:val="right"/>
+            </w:pPr>
+            <w:r>
+              <w:rPr>
+                <w:color w:val="1C3A36"/>
+                <w:sz w:val="14"/>
+              </w:rPr>
+              <w:t>Reviewed consolidated interim financial statements for the three months ended 31 March 2026, English translation issued by the auditor, review report dated 14 May 2026. THE REVIEW CONCLUSION IS QUALIFIED: payments to purchase fixed assets and projects under construction</w:t>
+            </w:r>
+          </w:p>
+        </w:tc>
+      </w:tr>
+      <w:tr>
+        <w:tc>
+          <w:tcPr>
+            <w:tcW w:type="dxa" w:w="2232"/>
+          </w:tcPr>
+          <w:p>
+            <w:pPr>
+              <w:spacing w:after="20"/>
+            </w:pPr>
+            <w:r>
+              <w:rPr>
+                <w:color w:val="1C3A36"/>
+                <w:sz w:val="14"/>
+              </w:rPr>
+              <w:t>q1 parent</w:t>
+            </w:r>
+          </w:p>
+        </w:tc>
+        <w:tc>
+          <w:tcPr>
+            <w:tcW w:type="dxa" w:w="1512"/>
+          </w:tcPr>
+          <w:p>
+            <w:pPr>
+              <w:spacing w:after="20"/>
+              <w:jc w:val="right"/>
+            </w:pPr>
+            <w:r>
+              <w:rPr>
+                <w:color w:val="1C3A36"/>
+                <w:sz w:val="14"/>
+              </w:rPr>
+              <w:t>283.954</w:t>
+            </w:r>
+          </w:p>
+        </w:tc>
+        <w:tc>
+          <w:tcPr>
+            <w:tcW w:type="dxa" w:w="950"/>
+          </w:tcPr>
+          <w:p>
+            <w:pPr>
+              <w:spacing w:after="20"/>
+              <w:jc w:val="right"/>
+            </w:pPr>
+            <w:r>
+              <w:rPr>
+                <w:color w:val="1C3A36"/>
+                <w:sz w:val="14"/>
+              </w:rPr>
+              <w:t>2026-05-14</w:t>
+            </w:r>
+          </w:p>
+        </w:tc>
+        <w:tc>
+          <w:tcPr>
+            <w:tcW w:type="dxa" w:w="4810"/>
+          </w:tcPr>
+          <w:p>
+            <w:pPr>
+              <w:spacing w:after="20"/>
+              <w:jc w:val="right"/>
+            </w:pPr>
+            <w:r>
+              <w:rPr>
+                <w:color w:val="1C3A36"/>
+                <w:sz w:val="14"/>
+              </w:rPr>
+              <w:t>Reviewed consolidated interim financial statements for the three months ended 31 March 2026, English translation issued by the auditor, review report dated 14 May 2026. THE REVIEW CONCLUSION IS QUALIFIED: profit attributable to the holding company (Q1-2025: 318.564), a fall of 10.9% on a 10.1% rise in sales</w:t>
+            </w:r>
+          </w:p>
+        </w:tc>
+      </w:tr>
+      <w:tr>
+        <w:tc>
+          <w:tcPr>
+            <w:tcW w:type="dxa" w:w="2232"/>
+          </w:tcPr>
+          <w:p>
+            <w:pPr>
+              <w:spacing w:after="20"/>
+            </w:pPr>
+            <w:r>
+              <w:rPr>
+                <w:color w:val="1C3A36"/>
+                <w:sz w:val="14"/>
+              </w:rPr>
+              <w:t>q1 parent ly</w:t>
+            </w:r>
+          </w:p>
+        </w:tc>
+        <w:tc>
+          <w:tcPr>
+            <w:tcW w:type="dxa" w:w="1512"/>
+          </w:tcPr>
+          <w:p>
+            <w:pPr>
+              <w:spacing w:after="20"/>
+              <w:jc w:val="right"/>
+            </w:pPr>
+            <w:r>
+              <w:rPr>
+                <w:color w:val="1C3A36"/>
+                <w:sz w:val="14"/>
+              </w:rPr>
+              <w:t>318.564</w:t>
+            </w:r>
+          </w:p>
+        </w:tc>
+        <w:tc>
+          <w:tcPr>
+            <w:tcW w:type="dxa" w:w="950"/>
+          </w:tcPr>
+          <w:p>
+            <w:pPr>
+              <w:spacing w:after="20"/>
+              <w:jc w:val="right"/>
+            </w:pPr>
+            <w:r>
+              <w:rPr>
+                <w:color w:val="1C3A36"/>
+                <w:sz w:val="14"/>
+              </w:rPr>
+              <w:t>2026-05-14</w:t>
+            </w:r>
+          </w:p>
+        </w:tc>
+        <w:tc>
+          <w:tcPr>
+            <w:tcW w:type="dxa" w:w="4810"/>
+          </w:tcPr>
+          <w:p>
+            <w:pPr>
+              <w:spacing w:after="20"/>
+              <w:jc w:val="right"/>
+            </w:pPr>
+            <w:r>
+              <w:rPr>
+                <w:color w:val="1C3A36"/>
+                <w:sz w:val="14"/>
+              </w:rPr>
+              <w:t>Reviewed consolidated interim financial statements for the three months ended 31 March 2026, English translation issued by the auditor, review report dated 14 May 2026. THE REVIEW CONCLUSION IS QUALIFIED: comparative quarter</w:t>
+            </w:r>
+          </w:p>
+        </w:tc>
+      </w:tr>
+      <w:tr>
+        <w:tc>
+          <w:tcPr>
+            <w:tcW w:type="dxa" w:w="2232"/>
+          </w:tcPr>
+          <w:p>
+            <w:pPr>
+              <w:spacing w:after="20"/>
+            </w:pPr>
+            <w:r>
+              <w:rPr>
+                <w:color w:val="1C3A36"/>
+                <w:sz w:val="14"/>
+              </w:rPr>
+              <w:t>q1 ppe</w:t>
+            </w:r>
+          </w:p>
+        </w:tc>
+        <w:tc>
+          <w:tcPr>
+            <w:tcW w:type="dxa" w:w="1512"/>
+          </w:tcPr>
+          <w:p>
+            <w:pPr>
+              <w:spacing w:after="20"/>
+              <w:jc w:val="right"/>
+            </w:pPr>
+            <w:r>
+              <w:rPr>
+                <w:color w:val="1C3A36"/>
+                <w:sz w:val="14"/>
+              </w:rPr>
+              <w:t>4,209.66</w:t>
+            </w:r>
+          </w:p>
+        </w:tc>
+        <w:tc>
+          <w:tcPr>
+            <w:tcW w:type="dxa" w:w="950"/>
+          </w:tcPr>
+          <w:p>
+            <w:pPr>
+              <w:spacing w:after="20"/>
+              <w:jc w:val="right"/>
+            </w:pPr>
+            <w:r>
+              <w:rPr>
+                <w:color w:val="1C3A36"/>
+                <w:sz w:val="14"/>
+              </w:rPr>
+              <w:t>2026-05-14</w:t>
+            </w:r>
+          </w:p>
+        </w:tc>
+        <w:tc>
+          <w:tcPr>
+            <w:tcW w:type="dxa" w:w="4810"/>
+          </w:tcPr>
+          <w:p>
+            <w:pPr>
+              <w:spacing w:after="20"/>
+              <w:jc w:val="right"/>
+            </w:pPr>
+            <w:r>
+              <w:rPr>
+                <w:color w:val="1C3A36"/>
+                <w:sz w:val="14"/>
+              </w:rPr>
+              <w:t>Reviewed consolidated interim financial statements for the three months ended 31 March 2026, English translation issued by the auditor, review report dated 14 May 2026. THE REVIEW CONCLUSION IS QUALIFIED: fixed assets net, against 3,069.748 at 31 December 2025 — a rise of 1,139.916 in one quarter</w:t>
+            </w:r>
+          </w:p>
+        </w:tc>
+      </w:tr>
+      <w:tr>
+        <w:tc>
+          <w:tcPr>
+            <w:tcW w:type="dxa" w:w="2232"/>
+          </w:tcPr>
+          <w:p>
+            <w:pPr>
+              <w:spacing w:after="20"/>
+            </w:pPr>
+            <w:r>
+              <w:rPr>
+                <w:color w:val="1C3A36"/>
+                <w:sz w:val="14"/>
+              </w:rPr>
+              <w:t>q1 cip</w:t>
+            </w:r>
+          </w:p>
+        </w:tc>
+        <w:tc>
+          <w:tcPr>
+            <w:tcW w:type="dxa" w:w="1512"/>
+          </w:tcPr>
+          <w:p>
+            <w:pPr>
+              <w:spacing w:after="20"/>
+              <w:jc w:val="right"/>
+            </w:pPr>
+            <w:r>
+              <w:rPr>
+                <w:color w:val="1C3A36"/>
+                <w:sz w:val="14"/>
+              </w:rPr>
+              <w:t>3,983.62</w:t>
+            </w:r>
+          </w:p>
+        </w:tc>
+        <w:tc>
+          <w:tcPr>
+            <w:tcW w:type="dxa" w:w="950"/>
+          </w:tcPr>
+          <w:p>
+            <w:pPr>
+              <w:spacing w:after="20"/>
+              <w:jc w:val="right"/>
+            </w:pPr>
+            <w:r>
+              <w:rPr>
+                <w:color w:val="1C3A36"/>
+                <w:sz w:val="14"/>
+              </w:rPr>
+              <w:t>2026-05-14</w:t>
+            </w:r>
+          </w:p>
+        </w:tc>
+        <w:tc>
+          <w:tcPr>
+            <w:tcW w:type="dxa" w:w="4810"/>
+          </w:tcPr>
+          <w:p>
+            <w:pPr>
+              <w:spacing w:after="20"/>
+              <w:jc w:val="right"/>
+            </w:pPr>
+            <w:r>
+              <w:rPr>
+                <w:color w:val="1C3A36"/>
+                <w:sz w:val="14"/>
+              </w:rPr>
+              <w:t>Reviewed consolidated interim financial statements for the three months ended 31 March 2026, English translation issued by the auditor, review report dated 14 May 2026. THE REVIEW CONCLUSION IS QUALIFIED: projects under construction, against 4,901.224 at 31 December 2025 — a TRANSFER OUT of 917.600 in one quarter, which is the study's central mechanism arriving on schedule</w:t>
+            </w:r>
+          </w:p>
+        </w:tc>
+      </w:tr>
+      <w:tr>
+        <w:tc>
+          <w:tcPr>
+            <w:tcW w:type="dxa" w:w="2232"/>
+          </w:tcPr>
+          <w:p>
+            <w:pPr>
+              <w:spacing w:after="20"/>
+            </w:pPr>
+            <w:r>
+              <w:rPr>
+                <w:color w:val="1C3A36"/>
+                <w:sz w:val="14"/>
+              </w:rPr>
+              <w:t>q1 assoc bv</w:t>
+            </w:r>
+          </w:p>
+        </w:tc>
+        <w:tc>
+          <w:tcPr>
+            <w:tcW w:type="dxa" w:w="1512"/>
+          </w:tcPr>
+          <w:p>
+            <w:pPr>
+              <w:spacing w:after="20"/>
+              <w:jc w:val="right"/>
+            </w:pPr>
+            <w:r>
+              <w:rPr>
+                <w:color w:val="1C3A36"/>
+                <w:sz w:val="14"/>
+              </w:rPr>
+              <w:t>904.361</w:t>
+            </w:r>
+          </w:p>
+        </w:tc>
+        <w:tc>
+          <w:tcPr>
+            <w:tcW w:type="dxa" w:w="950"/>
+          </w:tcPr>
+          <w:p>
+            <w:pPr>
+              <w:spacing w:after="20"/>
+              <w:jc w:val="right"/>
+            </w:pPr>
+            <w:r>
+              <w:rPr>
+                <w:color w:val="1C3A36"/>
+                <w:sz w:val="14"/>
+              </w:rPr>
+              <w:t>2026-05-14</w:t>
+            </w:r>
+          </w:p>
+        </w:tc>
+        <w:tc>
+          <w:tcPr>
+            <w:tcW w:type="dxa" w:w="4810"/>
+          </w:tcPr>
+          <w:p>
+            <w:pPr>
+              <w:spacing w:after="20"/>
+              <w:jc w:val="right"/>
+            </w:pPr>
+            <w:r>
+              <w:rPr>
+                <w:color w:val="1C3A36"/>
+                <w:sz w:val="14"/>
+              </w:rPr>
+              <w:t>Reviewed consolidated interim financial statements for the three months ended 31 March 2026, English translation issued by the auditor, review report dated 14 May 2026. THE REVIEW CONCLUSION IS QUALIFIED: investments in associates, against 675.875 at 31 December 2025. The increase is the active-ingredient company moving from consolidation into associates</w:t>
+            </w:r>
+          </w:p>
+        </w:tc>
+      </w:tr>
+      <w:tr>
+        <w:tc>
+          <w:tcPr>
+            <w:tcW w:type="dxa" w:w="2232"/>
+          </w:tcPr>
+          <w:p>
+            <w:pPr>
+              <w:spacing w:after="20"/>
+            </w:pPr>
+            <w:r>
+              <w:rPr>
+                <w:color w:val="1C3A36"/>
+                <w:sz w:val="14"/>
+              </w:rPr>
+              <w:t>q1 nci</w:t>
+            </w:r>
+          </w:p>
+        </w:tc>
+        <w:tc>
+          <w:tcPr>
+            <w:tcW w:type="dxa" w:w="1512"/>
+          </w:tcPr>
+          <w:p>
+            <w:pPr>
+              <w:spacing w:after="20"/>
+              <w:jc w:val="right"/>
+            </w:pPr>
+            <w:r>
+              <w:rPr>
+                <w:color w:val="1C3A36"/>
+                <w:sz w:val="14"/>
+              </w:rPr>
+              <w:t>3.99981</w:t>
+            </w:r>
+          </w:p>
+        </w:tc>
+        <w:tc>
+          <w:tcPr>
+            <w:tcW w:type="dxa" w:w="950"/>
+          </w:tcPr>
+          <w:p>
+            <w:pPr>
+              <w:spacing w:after="20"/>
+              <w:jc w:val="right"/>
+            </w:pPr>
+            <w:r>
+              <w:rPr>
+                <w:color w:val="1C3A36"/>
+                <w:sz w:val="14"/>
+              </w:rPr>
+              <w:t>2026-05-14</w:t>
+            </w:r>
+          </w:p>
+        </w:tc>
+        <w:tc>
+          <w:tcPr>
+            <w:tcW w:type="dxa" w:w="4810"/>
+          </w:tcPr>
+          <w:p>
+            <w:pPr>
+              <w:spacing w:after="20"/>
+              <w:jc w:val="right"/>
+            </w:pPr>
+            <w:r>
+              <w:rPr>
+                <w:color w:val="1C3A36"/>
+                <w:sz w:val="14"/>
+              </w:rPr>
+              <w:t>Reviewed consolidated interim financial statements for the three months ended 31 March 2026, English translation issued by the auditor, review report dated 14 May 2026. THE REVIEW CONCLUSION IS QUALIFIED: non-controlling interests, against 288.705 at 31 December 2025. The collapse is the deconsolidation of the active-ingredient company</w:t>
+            </w:r>
+          </w:p>
+        </w:tc>
+      </w:tr>
+      <w:tr>
+        <w:tc>
+          <w:tcPr>
+            <w:tcW w:type="dxa" w:w="2232"/>
+          </w:tcPr>
+          <w:p>
+            <w:pPr>
+              <w:spacing w:after="20"/>
+            </w:pPr>
+            <w:r>
+              <w:rPr>
+                <w:color w:val="1C3A36"/>
+                <w:sz w:val="14"/>
+              </w:rPr>
+              <w:t>q1 debt</w:t>
+            </w:r>
+          </w:p>
+        </w:tc>
+        <w:tc>
+          <w:tcPr>
+            <w:tcW w:type="dxa" w:w="1512"/>
+          </w:tcPr>
+          <w:p>
+            <w:pPr>
+              <w:spacing w:after="20"/>
+              <w:jc w:val="right"/>
+            </w:pPr>
+            <w:r>
+              <w:rPr>
+                <w:color w:val="1C3A36"/>
+                <w:sz w:val="14"/>
+              </w:rPr>
+              <w:t>9,428.01</w:t>
+            </w:r>
+          </w:p>
+        </w:tc>
+        <w:tc>
+          <w:tcPr>
+            <w:tcW w:type="dxa" w:w="950"/>
+          </w:tcPr>
+          <w:p>
+            <w:pPr>
+              <w:spacing w:after="20"/>
+              <w:jc w:val="right"/>
+            </w:pPr>
+            <w:r>
+              <w:rPr>
+                <w:color w:val="1C3A36"/>
+                <w:sz w:val="14"/>
+              </w:rPr>
+              <w:t>2026-05-14</w:t>
+            </w:r>
+          </w:p>
+        </w:tc>
+        <w:tc>
+          <w:tcPr>
+            <w:tcW w:type="dxa" w:w="4810"/>
+          </w:tcPr>
+          <w:p>
+            <w:pPr>
+              <w:spacing w:after="20"/>
+              <w:jc w:val="right"/>
+            </w:pPr>
+            <w:r>
+              <w:rPr>
+                <w:color w:val="1C3A36"/>
+                <w:sz w:val="14"/>
+              </w:rPr>
+              <w:t>Reviewed consolidated interim financial statements for the three months ended 31 March 2026, English translation issued by the auditor, review report dated 14 May 2026. THE REVIEW CONCLUSION IS QUALIFIED: long-term loans 4,021.835, short-term loans 965.586, bank facilities 4,428.323, lease liabilities 12.269</w:t>
+            </w:r>
+          </w:p>
+        </w:tc>
+      </w:tr>
+      <w:tr>
+        <w:tc>
+          <w:tcPr>
+            <w:tcW w:type="dxa" w:w="2232"/>
+          </w:tcPr>
+          <w:p>
+            <w:pPr>
+              <w:spacing w:after="20"/>
+            </w:pPr>
+            <w:r>
+              <w:rPr>
+                <w:color w:val="1C3A36"/>
+                <w:sz w:val="14"/>
+              </w:rPr>
+              <w:t>q1 cash</w:t>
+            </w:r>
+          </w:p>
+        </w:tc>
+        <w:tc>
+          <w:tcPr>
+            <w:tcW w:type="dxa" w:w="1512"/>
+          </w:tcPr>
+          <w:p>
+            <w:pPr>
+              <w:spacing w:after="20"/>
+              <w:jc w:val="right"/>
+            </w:pPr>
+            <w:r>
+              <w:rPr>
+                <w:color w:val="1C3A36"/>
+                <w:sz w:val="14"/>
+              </w:rPr>
+              <w:t>362.815</w:t>
+            </w:r>
+          </w:p>
+        </w:tc>
+        <w:tc>
+          <w:tcPr>
+            <w:tcW w:type="dxa" w:w="950"/>
+          </w:tcPr>
+          <w:p>
+            <w:pPr>
+              <w:spacing w:after="20"/>
+              <w:jc w:val="right"/>
+            </w:pPr>
+            <w:r>
+              <w:rPr>
+                <w:color w:val="1C3A36"/>
+                <w:sz w:val="14"/>
+              </w:rPr>
+              <w:t>2026-05-14</w:t>
+            </w:r>
+          </w:p>
+        </w:tc>
+        <w:tc>
+          <w:tcPr>
+            <w:tcW w:type="dxa" w:w="4810"/>
+          </w:tcPr>
+          <w:p>
+            <w:pPr>
+              <w:spacing w:after="20"/>
+              <w:jc w:val="right"/>
+            </w:pPr>
+            <w:r>
+              <w:rPr>
+                <w:color w:val="1C3A36"/>
+                <w:sz w:val="14"/>
+              </w:rPr>
+              <w:t>Reviewed consolidated interim financial statements for the three months ended 31 March 2026, English translation issued by the auditor, review report dated 14 May 2026. THE REVIEW CONCLUSION IS QUALIFIED: cash and cash equivalents, against 1,433.427 at 31 December 2025; the quarter paid the FY2025 dividend and built working capital</w:t>
+            </w:r>
+          </w:p>
+        </w:tc>
+      </w:tr>
+      <w:tr>
+        <w:tc>
+          <w:tcPr>
+            <w:tcW w:type="dxa" w:w="2232"/>
+          </w:tcPr>
+          <w:p>
+            <w:pPr>
+              <w:spacing w:after="20"/>
+            </w:pPr>
+            <w:r>
+              <w:rPr>
+                <w:color w:val="1C3A36"/>
+                <w:sz w:val="14"/>
+              </w:rPr>
+              <w:t>q1 ar</w:t>
+            </w:r>
+          </w:p>
+        </w:tc>
+        <w:tc>
+          <w:tcPr>
+            <w:tcW w:type="dxa" w:w="1512"/>
+          </w:tcPr>
+          <w:p>
+            <w:pPr>
+              <w:spacing w:after="20"/>
+              <w:jc w:val="right"/>
+            </w:pPr>
+            <w:r>
+              <w:rPr>
+                <w:color w:val="1C3A36"/>
+                <w:sz w:val="14"/>
+              </w:rPr>
+              <w:t>4,123</w:t>
+            </w:r>
+          </w:p>
+        </w:tc>
+        <w:tc>
+          <w:tcPr>
+            <w:tcW w:type="dxa" w:w="950"/>
+          </w:tcPr>
+          <w:p>
+            <w:pPr>
+              <w:spacing w:after="20"/>
+              <w:jc w:val="right"/>
+            </w:pPr>
+            <w:r>
+              <w:rPr>
+                <w:color w:val="1C3A36"/>
+                <w:sz w:val="14"/>
+              </w:rPr>
+              <w:t>2026-05-14</w:t>
+            </w:r>
+          </w:p>
+        </w:tc>
+        <w:tc>
+          <w:tcPr>
+            <w:tcW w:type="dxa" w:w="4810"/>
+          </w:tcPr>
+          <w:p>
+            <w:pPr>
+              <w:spacing w:after="20"/>
+              <w:jc w:val="right"/>
+            </w:pPr>
+            <w:r>
+              <w:rPr>
+                <w:color w:val="1C3A36"/>
+                <w:sz w:val="14"/>
+              </w:rPr>
+              <w:t>Reviewed consolidated interim financial statements for the three months ended 31 March 2026, English translation issued by the auditor, review report dated 14 May 2026. THE REVIEW CONCLUSION IS QUALIFIED: accounts and notes receivable net, against 3,325.044 — a rise of 797.960 against which no credit-loss charge was taken</w:t>
+            </w:r>
+          </w:p>
+        </w:tc>
+      </w:tr>
+      <w:tr>
+        <w:tc>
+          <w:tcPr>
+            <w:tcW w:type="dxa" w:w="2232"/>
+          </w:tcPr>
+          <w:p>
+            <w:pPr>
+              <w:spacing w:after="20"/>
+            </w:pPr>
+            <w:r>
+              <w:rPr>
+                <w:color w:val="1C3A36"/>
+                <w:sz w:val="14"/>
+              </w:rPr>
+              <w:t>q1 share of year rev</w:t>
+            </w:r>
+          </w:p>
+        </w:tc>
+        <w:tc>
+          <w:tcPr>
+            <w:tcW w:type="dxa" w:w="1512"/>
+          </w:tcPr>
+          <w:p>
+            <w:pPr>
+              <w:spacing w:after="20"/>
+              <w:jc w:val="right"/>
+            </w:pPr>
+            <w:r>
+              <w:rPr>
+                <w:color w:val="1C3A36"/>
+                <w:sz w:val="14"/>
+              </w:rPr>
+              <w:t>0.2436</w:t>
+            </w:r>
+          </w:p>
+        </w:tc>
+        <w:tc>
+          <w:tcPr>
+            <w:tcW w:type="dxa" w:w="950"/>
+          </w:tcPr>
+          <w:p>
+            <w:pPr>
+              <w:spacing w:after="20"/>
+              <w:jc w:val="right"/>
+            </w:pPr>
+            <w:r>
+              <w:rPr>
+                <w:color w:val="1C3A36"/>
+                <w:sz w:val="14"/>
+              </w:rPr>
+              <w:t>2026-05-14</w:t>
+            </w:r>
+          </w:p>
+        </w:tc>
+        <w:tc>
+          <w:tcPr>
+            <w:tcW w:type="dxa" w:w="4810"/>
+          </w:tcPr>
+          <w:p>
+            <w:pPr>
+              <w:spacing w:after="20"/>
+              <w:jc w:val="right"/>
+            </w:pPr>
+            <w:r>
+              <w:rPr>
+                <w:color w:val="1C3A36"/>
+                <w:sz w:val="14"/>
+              </w:rPr>
+              <w:t>Q1-2025 net sales of 2,299.890 as a share of FY2025 net sales of 9,441.379 — the seasonal shape used to read the quarter into a full year</w:t>
+            </w:r>
+          </w:p>
+        </w:tc>
+      </w:tr>
+      <w:tr>
+        <w:tc>
+          <w:tcPr>
+            <w:tcW w:type="dxa" w:w="2232"/>
+          </w:tcPr>
+          <w:p>
+            <w:pPr>
+              <w:spacing w:after="20"/>
+            </w:pPr>
+            <w:r>
+              <w:rPr>
+                <w:color w:val="1C3A36"/>
+                <w:sz w:val="14"/>
+              </w:rPr>
+              <w:t>q1 share of year profit</w:t>
+            </w:r>
+          </w:p>
+        </w:tc>
+        <w:tc>
+          <w:tcPr>
+            <w:tcW w:type="dxa" w:w="1512"/>
+          </w:tcPr>
+          <w:p>
+            <w:pPr>
+              <w:spacing w:after="20"/>
+              <w:jc w:val="right"/>
+            </w:pPr>
+            <w:r>
+              <w:rPr>
+                <w:color w:val="1C3A36"/>
+                <w:sz w:val="14"/>
+              </w:rPr>
+              <w:t>0.22097</w:t>
+            </w:r>
+          </w:p>
+        </w:tc>
+        <w:tc>
+          <w:tcPr>
+            <w:tcW w:type="dxa" w:w="950"/>
+          </w:tcPr>
+          <w:p>
+            <w:pPr>
+              <w:spacing w:after="20"/>
+              <w:jc w:val="right"/>
+            </w:pPr>
+            <w:r>
+              <w:rPr>
+                <w:color w:val="1C3A36"/>
+                <w:sz w:val="14"/>
+              </w:rPr>
+              <w:t>2026-05-14</w:t>
+            </w:r>
+          </w:p>
+        </w:tc>
+        <w:tc>
+          <w:tcPr>
+            <w:tcW w:type="dxa" w:w="4810"/>
+          </w:tcPr>
+          <w:p>
+            <w:pPr>
+              <w:spacing w:after="20"/>
+              <w:jc w:val="right"/>
+            </w:pPr>
+            <w:r>
+              <w:rPr>
+                <w:color w:val="1C3A36"/>
+                <w:sz w:val="14"/>
+              </w:rPr>
+              <w:t>Q1-2025 attributable profit of 318.564 as a share of FY2025 attributable profit of 1,441.658</w:t>
+            </w:r>
+          </w:p>
+        </w:tc>
+      </w:tr>
+      <w:tr>
+        <w:tc>
+          <w:tcPr>
+            <w:tcW w:type="dxa" w:w="2232"/>
+          </w:tcPr>
+          <w:p>
+            <w:pPr>
+              <w:spacing w:after="20"/>
+            </w:pPr>
+            <w:r>
+              <w:rPr>
+                <w:color w:val="1C3A36"/>
+                <w:sz w:val="14"/>
+              </w:rPr>
+              <w:t>arab api cost</w:t>
+            </w:r>
+          </w:p>
+        </w:tc>
+        <w:tc>
+          <w:tcPr>
+            <w:tcW w:type="dxa" w:w="1512"/>
+          </w:tcPr>
+          <w:p>
+            <w:pPr>
+              <w:spacing w:after="20"/>
+              <w:jc w:val="right"/>
+            </w:pPr>
+            <w:r>
+              <w:rPr>
+                <w:color w:val="1C3A36"/>
+                <w:sz w:val="14"/>
+              </w:rPr>
+              <w:t>228.486</w:t>
+            </w:r>
+          </w:p>
+        </w:tc>
+        <w:tc>
+          <w:tcPr>
+            <w:tcW w:type="dxa" w:w="950"/>
+          </w:tcPr>
+          <w:p>
+            <w:pPr>
+              <w:spacing w:after="20"/>
+              <w:jc w:val="right"/>
+            </w:pPr>
+            <w:r>
+              <w:rPr>
+                <w:color w:val="1C3A36"/>
+                <w:sz w:val="14"/>
+              </w:rPr>
+              <w:t>2026-05-14</w:t>
+            </w:r>
+          </w:p>
+        </w:tc>
+        <w:tc>
+          <w:tcPr>
+            <w:tcW w:type="dxa" w:w="4810"/>
+          </w:tcPr>
+          <w:p>
+            <w:pPr>
+              <w:spacing w:after="20"/>
+              <w:jc w:val="right"/>
+            </w:pPr>
+            <w:r>
+              <w:rPr>
+                <w:color w:val="1C3A36"/>
+                <w:sz w:val="14"/>
+              </w:rPr>
+              <w:t>The active-ingredient company's carrying value after deconsolidation, taken as the movement in investments in associates across the first quarter. It is pre-revenue — the company indicates trial batches in 2027 — so carrying cost, not an earnings multiple, is the right proxy for it</w:t>
+            </w:r>
+          </w:p>
+        </w:tc>
+      </w:tr>
+      <w:tr>
+        <w:tc>
+          <w:tcPr>
+            <w:tcW w:type="dxa" w:w="2232"/>
+          </w:tcPr>
+          <w:p>
+            <w:pPr>
+              <w:spacing w:after="20"/>
+            </w:pPr>
+            <w:r>
+              <w:rPr>
+                <w:color w:val="1C3A36"/>
+                <w:sz w:val="14"/>
+              </w:rPr>
+              <w:t>nci bridge</w:t>
+            </w:r>
+          </w:p>
+        </w:tc>
+        <w:tc>
+          <w:tcPr>
+            <w:tcW w:type="dxa" w:w="1512"/>
+          </w:tcPr>
+          <w:p>
+            <w:pPr>
+              <w:spacing w:after="20"/>
+              <w:jc w:val="right"/>
+            </w:pPr>
+            <w:r>
+              <w:rPr>
+                <w:color w:val="1C3A36"/>
+                <w:sz w:val="14"/>
+              </w:rPr>
+              <w:t>3.99981</w:t>
+            </w:r>
+          </w:p>
+        </w:tc>
+        <w:tc>
+          <w:tcPr>
+            <w:tcW w:type="dxa" w:w="950"/>
+          </w:tcPr>
+          <w:p>
+            <w:pPr>
+              <w:spacing w:after="20"/>
+              <w:jc w:val="right"/>
+            </w:pPr>
+            <w:r>
+              <w:rPr>
+                <w:color w:val="1C3A36"/>
+                <w:sz w:val="14"/>
+              </w:rPr>
+              <w:t>2026-05-14</w:t>
+            </w:r>
+          </w:p>
+        </w:tc>
+        <w:tc>
+          <w:tcPr>
+            <w:tcW w:type="dxa" w:w="4810"/>
+          </w:tcPr>
+          <w:p>
+            <w:pPr>
+              <w:spacing w:after="20"/>
+              <w:jc w:val="right"/>
+            </w:pPr>
+            <w:r>
+              <w:rPr>
+                <w:color w:val="1C3A36"/>
+                <w:sz w:val="14"/>
+              </w:rPr>
+              <w:t>Non-controlling interests deducted in the enterprise-to-equity bridge. The audited 31 December 2025 figure was 288.705, but essentially all of it was the active-ingredient company's minorities, and that company was deconsolidated in the first quarter of 2026. Deducting the December figure while also carrying the March associate value would charge the same interest twice</w:t>
             </w:r>
           </w:p>
         </w:tc>
@@ -15186,7 +17358,7 @@
           <w:color w:val="1C3A36"/>
           <w:sz w:val="24"/>
         </w:rPr>
-        <w:t>Research layer: House   (38 inputs)</w:t>
+        <w:t>Research layer: House   (39 inputs)</w:t>
       </w:r>
     </w:p>
     <w:tbl>
@@ -15400,7 +17572,7 @@
                 <w:color w:val="1C3A36"/>
                 <w:sz w:val="14"/>
               </w:rPr>
-              <w:t>0.1, 0.085, 0.075, 0.065, 0.055</w:t>
+              <w:t>0.055, 0.08, 0.075, 0.065, 0.055</w:t>
             </w:r>
           </w:p>
         </w:tc>
@@ -15418,7 +17590,7 @@
                 <w:color w:val="1C3A36"/>
                 <w:sz w:val="14"/>
               </w:rPr>
-              <w:t>2026-08-09</w:t>
+              <w:t>2026-08-11</w:t>
             </w:r>
           </w:p>
         </w:tc>
@@ -15436,7 +17608,7 @@
                 <w:color w:val="1C3A36"/>
                 <w:sz w:val="14"/>
               </w:rPr>
-              <w:t>Domestic packs sold, annual volume growth FY2026E-FY2030E. The company sold 244.3 million domestic packs of its own preparations in FY2024 and 291.8 million in FY2025 (+19.5%); disclosed capacity utilisation is 65% of 3,383 million units, so the volume is not capacity-constrained. The path steps down from a rate materially below the FY2025 outturn toward population-plus-penetration growth</w:t>
+              <w:t>Domestic packs sold, annual volume growth FY2026E-FY2030E. The company sold 244.3 million domestic packs of its own preparations in FY2024 and 291.8 million in FY2025 (+19.5%); disclosed capacity utilisation is 65% of 3,383 million units, so the volume is not capacity-constrained. The path steps down from a rate materially below the FY2025 outturn toward population-plus-penetration growth. THE FIRST YEAR IS RESET TO THE FIRST QUARTER'S OUTTURN: net sales grew 10.1% year on year in the three months to March 2026, against the 17.5% the first cut of this model carried</w:t>
             </w:r>
           </w:p>
         </w:tc>
@@ -15473,7 +17645,7 @@
                 <w:color w:val="1C3A36"/>
                 <w:sz w:val="14"/>
               </w:rPr>
-              <w:t>0.09, 0.09, 0.085, 0.08, 0.07</w:t>
+              <w:t>0.05, 0.09, 0.085, 0.08, 0.07</w:t>
             </w:r>
           </w:p>
         </w:tc>
@@ -15546,7 +17718,7 @@
                 <w:color w:val="1C3A36"/>
                 <w:sz w:val="14"/>
               </w:rPr>
-              <w:t>0.09, 0.085, 0.075, 0.065, 0.055</w:t>
+              <w:t>0.05, 0.08, 0.075, 0.065, 0.055</w:t>
             </w:r>
           </w:p>
         </w:tc>
@@ -16495,7 +18667,7 @@
                 <w:color w:val="1C3A36"/>
                 <w:sz w:val="14"/>
               </w:rPr>
-              <w:t>0.075, 0.045, 0.035, 0.032, 0.03</w:t>
+              <w:t>0.125, 0.045, 0.035, 0.032, 0.03</w:t>
             </w:r>
           </w:p>
         </w:tc>
@@ -16568,7 +18740,7 @@
                 <w:color w:val="1C3A36"/>
                 <w:sz w:val="14"/>
               </w:rPr>
-              <w:t>3,200, 1,200, 400, 200, 200</w:t>
+              <w:t>3,400, 1,100, 400, 200, 200</w:t>
             </w:r>
           </w:p>
         </w:tc>
@@ -17280,7 +19452,7 @@
                 <w:color w:val="1C3A36"/>
                 <w:sz w:val="14"/>
               </w:rPr>
-              <w:t>kd path</w:t>
+              <w:t>int path</w:t>
             </w:r>
           </w:p>
         </w:tc>
@@ -17298,7 +19470,7 @@
                 <w:color w:val="1C3A36"/>
                 <w:sz w:val="14"/>
               </w:rPr>
-              <w:t>0.189, 0.178, 0.166, 0.156, 0.148</w:t>
+              <w:t>1,250, 1,210, 1,150, 1,090, 1,030</w:t>
             </w:r>
           </w:p>
         </w:tc>
@@ -17316,7 +19488,7 @@
                 <w:color w:val="1C3A36"/>
                 <w:sz w:val="14"/>
               </w:rPr>
-              <w:t>2026-08-09</w:t>
+              <w:t>2026-08-11</w:t>
             </w:r>
           </w:p>
         </w:tc>
@@ -17334,7 +19506,7 @@
                 <w:color w:val="1C3A36"/>
                 <w:sz w:val="14"/>
               </w:rPr>
-              <w:t>Forward blended cost of debt FY2026E-FY2030E in local-equivalent terms, continuing the central bank's easing cycle. The discount-rate glide takes its shape from this path by construction rather than being invented separately</w:t>
+              <w:t>Finance cost charged to the income statement, EGP million. This is NOT the marginal cost of debt used in the discount rate — that is a forward, local-equivalent, currency-blended rate; this is what the profit and loss account actually bears, and part of the group's interest is still being capitalised into the remaining construction balance. CALIBRATED TO THE FIRST QUARTER OF 2026: 312.862 of financing expense in three months, DOWN 6.9% year on year, an annual run-rate of about 1,251 against the 1,548 the first cut of this model implied. It then declines with the central bank's easing cycle</w:t>
             </w:r>
           </w:p>
         </w:tc>
@@ -17353,7 +19525,7 @@
                 <w:color w:val="1C3A36"/>
                 <w:sz w:val="14"/>
               </w:rPr>
-              <w:t>rf term</w:t>
+              <w:t>kd path</w:t>
             </w:r>
           </w:p>
         </w:tc>
@@ -17371,7 +19543,7 @@
                 <w:color w:val="1C3A36"/>
                 <w:sz w:val="14"/>
               </w:rPr>
-              <w:t>0.105</w:t>
+              <w:t>0.189, 0.178, 0.166, 0.156, 0.148</w:t>
             </w:r>
           </w:p>
         </w:tc>
@@ -17407,7 +19579,7 @@
                 <w:color w:val="1C3A36"/>
                 <w:sz w:val="14"/>
               </w:rPr>
-              <w:t>Terminal risk-free rate, built from norms rather than extrapolated: the central bank's stated medium-term inflation target of 5% plus the standard 5.5-point emerging-market real-rate convention</w:t>
+              <w:t>Forward blended cost of debt FY2026E-FY2030E in local-equivalent terms, continuing the central bank's easing cycle. The discount-rate glide takes its shape from this path by construction rather than being invented separately</w:t>
             </w:r>
           </w:p>
         </w:tc>
@@ -17426,7 +19598,7 @@
                 <w:color w:val="1C3A36"/>
                 <w:sz w:val="14"/>
               </w:rPr>
-              <w:t>erp term</w:t>
+              <w:t>rf term</w:t>
             </w:r>
           </w:p>
         </w:tc>
@@ -17444,7 +19616,7 @@
                 <w:color w:val="1C3A36"/>
                 <w:sz w:val="14"/>
               </w:rPr>
-              <w:t>0.07</w:t>
+              <w:t>0.105</w:t>
             </w:r>
           </w:p>
         </w:tc>
@@ -17480,7 +19652,7 @@
                 <w:color w:val="1C3A36"/>
                 <w:sz w:val="14"/>
               </w:rPr>
-              <w:t>Terminal equity risk premium, normalised below today's crisis-era level toward the rating-class norm; never held flat into perpetuity</w:t>
+              <w:t>Terminal risk-free rate, built from norms rather than extrapolated: the central bank's stated medium-term inflation target of 5% plus the standard 5.5-point emerging-market real-rate convention</w:t>
             </w:r>
           </w:p>
         </w:tc>
@@ -17499,7 +19671,7 @@
                 <w:color w:val="1C3A36"/>
                 <w:sz w:val="14"/>
               </w:rPr>
-              <w:t>kd term lc</w:t>
+              <w:t>erp term</w:t>
             </w:r>
           </w:p>
         </w:tc>
@@ -17517,7 +19689,7 @@
                 <w:color w:val="1C3A36"/>
                 <w:sz w:val="14"/>
               </w:rPr>
-              <w:t>0.15</w:t>
+              <w:t>0.07</w:t>
             </w:r>
           </w:p>
         </w:tc>
@@ -17553,7 +19725,7 @@
                 <w:color w:val="1C3A36"/>
                 <w:sz w:val="14"/>
               </w:rPr>
-              <w:t>Terminal local-currency corporate borrowing rate — the long-run Egyptian norm of roughly 10 points above the 5% inflation target</w:t>
+              <w:t>Terminal equity risk premium, normalised below today's crisis-era level toward the rating-class norm; never held flat into perpetuity</w:t>
             </w:r>
           </w:p>
         </w:tc>
@@ -17572,7 +19744,7 @@
                 <w:color w:val="1C3A36"/>
                 <w:sz w:val="14"/>
               </w:rPr>
-              <w:t>kd term fx</w:t>
+              <w:t>kd term lc</w:t>
             </w:r>
           </w:p>
         </w:tc>
@@ -17590,7 +19762,7 @@
                 <w:color w:val="1C3A36"/>
                 <w:sz w:val="14"/>
               </w:rPr>
-              <w:t>0.065</w:t>
+              <w:t>0.15</w:t>
             </w:r>
           </w:p>
         </w:tc>
@@ -17626,7 +19798,7 @@
                 <w:color w:val="1C3A36"/>
                 <w:sz w:val="14"/>
               </w:rPr>
-              <w:t>Terminal hard-currency coupon</w:t>
+              <w:t>Terminal local-currency corporate borrowing rate — the long-run Egyptian norm of roughly 10 points above the 5% inflation target</w:t>
             </w:r>
           </w:p>
         </w:tc>
@@ -17645,7 +19817,7 @@
                 <w:color w:val="1C3A36"/>
                 <w:sz w:val="14"/>
               </w:rPr>
-              <w:t>wd term</w:t>
+              <w:t>kd term fx</w:t>
             </w:r>
           </w:p>
         </w:tc>
@@ -17663,7 +19835,7 @@
                 <w:color w:val="1C3A36"/>
                 <w:sz w:val="14"/>
               </w:rPr>
-              <w:t>0.2</w:t>
+              <w:t>0.065</w:t>
             </w:r>
           </w:p>
         </w:tc>
@@ -17699,7 +19871,7 @@
                 <w:color w:val="1C3A36"/>
                 <w:sz w:val="14"/>
               </w:rPr>
-              <w:t>Terminal debt weight on a net basis, NORMALISED but reconciled to the model's own forecast balance sheet rather than asserted. Today's net weight is 25.1%; at a 40% payout the forecast deleverages through the window, so a terminal weight at today's level would contradict the model's own trajectory. 20% acknowledges that an inventory-heavy manufacturer retains structural gross leverage</w:t>
+              <w:t>Terminal hard-currency coupon</w:t>
             </w:r>
           </w:p>
         </w:tc>
@@ -17718,7 +19890,7 @@
                 <w:color w:val="1C3A36"/>
                 <w:sz w:val="14"/>
               </w:rPr>
-              <w:t>g term</w:t>
+              <w:t>wd term</w:t>
             </w:r>
           </w:p>
         </w:tc>
@@ -17736,7 +19908,7 @@
                 <w:color w:val="1C3A36"/>
                 <w:sz w:val="14"/>
               </w:rPr>
-              <w:t>0.05</w:t>
+              <w:t>0.2</w:t>
             </w:r>
           </w:p>
         </w:tc>
@@ -17772,7 +19944,7 @@
                 <w:color w:val="1C3A36"/>
                 <w:sz w:val="14"/>
               </w:rPr>
-              <w:t>Terminal growth, 5% — an Egyptian-pound NOMINAL rate struck against a terminal risk-free rate that itself embeds 5% inflation, so the base case assumes approximately zero real terminal growth. Deliberately conservative for a company with a third of its revenue in hard currency and a biosimilars plant just entering service. Sensitised 3-7%</w:t>
+              <w:t>Terminal debt weight on a net basis, NORMALISED but reconciled to the model's own forecast balance sheet rather than asserted. Today's net weight is 25.1%; at a 40% payout the forecast deleverages through the window, so a terminal weight at today's level would contradict the model's own trajectory. 20% acknowledges that an inventory-heavy manufacturer retains structural gross leverage</w:t>
             </w:r>
           </w:p>
         </w:tc>
@@ -17791,7 +19963,7 @@
                 <w:color w:val="1C3A36"/>
                 <w:sz w:val="14"/>
               </w:rPr>
-              <w:t>roic term</w:t>
+              <w:t>g term</w:t>
             </w:r>
           </w:p>
         </w:tc>
@@ -17809,7 +19981,7 @@
                 <w:color w:val="1C3A36"/>
                 <w:sz w:val="14"/>
               </w:rPr>
-              <w:t>0.2</w:t>
+              <w:t>0.05</w:t>
             </w:r>
           </w:p>
         </w:tc>
@@ -17845,7 +20017,7 @@
                 <w:color w:val="1C3A36"/>
                 <w:sz w:val="14"/>
               </w:rPr>
-              <w:t>Terminal return on invested capital, used to set terminal reinvestment as growth divided by return. The model's own FY2030E return on invested capital is computed below and this input is asserted against it</w:t>
+              <w:t>Terminal growth, 5% — an Egyptian-pound NOMINAL rate struck against a terminal risk-free rate that itself embeds 5% inflation, so the base case assumes approximately zero real terminal growth. Deliberately conservative for a company with a third of its revenue in hard currency and a biosimilars plant just entering service. Sensitised 3-7%</w:t>
             </w:r>
           </w:p>
         </w:tc>
@@ -17864,7 +20036,7 @@
                 <w:color w:val="1C3A36"/>
                 <w:sz w:val="14"/>
               </w:rPr>
-              <w:t>assoc multiple</w:t>
+              <w:t>roic term</w:t>
             </w:r>
           </w:p>
         </w:tc>
@@ -17882,7 +20054,7 @@
                 <w:color w:val="1C3A36"/>
                 <w:sz w:val="14"/>
               </w:rPr>
-              <w:t>11</w:t>
+              <w:t>0.2</w:t>
             </w:r>
           </w:p>
         </w:tc>
@@ -17918,7 +20090,7 @@
                 <w:color w:val="1C3A36"/>
                 <w:sz w:val="14"/>
               </w:rPr>
-              <w:t>Earnings multiple applied to the equity-accounted associate stream in the enterprise-to-equity bridge. The associates contributed EGP 495.5 million in FY2025 — 34% of attributable profit — against a carrying value of only EGP 675.9 million, so carrying value is not a usable proxy. The larger holding is a 30% interest in a Saudi Arabian pharmaceutical manufacturer; 11 times is struck below the Gulf listed-pharmaceutical range to allow for the minority, unlisted and non-controlled nature of the stake</w:t>
+              <w:t>Terminal return on invested capital, used to set terminal reinvestment as growth divided by return. The model's own FY2030E return on invested capital is computed below and this input is asserted against it</w:t>
             </w:r>
           </w:p>
         </w:tc>
@@ -17937,6 +20109,79 @@
                 <w:color w:val="1C3A36"/>
                 <w:sz w:val="14"/>
               </w:rPr>
+              <w:t>assoc multiple</w:t>
+            </w:r>
+          </w:p>
+        </w:tc>
+        <w:tc>
+          <w:tcPr>
+            <w:tcW w:type="dxa" w:w="1512"/>
+          </w:tcPr>
+          <w:p>
+            <w:pPr>
+              <w:spacing w:after="20"/>
+              <w:jc w:val="right"/>
+            </w:pPr>
+            <w:r>
+              <w:rPr>
+                <w:color w:val="1C3A36"/>
+                <w:sz w:val="14"/>
+              </w:rPr>
+              <w:t>11</w:t>
+            </w:r>
+          </w:p>
+        </w:tc>
+        <w:tc>
+          <w:tcPr>
+            <w:tcW w:type="dxa" w:w="950"/>
+          </w:tcPr>
+          <w:p>
+            <w:pPr>
+              <w:spacing w:after="20"/>
+              <w:jc w:val="right"/>
+            </w:pPr>
+            <w:r>
+              <w:rPr>
+                <w:color w:val="1C3A36"/>
+                <w:sz w:val="14"/>
+              </w:rPr>
+              <w:t>2026-08-09</w:t>
+            </w:r>
+          </w:p>
+        </w:tc>
+        <w:tc>
+          <w:tcPr>
+            <w:tcW w:type="dxa" w:w="4810"/>
+          </w:tcPr>
+          <w:p>
+            <w:pPr>
+              <w:spacing w:after="20"/>
+              <w:jc w:val="right"/>
+            </w:pPr>
+            <w:r>
+              <w:rPr>
+                <w:color w:val="1C3A36"/>
+                <w:sz w:val="14"/>
+              </w:rPr>
+              <w:t>Earnings multiple applied to the equity-accounted associate stream in the enterprise-to-equity bridge. The associates contributed EGP 495.5 million in FY2025 — 34% of attributable profit — against a carrying value of only EGP 675.9 million, so carrying value is not a usable proxy. The larger holding is a 30% interest in a Saudi Arabian pharmaceutical manufacturer; 11 times is struck below the Gulf listed-pharmaceutical range to allow for the minority, unlisted and non-controlled nature of the stake</w:t>
+            </w:r>
+          </w:p>
+        </w:tc>
+      </w:tr>
+      <w:tr>
+        <w:tc>
+          <w:tcPr>
+            <w:tcW w:type="dxa" w:w="2232"/>
+          </w:tcPr>
+          <w:p>
+            <w:pPr>
+              <w:spacing w:after="20"/>
+            </w:pPr>
+            <w:r>
+              <w:rPr>
+                <w:color w:val="1C3A36"/>
+                <w:sz w:val="14"/>
+              </w:rPr>
               <w:t>assoc norm</w:t>
             </w:r>
           </w:p>
@@ -17955,7 +20200,7 @@
                 <w:color w:val="1C3A36"/>
                 <w:sz w:val="14"/>
               </w:rPr>
-              <w:t>320</w:t>
+              <w:t>250</w:t>
             </w:r>
           </w:p>
         </w:tc>
@@ -17973,7 +20218,7 @@
                 <w:color w:val="1C3A36"/>
                 <w:sz w:val="14"/>
               </w:rPr>
-              <w:t>2026-08-09</w:t>
+              <w:t>2026-08-11</w:t>
             </w:r>
           </w:p>
         </w:tc>
@@ -17991,7 +20236,7 @@
                 <w:color w:val="1C3A36"/>
                 <w:sz w:val="14"/>
               </w:rPr>
-              <w:t>Normalised annual associate contribution used with the multiple above, EGP million. The disclosed stream is volatile — 74.5 (FY2023), 147.1 (FY2024), 495.5 (FY2025) — and the FY2025 print is more than three times the FY2024 one. The three-year average is 239.0; 320 sits between that average and the latest year, recognising a genuine step-up at the Saudi associate without capitalising one exceptional year</w:t>
+              <w:t>Normalised annual contribution of the EARNING associates, used with the multiple above; the pre-revenue active-ingredient company is carried separately at cost. EGP million. The disclosed stream is volatile — 74.5 (FY2023), 147.1 (FY2024), 495.5 (FY2025) — and the FY2025 print is more than three times the FY2024 one. The three-year average is 239.0; 320 sits between that average and the latest year. REVISED DOWN from 320 after the first quarter of 2026 reported only 13.118 against 33.445 a year earlier; on a like-for-like gross basis the three disclosed years average 246.1, and 250 is struck there rather than at the level the FY2025 print alone would support. The quarter is not decisive — the auditor states the associates' own statements were not received — but it removes the case for leaning on the best year</w:t>
             </w:r>
           </w:p>
         </w:tc>
@@ -18086,7 +20331,7 @@
           <w:color w:val="6E7B77"/>
           <w:sz w:val="18"/>
         </w:rPr>
-        <w:t>Total: 220 inputs, every one carrying a value, a source, a date and a layer.</w:t>
+        <w:t>Total: 247 inputs, every one carrying a value, a source, a date and a layer.</w:t>
       </w:r>
     </w:p>
     <w:p>
@@ -18983,7 +21228,7 @@
                 <w:color w:val="1C3A36"/>
                 <w:sz w:val="15"/>
               </w:rPr>
-              <w:t>The FY2026 first-quarter interim financial statements</w:t>
+              <w:t>[CLOSED] The FY2026 first-quarter interim financial statements</w:t>
             </w:r>
           </w:p>
         </w:tc>
@@ -19019,7 +21264,7 @@
                 <w:color w:val="1C3A36"/>
                 <w:sz w:val="15"/>
               </w:rPr>
-              <w:t>The study is built on full years to FY2025 with no FY2026 actuals. Secondary reporting of that filing exists and is recorded in section 5 below as a labelled cross-check; it is NOT in the build path and no figure in the study rests on it.</w:t>
+              <w:t>CLOSED. The filing was supplied directly and is in this edition as primary document P12. Recorded here because the search history matters: the secondary reporting logged at the time as an unverified cross-check turned out to be accurate to the pound.</w:t>
             </w:r>
           </w:p>
         </w:tc>
@@ -19315,14 +21560,14 @@
         <w:tblLayout w:type="fixed"/>
       </w:tblPr>
       <w:tblGrid>
-        <w:gridCol w:w="1944"/>
-        <w:gridCol w:w="3888"/>
-        <w:gridCol w:w="3672"/>
+        <w:gridCol w:w="2520"/>
+        <w:gridCol w:w="3600"/>
+        <w:gridCol w:w="3384"/>
       </w:tblGrid>
       <w:tr>
         <w:tc>
           <w:tcPr>
-            <w:tcW w:type="dxa" w:w="1944"/>
+            <w:tcW w:type="dxa" w:w="2520"/>
             <w:shd w:val="clear" w:color="auto" w:fill="EAF0EE"/>
           </w:tcPr>
           <w:p>
@@ -19341,7 +21586,7 @@
         </w:tc>
         <w:tc>
           <w:tcPr>
-            <w:tcW w:type="dxa" w:w="3888"/>
+            <w:tcW w:type="dxa" w:w="3600"/>
             <w:shd w:val="clear" w:color="auto" w:fill="EAF0EE"/>
           </w:tcPr>
           <w:p>
@@ -19360,7 +21605,7 @@
         </w:tc>
         <w:tc>
           <w:tcPr>
-            <w:tcW w:type="dxa" w:w="3672"/>
+            <w:tcW w:type="dxa" w:w="3384"/>
             <w:shd w:val="clear" w:color="auto" w:fill="EAF0EE"/>
           </w:tcPr>
           <w:p>
@@ -19381,7 +21626,7 @@
       <w:tr>
         <w:tc>
           <w:tcPr>
-            <w:tcW w:type="dxa" w:w="1944"/>
+            <w:tcW w:type="dxa" w:w="2520"/>
           </w:tcPr>
           <w:p>
             <w:pPr>
@@ -19392,13 +21637,13 @@
                 <w:color w:val="1C3A36"/>
                 <w:sz w:val="15"/>
               </w:rPr>
-              <w:t>FY2026 first-quarter results</w:t>
-            </w:r>
-          </w:p>
-        </w:tc>
-        <w:tc>
-          <w:tcPr>
-            <w:tcW w:type="dxa" w:w="3888"/>
+              <w:t>FY2026 first-quarter results — NOW VERIFIED</w:t>
+            </w:r>
+          </w:p>
+        </w:tc>
+        <w:tc>
+          <w:tcPr>
+            <w:tcW w:type="dxa" w:w="3600"/>
           </w:tcPr>
           <w:p>
             <w:pPr>
@@ -19416,7 +21661,7 @@
         </w:tc>
         <w:tc>
           <w:tcPr>
-            <w:tcW w:type="dxa" w:w="3672"/>
+            <w:tcW w:type="dxa" w:w="3384"/>
           </w:tcPr>
           <w:p>
             <w:pPr>
@@ -19428,7 +21673,7 @@
                 <w:color w:val="1C3A36"/>
                 <w:sz w:val="15"/>
               </w:rPr>
-              <w:t>NOT USED. The filing itself could not be obtained from an official source (see table B4). Recorded here as a cross-check only. It is directionally consistent with the study's central mechanism — that costs, depreciation and interest are rising faster than revenue as the new plant comes into service — but no figure in the study rests on it.</w:t>
+              <w:t>The filing has since been obtained and both figures are EXACT: net sales 2,532,833,589 against 2,299,890,497, attributable profit 283,953,868 against 318,563,839, a fall of 10.86%. The study now builds on the filing itself, not on the report of it.</w:t>
             </w:r>
           </w:p>
         </w:tc>
@@ -19436,7 +21681,7 @@
       <w:tr>
         <w:tc>
           <w:tcPr>
-            <w:tcW w:type="dxa" w:w="1944"/>
+            <w:tcW w:type="dxa" w:w="2520"/>
           </w:tcPr>
           <w:p>
             <w:pPr>
@@ -19447,13 +21692,13 @@
                 <w:color w:val="1C3A36"/>
                 <w:sz w:val="15"/>
               </w:rPr>
-              <w:t>FY2024 tablet production volume</w:t>
-            </w:r>
-          </w:p>
-        </w:tc>
-        <w:tc>
-          <w:tcPr>
-            <w:tcW w:type="dxa" w:w="3888"/>
+              <w:t>Dividend-distribution tax</w:t>
+            </w:r>
+          </w:p>
+        </w:tc>
+        <w:tc>
+          <w:tcPr>
+            <w:tcW w:type="dxa" w:w="3600"/>
           </w:tcPr>
           <w:p>
             <w:pPr>
@@ -19465,13 +21710,13 @@
                 <w:color w:val="1C3A36"/>
                 <w:sz w:val="15"/>
               </w:rPr>
-              <w:t>The company's OWN FY2024 annual report gives one figure for FY2024 tablet production; the FY2025 report restates the same year about eleven per cent lower</w:t>
-            </w:r>
-          </w:p>
-        </w:tc>
-        <w:tc>
-          <w:tcPr>
-            <w:tcW w:type="dxa" w:w="3672"/>
+              <w:t>The separately issued audited consolidated statements show it on its own line; the Arabic annual reports fold it into general and administrative expense in FY2023 and into the associates line in FY2024</w:t>
+            </w:r>
+          </w:p>
+        </w:tc>
+        <w:tc>
+          <w:tcPr>
+            <w:tcW w:type="dxa" w:w="3384"/>
           </w:tcPr>
           <w:p>
             <w:pPr>
@@ -19483,7 +21728,7 @@
                 <w:color w:val="1C3A36"/>
                 <w:sz w:val="15"/>
               </w:rPr>
-              <w:t>The later filing is used and the restatement is disclosed. It affects a capacity-utilisation statistic, not a valuation input.</w:t>
+              <w:t>This edition adopts the separately issued statements' presentation for all three history years. Profit before and after tax is identical either way; the only real effect is that FY2023 operating profit rises by EGP 4.1 million, 0.34%.</w:t>
             </w:r>
           </w:p>
         </w:tc>
@@ -19491,7 +21736,7 @@
       <w:tr>
         <w:tc>
           <w:tcPr>
-            <w:tcW w:type="dxa" w:w="1944"/>
+            <w:tcW w:type="dxa" w:w="2520"/>
           </w:tcPr>
           <w:p>
             <w:pPr>
@@ -19502,13 +21747,13 @@
                 <w:color w:val="1C3A36"/>
                 <w:sz w:val="15"/>
               </w:rPr>
-              <w:t>Peer valuation multiples</w:t>
-            </w:r>
-          </w:p>
-        </w:tc>
-        <w:tc>
-          <w:tcPr>
-            <w:tcW w:type="dxa" w:w="3888"/>
+              <w:t>FY2023 total assets</w:t>
+            </w:r>
+          </w:p>
+        </w:tc>
+        <w:tc>
+          <w:tcPr>
+            <w:tcW w:type="dxa" w:w="3600"/>
           </w:tcPr>
           <w:p>
             <w:pPr>
@@ -19520,13 +21765,13 @@
                 <w:color w:val="1C3A36"/>
                 <w:sz w:val="15"/>
               </w:rPr>
-              <w:t>A public-comparables service puts a listed Saudi Arabian generics manufacturer at about 26.7 times trailing earnings and about 25.5 times enterprise value to EBITDA</w:t>
-            </w:r>
-          </w:p>
-        </w:tc>
-        <w:tc>
-          <w:tcPr>
-            <w:tcW w:type="dxa" w:w="3672"/>
+              <w:t>The FY2024 filing prints the FY2023 comparative four pounds below the sum of its own subtotals (9,978,782,864)</w:t>
+            </w:r>
+          </w:p>
+        </w:tc>
+        <w:tc>
+          <w:tcPr>
+            <w:tcW w:type="dxa" w:w="3384"/>
           </w:tcPr>
           <w:p>
             <w:pPr>
@@ -19538,7 +21783,7 @@
                 <w:color w:val="1C3A36"/>
                 <w:sz w:val="15"/>
               </w:rPr>
-              <w:t>Used as the third of three legs in the relative lens, explicitly labelled market data, and adjusted downward for the cost-of-equity gap those peers do not face. Never used for any EIPICO historical figure.</w:t>
+              <w:t>The subtotal-consistent figure is used. A four-pound difference in the filing itself.</w:t>
             </w:r>
           </w:p>
         </w:tc>
@@ -19546,7 +21791,7 @@
       <w:tr>
         <w:tc>
           <w:tcPr>
-            <w:tcW w:type="dxa" w:w="1944"/>
+            <w:tcW w:type="dxa" w:w="2520"/>
           </w:tcPr>
           <w:p>
             <w:pPr>
@@ -19557,13 +21802,123 @@
                 <w:color w:val="1C3A36"/>
                 <w:sz w:val="15"/>
               </w:rPr>
+              <w:t>FY2024 tablet production volume</w:t>
+            </w:r>
+          </w:p>
+        </w:tc>
+        <w:tc>
+          <w:tcPr>
+            <w:tcW w:type="dxa" w:w="3600"/>
+          </w:tcPr>
+          <w:p>
+            <w:pPr>
+              <w:spacing w:after="20"/>
+              <w:jc w:val="right"/>
+            </w:pPr>
+            <w:r>
+              <w:rPr>
+                <w:color w:val="1C3A36"/>
+                <w:sz w:val="15"/>
+              </w:rPr>
+              <w:t>The company's OWN FY2024 annual report gives one figure for FY2024 tablet production; the FY2025 report restates the same year about eleven per cent lower</w:t>
+            </w:r>
+          </w:p>
+        </w:tc>
+        <w:tc>
+          <w:tcPr>
+            <w:tcW w:type="dxa" w:w="3384"/>
+          </w:tcPr>
+          <w:p>
+            <w:pPr>
+              <w:spacing w:after="20"/>
+              <w:jc w:val="right"/>
+            </w:pPr>
+            <w:r>
+              <w:rPr>
+                <w:color w:val="1C3A36"/>
+                <w:sz w:val="15"/>
+              </w:rPr>
+              <w:t>The later filing is used and the restatement is disclosed. It affects a capacity-utilisation statistic, not a valuation input.</w:t>
+            </w:r>
+          </w:p>
+        </w:tc>
+      </w:tr>
+      <w:tr>
+        <w:tc>
+          <w:tcPr>
+            <w:tcW w:type="dxa" w:w="2520"/>
+          </w:tcPr>
+          <w:p>
+            <w:pPr>
+              <w:spacing w:after="20"/>
+            </w:pPr>
+            <w:r>
+              <w:rPr>
+                <w:color w:val="1C3A36"/>
+                <w:sz w:val="15"/>
+              </w:rPr>
+              <w:t>Peer valuation multiples</w:t>
+            </w:r>
+          </w:p>
+        </w:tc>
+        <w:tc>
+          <w:tcPr>
+            <w:tcW w:type="dxa" w:w="3600"/>
+          </w:tcPr>
+          <w:p>
+            <w:pPr>
+              <w:spacing w:after="20"/>
+              <w:jc w:val="right"/>
+            </w:pPr>
+            <w:r>
+              <w:rPr>
+                <w:color w:val="1C3A36"/>
+                <w:sz w:val="15"/>
+              </w:rPr>
+              <w:t>A public-comparables service puts a listed Saudi Arabian generics manufacturer at about 26.7 times trailing earnings and about 25.5 times enterprise value to EBITDA</w:t>
+            </w:r>
+          </w:p>
+        </w:tc>
+        <w:tc>
+          <w:tcPr>
+            <w:tcW w:type="dxa" w:w="3384"/>
+          </w:tcPr>
+          <w:p>
+            <w:pPr>
+              <w:spacing w:after="20"/>
+              <w:jc w:val="right"/>
+            </w:pPr>
+            <w:r>
+              <w:rPr>
+                <w:color w:val="1C3A36"/>
+                <w:sz w:val="15"/>
+              </w:rPr>
+              <w:t>Used as the third of three legs in the relative lens, explicitly labelled market data, and adjusted downward for the cost-of-equity gap those peers do not face. Never used for any EIPICO historical figure.</w:t>
+            </w:r>
+          </w:p>
+        </w:tc>
+      </w:tr>
+      <w:tr>
+        <w:tc>
+          <w:tcPr>
+            <w:tcW w:type="dxa" w:w="2520"/>
+          </w:tcPr>
+          <w:p>
+            <w:pPr>
+              <w:spacing w:after="20"/>
+            </w:pPr>
+            <w:r>
+              <w:rPr>
+                <w:color w:val="1C3A36"/>
+                <w:sz w:val="15"/>
+              </w:rPr>
               <w:t>Exports in US dollars</w:t>
             </w:r>
           </w:p>
         </w:tc>
         <w:tc>
           <w:tcPr>
-            <w:tcW w:type="dxa" w:w="3888"/>
+            <w:tcW w:type="dxa" w:w="3600"/>
           </w:tcPr>
           <w:p>
             <w:pPr>
@@ -19581,7 +21936,7 @@
         </w:tc>
         <w:tc>
           <w:tcPr>
-            <w:tcW w:type="dxa" w:w="3672"/>
+            <w:tcW w:type="dxa" w:w="3384"/>
           </w:tcPr>
           <w:p>
             <w:pPr>

--- a/engine/phar_study/EIPICO_Bibliography_09-08-2026.docx
+++ b/engine/phar_study/EIPICO_Bibliography_09-08-2026.docx
@@ -16376,7 +16376,7 @@
           <w:color w:val="1C3A36"/>
           <w:sz w:val="24"/>
         </w:rPr>
-        <w:t>Research layer: Country   (6 inputs)</w:t>
+        <w:t>Research layer: Country   (8 inputs)</w:t>
       </w:r>
     </w:p>
     <w:tbl>
@@ -16590,7 +16590,7 @@
                 <w:color w:val="1C3A36"/>
                 <w:sz w:val="14"/>
               </w:rPr>
-              <w:t>0.2231</w:t>
+              <w:t>0.23</w:t>
             </w:r>
           </w:p>
         </w:tc>
@@ -16608,7 +16608,7 @@
                 <w:color w:val="1C3A36"/>
                 <w:sz w:val="14"/>
               </w:rPr>
-              <w:t>2026-07-21</w:t>
+              <w:t>2026-08-06</w:t>
             </w:r>
           </w:p>
         </w:tc>
@@ -16626,7 +16626,7 @@
                 <w:color w:val="1C3A36"/>
                 <w:sz w:val="14"/>
               </w:rPr>
-              <w:t>Egypt ten-year local-currency government bond yield, 22.31% (house cost-of-capital reference, 21-Jul-2026 print). A live re-read of the central bank's own fixed-coupon treasury bond auction page was attempted on 09-Aug-2026 and rejected by that site's web application firewall; the cached print is used and the rate is sensitised</w:t>
+              <w:t>Egypt ten-year local-currency government bond yield, 23.00%, the observable print on the SAME date as the equity price used throughout this study (6 August 2026). The earlier edition carried a 22.31% print dated 21 July 2026, which was both stale against the pricing date and 39 basis points below the observable level on its own date; the risk-free rate and the share price are now struck on one date. A live re-read of the central bank's own fixed-coupon treasury bond auction page was attempted on 09-Aug-2026 and rejected by that site's web application firewall, so the level is indicated by a market-data series rather than proven from the auction curve — and it is sensitised</w:t>
             </w:r>
           </w:p>
         </w:tc>
@@ -16663,7 +16663,7 @@
                 <w:color w:val="1C3A36"/>
                 <w:sz w:val="14"/>
               </w:rPr>
-              <w:t>0.0341</w:t>
+              <w:t>0.0342</w:t>
             </w:r>
           </w:p>
         </w:tc>
@@ -16681,7 +16681,7 @@
                 <w:color w:val="1C3A36"/>
                 <w:sz w:val="14"/>
               </w:rPr>
-              <w:t>2026-01-05</w:t>
+              <w:t>2026-07-02</w:t>
             </w:r>
           </w:p>
         </w:tc>
@@ -16699,7 +16699,7 @@
                 <w:color w:val="1C3A36"/>
                 <w:sz w:val="14"/>
               </w:rPr>
-              <w:t>Egypt sovereign credit-default-swap spread, 3.41%, read live on 09-Aug-2026 from the original country default-spread and risk-premium file (last updated 5 January 2026), Egypt row, sovereign CDS column. Netted out of the local-currency risk-free rate so that sovereign default risk is charged once, inside the equity risk premium, and not twice</w:t>
+              <w:t>Egypt sovereign credit-default-swap spread, 3.42%, from the MID-YEAR (July 2026) vintage of the country default-spread and risk-premium dataset, Egypt row, 'Sovereign CDS, net of Swiss CDS' column, spread measured 30 June 2026. Netted out of the local-currency risk-free rate so that sovereign default risk is charged once, inside the equity risk premium, and not twice. The January-2026 vintage previously used carried 3.41%</w:t>
             </w:r>
           </w:p>
         </w:tc>
@@ -16736,7 +16736,7 @@
                 <w:color w:val="1C3A36"/>
                 <w:sz w:val="14"/>
               </w:rPr>
-              <w:t>0.0637</w:t>
+              <w:t>0.059702</w:t>
             </w:r>
           </w:p>
         </w:tc>
@@ -16754,7 +16754,7 @@
                 <w:color w:val="1C3A36"/>
                 <w:sz w:val="14"/>
               </w:rPr>
-              <w:t>2026-01-05</w:t>
+              <w:t>2026-07-02</w:t>
             </w:r>
           </w:p>
         </w:tc>
@@ -16772,7 +16772,7 @@
                 <w:color w:val="1C3A36"/>
                 <w:sz w:val="14"/>
               </w:rPr>
-              <w:t>Egypt adjusted default spread on the rating basis (Moody's Caa1), 6.37%, same file and same live read — the alternative construction, published for the audit trail</w:t>
+              <w:t>Egypt adjusted default spread on the rating basis (Moody's Caa1), 5.9702%, same mid-year (July 2026) vintage, 'Rating-based Default Spread' column — the alternative construction, published for the audit trail. The January-2026 vintage carried 6.3725%</w:t>
             </w:r>
           </w:p>
         </w:tc>
@@ -16809,7 +16809,7 @@
                 <w:color w:val="1C3A36"/>
                 <w:sz w:val="14"/>
               </w:rPr>
-              <w:t>0.0941</w:t>
+              <w:t>0.095164</w:t>
             </w:r>
           </w:p>
         </w:tc>
@@ -16827,7 +16827,7 @@
                 <w:color w:val="1C3A36"/>
                 <w:sz w:val="14"/>
               </w:rPr>
-              <w:t>2026-01-05</w:t>
+              <w:t>2026-07-02</w:t>
             </w:r>
           </w:p>
         </w:tc>
@@ -16845,7 +16845,7 @@
                 <w:color w:val="1C3A36"/>
                 <w:sz w:val="14"/>
               </w:rPr>
-              <w:t>Egypt total equity risk premium on the sovereign-CDS basis, 9.41%, same file and same live read</w:t>
+              <w:t>Egypt TOTAL equity risk premium on the sovereign-CDS basis, 9.5164%, same mid-year vintage. This is the dataset's TOTAL equity risk premium column, not its country risk premium column — the total premium is what multiplies beta. The CDS-basis country risk premium alone is 5.3164%</w:t>
             </w:r>
           </w:p>
         </w:tc>
@@ -16882,7 +16882,7 @@
                 <w:color w:val="1C3A36"/>
                 <w:sz w:val="14"/>
               </w:rPr>
-              <w:t>0.1394</w:t>
+              <w:t>0.134806</w:t>
             </w:r>
           </w:p>
         </w:tc>
@@ -16900,7 +16900,7 @@
                 <w:color w:val="1C3A36"/>
                 <w:sz w:val="14"/>
               </w:rPr>
-              <w:t>2026-01-05</w:t>
+              <w:t>2026-07-02</w:t>
             </w:r>
           </w:p>
         </w:tc>
@@ -16918,7 +16918,153 @@
                 <w:color w:val="1C3A36"/>
                 <w:sz w:val="14"/>
               </w:rPr>
-              <w:t>Egypt total equity risk premium on the rating basis, 13.94%, same file and same live read (country risk premium 9.71% over a 4.23% mature-market premium)</w:t>
+              <w:t>Egypt TOTAL equity risk premium on the rating basis, 13.4806%, same mid-year vintage — again the TOTAL equity risk premium column, being the 9.2806% country risk premium over a 4.20% mature-market premium. The January-2026 vintage carried 13.9377% total over a 9.7077% country premium</w:t>
+            </w:r>
+          </w:p>
+        </w:tc>
+      </w:tr>
+      <w:tr>
+        <w:tc>
+          <w:tcPr>
+            <w:tcW w:type="dxa" w:w="2232"/>
+          </w:tcPr>
+          <w:p>
+            <w:pPr>
+              <w:spacing w:after="20"/>
+            </w:pPr>
+            <w:r>
+              <w:rPr>
+                <w:color w:val="1C3A36"/>
+                <w:sz w:val="14"/>
+              </w:rPr>
+              <w:t>crp rating</w:t>
+            </w:r>
+          </w:p>
+        </w:tc>
+        <w:tc>
+          <w:tcPr>
+            <w:tcW w:type="dxa" w:w="1512"/>
+          </w:tcPr>
+          <w:p>
+            <w:pPr>
+              <w:spacing w:after="20"/>
+              <w:jc w:val="right"/>
+            </w:pPr>
+            <w:r>
+              <w:rPr>
+                <w:color w:val="1C3A36"/>
+                <w:sz w:val="14"/>
+              </w:rPr>
+              <w:t>0.092806</w:t>
+            </w:r>
+          </w:p>
+        </w:tc>
+        <w:tc>
+          <w:tcPr>
+            <w:tcW w:type="dxa" w:w="950"/>
+          </w:tcPr>
+          <w:p>
+            <w:pPr>
+              <w:spacing w:after="20"/>
+              <w:jc w:val="right"/>
+            </w:pPr>
+            <w:r>
+              <w:rPr>
+                <w:color w:val="1C3A36"/>
+                <w:sz w:val="14"/>
+              </w:rPr>
+              <w:t>2026-07-02</w:t>
+            </w:r>
+          </w:p>
+        </w:tc>
+        <w:tc>
+          <w:tcPr>
+            <w:tcW w:type="dxa" w:w="4810"/>
+          </w:tcPr>
+          <w:p>
+            <w:pPr>
+              <w:spacing w:after="20"/>
+              <w:jc w:val="right"/>
+            </w:pPr>
+            <w:r>
+              <w:rPr>
+                <w:color w:val="1C3A36"/>
+                <w:sz w:val="14"/>
+              </w:rPr>
+              <w:t>Egypt COUNTRY risk premium on the rating basis, 9.2806%, mid-year (July 2026) vintage — carried separately and published beside the total premium so that a reader checking the dataset's own 'Country Risk Premium' column finds the figure this study calls by that name. It is NOT added to the cost of equity; the total premium above already contains it</w:t>
+            </w:r>
+          </w:p>
+        </w:tc>
+      </w:tr>
+      <w:tr>
+        <w:tc>
+          <w:tcPr>
+            <w:tcW w:type="dxa" w:w="2232"/>
+          </w:tcPr>
+          <w:p>
+            <w:pPr>
+              <w:spacing w:after="20"/>
+            </w:pPr>
+            <w:r>
+              <w:rPr>
+                <w:color w:val="1C3A36"/>
+                <w:sz w:val="14"/>
+              </w:rPr>
+              <w:t>crp cds</w:t>
+            </w:r>
+          </w:p>
+        </w:tc>
+        <w:tc>
+          <w:tcPr>
+            <w:tcW w:type="dxa" w:w="1512"/>
+          </w:tcPr>
+          <w:p>
+            <w:pPr>
+              <w:spacing w:after="20"/>
+              <w:jc w:val="right"/>
+            </w:pPr>
+            <w:r>
+              <w:rPr>
+                <w:color w:val="1C3A36"/>
+                <w:sz w:val="14"/>
+              </w:rPr>
+              <w:t>0.053164</w:t>
+            </w:r>
+          </w:p>
+        </w:tc>
+        <w:tc>
+          <w:tcPr>
+            <w:tcW w:type="dxa" w:w="950"/>
+          </w:tcPr>
+          <w:p>
+            <w:pPr>
+              <w:spacing w:after="20"/>
+              <w:jc w:val="right"/>
+            </w:pPr>
+            <w:r>
+              <w:rPr>
+                <w:color w:val="1C3A36"/>
+                <w:sz w:val="14"/>
+              </w:rPr>
+              <w:t>2026-07-02</w:t>
+            </w:r>
+          </w:p>
+        </w:tc>
+        <w:tc>
+          <w:tcPr>
+            <w:tcW w:type="dxa" w:w="4810"/>
+          </w:tcPr>
+          <w:p>
+            <w:pPr>
+              <w:spacing w:after="20"/>
+              <w:jc w:val="right"/>
+            </w:pPr>
+            <w:r>
+              <w:rPr>
+                <w:color w:val="1C3A36"/>
+                <w:sz w:val="14"/>
+              </w:rPr>
+              <w:t>Egypt COUNTRY risk premium on the sovereign-CDS basis, 5.3164%, mid-year vintage, disclosure only — see the note above</w:t>
             </w:r>
           </w:p>
         </w:tc>
@@ -17154,7 +17300,7 @@
                 <w:color w:val="1C3A36"/>
                 <w:sz w:val="14"/>
               </w:rPr>
-              <w:t>19.5</w:t>
+              <w:t>21.35</w:t>
             </w:r>
           </w:p>
         </w:tc>
@@ -17190,7 +17336,7 @@
                 <w:color w:val="1C3A36"/>
                 <w:sz w:val="14"/>
               </w:rPr>
-              <w:t>Median trailing price-earnings multiple of listed Gulf and emerging-market generic pharmaceutical manufacturers used as the relative anchor. MARKET DATA, cross-check layer — not a company historical. Sourced range: a listed Saudi Arabian generics manufacturer at 26.7 times, larger and more liquid regional and international generic manufacturers in the mid-teens. The median is struck at 19.5 and the lens is run across a 13-26 times band rather than on a point</w:t>
+              <w:t>A STRUCK REFERENCE, not a median of a disclosed peer set — the earlier edition called it a 'peer median', which it was not, because only two reference points are disclosed. Those two are: a listed Saudi Arabian generics manufacturer at 26.7 times, and larger, more liquid regional and international generic manufacturers at about 16.0 times. 21.35 is the midpoint of those two observations — which for a two-element set is also their median — rather than a figure struck between them by judgement. MARKET DATA, cross-check layer, never a source for any company historical. The peers are not named and their financials are not published, so this multiple cannot be rebuilt from peer filings; that gap is recorded as an open research item and the lens is run across a 13-26 times band rather than on a point</w:t>
             </w:r>
           </w:p>
         </w:tc>
@@ -18557,7 +18703,7 @@
                 <w:color w:val="1C3A36"/>
                 <w:sz w:val="14"/>
               </w:rPr>
-              <w:t>Credit losses, inventory write-downs and other provisions as a permanent share of revenue — the FRAME A reading. Three-year average of the disclosed charge: 5.07% (FY2023), 9.24% (FY2024), 5.23% (FY2025); the average of the two years either side of the FY2024 spike is 5.15%, and 5.25% is struck marginally above it</w:t>
+              <w:t>Credit losses, inventory write-downs and other provisions as a permanent share of revenue — the FRAME A reading. LABEL CORRECTED: this is NOT 'the three-year average', which the earlier edition called it. The disclosed charge runs 5.07% (FY2023), 9.24% (FY2024), 5.23% (FY2025); the mean of those three ratios is 6.52% and the mean of the two years either side of the FY2024 spike is 5.15%. 5.25% IS STRUCK MARGINALLY ABOVE THE TWO NON-OUTLIER YEARS, and that is what it should be called. Both the 6.52% three-year mean and the 3.03% expected-credit-loss-only three-year mean are published beside it and the frame is sensitised across them. Context that neither reading carries: the first quarter of 2026 booked NO expected credit loss at all — one of the three matters the auditor qualified — so 6.52% is more than twice a quarter that charged nothing</w:t>
             </w:r>
           </w:p>
         </w:tc>
@@ -19579,7 +19725,7 @@
                 <w:color w:val="1C3A36"/>
                 <w:sz w:val="14"/>
               </w:rPr>
-              <w:t>Forward blended cost of debt FY2026E-FY2030E in local-equivalent terms, continuing the central bank's easing cycle. The discount-rate glide takes its shape from this path by construction rather than being invented separately</w:t>
+              <w:t>CONVERGENCE PATH, FY2026E-FY2030E. This row is NOT the cost of local-currency debt (24.81%) and NOT the blended marginal cost of debt (18.55%): its first point, 18.90%, is the NORMALISED RISK-FREE RATE, and the row traces that rate converging on the terminal norm as the central bank's easing cycle runs. Its only job is to give the discount-rate glide a shape derived from something in the model rather than an invented curve; the glide uses the row normalised to its own endpoints, so the levels cancel and only the SHAPE enters. The earlier edition described it as a cost-of-debt path, which it is not</w:t>
             </w:r>
           </w:p>
         </w:tc>
@@ -19890,7 +20036,7 @@
                 <w:color w:val="1C3A36"/>
                 <w:sz w:val="14"/>
               </w:rPr>
-              <w:t>wd term</w:t>
+              <w:t>wd term basis</w:t>
             </w:r>
           </w:p>
         </w:tc>
@@ -19908,7 +20054,7 @@
                 <w:color w:val="1C3A36"/>
                 <w:sz w:val="14"/>
               </w:rPr>
-              <w:t>0.2</w:t>
+              <w:t>market</w:t>
             </w:r>
           </w:p>
         </w:tc>
@@ -19944,7 +20090,7 @@
                 <w:color w:val="1C3A36"/>
                 <w:sz w:val="14"/>
               </w:rPr>
-              <w:t>Terminal debt weight on a net basis, NORMALISED but reconciled to the model's own forecast balance sheet rather than asserted. Today's net weight is 25.1%; at a 40% payout the forecast deleverages through the window, so a terminal weight at today's level would contradict the model's own trajectory. 20% acknowledges that an inventory-heavy manufacturer retains structural gross leverage</w:t>
+              <w:t>Basis on which the TERMINAL debt weight is set. It is no longer an asserted 20%. The earlier edition claimed 20% was 'reconciled to the model's own forecast balance sheet'; it was not — that sheet, once it is made to balance, carries a book net-debt weight near 39% at FY2030E, and today's market-value net-debt weight is near 25%. Neither is 20%, and the stated deleveraging never happens once the forecast is funded. This input selects which reconcilable reading is used: 'market' takes today's market-value net-debt weight (the weighting basis a weighted average cost of capital requires), 'book' takes the forecast terminal book weight. Both are computed below and both are published</w:t>
             </w:r>
           </w:p>
         </w:tc>
@@ -20036,7 +20182,7 @@
                 <w:color w:val="1C3A36"/>
                 <w:sz w:val="14"/>
               </w:rPr>
-              <w:t>roic term</w:t>
+              <w:t>roic term source</w:t>
             </w:r>
           </w:p>
         </w:tc>
@@ -20054,7 +20200,7 @@
                 <w:color w:val="1C3A36"/>
                 <w:sz w:val="14"/>
               </w:rPr>
-              <w:t>0.2</w:t>
+              <w:t>model_fy2030</w:t>
             </w:r>
           </w:p>
         </w:tc>
@@ -20090,7 +20236,7 @@
                 <w:color w:val="1C3A36"/>
                 <w:sz w:val="14"/>
               </w:rPr>
-              <w:t>Terminal return on invested capital, used to set terminal reinvestment as growth divided by return. The model's own FY2030E return on invested capital is computed below and this input is asserted against it</w:t>
+              <w:t>Terminal return on invested capital is no longer an input. The earlier edition asserted 20% while the model's own FY2030E return on invested capital was 16.36% — a 364 basis-point step up, taken at exactly the point where three quarters of core enterprise value sits. The terminal return is now COMPUTED as the model's own final forecast year, so terminal reinvestment (growth divided by return) cannot assume a return the forecast does not earn. This input records that choice; there is no numeric assumption left to make</w:t>
             </w:r>
           </w:p>
         </w:tc>
@@ -20163,7 +20309,7 @@
                 <w:color w:val="1C3A36"/>
                 <w:sz w:val="14"/>
               </w:rPr>
-              <w:t>Earnings multiple applied to the equity-accounted associate stream in the enterprise-to-equity bridge. The associates contributed EGP 495.5 million in FY2025 — 34% of attributable profit — against a carrying value of only EGP 675.9 million, so carrying value is not a usable proxy. The larger holding is a 30% interest in a Saudi Arabian pharmaceutical manufacturer; 11 times is struck below the Gulf listed-pharmaceutical range to allow for the minority, unlisted and non-controlled nature of the stake</w:t>
+              <w:t>Earnings multiple applied to the equity-accounted associate stream in the enterprise-to-equity bridge. The associates contributed EGP 495.5 million in FY2025 — 36% of attributable profit — against a carrying value of only EGP 675.9 million, so carrying value is not a usable proxy. The larger holding is a 30% interest in a Saudi Arabian pharmaceutical manufacturer; 11 times is struck below the Gulf listed-pharmaceutical range to allow for the minority, unlisted and non-controlled nature of the stake. CROSS-CHECK: the one associate in the group that is itself listed trades on roughly 9.3 times trailing earnings, so 11 times is above the only observable comparable in the portfolio and the enterprise-to-equity bridge is sensitised on it</w:t>
             </w:r>
           </w:p>
         </w:tc>
@@ -20236,7 +20382,7 @@
                 <w:color w:val="1C3A36"/>
                 <w:sz w:val="14"/>
               </w:rPr>
-              <w:t>Normalised annual contribution of the EARNING associates, used with the multiple above; the pre-revenue active-ingredient company is carried separately at cost. EGP million. The disclosed stream is volatile — 74.5 (FY2023), 147.1 (FY2024), 495.5 (FY2025) — and the FY2025 print is more than three times the FY2024 one. The three-year average is 239.0; 320 sits between that average and the latest year. REVISED DOWN from 320 after the first quarter of 2026 reported only 13.118 against 33.445 a year earlier; on a like-for-like gross basis the three disclosed years average 246.1, and 250 is struck there rather than at the level the FY2025 print alone would support. The quarter is not decisive — the auditor states the associates' own statements were not received — but it removes the case for leaning on the best year</w:t>
+              <w:t>Normalised annual contribution of the EARNING associates, used with the multiple above; the pre-revenue active-ingredient company is carried separately at cost, on its own line. EGP million. BASIS, RECONCILED TO THIS STUDY'S OWN INCOME STATEMENT (the earlier edition's basis note quoted 74.5 / 147.1 / 495.5, two of which did not match it): the disclosed share of associates' and subsidiaries' results is 74.508 (FY2023), 151.581 (FY2024) and 512.085 (FY2025). Those three average 246.058, and 250 is struck there — not at the level the FY2025 print alone would support. REVISED DOWN from 320 after the first quarter of 2026 reported only 13.118 against 33.445 a year earlier, an annualised 52.5. That quarter is EVIDENCE, NOT A RUN-RATE: the auditor states in the review report that the periodic financial statements of two of the holdings were not received, so the quarter's associate line is incomplete by construction. Both the 250 carried and the 52.5 the quarter annualises to are published, and the leg is sensitised across them</w:t>
             </w:r>
           </w:p>
         </w:tc>
@@ -20331,7 +20477,7 @@
           <w:color w:val="6E7B77"/>
           <w:sz w:val="18"/>
         </w:rPr>
-        <w:t>Total: 247 inputs, every one carrying a value, a source, a date and a layer.</w:t>
+        <w:t>Total: 249 inputs, every one carrying a value, a source, a date and a layer.</w:t>
       </w:r>
     </w:p>
     <w:p>
@@ -21984,7 +22130,2373 @@
           <w:color w:val="1C3A36"/>
           <w:sz w:val="30"/>
         </w:rPr>
-        <w:t>6. How to check this study</w:t>
+        <w:t>6. The series and outcomes behind the checkable claims</w:t>
+      </w:r>
+    </w:p>
+    <w:p>
+      <w:pPr>
+        <w:spacing w:after="120" w:before="0"/>
+      </w:pPr>
+      <w:r>
+        <w:rPr>
+          <w:b w:val="0"/>
+          <w:i w:val="0"/>
+          <w:color w:val="1C3A36"/>
+          <w:sz w:val="21"/>
+        </w:rPr>
+        <w:t>Three claims in this study could not be reproduced from the documents alone, because the underlying series were not published. They are published here.</w:t>
+      </w:r>
+    </w:p>
+    <w:p>
+      <w:pPr>
+        <w:spacing w:after="80" w:before="200"/>
+      </w:pPr>
+      <w:r>
+        <w:rPr>
+          <w:b/>
+          <w:i w:val="0"/>
+          <w:color w:val="1C3A36"/>
+          <w:sz w:val="24"/>
+        </w:rPr>
+        <w:t>6.1 The cleaned daily price series</w:t>
+      </w:r>
+    </w:p>
+    <w:p>
+      <w:pPr>
+        <w:spacing w:after="120" w:before="0"/>
+      </w:pPr>
+      <w:r>
+        <w:rPr>
+          <w:b w:val="0"/>
+          <w:i w:val="0"/>
+          <w:color w:val="1C3A36"/>
+          <w:sz w:val="21"/>
+        </w:rPr>
+        <w:t>The technical read, the probability map and the calibration all run on ONE cleaned daily series: 3225 sessions from 02 Jan 2011 to 06 Aug 2026, screened for the exchange's own daily price limit so that any move beyond what one session can physically do is treated as a corporate action or a data error rather than a return. The full series is supplied as a comma-separated file alongside this document. Its last twenty sessions, which are what the twenty-day average is computed on, are printed here so that average can be recomputed by hand:</w:t>
+      </w:r>
+    </w:p>
+    <w:tbl>
+      <w:tblPr>
+        <w:tblW w:type="auto" w:w="0"/>
+        <w:jc w:val="center"/>
+        <w:tblLook w:firstColumn="1" w:firstRow="1" w:lastColumn="0" w:lastRow="0" w:noHBand="0" w:noVBand="1" w:val="04A0"/>
+        <w:tblLayout w:type="fixed"/>
+        <w:tblCellMar>
+          <w:top w:w="40" w:type="dxa"/>
+          <w:left w:w="90" w:type="dxa"/>
+          <w:bottom w:w="40" w:type="dxa"/>
+          <w:right w:w="90" w:type="dxa"/>
+        </w:tblCellMar>
+        <w:tblBorders>
+          <w:top w:val="single" w:sz="4" w:space="0" w:color="C9D4D1"/>
+          <w:left w:val="single" w:sz="4" w:space="0" w:color="C9D4D1"/>
+          <w:bottom w:val="single" w:sz="4" w:space="0" w:color="C9D4D1"/>
+          <w:right w:val="single" w:sz="4" w:space="0" w:color="C9D4D1"/>
+          <w:insideH w:val="single" w:sz="4" w:space="0" w:color="C9D4D1"/>
+          <w:insideV w:val="single" w:sz="4" w:space="0" w:color="C9D4D1"/>
+        </w:tblBorders>
+        <w:tblLayout w:type="fixed"/>
+      </w:tblPr>
+      <w:tblGrid>
+        <w:gridCol w:w="2304"/>
+        <w:gridCol w:w="2160"/>
+        <w:gridCol w:w="2304"/>
+        <w:gridCol w:w="2160"/>
+      </w:tblGrid>
+      <w:tr>
+        <w:tc>
+          <w:tcPr>
+            <w:tcW w:type="dxa" w:w="2304"/>
+            <w:shd w:val="clear" w:color="auto" w:fill="EAF0EE"/>
+          </w:tcPr>
+          <w:p>
+            <w:pPr>
+              <w:spacing w:after="20"/>
+            </w:pPr>
+            <w:r>
+              <w:rPr>
+                <w:b/>
+                <w:color w:val="1C3A36"/>
+                <w:sz w:val="17"/>
+              </w:rPr>
+              <w:t>Date</w:t>
+            </w:r>
+          </w:p>
+        </w:tc>
+        <w:tc>
+          <w:tcPr>
+            <w:tcW w:type="dxa" w:w="2160"/>
+            <w:shd w:val="clear" w:color="auto" w:fill="EAF0EE"/>
+          </w:tcPr>
+          <w:p>
+            <w:pPr>
+              <w:spacing w:after="20"/>
+            </w:pPr>
+            <w:r>
+              <w:rPr>
+                <w:b/>
+                <w:color w:val="1C3A36"/>
+                <w:sz w:val="17"/>
+              </w:rPr>
+              <w:t>Close (EGP)</w:t>
+            </w:r>
+          </w:p>
+        </w:tc>
+        <w:tc>
+          <w:tcPr>
+            <w:tcW w:type="dxa" w:w="2304"/>
+            <w:shd w:val="clear" w:color="auto" w:fill="EAF0EE"/>
+          </w:tcPr>
+          <w:p>
+            <w:pPr>
+              <w:spacing w:after="20"/>
+            </w:pPr>
+            <w:r>
+              <w:rPr>
+                <w:b/>
+                <w:color w:val="1C3A36"/>
+                <w:sz w:val="17"/>
+              </w:rPr>
+              <w:t>Date</w:t>
+            </w:r>
+          </w:p>
+        </w:tc>
+        <w:tc>
+          <w:tcPr>
+            <w:tcW w:type="dxa" w:w="2160"/>
+            <w:shd w:val="clear" w:color="auto" w:fill="EAF0EE"/>
+          </w:tcPr>
+          <w:p>
+            <w:pPr>
+              <w:spacing w:after="20"/>
+            </w:pPr>
+            <w:r>
+              <w:rPr>
+                <w:b/>
+                <w:color w:val="1C3A36"/>
+                <w:sz w:val="17"/>
+              </w:rPr>
+              <w:t>Close (EGP)</w:t>
+            </w:r>
+          </w:p>
+        </w:tc>
+      </w:tr>
+      <w:tr>
+        <w:tc>
+          <w:tcPr>
+            <w:tcW w:type="dxa" w:w="2304"/>
+          </w:tcPr>
+          <w:p>
+            <w:pPr>
+              <w:spacing w:after="20"/>
+            </w:pPr>
+            <w:r>
+              <w:rPr>
+                <w:color w:val="1C3A36"/>
+                <w:sz w:val="17"/>
+              </w:rPr>
+              <w:t>09 Jul 2026</w:t>
+            </w:r>
+          </w:p>
+        </w:tc>
+        <w:tc>
+          <w:tcPr>
+            <w:tcW w:type="dxa" w:w="2160"/>
+          </w:tcPr>
+          <w:p>
+            <w:pPr>
+              <w:spacing w:after="20"/>
+              <w:jc w:val="right"/>
+            </w:pPr>
+            <w:r>
+              <w:rPr>
+                <w:color w:val="1C3A36"/>
+                <w:sz w:val="17"/>
+              </w:rPr>
+              <w:t>86.09</w:t>
+            </w:r>
+          </w:p>
+        </w:tc>
+        <w:tc>
+          <w:tcPr>
+            <w:tcW w:type="dxa" w:w="2304"/>
+          </w:tcPr>
+          <w:p>
+            <w:pPr>
+              <w:spacing w:after="20"/>
+              <w:jc w:val="right"/>
+            </w:pPr>
+            <w:r>
+              <w:rPr>
+                <w:color w:val="1C3A36"/>
+                <w:sz w:val="17"/>
+              </w:rPr>
+              <w:t>26 Jul 2026</w:t>
+            </w:r>
+          </w:p>
+        </w:tc>
+        <w:tc>
+          <w:tcPr>
+            <w:tcW w:type="dxa" w:w="2160"/>
+          </w:tcPr>
+          <w:p>
+            <w:pPr>
+              <w:spacing w:after="20"/>
+              <w:jc w:val="right"/>
+            </w:pPr>
+            <w:r>
+              <w:rPr>
+                <w:color w:val="1C3A36"/>
+                <w:sz w:val="17"/>
+              </w:rPr>
+              <w:t>90.10</w:t>
+            </w:r>
+          </w:p>
+        </w:tc>
+      </w:tr>
+      <w:tr>
+        <w:tc>
+          <w:tcPr>
+            <w:tcW w:type="dxa" w:w="2304"/>
+          </w:tcPr>
+          <w:p>
+            <w:pPr>
+              <w:spacing w:after="20"/>
+            </w:pPr>
+            <w:r>
+              <w:rPr>
+                <w:color w:val="1C3A36"/>
+                <w:sz w:val="17"/>
+              </w:rPr>
+              <w:t>12 Jul 2026</w:t>
+            </w:r>
+          </w:p>
+        </w:tc>
+        <w:tc>
+          <w:tcPr>
+            <w:tcW w:type="dxa" w:w="2160"/>
+          </w:tcPr>
+          <w:p>
+            <w:pPr>
+              <w:spacing w:after="20"/>
+              <w:jc w:val="right"/>
+            </w:pPr>
+            <w:r>
+              <w:rPr>
+                <w:color w:val="1C3A36"/>
+                <w:sz w:val="17"/>
+              </w:rPr>
+              <w:t>86.07</w:t>
+            </w:r>
+          </w:p>
+        </w:tc>
+        <w:tc>
+          <w:tcPr>
+            <w:tcW w:type="dxa" w:w="2304"/>
+          </w:tcPr>
+          <w:p>
+            <w:pPr>
+              <w:spacing w:after="20"/>
+              <w:jc w:val="right"/>
+            </w:pPr>
+            <w:r>
+              <w:rPr>
+                <w:color w:val="1C3A36"/>
+                <w:sz w:val="17"/>
+              </w:rPr>
+              <w:t>27 Jul 2026</w:t>
+            </w:r>
+          </w:p>
+        </w:tc>
+        <w:tc>
+          <w:tcPr>
+            <w:tcW w:type="dxa" w:w="2160"/>
+          </w:tcPr>
+          <w:p>
+            <w:pPr>
+              <w:spacing w:after="20"/>
+              <w:jc w:val="right"/>
+            </w:pPr>
+            <w:r>
+              <w:rPr>
+                <w:color w:val="1C3A36"/>
+                <w:sz w:val="17"/>
+              </w:rPr>
+              <w:t>92.80</w:t>
+            </w:r>
+          </w:p>
+        </w:tc>
+      </w:tr>
+      <w:tr>
+        <w:tc>
+          <w:tcPr>
+            <w:tcW w:type="dxa" w:w="2304"/>
+          </w:tcPr>
+          <w:p>
+            <w:pPr>
+              <w:spacing w:after="20"/>
+            </w:pPr>
+            <w:r>
+              <w:rPr>
+                <w:color w:val="1C3A36"/>
+                <w:sz w:val="17"/>
+              </w:rPr>
+              <w:t>13 Jul 2026</w:t>
+            </w:r>
+          </w:p>
+        </w:tc>
+        <w:tc>
+          <w:tcPr>
+            <w:tcW w:type="dxa" w:w="2160"/>
+          </w:tcPr>
+          <w:p>
+            <w:pPr>
+              <w:spacing w:after="20"/>
+              <w:jc w:val="right"/>
+            </w:pPr>
+            <w:r>
+              <w:rPr>
+                <w:color w:val="1C3A36"/>
+                <w:sz w:val="17"/>
+              </w:rPr>
+              <w:t>85.80</w:t>
+            </w:r>
+          </w:p>
+        </w:tc>
+        <w:tc>
+          <w:tcPr>
+            <w:tcW w:type="dxa" w:w="2304"/>
+          </w:tcPr>
+          <w:p>
+            <w:pPr>
+              <w:spacing w:after="20"/>
+              <w:jc w:val="right"/>
+            </w:pPr>
+            <w:r>
+              <w:rPr>
+                <w:color w:val="1C3A36"/>
+                <w:sz w:val="17"/>
+              </w:rPr>
+              <w:t>28 Jul 2026</w:t>
+            </w:r>
+          </w:p>
+        </w:tc>
+        <w:tc>
+          <w:tcPr>
+            <w:tcW w:type="dxa" w:w="2160"/>
+          </w:tcPr>
+          <w:p>
+            <w:pPr>
+              <w:spacing w:after="20"/>
+              <w:jc w:val="right"/>
+            </w:pPr>
+            <w:r>
+              <w:rPr>
+                <w:color w:val="1C3A36"/>
+                <w:sz w:val="17"/>
+              </w:rPr>
+              <w:t>93.40</w:t>
+            </w:r>
+          </w:p>
+        </w:tc>
+      </w:tr>
+      <w:tr>
+        <w:tc>
+          <w:tcPr>
+            <w:tcW w:type="dxa" w:w="2304"/>
+          </w:tcPr>
+          <w:p>
+            <w:pPr>
+              <w:spacing w:after="20"/>
+            </w:pPr>
+            <w:r>
+              <w:rPr>
+                <w:color w:val="1C3A36"/>
+                <w:sz w:val="17"/>
+              </w:rPr>
+              <w:t>14 Jul 2026</w:t>
+            </w:r>
+          </w:p>
+        </w:tc>
+        <w:tc>
+          <w:tcPr>
+            <w:tcW w:type="dxa" w:w="2160"/>
+          </w:tcPr>
+          <w:p>
+            <w:pPr>
+              <w:spacing w:after="20"/>
+              <w:jc w:val="right"/>
+            </w:pPr>
+            <w:r>
+              <w:rPr>
+                <w:color w:val="1C3A36"/>
+                <w:sz w:val="17"/>
+              </w:rPr>
+              <w:t>86.47</w:t>
+            </w:r>
+          </w:p>
+        </w:tc>
+        <w:tc>
+          <w:tcPr>
+            <w:tcW w:type="dxa" w:w="2304"/>
+          </w:tcPr>
+          <w:p>
+            <w:pPr>
+              <w:spacing w:after="20"/>
+              <w:jc w:val="right"/>
+            </w:pPr>
+            <w:r>
+              <w:rPr>
+                <w:color w:val="1C3A36"/>
+                <w:sz w:val="17"/>
+              </w:rPr>
+              <w:t>29 Jul 2026</w:t>
+            </w:r>
+          </w:p>
+        </w:tc>
+        <w:tc>
+          <w:tcPr>
+            <w:tcW w:type="dxa" w:w="2160"/>
+          </w:tcPr>
+          <w:p>
+            <w:pPr>
+              <w:spacing w:after="20"/>
+              <w:jc w:val="right"/>
+            </w:pPr>
+            <w:r>
+              <w:rPr>
+                <w:color w:val="1C3A36"/>
+                <w:sz w:val="17"/>
+              </w:rPr>
+              <w:t>96.50</w:t>
+            </w:r>
+          </w:p>
+        </w:tc>
+      </w:tr>
+      <w:tr>
+        <w:tc>
+          <w:tcPr>
+            <w:tcW w:type="dxa" w:w="2304"/>
+          </w:tcPr>
+          <w:p>
+            <w:pPr>
+              <w:spacing w:after="20"/>
+            </w:pPr>
+            <w:r>
+              <w:rPr>
+                <w:color w:val="1C3A36"/>
+                <w:sz w:val="17"/>
+              </w:rPr>
+              <w:t>15 Jul 2026</w:t>
+            </w:r>
+          </w:p>
+        </w:tc>
+        <w:tc>
+          <w:tcPr>
+            <w:tcW w:type="dxa" w:w="2160"/>
+          </w:tcPr>
+          <w:p>
+            <w:pPr>
+              <w:spacing w:after="20"/>
+              <w:jc w:val="right"/>
+            </w:pPr>
+            <w:r>
+              <w:rPr>
+                <w:color w:val="1C3A36"/>
+                <w:sz w:val="17"/>
+              </w:rPr>
+              <w:t>88.31</w:t>
+            </w:r>
+          </w:p>
+        </w:tc>
+        <w:tc>
+          <w:tcPr>
+            <w:tcW w:type="dxa" w:w="2304"/>
+          </w:tcPr>
+          <w:p>
+            <w:pPr>
+              <w:spacing w:after="20"/>
+              <w:jc w:val="right"/>
+            </w:pPr>
+            <w:r>
+              <w:rPr>
+                <w:color w:val="1C3A36"/>
+                <w:sz w:val="17"/>
+              </w:rPr>
+              <w:t>30 Jul 2026</w:t>
+            </w:r>
+          </w:p>
+        </w:tc>
+        <w:tc>
+          <w:tcPr>
+            <w:tcW w:type="dxa" w:w="2160"/>
+          </w:tcPr>
+          <w:p>
+            <w:pPr>
+              <w:spacing w:after="20"/>
+              <w:jc w:val="right"/>
+            </w:pPr>
+            <w:r>
+              <w:rPr>
+                <w:color w:val="1C3A36"/>
+                <w:sz w:val="17"/>
+              </w:rPr>
+              <w:t>104.00</w:t>
+            </w:r>
+          </w:p>
+        </w:tc>
+      </w:tr>
+      <w:tr>
+        <w:tc>
+          <w:tcPr>
+            <w:tcW w:type="dxa" w:w="2304"/>
+          </w:tcPr>
+          <w:p>
+            <w:pPr>
+              <w:spacing w:after="20"/>
+            </w:pPr>
+            <w:r>
+              <w:rPr>
+                <w:color w:val="1C3A36"/>
+                <w:sz w:val="17"/>
+              </w:rPr>
+              <w:t>16 Jul 2026</w:t>
+            </w:r>
+          </w:p>
+        </w:tc>
+        <w:tc>
+          <w:tcPr>
+            <w:tcW w:type="dxa" w:w="2160"/>
+          </w:tcPr>
+          <w:p>
+            <w:pPr>
+              <w:spacing w:after="20"/>
+              <w:jc w:val="right"/>
+            </w:pPr>
+            <w:r>
+              <w:rPr>
+                <w:color w:val="1C3A36"/>
+                <w:sz w:val="17"/>
+              </w:rPr>
+              <w:t>88.97</w:t>
+            </w:r>
+          </w:p>
+        </w:tc>
+        <w:tc>
+          <w:tcPr>
+            <w:tcW w:type="dxa" w:w="2304"/>
+          </w:tcPr>
+          <w:p>
+            <w:pPr>
+              <w:spacing w:after="20"/>
+              <w:jc w:val="right"/>
+            </w:pPr>
+            <w:r>
+              <w:rPr>
+                <w:color w:val="1C3A36"/>
+                <w:sz w:val="17"/>
+              </w:rPr>
+              <w:t>02 Aug 2026</w:t>
+            </w:r>
+          </w:p>
+        </w:tc>
+        <w:tc>
+          <w:tcPr>
+            <w:tcW w:type="dxa" w:w="2160"/>
+          </w:tcPr>
+          <w:p>
+            <w:pPr>
+              <w:spacing w:after="20"/>
+              <w:jc w:val="right"/>
+            </w:pPr>
+            <w:r>
+              <w:rPr>
+                <w:color w:val="1C3A36"/>
+                <w:sz w:val="17"/>
+              </w:rPr>
+              <w:t>124.80</w:t>
+            </w:r>
+          </w:p>
+        </w:tc>
+      </w:tr>
+      <w:tr>
+        <w:tc>
+          <w:tcPr>
+            <w:tcW w:type="dxa" w:w="2304"/>
+          </w:tcPr>
+          <w:p>
+            <w:pPr>
+              <w:spacing w:after="20"/>
+            </w:pPr>
+            <w:r>
+              <w:rPr>
+                <w:color w:val="1C3A36"/>
+                <w:sz w:val="17"/>
+              </w:rPr>
+              <w:t>19 Jul 2026</w:t>
+            </w:r>
+          </w:p>
+        </w:tc>
+        <w:tc>
+          <w:tcPr>
+            <w:tcW w:type="dxa" w:w="2160"/>
+          </w:tcPr>
+          <w:p>
+            <w:pPr>
+              <w:spacing w:after="20"/>
+              <w:jc w:val="right"/>
+            </w:pPr>
+            <w:r>
+              <w:rPr>
+                <w:color w:val="1C3A36"/>
+                <w:sz w:val="17"/>
+              </w:rPr>
+              <w:t>90.88</w:t>
+            </w:r>
+          </w:p>
+        </w:tc>
+        <w:tc>
+          <w:tcPr>
+            <w:tcW w:type="dxa" w:w="2304"/>
+          </w:tcPr>
+          <w:p>
+            <w:pPr>
+              <w:spacing w:after="20"/>
+              <w:jc w:val="right"/>
+            </w:pPr>
+            <w:r>
+              <w:rPr>
+                <w:color w:val="1C3A36"/>
+                <w:sz w:val="17"/>
+              </w:rPr>
+              <w:t>03 Aug 2026</w:t>
+            </w:r>
+          </w:p>
+        </w:tc>
+        <w:tc>
+          <w:tcPr>
+            <w:tcW w:type="dxa" w:w="2160"/>
+          </w:tcPr>
+          <w:p>
+            <w:pPr>
+              <w:spacing w:after="20"/>
+              <w:jc w:val="right"/>
+            </w:pPr>
+            <w:r>
+              <w:rPr>
+                <w:color w:val="1C3A36"/>
+                <w:sz w:val="17"/>
+              </w:rPr>
+              <w:t>149.76</w:t>
+            </w:r>
+          </w:p>
+        </w:tc>
+      </w:tr>
+      <w:tr>
+        <w:tc>
+          <w:tcPr>
+            <w:tcW w:type="dxa" w:w="2304"/>
+          </w:tcPr>
+          <w:p>
+            <w:pPr>
+              <w:spacing w:after="20"/>
+            </w:pPr>
+            <w:r>
+              <w:rPr>
+                <w:color w:val="1C3A36"/>
+                <w:sz w:val="17"/>
+              </w:rPr>
+              <w:t>20 Jul 2026</w:t>
+            </w:r>
+          </w:p>
+        </w:tc>
+        <w:tc>
+          <w:tcPr>
+            <w:tcW w:type="dxa" w:w="2160"/>
+          </w:tcPr>
+          <w:p>
+            <w:pPr>
+              <w:spacing w:after="20"/>
+              <w:jc w:val="right"/>
+            </w:pPr>
+            <w:r>
+              <w:rPr>
+                <w:color w:val="1C3A36"/>
+                <w:sz w:val="17"/>
+              </w:rPr>
+              <w:t>91.05</w:t>
+            </w:r>
+          </w:p>
+        </w:tc>
+        <w:tc>
+          <w:tcPr>
+            <w:tcW w:type="dxa" w:w="2304"/>
+          </w:tcPr>
+          <w:p>
+            <w:pPr>
+              <w:spacing w:after="20"/>
+              <w:jc w:val="right"/>
+            </w:pPr>
+            <w:r>
+              <w:rPr>
+                <w:color w:val="1C3A36"/>
+                <w:sz w:val="17"/>
+              </w:rPr>
+              <w:t>04 Aug 2026</w:t>
+            </w:r>
+          </w:p>
+        </w:tc>
+        <w:tc>
+          <w:tcPr>
+            <w:tcW w:type="dxa" w:w="2160"/>
+          </w:tcPr>
+          <w:p>
+            <w:pPr>
+              <w:spacing w:after="20"/>
+              <w:jc w:val="right"/>
+            </w:pPr>
+            <w:r>
+              <w:rPr>
+                <w:color w:val="1C3A36"/>
+                <w:sz w:val="17"/>
+              </w:rPr>
+              <w:t>134.30</w:t>
+            </w:r>
+          </w:p>
+        </w:tc>
+      </w:tr>
+      <w:tr>
+        <w:tc>
+          <w:tcPr>
+            <w:tcW w:type="dxa" w:w="2304"/>
+          </w:tcPr>
+          <w:p>
+            <w:pPr>
+              <w:spacing w:after="20"/>
+            </w:pPr>
+            <w:r>
+              <w:rPr>
+                <w:color w:val="1C3A36"/>
+                <w:sz w:val="17"/>
+              </w:rPr>
+              <w:t>21 Jul 2026</w:t>
+            </w:r>
+          </w:p>
+        </w:tc>
+        <w:tc>
+          <w:tcPr>
+            <w:tcW w:type="dxa" w:w="2160"/>
+          </w:tcPr>
+          <w:p>
+            <w:pPr>
+              <w:spacing w:after="20"/>
+              <w:jc w:val="right"/>
+            </w:pPr>
+            <w:r>
+              <w:rPr>
+                <w:color w:val="1C3A36"/>
+                <w:sz w:val="17"/>
+              </w:rPr>
+              <w:t>90.70</w:t>
+            </w:r>
+          </w:p>
+        </w:tc>
+        <w:tc>
+          <w:tcPr>
+            <w:tcW w:type="dxa" w:w="2304"/>
+          </w:tcPr>
+          <w:p>
+            <w:pPr>
+              <w:spacing w:after="20"/>
+              <w:jc w:val="right"/>
+            </w:pPr>
+            <w:r>
+              <w:rPr>
+                <w:color w:val="1C3A36"/>
+                <w:sz w:val="17"/>
+              </w:rPr>
+              <w:t>05 Aug 2026</w:t>
+            </w:r>
+          </w:p>
+        </w:tc>
+        <w:tc>
+          <w:tcPr>
+            <w:tcW w:type="dxa" w:w="2160"/>
+          </w:tcPr>
+          <w:p>
+            <w:pPr>
+              <w:spacing w:after="20"/>
+              <w:jc w:val="right"/>
+            </w:pPr>
+            <w:r>
+              <w:rPr>
+                <w:color w:val="1C3A36"/>
+                <w:sz w:val="17"/>
+              </w:rPr>
+              <w:t>130.00</w:t>
+            </w:r>
+          </w:p>
+        </w:tc>
+      </w:tr>
+      <w:tr>
+        <w:tc>
+          <w:tcPr>
+            <w:tcW w:type="dxa" w:w="2304"/>
+          </w:tcPr>
+          <w:p>
+            <w:pPr>
+              <w:spacing w:after="20"/>
+            </w:pPr>
+            <w:r>
+              <w:rPr>
+                <w:color w:val="1C3A36"/>
+                <w:sz w:val="17"/>
+              </w:rPr>
+              <w:t>22 Jul 2026</w:t>
+            </w:r>
+          </w:p>
+        </w:tc>
+        <w:tc>
+          <w:tcPr>
+            <w:tcW w:type="dxa" w:w="2160"/>
+          </w:tcPr>
+          <w:p>
+            <w:pPr>
+              <w:spacing w:after="20"/>
+              <w:jc w:val="right"/>
+            </w:pPr>
+            <w:r>
+              <w:rPr>
+                <w:color w:val="1C3A36"/>
+                <w:sz w:val="17"/>
+              </w:rPr>
+              <w:t>91.50</w:t>
+            </w:r>
+          </w:p>
+        </w:tc>
+        <w:tc>
+          <w:tcPr>
+            <w:tcW w:type="dxa" w:w="2304"/>
+          </w:tcPr>
+          <w:p>
+            <w:pPr>
+              <w:spacing w:after="20"/>
+              <w:jc w:val="right"/>
+            </w:pPr>
+            <w:r>
+              <w:rPr>
+                <w:color w:val="1C3A36"/>
+                <w:sz w:val="17"/>
+              </w:rPr>
+              <w:t>06 Aug 2026</w:t>
+            </w:r>
+          </w:p>
+        </w:tc>
+        <w:tc>
+          <w:tcPr>
+            <w:tcW w:type="dxa" w:w="2160"/>
+          </w:tcPr>
+          <w:p>
+            <w:pPr>
+              <w:spacing w:after="20"/>
+              <w:jc w:val="right"/>
+            </w:pPr>
+            <w:r>
+              <w:rPr>
+                <w:color w:val="1C3A36"/>
+                <w:sz w:val="17"/>
+              </w:rPr>
+              <w:t>130.05</w:t>
+            </w:r>
+          </w:p>
+        </w:tc>
+      </w:tr>
+    </w:tbl>
+    <w:p>
+      <w:pPr>
+        <w:spacing w:after="40"/>
+      </w:pPr>
+    </w:p>
+    <w:p>
+      <w:pPr>
+        <w:spacing w:after="200" w:before="0"/>
+      </w:pPr>
+      <w:r>
+        <w:rPr>
+          <w:b w:val="0"/>
+          <w:i/>
+          <w:color w:val="6E7B77"/>
+          <w:sz w:val="17"/>
+        </w:rPr>
+        <w:t>Table B6 — the twenty sessions behind the twenty-day moving average of EGP 101.58. The exchange calendar is respected: non-trading days are absent rather than carried forward.</w:t>
+      </w:r>
+    </w:p>
+    <w:p>
+      <w:pPr>
+        <w:spacing w:after="80" w:before="200"/>
+      </w:pPr>
+      <w:r>
+        <w:rPr>
+          <w:b/>
+          <w:i w:val="0"/>
+          <w:color w:val="1C3A36"/>
+          <w:sz w:val="24"/>
+        </w:rPr>
+        <w:t>6.2 The index the beta was regressed against</w:t>
+      </w:r>
+    </w:p>
+    <w:p>
+      <w:pPr>
+        <w:spacing w:after="120" w:before="0"/>
+      </w:pPr>
+      <w:r>
+        <w:rPr>
+          <w:b w:val="0"/>
+          <w:i w:val="0"/>
+          <w:color w:val="1C3A36"/>
+          <w:sz w:val="21"/>
+        </w:rPr>
+        <w:t>The beta of 0.629 is a weekly regression of this company's own returns against an equal-weighted composite of 36 Egyptian listed names, over 5 years and 257 weekly observations, with an R-squared of 0.235 and a standard error of 0.071. The composite is equal-weighted across the following constituents, and both the constituent list and the weekly return series are supplied alongside this document so the coefficient can be re-estimated rather than taken on trust:</w:t>
+      </w:r>
+    </w:p>
+    <w:p>
+      <w:pPr>
+        <w:spacing w:after="120" w:before="0"/>
+      </w:pPr>
+      <w:r>
+        <w:rPr>
+          <w:b w:val="0"/>
+          <w:i w:val="0"/>
+          <w:color w:val="1C3A36"/>
+          <w:sz w:val="21"/>
+        </w:rPr>
+        <w:t>ABUK, ADIB, AMOC, ARCC, BTFH, CCAP, CLHO, COMI, DSCW, EFID, EFIH, EGAL, ELEC, EMFD, ETEL, FWRY, GBCO, HELI, HRHO, ISPH, JUFO, KABO, LCSW, OCDI, OIH, ORAS, ORHD, ORWE, PHAR, PHDC, PRDC, RAYA, RMDA, SCEM, SWDY, TMGH.</w:t>
+      </w:r>
+    </w:p>
+    <w:p>
+      <w:pPr>
+        <w:spacing w:after="120" w:before="0"/>
+      </w:pPr>
+      <w:r>
+        <w:rPr>
+          <w:b w:val="0"/>
+          <w:i w:val="0"/>
+          <w:color w:val="1C3A36"/>
+          <w:sz w:val="21"/>
+        </w:rPr>
+        <w:t>THE SUBJECT IS IN ITS OWN INDEX, and publishing the list makes that visible, so it is priced here rather than left for a reader to notice. An equal-weighted composite of 36 names gives this company a weight of about 2.8% in the very index it is being regressed against, which biases the coefficient toward one. That is how a real local index behaves and it is the construction used, but the regression was also re-run with the subject removed from the composite: the coefficient falls from 0.6295 to 0.5652, with an R-squared of 0.192 and a standard error of 0.0726. Carried through the whole model, the ex-subject coefficient would RAISE the two fundamental centres to EGP 65.04 and EGP 72.86 from EGP 61.68 and EGP 69.15. The study carries the in-index coefficient because it is the more conservative of the two and because it is what a local-index construction actually produces; the alternative and its price are stated here so the choice is visible rather than silent.</w:t>
+      </w:r>
+    </w:p>
+    <w:p>
+      <w:pPr>
+        <w:spacing w:after="120" w:before="0"/>
+      </w:pPr>
+      <w:r>
+        <w:rPr>
+          <w:b w:val="0"/>
+          <w:i w:val="0"/>
+          <w:color w:val="1C3A36"/>
+          <w:sz w:val="21"/>
+        </w:rPr>
+        <w:t>Two statistics a reader can check without the series at all. The standard error implied by the reported coefficient, R-squared and sample size is 0.07112, against the 0.07112 reported — they agree, so the three statistics are mutually consistent rather than separately asserted. And the standard error is well below the coefficient, which is the usability test this study applies before a regression beta is used at all.</w:t>
+      </w:r>
+    </w:p>
+    <w:p>
+      <w:pPr>
+        <w:spacing w:after="80" w:before="200"/>
+      </w:pPr>
+      <w:r>
+        <w:rPr>
+          <w:b/>
+          <w:i w:val="0"/>
+          <w:color w:val="1C3A36"/>
+          <w:sz w:val="24"/>
+        </w:rPr>
+        <w:t>6.3 The window outcomes behind the coverage statistics</w:t>
+      </w:r>
+    </w:p>
+    <w:p>
+      <w:pPr>
+        <w:spacing w:after="120" w:before="0"/>
+      </w:pPr>
+      <w:r>
+        <w:rPr>
+          <w:b w:val="0"/>
+          <w:i w:val="0"/>
+          <w:color w:val="1C3A36"/>
+          <w:sz w:val="21"/>
+        </w:rPr>
+        <w:t>The coverage figures quoted in the study are counts over a finite number of test windows, and a count is only meaningful if the windows are shown. Each window struck a distribution at its origin and was scored against the close on its own check date; the probability each realised outcome sat at within its own forecast distribution is the number that has to be uniformly spread if the bands are honestly sized.</w:t>
+      </w:r>
+    </w:p>
+    <w:tbl>
+      <w:tblPr>
+        <w:tblW w:type="auto" w:w="0"/>
+        <w:jc w:val="center"/>
+        <w:tblLook w:firstColumn="1" w:firstRow="1" w:lastColumn="0" w:lastRow="0" w:noHBand="0" w:noVBand="1" w:val="04A0"/>
+        <w:tblLayout w:type="fixed"/>
+        <w:tblCellMar>
+          <w:top w:w="40" w:type="dxa"/>
+          <w:left w:w="90" w:type="dxa"/>
+          <w:bottom w:w="40" w:type="dxa"/>
+          <w:right w:w="90" w:type="dxa"/>
+        </w:tblCellMar>
+        <w:tblBorders>
+          <w:top w:val="single" w:sz="4" w:space="0" w:color="C9D4D1"/>
+          <w:left w:val="single" w:sz="4" w:space="0" w:color="C9D4D1"/>
+          <w:bottom w:val="single" w:sz="4" w:space="0" w:color="C9D4D1"/>
+          <w:right w:val="single" w:sz="4" w:space="0" w:color="C9D4D1"/>
+          <w:insideH w:val="single" w:sz="4" w:space="0" w:color="C9D4D1"/>
+          <w:insideV w:val="single" w:sz="4" w:space="0" w:color="C9D4D1"/>
+        </w:tblBorders>
+        <w:tblLayout w:type="fixed"/>
+      </w:tblPr>
+      <w:tblGrid>
+        <w:gridCol w:w="2448"/>
+        <w:gridCol w:w="1008"/>
+        <w:gridCol w:w="1440"/>
+        <w:gridCol w:w="1440"/>
+        <w:gridCol w:w="1440"/>
+        <w:gridCol w:w="1944"/>
+      </w:tblGrid>
+      <w:tr>
+        <w:tc>
+          <w:tcPr>
+            <w:tcW w:type="dxa" w:w="2448"/>
+            <w:shd w:val="clear" w:color="auto" w:fill="EAF0EE"/>
+          </w:tcPr>
+          <w:p>
+            <w:pPr>
+              <w:spacing w:after="20"/>
+            </w:pPr>
+            <w:r>
+              <w:rPr>
+                <w:b/>
+                <w:color w:val="1C3A36"/>
+                <w:sz w:val="16"/>
+              </w:rPr>
+              <w:t>Window set</w:t>
+            </w:r>
+          </w:p>
+        </w:tc>
+        <w:tc>
+          <w:tcPr>
+            <w:tcW w:type="dxa" w:w="1008"/>
+            <w:shd w:val="clear" w:color="auto" w:fill="EAF0EE"/>
+          </w:tcPr>
+          <w:p>
+            <w:pPr>
+              <w:spacing w:after="20"/>
+            </w:pPr>
+            <w:r>
+              <w:rPr>
+                <w:b/>
+                <w:color w:val="1C3A36"/>
+                <w:sz w:val="16"/>
+              </w:rPr>
+              <w:t>Windows</w:t>
+            </w:r>
+          </w:p>
+        </w:tc>
+        <w:tc>
+          <w:tcPr>
+            <w:tcW w:type="dxa" w:w="1440"/>
+            <w:shd w:val="clear" w:color="auto" w:fill="EAF0EE"/>
+          </w:tcPr>
+          <w:p>
+            <w:pPr>
+              <w:spacing w:after="20"/>
+            </w:pPr>
+            <w:r>
+              <w:rPr>
+                <w:b/>
+                <w:color w:val="1C3A36"/>
+                <w:sz w:val="16"/>
+              </w:rPr>
+              <w:t>Inside the 50% band</w:t>
+            </w:r>
+          </w:p>
+        </w:tc>
+        <w:tc>
+          <w:tcPr>
+            <w:tcW w:type="dxa" w:w="1440"/>
+            <w:shd w:val="clear" w:color="auto" w:fill="EAF0EE"/>
+          </w:tcPr>
+          <w:p>
+            <w:pPr>
+              <w:spacing w:after="20"/>
+            </w:pPr>
+            <w:r>
+              <w:rPr>
+                <w:b/>
+                <w:color w:val="1C3A36"/>
+                <w:sz w:val="16"/>
+              </w:rPr>
+              <w:t>Inside the 80% band</w:t>
+            </w:r>
+          </w:p>
+        </w:tc>
+        <w:tc>
+          <w:tcPr>
+            <w:tcW w:type="dxa" w:w="1440"/>
+            <w:shd w:val="clear" w:color="auto" w:fill="EAF0EE"/>
+          </w:tcPr>
+          <w:p>
+            <w:pPr>
+              <w:spacing w:after="20"/>
+            </w:pPr>
+            <w:r>
+              <w:rPr>
+                <w:b/>
+                <w:color w:val="1C3A36"/>
+                <w:sz w:val="16"/>
+              </w:rPr>
+              <w:t>Inside the 90% band</w:t>
+            </w:r>
+          </w:p>
+        </w:tc>
+        <w:tc>
+          <w:tcPr>
+            <w:tcW w:type="dxa" w:w="1944"/>
+            <w:shd w:val="clear" w:color="auto" w:fill="EAF0EE"/>
+          </w:tcPr>
+          <w:p>
+            <w:pPr>
+              <w:spacing w:after="20"/>
+            </w:pPr>
+            <w:r>
+              <w:rPr>
+                <w:b/>
+                <w:color w:val="1C3A36"/>
+                <w:sz w:val="16"/>
+              </w:rPr>
+              <w:t>Uniformity (chi-square p, KS p)</w:t>
+            </w:r>
+          </w:p>
+        </w:tc>
+      </w:tr>
+      <w:tr>
+        <w:tc>
+          <w:tcPr>
+            <w:tcW w:type="dxa" w:w="2448"/>
+          </w:tcPr>
+          <w:p>
+            <w:pPr>
+              <w:spacing w:after="20"/>
+            </w:pPr>
+            <w:r>
+              <w:rPr>
+                <w:color w:val="1C3A36"/>
+                <w:sz w:val="16"/>
+              </w:rPr>
+              <w:t>Last five years</w:t>
+            </w:r>
+          </w:p>
+        </w:tc>
+        <w:tc>
+          <w:tcPr>
+            <w:tcW w:type="dxa" w:w="1008"/>
+          </w:tcPr>
+          <w:p>
+            <w:pPr>
+              <w:spacing w:after="20"/>
+              <w:jc w:val="right"/>
+            </w:pPr>
+            <w:r>
+              <w:rPr>
+                <w:color w:val="1C3A36"/>
+                <w:sz w:val="16"/>
+              </w:rPr>
+              <w:t>19</w:t>
+            </w:r>
+          </w:p>
+        </w:tc>
+        <w:tc>
+          <w:tcPr>
+            <w:tcW w:type="dxa" w:w="1440"/>
+          </w:tcPr>
+          <w:p>
+            <w:pPr>
+              <w:spacing w:after="20"/>
+              <w:jc w:val="right"/>
+            </w:pPr>
+            <w:r>
+              <w:rPr>
+                <w:color w:val="1C3A36"/>
+                <w:sz w:val="16"/>
+              </w:rPr>
+              <w:t>47%</w:t>
+            </w:r>
+          </w:p>
+        </w:tc>
+        <w:tc>
+          <w:tcPr>
+            <w:tcW w:type="dxa" w:w="1440"/>
+          </w:tcPr>
+          <w:p>
+            <w:pPr>
+              <w:spacing w:after="20"/>
+              <w:jc w:val="right"/>
+            </w:pPr>
+            <w:r>
+              <w:rPr>
+                <w:color w:val="1C3A36"/>
+                <w:sz w:val="16"/>
+              </w:rPr>
+              <w:t>89%</w:t>
+            </w:r>
+          </w:p>
+        </w:tc>
+        <w:tc>
+          <w:tcPr>
+            <w:tcW w:type="dxa" w:w="1440"/>
+          </w:tcPr>
+          <w:p>
+            <w:pPr>
+              <w:spacing w:after="20"/>
+              <w:jc w:val="right"/>
+            </w:pPr>
+            <w:r>
+              <w:rPr>
+                <w:color w:val="1C3A36"/>
+                <w:sz w:val="16"/>
+              </w:rPr>
+              <w:t>100%</w:t>
+            </w:r>
+          </w:p>
+        </w:tc>
+        <w:tc>
+          <w:tcPr>
+            <w:tcW w:type="dxa" w:w="1944"/>
+          </w:tcPr>
+          <w:p>
+            <w:pPr>
+              <w:spacing w:after="20"/>
+              <w:jc w:val="right"/>
+            </w:pPr>
+            <w:r>
+              <w:rPr>
+                <w:color w:val="1C3A36"/>
+                <w:sz w:val="16"/>
+              </w:rPr>
+              <w:t>0.447, 0.676</w:t>
+            </w:r>
+          </w:p>
+        </w:tc>
+      </w:tr>
+      <w:tr>
+        <w:tc>
+          <w:tcPr>
+            <w:tcW w:type="dxa" w:w="2448"/>
+          </w:tcPr>
+          <w:p>
+            <w:pPr>
+              <w:spacing w:after="20"/>
+            </w:pPr>
+            <w:r>
+              <w:rPr>
+                <w:color w:val="1C3A36"/>
+                <w:sz w:val="16"/>
+              </w:rPr>
+              <w:t>Full history</w:t>
+            </w:r>
+          </w:p>
+        </w:tc>
+        <w:tc>
+          <w:tcPr>
+            <w:tcW w:type="dxa" w:w="1008"/>
+          </w:tcPr>
+          <w:p>
+            <w:pPr>
+              <w:spacing w:after="20"/>
+              <w:jc w:val="right"/>
+            </w:pPr>
+            <w:r>
+              <w:rPr>
+                <w:color w:val="1C3A36"/>
+                <w:sz w:val="16"/>
+              </w:rPr>
+              <w:t>56</w:t>
+            </w:r>
+          </w:p>
+        </w:tc>
+        <w:tc>
+          <w:tcPr>
+            <w:tcW w:type="dxa" w:w="1440"/>
+          </w:tcPr>
+          <w:p>
+            <w:pPr>
+              <w:spacing w:after="20"/>
+              <w:jc w:val="right"/>
+            </w:pPr>
+            <w:r>
+              <w:rPr>
+                <w:color w:val="1C3A36"/>
+                <w:sz w:val="16"/>
+              </w:rPr>
+              <w:t>52%</w:t>
+            </w:r>
+          </w:p>
+        </w:tc>
+        <w:tc>
+          <w:tcPr>
+            <w:tcW w:type="dxa" w:w="1440"/>
+          </w:tcPr>
+          <w:p>
+            <w:pPr>
+              <w:spacing w:after="20"/>
+              <w:jc w:val="right"/>
+            </w:pPr>
+            <w:r>
+              <w:rPr>
+                <w:color w:val="1C3A36"/>
+                <w:sz w:val="16"/>
+              </w:rPr>
+              <w:t>93%</w:t>
+            </w:r>
+          </w:p>
+        </w:tc>
+        <w:tc>
+          <w:tcPr>
+            <w:tcW w:type="dxa" w:w="1440"/>
+          </w:tcPr>
+          <w:p>
+            <w:pPr>
+              <w:spacing w:after="20"/>
+              <w:jc w:val="right"/>
+            </w:pPr>
+            <w:r>
+              <w:rPr>
+                <w:color w:val="1C3A36"/>
+                <w:sz w:val="16"/>
+              </w:rPr>
+              <w:t>100%</w:t>
+            </w:r>
+          </w:p>
+        </w:tc>
+        <w:tc>
+          <w:tcPr>
+            <w:tcW w:type="dxa" w:w="1944"/>
+          </w:tcPr>
+          <w:p>
+            <w:pPr>
+              <w:spacing w:after="20"/>
+              <w:jc w:val="right"/>
+            </w:pPr>
+            <w:r>
+              <w:rPr>
+                <w:color w:val="1C3A36"/>
+                <w:sz w:val="16"/>
+              </w:rPr>
+              <w:t>0.166, 0.478</w:t>
+            </w:r>
+          </w:p>
+        </w:tc>
+      </w:tr>
+      <w:tr>
+        <w:tc>
+          <w:tcPr>
+            <w:tcW w:type="dxa" w:w="2448"/>
+          </w:tcPr>
+          <w:p>
+            <w:pPr>
+              <w:spacing w:after="20"/>
+            </w:pPr>
+            <w:r>
+              <w:rPr>
+                <w:color w:val="1C3A36"/>
+                <w:sz w:val="16"/>
+              </w:rPr>
+              <w:t>Post-break — the set the live bands match</w:t>
+            </w:r>
+          </w:p>
+        </w:tc>
+        <w:tc>
+          <w:tcPr>
+            <w:tcW w:type="dxa" w:w="1008"/>
+          </w:tcPr>
+          <w:p>
+            <w:pPr>
+              <w:spacing w:after="20"/>
+              <w:jc w:val="right"/>
+            </w:pPr>
+            <w:r>
+              <w:rPr>
+                <w:color w:val="1C3A36"/>
+                <w:sz w:val="16"/>
+              </w:rPr>
+              <w:t>16</w:t>
+            </w:r>
+          </w:p>
+        </w:tc>
+        <w:tc>
+          <w:tcPr>
+            <w:tcW w:type="dxa" w:w="1440"/>
+          </w:tcPr>
+          <w:p>
+            <w:pPr>
+              <w:spacing w:after="20"/>
+              <w:jc w:val="right"/>
+            </w:pPr>
+            <w:r>
+              <w:rPr>
+                <w:color w:val="1C3A36"/>
+                <w:sz w:val="16"/>
+              </w:rPr>
+              <w:t>50%</w:t>
+            </w:r>
+          </w:p>
+        </w:tc>
+        <w:tc>
+          <w:tcPr>
+            <w:tcW w:type="dxa" w:w="1440"/>
+          </w:tcPr>
+          <w:p>
+            <w:pPr>
+              <w:spacing w:after="20"/>
+              <w:jc w:val="right"/>
+            </w:pPr>
+            <w:r>
+              <w:rPr>
+                <w:color w:val="1C3A36"/>
+                <w:sz w:val="16"/>
+              </w:rPr>
+              <w:t>94%</w:t>
+            </w:r>
+          </w:p>
+        </w:tc>
+        <w:tc>
+          <w:tcPr>
+            <w:tcW w:type="dxa" w:w="1440"/>
+          </w:tcPr>
+          <w:p>
+            <w:pPr>
+              <w:spacing w:after="20"/>
+              <w:jc w:val="right"/>
+            </w:pPr>
+            <w:r>
+              <w:rPr>
+                <w:color w:val="1C3A36"/>
+                <w:sz w:val="16"/>
+              </w:rPr>
+              <w:t>100%</w:t>
+            </w:r>
+          </w:p>
+        </w:tc>
+        <w:tc>
+          <w:tcPr>
+            <w:tcW w:type="dxa" w:w="1944"/>
+          </w:tcPr>
+          <w:p>
+            <w:pPr>
+              <w:spacing w:after="20"/>
+              <w:jc w:val="right"/>
+            </w:pPr>
+            <w:r>
+              <w:rPr>
+                <w:color w:val="1C3A36"/>
+                <w:sz w:val="16"/>
+              </w:rPr>
+              <w:t>0.331, 0.144</w:t>
+            </w:r>
+          </w:p>
+        </w:tc>
+      </w:tr>
+    </w:tbl>
+    <w:p>
+      <w:pPr>
+        <w:spacing w:after="40"/>
+      </w:pPr>
+    </w:p>
+    <w:p>
+      <w:pPr>
+        <w:spacing w:after="200" w:before="0"/>
+      </w:pPr>
+      <w:r>
+        <w:rPr>
+          <w:b w:val="0"/>
+          <w:i/>
+          <w:color w:val="6E7B77"/>
+          <w:sz w:val="17"/>
+        </w:rPr>
+        <w:t>Table B7 — all THREE window sets, not a selection from them. The distribution of realised outcomes within each set is printed below it as a ten-bin histogram so a reader can run the uniformity test independently.</w:t>
+      </w:r>
+    </w:p>
+    <w:tbl>
+      <w:tblPr>
+        <w:tblW w:type="auto" w:w="0"/>
+        <w:jc w:val="center"/>
+        <w:tblLook w:firstColumn="1" w:firstRow="1" w:lastColumn="0" w:lastRow="0" w:noHBand="0" w:noVBand="1" w:val="04A0"/>
+        <w:tblLayout w:type="fixed"/>
+        <w:tblCellMar>
+          <w:top w:w="40" w:type="dxa"/>
+          <w:left w:w="90" w:type="dxa"/>
+          <w:bottom w:w="40" w:type="dxa"/>
+          <w:right w:w="90" w:type="dxa"/>
+        </w:tblCellMar>
+        <w:tblBorders>
+          <w:top w:val="single" w:sz="4" w:space="0" w:color="C9D4D1"/>
+          <w:left w:val="single" w:sz="4" w:space="0" w:color="C9D4D1"/>
+          <w:bottom w:val="single" w:sz="4" w:space="0" w:color="C9D4D1"/>
+          <w:right w:val="single" w:sz="4" w:space="0" w:color="C9D4D1"/>
+          <w:insideH w:val="single" w:sz="4" w:space="0" w:color="C9D4D1"/>
+          <w:insideV w:val="single" w:sz="4" w:space="0" w:color="C9D4D1"/>
+        </w:tblBorders>
+        <w:tblLayout w:type="fixed"/>
+      </w:tblPr>
+      <w:tblGrid>
+        <w:gridCol w:w="1944"/>
+        <w:gridCol w:w="763"/>
+        <w:gridCol w:w="763"/>
+        <w:gridCol w:w="763"/>
+        <w:gridCol w:w="763"/>
+        <w:gridCol w:w="763"/>
+        <w:gridCol w:w="763"/>
+        <w:gridCol w:w="763"/>
+        <w:gridCol w:w="763"/>
+        <w:gridCol w:w="763"/>
+        <w:gridCol w:w="763"/>
+      </w:tblGrid>
+      <w:tr>
+        <w:tc>
+          <w:tcPr>
+            <w:tcW w:type="dxa" w:w="1944"/>
+            <w:shd w:val="clear" w:color="auto" w:fill="EAF0EE"/>
+          </w:tcPr>
+          <w:p>
+            <w:pPr>
+              <w:spacing w:after="20"/>
+            </w:pPr>
+            <w:r>
+              <w:rPr>
+                <w:b/>
+                <w:color w:val="1C3A36"/>
+                <w:sz w:val="15"/>
+              </w:rPr>
+              <w:t>Window set</w:t>
+            </w:r>
+          </w:p>
+        </w:tc>
+        <w:tc>
+          <w:tcPr>
+            <w:tcW w:type="dxa" w:w="763"/>
+            <w:shd w:val="clear" w:color="auto" w:fill="EAF0EE"/>
+          </w:tcPr>
+          <w:p>
+            <w:pPr>
+              <w:spacing w:after="20"/>
+            </w:pPr>
+            <w:r>
+              <w:rPr>
+                <w:b/>
+                <w:color w:val="1C3A36"/>
+                <w:sz w:val="15"/>
+              </w:rPr>
+              <w:t>0-10%</w:t>
+            </w:r>
+          </w:p>
+        </w:tc>
+        <w:tc>
+          <w:tcPr>
+            <w:tcW w:type="dxa" w:w="763"/>
+            <w:shd w:val="clear" w:color="auto" w:fill="EAF0EE"/>
+          </w:tcPr>
+          <w:p>
+            <w:pPr>
+              <w:spacing w:after="20"/>
+            </w:pPr>
+            <w:r>
+              <w:rPr>
+                <w:b/>
+                <w:color w:val="1C3A36"/>
+                <w:sz w:val="15"/>
+              </w:rPr>
+              <w:t>10-20%</w:t>
+            </w:r>
+          </w:p>
+        </w:tc>
+        <w:tc>
+          <w:tcPr>
+            <w:tcW w:type="dxa" w:w="763"/>
+            <w:shd w:val="clear" w:color="auto" w:fill="EAF0EE"/>
+          </w:tcPr>
+          <w:p>
+            <w:pPr>
+              <w:spacing w:after="20"/>
+            </w:pPr>
+            <w:r>
+              <w:rPr>
+                <w:b/>
+                <w:color w:val="1C3A36"/>
+                <w:sz w:val="15"/>
+              </w:rPr>
+              <w:t>20-30%</w:t>
+            </w:r>
+          </w:p>
+        </w:tc>
+        <w:tc>
+          <w:tcPr>
+            <w:tcW w:type="dxa" w:w="763"/>
+            <w:shd w:val="clear" w:color="auto" w:fill="EAF0EE"/>
+          </w:tcPr>
+          <w:p>
+            <w:pPr>
+              <w:spacing w:after="20"/>
+            </w:pPr>
+            <w:r>
+              <w:rPr>
+                <w:b/>
+                <w:color w:val="1C3A36"/>
+                <w:sz w:val="15"/>
+              </w:rPr>
+              <w:t>30-40%</w:t>
+            </w:r>
+          </w:p>
+        </w:tc>
+        <w:tc>
+          <w:tcPr>
+            <w:tcW w:type="dxa" w:w="763"/>
+            <w:shd w:val="clear" w:color="auto" w:fill="EAF0EE"/>
+          </w:tcPr>
+          <w:p>
+            <w:pPr>
+              <w:spacing w:after="20"/>
+            </w:pPr>
+            <w:r>
+              <w:rPr>
+                <w:b/>
+                <w:color w:val="1C3A36"/>
+                <w:sz w:val="15"/>
+              </w:rPr>
+              <w:t>40-50%</w:t>
+            </w:r>
+          </w:p>
+        </w:tc>
+        <w:tc>
+          <w:tcPr>
+            <w:tcW w:type="dxa" w:w="763"/>
+            <w:shd w:val="clear" w:color="auto" w:fill="EAF0EE"/>
+          </w:tcPr>
+          <w:p>
+            <w:pPr>
+              <w:spacing w:after="20"/>
+            </w:pPr>
+            <w:r>
+              <w:rPr>
+                <w:b/>
+                <w:color w:val="1C3A36"/>
+                <w:sz w:val="15"/>
+              </w:rPr>
+              <w:t>50-60%</w:t>
+            </w:r>
+          </w:p>
+        </w:tc>
+        <w:tc>
+          <w:tcPr>
+            <w:tcW w:type="dxa" w:w="763"/>
+            <w:shd w:val="clear" w:color="auto" w:fill="EAF0EE"/>
+          </w:tcPr>
+          <w:p>
+            <w:pPr>
+              <w:spacing w:after="20"/>
+            </w:pPr>
+            <w:r>
+              <w:rPr>
+                <w:b/>
+                <w:color w:val="1C3A36"/>
+                <w:sz w:val="15"/>
+              </w:rPr>
+              <w:t>60-70%</w:t>
+            </w:r>
+          </w:p>
+        </w:tc>
+        <w:tc>
+          <w:tcPr>
+            <w:tcW w:type="dxa" w:w="763"/>
+            <w:shd w:val="clear" w:color="auto" w:fill="EAF0EE"/>
+          </w:tcPr>
+          <w:p>
+            <w:pPr>
+              <w:spacing w:after="20"/>
+            </w:pPr>
+            <w:r>
+              <w:rPr>
+                <w:b/>
+                <w:color w:val="1C3A36"/>
+                <w:sz w:val="15"/>
+              </w:rPr>
+              <w:t>70-80%</w:t>
+            </w:r>
+          </w:p>
+        </w:tc>
+        <w:tc>
+          <w:tcPr>
+            <w:tcW w:type="dxa" w:w="763"/>
+            <w:shd w:val="clear" w:color="auto" w:fill="EAF0EE"/>
+          </w:tcPr>
+          <w:p>
+            <w:pPr>
+              <w:spacing w:after="20"/>
+            </w:pPr>
+            <w:r>
+              <w:rPr>
+                <w:b/>
+                <w:color w:val="1C3A36"/>
+                <w:sz w:val="15"/>
+              </w:rPr>
+              <w:t>80-90%</w:t>
+            </w:r>
+          </w:p>
+        </w:tc>
+        <w:tc>
+          <w:tcPr>
+            <w:tcW w:type="dxa" w:w="763"/>
+            <w:shd w:val="clear" w:color="auto" w:fill="EAF0EE"/>
+          </w:tcPr>
+          <w:p>
+            <w:pPr>
+              <w:spacing w:after="20"/>
+            </w:pPr>
+            <w:r>
+              <w:rPr>
+                <w:b/>
+                <w:color w:val="1C3A36"/>
+                <w:sz w:val="15"/>
+              </w:rPr>
+              <w:t>90-100%</w:t>
+            </w:r>
+          </w:p>
+        </w:tc>
+      </w:tr>
+      <w:tr>
+        <w:tc>
+          <w:tcPr>
+            <w:tcW w:type="dxa" w:w="1944"/>
+          </w:tcPr>
+          <w:p>
+            <w:pPr>
+              <w:spacing w:after="20"/>
+            </w:pPr>
+            <w:r>
+              <w:rPr>
+                <w:color w:val="1C3A36"/>
+                <w:sz w:val="15"/>
+              </w:rPr>
+              <w:t>Last five years</w:t>
+            </w:r>
+          </w:p>
+        </w:tc>
+        <w:tc>
+          <w:tcPr>
+            <w:tcW w:type="dxa" w:w="763"/>
+          </w:tcPr>
+          <w:p>
+            <w:pPr>
+              <w:spacing w:after="20"/>
+              <w:jc w:val="right"/>
+            </w:pPr>
+            <w:r>
+              <w:rPr>
+                <w:color w:val="1C3A36"/>
+                <w:sz w:val="15"/>
+              </w:rPr>
+              <w:t>2</w:t>
+            </w:r>
+          </w:p>
+        </w:tc>
+        <w:tc>
+          <w:tcPr>
+            <w:tcW w:type="dxa" w:w="763"/>
+          </w:tcPr>
+          <w:p>
+            <w:pPr>
+              <w:spacing w:after="20"/>
+              <w:jc w:val="right"/>
+            </w:pPr>
+            <w:r>
+              <w:rPr>
+                <w:color w:val="1C3A36"/>
+                <w:sz w:val="15"/>
+              </w:rPr>
+              <w:t>0</w:t>
+            </w:r>
+          </w:p>
+        </w:tc>
+        <w:tc>
+          <w:tcPr>
+            <w:tcW w:type="dxa" w:w="763"/>
+          </w:tcPr>
+          <w:p>
+            <w:pPr>
+              <w:spacing w:after="20"/>
+              <w:jc w:val="right"/>
+            </w:pPr>
+            <w:r>
+              <w:rPr>
+                <w:color w:val="1C3A36"/>
+                <w:sz w:val="15"/>
+              </w:rPr>
+              <w:t>3</w:t>
+            </w:r>
+          </w:p>
+        </w:tc>
+        <w:tc>
+          <w:tcPr>
+            <w:tcW w:type="dxa" w:w="763"/>
+          </w:tcPr>
+          <w:p>
+            <w:pPr>
+              <w:spacing w:after="20"/>
+              <w:jc w:val="right"/>
+            </w:pPr>
+            <w:r>
+              <w:rPr>
+                <w:color w:val="1C3A36"/>
+                <w:sz w:val="15"/>
+              </w:rPr>
+              <w:t>2</w:t>
+            </w:r>
+          </w:p>
+        </w:tc>
+        <w:tc>
+          <w:tcPr>
+            <w:tcW w:type="dxa" w:w="763"/>
+          </w:tcPr>
+          <w:p>
+            <w:pPr>
+              <w:spacing w:after="20"/>
+              <w:jc w:val="right"/>
+            </w:pPr>
+            <w:r>
+              <w:rPr>
+                <w:color w:val="1C3A36"/>
+                <w:sz w:val="15"/>
+              </w:rPr>
+              <w:t>0</w:t>
+            </w:r>
+          </w:p>
+        </w:tc>
+        <w:tc>
+          <w:tcPr>
+            <w:tcW w:type="dxa" w:w="763"/>
+          </w:tcPr>
+          <w:p>
+            <w:pPr>
+              <w:spacing w:after="20"/>
+              <w:jc w:val="right"/>
+            </w:pPr>
+            <w:r>
+              <w:rPr>
+                <w:color w:val="1C3A36"/>
+                <w:sz w:val="15"/>
+              </w:rPr>
+              <w:t>3</w:t>
+            </w:r>
+          </w:p>
+        </w:tc>
+        <w:tc>
+          <w:tcPr>
+            <w:tcW w:type="dxa" w:w="763"/>
+          </w:tcPr>
+          <w:p>
+            <w:pPr>
+              <w:spacing w:after="20"/>
+              <w:jc w:val="right"/>
+            </w:pPr>
+            <w:r>
+              <w:rPr>
+                <w:color w:val="1C3A36"/>
+                <w:sz w:val="15"/>
+              </w:rPr>
+              <w:t>3</w:t>
+            </w:r>
+          </w:p>
+        </w:tc>
+        <w:tc>
+          <w:tcPr>
+            <w:tcW w:type="dxa" w:w="763"/>
+          </w:tcPr>
+          <w:p>
+            <w:pPr>
+              <w:spacing w:after="20"/>
+              <w:jc w:val="right"/>
+            </w:pPr>
+            <w:r>
+              <w:rPr>
+                <w:color w:val="1C3A36"/>
+                <w:sz w:val="15"/>
+              </w:rPr>
+              <w:t>3</w:t>
+            </w:r>
+          </w:p>
+        </w:tc>
+        <w:tc>
+          <w:tcPr>
+            <w:tcW w:type="dxa" w:w="763"/>
+          </w:tcPr>
+          <w:p>
+            <w:pPr>
+              <w:spacing w:after="20"/>
+              <w:jc w:val="right"/>
+            </w:pPr>
+            <w:r>
+              <w:rPr>
+                <w:color w:val="1C3A36"/>
+                <w:sz w:val="15"/>
+              </w:rPr>
+              <w:t>3</w:t>
+            </w:r>
+          </w:p>
+        </w:tc>
+        <w:tc>
+          <w:tcPr>
+            <w:tcW w:type="dxa" w:w="763"/>
+          </w:tcPr>
+          <w:p>
+            <w:pPr>
+              <w:spacing w:after="20"/>
+              <w:jc w:val="right"/>
+            </w:pPr>
+            <w:r>
+              <w:rPr>
+                <w:color w:val="1C3A36"/>
+                <w:sz w:val="15"/>
+              </w:rPr>
+              <w:t>0</w:t>
+            </w:r>
+          </w:p>
+        </w:tc>
+      </w:tr>
+      <w:tr>
+        <w:tc>
+          <w:tcPr>
+            <w:tcW w:type="dxa" w:w="1944"/>
+          </w:tcPr>
+          <w:p>
+            <w:pPr>
+              <w:spacing w:after="20"/>
+            </w:pPr>
+            <w:r>
+              <w:rPr>
+                <w:color w:val="1C3A36"/>
+                <w:sz w:val="15"/>
+              </w:rPr>
+              <w:t>Full history</w:t>
+            </w:r>
+          </w:p>
+        </w:tc>
+        <w:tc>
+          <w:tcPr>
+            <w:tcW w:type="dxa" w:w="763"/>
+          </w:tcPr>
+          <w:p>
+            <w:pPr>
+              <w:spacing w:after="20"/>
+              <w:jc w:val="right"/>
+            </w:pPr>
+            <w:r>
+              <w:rPr>
+                <w:color w:val="1C3A36"/>
+                <w:sz w:val="15"/>
+              </w:rPr>
+              <w:t>3</w:t>
+            </w:r>
+          </w:p>
+        </w:tc>
+        <w:tc>
+          <w:tcPr>
+            <w:tcW w:type="dxa" w:w="763"/>
+          </w:tcPr>
+          <w:p>
+            <w:pPr>
+              <w:spacing w:after="20"/>
+              <w:jc w:val="right"/>
+            </w:pPr>
+            <w:r>
+              <w:rPr>
+                <w:color w:val="1C3A36"/>
+                <w:sz w:val="15"/>
+              </w:rPr>
+              <w:t>5</w:t>
+            </w:r>
+          </w:p>
+        </w:tc>
+        <w:tc>
+          <w:tcPr>
+            <w:tcW w:type="dxa" w:w="763"/>
+          </w:tcPr>
+          <w:p>
+            <w:pPr>
+              <w:spacing w:after="20"/>
+              <w:jc w:val="right"/>
+            </w:pPr>
+            <w:r>
+              <w:rPr>
+                <w:color w:val="1C3A36"/>
+                <w:sz w:val="15"/>
+              </w:rPr>
+              <w:t>6</w:t>
+            </w:r>
+          </w:p>
+        </w:tc>
+        <w:tc>
+          <w:tcPr>
+            <w:tcW w:type="dxa" w:w="763"/>
+          </w:tcPr>
+          <w:p>
+            <w:pPr>
+              <w:spacing w:after="20"/>
+              <w:jc w:val="right"/>
+            </w:pPr>
+            <w:r>
+              <w:rPr>
+                <w:color w:val="1C3A36"/>
+                <w:sz w:val="15"/>
+              </w:rPr>
+              <w:t>5</w:t>
+            </w:r>
+          </w:p>
+        </w:tc>
+        <w:tc>
+          <w:tcPr>
+            <w:tcW w:type="dxa" w:w="763"/>
+          </w:tcPr>
+          <w:p>
+            <w:pPr>
+              <w:spacing w:after="20"/>
+              <w:jc w:val="right"/>
+            </w:pPr>
+            <w:r>
+              <w:rPr>
+                <w:color w:val="1C3A36"/>
+                <w:sz w:val="15"/>
+              </w:rPr>
+              <w:t>10</w:t>
+            </w:r>
+          </w:p>
+        </w:tc>
+        <w:tc>
+          <w:tcPr>
+            <w:tcW w:type="dxa" w:w="763"/>
+          </w:tcPr>
+          <w:p>
+            <w:pPr>
+              <w:spacing w:after="20"/>
+              <w:jc w:val="right"/>
+            </w:pPr>
+            <w:r>
+              <w:rPr>
+                <w:color w:val="1C3A36"/>
+                <w:sz w:val="15"/>
+              </w:rPr>
+              <w:t>5</w:t>
+            </w:r>
+          </w:p>
+        </w:tc>
+        <w:tc>
+          <w:tcPr>
+            <w:tcW w:type="dxa" w:w="763"/>
+          </w:tcPr>
+          <w:p>
+            <w:pPr>
+              <w:spacing w:after="20"/>
+              <w:jc w:val="right"/>
+            </w:pPr>
+            <w:r>
+              <w:rPr>
+                <w:color w:val="1C3A36"/>
+                <w:sz w:val="15"/>
+              </w:rPr>
+              <w:t>7</w:t>
+            </w:r>
+          </w:p>
+        </w:tc>
+        <w:tc>
+          <w:tcPr>
+            <w:tcW w:type="dxa" w:w="763"/>
+          </w:tcPr>
+          <w:p>
+            <w:pPr>
+              <w:spacing w:after="20"/>
+              <w:jc w:val="right"/>
+            </w:pPr>
+            <w:r>
+              <w:rPr>
+                <w:color w:val="1C3A36"/>
+                <w:sz w:val="15"/>
+              </w:rPr>
+              <w:t>4</w:t>
+            </w:r>
+          </w:p>
+        </w:tc>
+        <w:tc>
+          <w:tcPr>
+            <w:tcW w:type="dxa" w:w="763"/>
+          </w:tcPr>
+          <w:p>
+            <w:pPr>
+              <w:spacing w:after="20"/>
+              <w:jc w:val="right"/>
+            </w:pPr>
+            <w:r>
+              <w:rPr>
+                <w:color w:val="1C3A36"/>
+                <w:sz w:val="15"/>
+              </w:rPr>
+              <w:t>10</w:t>
+            </w:r>
+          </w:p>
+        </w:tc>
+        <w:tc>
+          <w:tcPr>
+            <w:tcW w:type="dxa" w:w="763"/>
+          </w:tcPr>
+          <w:p>
+            <w:pPr>
+              <w:spacing w:after="20"/>
+              <w:jc w:val="right"/>
+            </w:pPr>
+            <w:r>
+              <w:rPr>
+                <w:color w:val="1C3A36"/>
+                <w:sz w:val="15"/>
+              </w:rPr>
+              <w:t>1</w:t>
+            </w:r>
+          </w:p>
+        </w:tc>
+      </w:tr>
+      <w:tr>
+        <w:tc>
+          <w:tcPr>
+            <w:tcW w:type="dxa" w:w="1944"/>
+          </w:tcPr>
+          <w:p>
+            <w:pPr>
+              <w:spacing w:after="20"/>
+            </w:pPr>
+            <w:r>
+              <w:rPr>
+                <w:color w:val="1C3A36"/>
+                <w:sz w:val="15"/>
+              </w:rPr>
+              <w:t>Post-break</w:t>
+            </w:r>
+          </w:p>
+        </w:tc>
+        <w:tc>
+          <w:tcPr>
+            <w:tcW w:type="dxa" w:w="763"/>
+          </w:tcPr>
+          <w:p>
+            <w:pPr>
+              <w:spacing w:after="20"/>
+              <w:jc w:val="right"/>
+            </w:pPr>
+            <w:r>
+              <w:rPr>
+                <w:color w:val="1C3A36"/>
+                <w:sz w:val="15"/>
+              </w:rPr>
+              <w:t>1</w:t>
+            </w:r>
+          </w:p>
+        </w:tc>
+        <w:tc>
+          <w:tcPr>
+            <w:tcW w:type="dxa" w:w="763"/>
+          </w:tcPr>
+          <w:p>
+            <w:pPr>
+              <w:spacing w:after="20"/>
+              <w:jc w:val="right"/>
+            </w:pPr>
+            <w:r>
+              <w:rPr>
+                <w:color w:val="1C3A36"/>
+                <w:sz w:val="15"/>
+              </w:rPr>
+              <w:t>0</w:t>
+            </w:r>
+          </w:p>
+        </w:tc>
+        <w:tc>
+          <w:tcPr>
+            <w:tcW w:type="dxa" w:w="763"/>
+          </w:tcPr>
+          <w:p>
+            <w:pPr>
+              <w:spacing w:after="20"/>
+              <w:jc w:val="right"/>
+            </w:pPr>
+            <w:r>
+              <w:rPr>
+                <w:color w:val="1C3A36"/>
+                <w:sz w:val="15"/>
+              </w:rPr>
+              <w:t>2</w:t>
+            </w:r>
+          </w:p>
+        </w:tc>
+        <w:tc>
+          <w:tcPr>
+            <w:tcW w:type="dxa" w:w="763"/>
+          </w:tcPr>
+          <w:p>
+            <w:pPr>
+              <w:spacing w:after="20"/>
+              <w:jc w:val="right"/>
+            </w:pPr>
+            <w:r>
+              <w:rPr>
+                <w:color w:val="1C3A36"/>
+                <w:sz w:val="15"/>
+              </w:rPr>
+              <w:t>1</w:t>
+            </w:r>
+          </w:p>
+        </w:tc>
+        <w:tc>
+          <w:tcPr>
+            <w:tcW w:type="dxa" w:w="763"/>
+          </w:tcPr>
+          <w:p>
+            <w:pPr>
+              <w:spacing w:after="20"/>
+              <w:jc w:val="right"/>
+            </w:pPr>
+            <w:r>
+              <w:rPr>
+                <w:color w:val="1C3A36"/>
+                <w:sz w:val="15"/>
+              </w:rPr>
+              <w:t>0</w:t>
+            </w:r>
+          </w:p>
+        </w:tc>
+        <w:tc>
+          <w:tcPr>
+            <w:tcW w:type="dxa" w:w="763"/>
+          </w:tcPr>
+          <w:p>
+            <w:pPr>
+              <w:spacing w:after="20"/>
+              <w:jc w:val="right"/>
+            </w:pPr>
+            <w:r>
+              <w:rPr>
+                <w:color w:val="1C3A36"/>
+                <w:sz w:val="15"/>
+              </w:rPr>
+              <w:t>3</w:t>
+            </w:r>
+          </w:p>
+        </w:tc>
+        <w:tc>
+          <w:tcPr>
+            <w:tcW w:type="dxa" w:w="763"/>
+          </w:tcPr>
+          <w:p>
+            <w:pPr>
+              <w:spacing w:after="20"/>
+              <w:jc w:val="right"/>
+            </w:pPr>
+            <w:r>
+              <w:rPr>
+                <w:color w:val="1C3A36"/>
+                <w:sz w:val="15"/>
+              </w:rPr>
+              <w:t>3</w:t>
+            </w:r>
+          </w:p>
+        </w:tc>
+        <w:tc>
+          <w:tcPr>
+            <w:tcW w:type="dxa" w:w="763"/>
+          </w:tcPr>
+          <w:p>
+            <w:pPr>
+              <w:spacing w:after="20"/>
+              <w:jc w:val="right"/>
+            </w:pPr>
+            <w:r>
+              <w:rPr>
+                <w:color w:val="1C3A36"/>
+                <w:sz w:val="15"/>
+              </w:rPr>
+              <w:t>3</w:t>
+            </w:r>
+          </w:p>
+        </w:tc>
+        <w:tc>
+          <w:tcPr>
+            <w:tcW w:type="dxa" w:w="763"/>
+          </w:tcPr>
+          <w:p>
+            <w:pPr>
+              <w:spacing w:after="20"/>
+              <w:jc w:val="right"/>
+            </w:pPr>
+            <w:r>
+              <w:rPr>
+                <w:color w:val="1C3A36"/>
+                <w:sz w:val="15"/>
+              </w:rPr>
+              <w:t>3</w:t>
+            </w:r>
+          </w:p>
+        </w:tc>
+        <w:tc>
+          <w:tcPr>
+            <w:tcW w:type="dxa" w:w="763"/>
+          </w:tcPr>
+          <w:p>
+            <w:pPr>
+              <w:spacing w:after="20"/>
+              <w:jc w:val="right"/>
+            </w:pPr>
+            <w:r>
+              <w:rPr>
+                <w:color w:val="1C3A36"/>
+                <w:sz w:val="15"/>
+              </w:rPr>
+              <w:t>0</w:t>
+            </w:r>
+          </w:p>
+        </w:tc>
+      </w:tr>
+    </w:tbl>
+    <w:p>
+      <w:pPr>
+        <w:spacing w:after="40"/>
+      </w:pPr>
+    </w:p>
+    <w:p>
+      <w:pPr>
+        <w:spacing w:after="200" w:before="0"/>
+      </w:pPr>
+      <w:r>
+        <w:rPr>
+          <w:b w:val="0"/>
+          <w:i/>
+          <w:color w:val="6E7B77"/>
+          <w:sz w:val="17"/>
+        </w:rPr>
+        <w:t>Table B8 — where each window's realised outcome fell inside its own forecast distribution, in ten equal bins. A well-sized band spreads these evenly.</w:t>
+      </w:r>
+    </w:p>
+    <w:p>
+      <w:pPr>
+        <w:spacing w:after="120" w:before="280"/>
+      </w:pPr>
+      <w:r>
+        <w:rPr>
+          <w:b/>
+          <w:i w:val="0"/>
+          <w:color w:val="1C3A36"/>
+          <w:sz w:val="30"/>
+        </w:rPr>
+        <w:t>7. How to check this study</w:t>
       </w:r>
     </w:p>
     <w:p>

--- a/engine/phar_study/EIPICO_Bibliography_09-08-2026.docx
+++ b/engine/phar_study/EIPICO_Bibliography_09-08-2026.docx
@@ -1796,7 +1796,7 @@
           <w:color w:val="1C3A36"/>
           <w:sz w:val="24"/>
         </w:rPr>
-        <w:t>Research layer: Company   (198 inputs)</w:t>
+        <w:t>Research layer: Company   (217 inputs)</w:t>
       </w:r>
     </w:p>
     <w:tbl>
@@ -10004,6 +10004,1393 @@
                 <w:sz w:val="14"/>
               </w:rPr>
               <w:t>Audited consolidated financial statements for the year ended 31 December 2025, published in the company's 2025 Annual Report (eipico.com.eg -&gt; Investor Relations -&gt; Annual Reports), revenue note (25): contract-manufacturing revenue</w:t>
+            </w:r>
+          </w:p>
+        </w:tc>
+      </w:tr>
+      <w:tr>
+        <w:tc>
+          <w:tcPr>
+            <w:tcW w:type="dxa" w:w="2232"/>
+          </w:tcPr>
+          <w:p>
+            <w:pPr>
+              <w:spacing w:after="20"/>
+            </w:pPr>
+            <w:r>
+              <w:rPr>
+                <w:color w:val="1C3A36"/>
+                <w:sz w:val="14"/>
+              </w:rPr>
+              <w:t>own prep value fy25</w:t>
+            </w:r>
+          </w:p>
+        </w:tc>
+        <w:tc>
+          <w:tcPr>
+            <w:tcW w:type="dxa" w:w="1512"/>
+          </w:tcPr>
+          <w:p>
+            <w:pPr>
+              <w:spacing w:after="20"/>
+              <w:jc w:val="right"/>
+            </w:pPr>
+            <w:r>
+              <w:rPr>
+                <w:color w:val="1C3A36"/>
+                <w:sz w:val="14"/>
+              </w:rPr>
+              <w:t>9,160.15</w:t>
+            </w:r>
+          </w:p>
+        </w:tc>
+        <w:tc>
+          <w:tcPr>
+            <w:tcW w:type="dxa" w:w="950"/>
+          </w:tcPr>
+          <w:p>
+            <w:pPr>
+              <w:spacing w:after="20"/>
+              <w:jc w:val="right"/>
+            </w:pPr>
+            <w:r>
+              <w:rPr>
+                <w:color w:val="1C3A36"/>
+                <w:sz w:val="14"/>
+              </w:rPr>
+              <w:t>2026-03-01</w:t>
+            </w:r>
+          </w:p>
+        </w:tc>
+        <w:tc>
+          <w:tcPr>
+            <w:tcW w:type="dxa" w:w="4810"/>
+          </w:tcPr>
+          <w:p>
+            <w:pPr>
+              <w:spacing w:after="20"/>
+              <w:jc w:val="right"/>
+            </w:pPr>
+            <w:r>
+              <w:rPr>
+                <w:color w:val="1C3A36"/>
+                <w:sz w:val="14"/>
+              </w:rPr>
+              <w:t>Board of directors' report for FY2025, published in the company's 2025 Annual Report (eipico.com.eg -&gt; Investor Relations -&gt; Annual Reports), sales-indicators table: value of sales of the company's own preparations, EGP thousand converted to million. Together with the contract-manufacturing line below it sums to the disclosed separate-company total</w:t>
+            </w:r>
+          </w:p>
+        </w:tc>
+      </w:tr>
+      <w:tr>
+        <w:tc>
+          <w:tcPr>
+            <w:tcW w:type="dxa" w:w="2232"/>
+          </w:tcPr>
+          <w:p>
+            <w:pPr>
+              <w:spacing w:after="20"/>
+            </w:pPr>
+            <w:r>
+              <w:rPr>
+                <w:color w:val="1C3A36"/>
+                <w:sz w:val="14"/>
+              </w:rPr>
+              <w:t>own prep value fy24</w:t>
+            </w:r>
+          </w:p>
+        </w:tc>
+        <w:tc>
+          <w:tcPr>
+            <w:tcW w:type="dxa" w:w="1512"/>
+          </w:tcPr>
+          <w:p>
+            <w:pPr>
+              <w:spacing w:after="20"/>
+              <w:jc w:val="right"/>
+            </w:pPr>
+            <w:r>
+              <w:rPr>
+                <w:color w:val="1C3A36"/>
+                <w:sz w:val="14"/>
+              </w:rPr>
+              <w:t>7,104.16</w:t>
+            </w:r>
+          </w:p>
+        </w:tc>
+        <w:tc>
+          <w:tcPr>
+            <w:tcW w:type="dxa" w:w="950"/>
+          </w:tcPr>
+          <w:p>
+            <w:pPr>
+              <w:spacing w:after="20"/>
+              <w:jc w:val="right"/>
+            </w:pPr>
+            <w:r>
+              <w:rPr>
+                <w:color w:val="1C3A36"/>
+                <w:sz w:val="14"/>
+              </w:rPr>
+              <w:t>2026-03-01</w:t>
+            </w:r>
+          </w:p>
+        </w:tc>
+        <w:tc>
+          <w:tcPr>
+            <w:tcW w:type="dxa" w:w="4810"/>
+          </w:tcPr>
+          <w:p>
+            <w:pPr>
+              <w:spacing w:after="20"/>
+              <w:jc w:val="right"/>
+            </w:pPr>
+            <w:r>
+              <w:rPr>
+                <w:color w:val="1C3A36"/>
+                <w:sz w:val="14"/>
+              </w:rPr>
+              <w:t>Board of directors' report for FY2025, published in the company's 2025 Annual Report (eipico.com.eg -&gt; Investor Relations -&gt; Annual Reports), sales-indicators table, prior-year comparative column</w:t>
+            </w:r>
+          </w:p>
+        </w:tc>
+      </w:tr>
+      <w:tr>
+        <w:tc>
+          <w:tcPr>
+            <w:tcW w:type="dxa" w:w="2232"/>
+          </w:tcPr>
+          <w:p>
+            <w:pPr>
+              <w:spacing w:after="20"/>
+            </w:pPr>
+            <w:r>
+              <w:rPr>
+                <w:color w:val="1C3A36"/>
+                <w:sz w:val="14"/>
+              </w:rPr>
+              <w:t>contract value fy25</w:t>
+            </w:r>
+          </w:p>
+        </w:tc>
+        <w:tc>
+          <w:tcPr>
+            <w:tcW w:type="dxa" w:w="1512"/>
+          </w:tcPr>
+          <w:p>
+            <w:pPr>
+              <w:spacing w:after="20"/>
+              <w:jc w:val="right"/>
+            </w:pPr>
+            <w:r>
+              <w:rPr>
+                <w:color w:val="1C3A36"/>
+                <w:sz w:val="14"/>
+              </w:rPr>
+              <w:t>142.321</w:t>
+            </w:r>
+          </w:p>
+        </w:tc>
+        <w:tc>
+          <w:tcPr>
+            <w:tcW w:type="dxa" w:w="950"/>
+          </w:tcPr>
+          <w:p>
+            <w:pPr>
+              <w:spacing w:after="20"/>
+              <w:jc w:val="right"/>
+            </w:pPr>
+            <w:r>
+              <w:rPr>
+                <w:color w:val="1C3A36"/>
+                <w:sz w:val="14"/>
+              </w:rPr>
+              <w:t>2026-03-01</w:t>
+            </w:r>
+          </w:p>
+        </w:tc>
+        <w:tc>
+          <w:tcPr>
+            <w:tcW w:type="dxa" w:w="4810"/>
+          </w:tcPr>
+          <w:p>
+            <w:pPr>
+              <w:spacing w:after="20"/>
+              <w:jc w:val="right"/>
+            </w:pPr>
+            <w:r>
+              <w:rPr>
+                <w:color w:val="1C3A36"/>
+                <w:sz w:val="14"/>
+              </w:rPr>
+              <w:t>Board of directors' report for FY2025, published in the company's 2025 Annual Report (eipico.com.eg -&gt; Investor Relations -&gt; Annual Reports), sales-indicators table: value of sales of preparations made under contract-manufacturing agreements. NOT the same line as the contract-manufacturing REVENUE the company books — that is the manufacturing fee only, disclosed separately below</w:t>
+            </w:r>
+          </w:p>
+        </w:tc>
+      </w:tr>
+      <w:tr>
+        <w:tc>
+          <w:tcPr>
+            <w:tcW w:type="dxa" w:w="2232"/>
+          </w:tcPr>
+          <w:p>
+            <w:pPr>
+              <w:spacing w:after="20"/>
+            </w:pPr>
+            <w:r>
+              <w:rPr>
+                <w:color w:val="1C3A36"/>
+                <w:sz w:val="14"/>
+              </w:rPr>
+              <w:t>contract value fy24</w:t>
+            </w:r>
+          </w:p>
+        </w:tc>
+        <w:tc>
+          <w:tcPr>
+            <w:tcW w:type="dxa" w:w="1512"/>
+          </w:tcPr>
+          <w:p>
+            <w:pPr>
+              <w:spacing w:after="20"/>
+              <w:jc w:val="right"/>
+            </w:pPr>
+            <w:r>
+              <w:rPr>
+                <w:color w:val="1C3A36"/>
+                <w:sz w:val="14"/>
+              </w:rPr>
+              <w:t>259.912</w:t>
+            </w:r>
+          </w:p>
+        </w:tc>
+        <w:tc>
+          <w:tcPr>
+            <w:tcW w:type="dxa" w:w="950"/>
+          </w:tcPr>
+          <w:p>
+            <w:pPr>
+              <w:spacing w:after="20"/>
+              <w:jc w:val="right"/>
+            </w:pPr>
+            <w:r>
+              <w:rPr>
+                <w:color w:val="1C3A36"/>
+                <w:sz w:val="14"/>
+              </w:rPr>
+              <w:t>2026-03-01</w:t>
+            </w:r>
+          </w:p>
+        </w:tc>
+        <w:tc>
+          <w:tcPr>
+            <w:tcW w:type="dxa" w:w="4810"/>
+          </w:tcPr>
+          <w:p>
+            <w:pPr>
+              <w:spacing w:after="20"/>
+              <w:jc w:val="right"/>
+            </w:pPr>
+            <w:r>
+              <w:rPr>
+                <w:color w:val="1C3A36"/>
+                <w:sz w:val="14"/>
+              </w:rPr>
+              <w:t>Board of directors' report for FY2025, published in the company's 2025 Annual Report (eipico.com.eg -&gt; Investor Relations -&gt; Annual Reports), sales-indicators table, prior-year comparative column</w:t>
+            </w:r>
+          </w:p>
+        </w:tc>
+      </w:tr>
+      <w:tr>
+        <w:tc>
+          <w:tcPr>
+            <w:tcW w:type="dxa" w:w="2232"/>
+          </w:tcPr>
+          <w:p>
+            <w:pPr>
+              <w:spacing w:after="20"/>
+            </w:pPr>
+            <w:r>
+              <w:rPr>
+                <w:color w:val="1C3A36"/>
+                <w:sz w:val="14"/>
+              </w:rPr>
+              <w:t>packs toll fy24</w:t>
+            </w:r>
+          </w:p>
+        </w:tc>
+        <w:tc>
+          <w:tcPr>
+            <w:tcW w:type="dxa" w:w="1512"/>
+          </w:tcPr>
+          <w:p>
+            <w:pPr>
+              <w:spacing w:after="20"/>
+              <w:jc w:val="right"/>
+            </w:pPr>
+            <w:r>
+              <w:rPr>
+                <w:color w:val="1C3A36"/>
+                <w:sz w:val="14"/>
+              </w:rPr>
+              <w:t>8.874</w:t>
+            </w:r>
+          </w:p>
+        </w:tc>
+        <w:tc>
+          <w:tcPr>
+            <w:tcW w:type="dxa" w:w="950"/>
+          </w:tcPr>
+          <w:p>
+            <w:pPr>
+              <w:spacing w:after="20"/>
+              <w:jc w:val="right"/>
+            </w:pPr>
+            <w:r>
+              <w:rPr>
+                <w:color w:val="1C3A36"/>
+                <w:sz w:val="14"/>
+              </w:rPr>
+              <w:t>2026-03-01</w:t>
+            </w:r>
+          </w:p>
+        </w:tc>
+        <w:tc>
+          <w:tcPr>
+            <w:tcW w:type="dxa" w:w="4810"/>
+          </w:tcPr>
+          <w:p>
+            <w:pPr>
+              <w:spacing w:after="20"/>
+              <w:jc w:val="right"/>
+            </w:pPr>
+            <w:r>
+              <w:rPr>
+                <w:color w:val="1C3A36"/>
+                <w:sz w:val="14"/>
+              </w:rPr>
+              <w:t>Board of directors' report for FY2025, published in the company's 2025 Annual Report (eipico.com.eg -&gt; Investor Relations -&gt; Annual Reports), sales-indicators table: packs sold of contract-manufactured preparations, million</w:t>
+            </w:r>
+          </w:p>
+        </w:tc>
+      </w:tr>
+      <w:tr>
+        <w:tc>
+          <w:tcPr>
+            <w:tcW w:type="dxa" w:w="2232"/>
+          </w:tcPr>
+          <w:p>
+            <w:pPr>
+              <w:spacing w:after="20"/>
+            </w:pPr>
+            <w:r>
+              <w:rPr>
+                <w:color w:val="1C3A36"/>
+                <w:sz w:val="14"/>
+              </w:rPr>
+              <w:t>prod value hist</w:t>
+            </w:r>
+          </w:p>
+        </w:tc>
+        <w:tc>
+          <w:tcPr>
+            <w:tcW w:type="dxa" w:w="1512"/>
+          </w:tcPr>
+          <w:p>
+            <w:pPr>
+              <w:spacing w:after="20"/>
+              <w:jc w:val="right"/>
+            </w:pPr>
+            <w:r>
+              <w:rPr>
+                <w:color w:val="1C3A36"/>
+                <w:sz w:val="14"/>
+              </w:rPr>
+              <w:t>1,668, 1,912, 2,464, 2,747, 3,221, 2,790, 3,364, 3,799, 5,017, 7,364, 9,302</w:t>
+            </w:r>
+          </w:p>
+        </w:tc>
+        <w:tc>
+          <w:tcPr>
+            <w:tcW w:type="dxa" w:w="950"/>
+          </w:tcPr>
+          <w:p>
+            <w:pPr>
+              <w:spacing w:after="20"/>
+              <w:jc w:val="right"/>
+            </w:pPr>
+            <w:r>
+              <w:rPr>
+                <w:color w:val="1C3A36"/>
+                <w:sz w:val="14"/>
+              </w:rPr>
+              <w:t>2026-03-01</w:t>
+            </w:r>
+          </w:p>
+        </w:tc>
+        <w:tc>
+          <w:tcPr>
+            <w:tcW w:type="dxa" w:w="4810"/>
+          </w:tcPr>
+          <w:p>
+            <w:pPr>
+              <w:spacing w:after="20"/>
+              <w:jc w:val="right"/>
+            </w:pPr>
+            <w:r>
+              <w:rPr>
+                <w:color w:val="1C3A36"/>
+                <w:sz w:val="14"/>
+              </w:rPr>
+              <w:t>Board of directors' report for FY2025, eleven-year revenue history table (total activity revenue, domestic sales, export sales, contract-manufacturing revenue and production value at selling price, by year): total activity revenue FY2015-FY2025, separate company, EGP million. Eleven observations, used to test the forecast growth path against what the business has actually delivered rather than against an assertion</w:t>
+            </w:r>
+          </w:p>
+        </w:tc>
+      </w:tr>
+      <w:tr>
+        <w:tc>
+          <w:tcPr>
+            <w:tcW w:type="dxa" w:w="2232"/>
+          </w:tcPr>
+          <w:p>
+            <w:pPr>
+              <w:spacing w:after="20"/>
+            </w:pPr>
+            <w:r>
+              <w:rPr>
+                <w:color w:val="1C3A36"/>
+                <w:sz w:val="14"/>
+              </w:rPr>
+              <w:t>dom rev hist</w:t>
+            </w:r>
+          </w:p>
+        </w:tc>
+        <w:tc>
+          <w:tcPr>
+            <w:tcW w:type="dxa" w:w="1512"/>
+          </w:tcPr>
+          <w:p>
+            <w:pPr>
+              <w:spacing w:after="20"/>
+              <w:jc w:val="right"/>
+            </w:pPr>
+            <w:r>
+              <w:rPr>
+                <w:color w:val="1C3A36"/>
+                <w:sz w:val="14"/>
+              </w:rPr>
+              <w:t>1,301, 1,530, 1,772, 2,093, 2,581, 2,174, 2,611, 2,835, 3,425, 4,864, 6,335</w:t>
+            </w:r>
+          </w:p>
+        </w:tc>
+        <w:tc>
+          <w:tcPr>
+            <w:tcW w:type="dxa" w:w="950"/>
+          </w:tcPr>
+          <w:p>
+            <w:pPr>
+              <w:spacing w:after="20"/>
+              <w:jc w:val="right"/>
+            </w:pPr>
+            <w:r>
+              <w:rPr>
+                <w:color w:val="1C3A36"/>
+                <w:sz w:val="14"/>
+              </w:rPr>
+              <w:t>2026-03-01</w:t>
+            </w:r>
+          </w:p>
+        </w:tc>
+        <w:tc>
+          <w:tcPr>
+            <w:tcW w:type="dxa" w:w="4810"/>
+          </w:tcPr>
+          <w:p>
+            <w:pPr>
+              <w:spacing w:after="20"/>
+              <w:jc w:val="right"/>
+            </w:pPr>
+            <w:r>
+              <w:rPr>
+                <w:color w:val="1C3A36"/>
+                <w:sz w:val="14"/>
+              </w:rPr>
+              <w:t>Board of directors' report for FY2025, eleven-year revenue history table (total activity revenue, domestic sales, export sales, contract-manufacturing revenue and production value at selling price, by year): domestic sales FY2015-FY2025, separate company, EGP million</w:t>
+            </w:r>
+          </w:p>
+        </w:tc>
+      </w:tr>
+      <w:tr>
+        <w:tc>
+          <w:tcPr>
+            <w:tcW w:type="dxa" w:w="2232"/>
+          </w:tcPr>
+          <w:p>
+            <w:pPr>
+              <w:spacing w:after="20"/>
+            </w:pPr>
+            <w:r>
+              <w:rPr>
+                <w:color w:val="1C3A36"/>
+                <w:sz w:val="14"/>
+              </w:rPr>
+              <w:t>exp rev hist</w:t>
+            </w:r>
+          </w:p>
+        </w:tc>
+        <w:tc>
+          <w:tcPr>
+            <w:tcW w:type="dxa" w:w="1512"/>
+          </w:tcPr>
+          <w:p>
+            <w:pPr>
+              <w:spacing w:after="20"/>
+              <w:jc w:val="right"/>
+            </w:pPr>
+            <w:r>
+              <w:rPr>
+                <w:color w:val="1C3A36"/>
+                <w:sz w:val="14"/>
+              </w:rPr>
+              <w:t>355.7, 381.9, 691.4, 654, 640.1, 615.6, 753, 964.7, 1,592, 2,500, 2,967</w:t>
+            </w:r>
+          </w:p>
+        </w:tc>
+        <w:tc>
+          <w:tcPr>
+            <w:tcW w:type="dxa" w:w="950"/>
+          </w:tcPr>
+          <w:p>
+            <w:pPr>
+              <w:spacing w:after="20"/>
+              <w:jc w:val="right"/>
+            </w:pPr>
+            <w:r>
+              <w:rPr>
+                <w:color w:val="1C3A36"/>
+                <w:sz w:val="14"/>
+              </w:rPr>
+              <w:t>2026-03-01</w:t>
+            </w:r>
+          </w:p>
+        </w:tc>
+        <w:tc>
+          <w:tcPr>
+            <w:tcW w:type="dxa" w:w="4810"/>
+          </w:tcPr>
+          <w:p>
+            <w:pPr>
+              <w:spacing w:after="20"/>
+              <w:jc w:val="right"/>
+            </w:pPr>
+            <w:r>
+              <w:rPr>
+                <w:color w:val="1C3A36"/>
+                <w:sz w:val="14"/>
+              </w:rPr>
+              <w:t>Board of directors' report for FY2025, eleven-year revenue history table (total activity revenue, domestic sales, export sales, contract-manufacturing revenue and production value at selling price, by year): export sales FY2015-FY2025, separate company, EGP million</w:t>
+            </w:r>
+          </w:p>
+        </w:tc>
+      </w:tr>
+      <w:tr>
+        <w:tc>
+          <w:tcPr>
+            <w:tcW w:type="dxa" w:w="2232"/>
+          </w:tcPr>
+          <w:p>
+            <w:pPr>
+              <w:spacing w:after="20"/>
+            </w:pPr>
+            <w:r>
+              <w:rPr>
+                <w:color w:val="1C3A36"/>
+                <w:sz w:val="14"/>
+              </w:rPr>
+              <w:t>prod at sale hist</w:t>
+            </w:r>
+          </w:p>
+        </w:tc>
+        <w:tc>
+          <w:tcPr>
+            <w:tcW w:type="dxa" w:w="1512"/>
+          </w:tcPr>
+          <w:p>
+            <w:pPr>
+              <w:spacing w:after="20"/>
+              <w:jc w:val="right"/>
+            </w:pPr>
+            <w:r>
+              <w:rPr>
+                <w:color w:val="1C3A36"/>
+                <w:sz w:val="14"/>
+              </w:rPr>
+              <w:t>1,762, 1,837, 2,593, 2,877, 3,282, 3,521, 3,465, 4,044, 5,629, 8,475, 1.081e+04</w:t>
+            </w:r>
+          </w:p>
+        </w:tc>
+        <w:tc>
+          <w:tcPr>
+            <w:tcW w:type="dxa" w:w="950"/>
+          </w:tcPr>
+          <w:p>
+            <w:pPr>
+              <w:spacing w:after="20"/>
+              <w:jc w:val="right"/>
+            </w:pPr>
+            <w:r>
+              <w:rPr>
+                <w:color w:val="1C3A36"/>
+                <w:sz w:val="14"/>
+              </w:rPr>
+              <w:t>2026-03-01</w:t>
+            </w:r>
+          </w:p>
+        </w:tc>
+        <w:tc>
+          <w:tcPr>
+            <w:tcW w:type="dxa" w:w="4810"/>
+          </w:tcPr>
+          <w:p>
+            <w:pPr>
+              <w:spacing w:after="20"/>
+              <w:jc w:val="right"/>
+            </w:pPr>
+            <w:r>
+              <w:rPr>
+                <w:color w:val="1C3A36"/>
+                <w:sz w:val="14"/>
+              </w:rPr>
+              <w:t>Board of directors' report for FY2025, eleven-year revenue history table (total activity revenue, domestic sales, export sales, contract-manufacturing revenue and production value at selling price, by year): value of production at selling price FY2015-FY2025, EGP million. Production consistently EXCEEDS sales, which is the inventory build the eight-month raw-material and finished-goods policy implies</w:t>
+            </w:r>
+          </w:p>
+        </w:tc>
+      </w:tr>
+      <w:tr>
+        <w:tc>
+          <w:tcPr>
+            <w:tcW w:type="dxa" w:w="2232"/>
+          </w:tcPr>
+          <w:p>
+            <w:pPr>
+              <w:spacing w:after="20"/>
+            </w:pPr>
+            <w:r>
+              <w:rPr>
+                <w:color w:val="1C3A36"/>
+                <w:sz w:val="14"/>
+              </w:rPr>
+              <w:t>dep in cogs fy25</w:t>
+            </w:r>
+          </w:p>
+        </w:tc>
+        <w:tc>
+          <w:tcPr>
+            <w:tcW w:type="dxa" w:w="1512"/>
+          </w:tcPr>
+          <w:p>
+            <w:pPr>
+              <w:spacing w:after="20"/>
+              <w:jc w:val="right"/>
+            </w:pPr>
+            <w:r>
+              <w:rPr>
+                <w:color w:val="1C3A36"/>
+                <w:sz w:val="14"/>
+              </w:rPr>
+              <w:t>93.4976</w:t>
+            </w:r>
+          </w:p>
+        </w:tc>
+        <w:tc>
+          <w:tcPr>
+            <w:tcW w:type="dxa" w:w="950"/>
+          </w:tcPr>
+          <w:p>
+            <w:pPr>
+              <w:spacing w:after="20"/>
+              <w:jc w:val="right"/>
+            </w:pPr>
+            <w:r>
+              <w:rPr>
+                <w:color w:val="1C3A36"/>
+                <w:sz w:val="14"/>
+              </w:rPr>
+              <w:t>2026-03-01</w:t>
+            </w:r>
+          </w:p>
+        </w:tc>
+        <w:tc>
+          <w:tcPr>
+            <w:tcW w:type="dxa" w:w="4810"/>
+          </w:tcPr>
+          <w:p>
+            <w:pPr>
+              <w:spacing w:after="20"/>
+              <w:jc w:val="right"/>
+            </w:pPr>
+            <w:r>
+              <w:rPr>
+                <w:color w:val="1C3A36"/>
+                <w:sz w:val="14"/>
+              </w:rPr>
+              <w:t>Audited consolidated financial statements for the year ended 31 December 2025, published in the company's 2025 Annual Report (eipico.com.eg -&gt; Investor Relations -&gt; Annual Reports), note (26) cost of sales: the depreciation line inside cost of sales. Used to split the forecast depreciation charge between production and operating expense in the same proportion the audited note shows</w:t>
+            </w:r>
+          </w:p>
+        </w:tc>
+      </w:tr>
+      <w:tr>
+        <w:tc>
+          <w:tcPr>
+            <w:tcW w:type="dxa" w:w="2232"/>
+          </w:tcPr>
+          <w:p>
+            <w:pPr>
+              <w:spacing w:after="20"/>
+            </w:pPr>
+            <w:r>
+              <w:rPr>
+                <w:color w:val="1C3A36"/>
+                <w:sz w:val="14"/>
+              </w:rPr>
+              <w:t>dep only fy25</w:t>
+            </w:r>
+          </w:p>
+        </w:tc>
+        <w:tc>
+          <w:tcPr>
+            <w:tcW w:type="dxa" w:w="1512"/>
+          </w:tcPr>
+          <w:p>
+            <w:pPr>
+              <w:spacing w:after="20"/>
+              <w:jc w:val="right"/>
+            </w:pPr>
+            <w:r>
+              <w:rPr>
+                <w:color w:val="1C3A36"/>
+                <w:sz w:val="14"/>
+              </w:rPr>
+              <w:t>109.455</w:t>
+            </w:r>
+          </w:p>
+        </w:tc>
+        <w:tc>
+          <w:tcPr>
+            <w:tcW w:type="dxa" w:w="950"/>
+          </w:tcPr>
+          <w:p>
+            <w:pPr>
+              <w:spacing w:after="20"/>
+              <w:jc w:val="right"/>
+            </w:pPr>
+            <w:r>
+              <w:rPr>
+                <w:color w:val="1C3A36"/>
+                <w:sz w:val="14"/>
+              </w:rPr>
+              <w:t>2026-03-01</w:t>
+            </w:r>
+          </w:p>
+        </w:tc>
+        <w:tc>
+          <w:tcPr>
+            <w:tcW w:type="dxa" w:w="4810"/>
+          </w:tcPr>
+          <w:p>
+            <w:pPr>
+              <w:spacing w:after="20"/>
+              <w:jc w:val="right"/>
+            </w:pPr>
+            <w:r>
+              <w:rPr>
+                <w:color w:val="1C3A36"/>
+                <w:sz w:val="14"/>
+              </w:rPr>
+              <w:t>Audited consolidated financial statements for the year ended 31 December 2025, published in the company's 2025 Annual Report (eipico.com.eg -&gt; Investor Relations -&gt; Annual Reports), note (4) fixed assets: the DEPRECIATION charge alone, against the total depreciation-and-amortisation of 117.725 that also carries right-of-use and intangible amortisation. The difference is the non-property amortisation run-rate the forecast holds flat</w:t>
+            </w:r>
+          </w:p>
+        </w:tc>
+      </w:tr>
+      <w:tr>
+        <w:tc>
+          <w:tcPr>
+            <w:tcW w:type="dxa" w:w="2232"/>
+          </w:tcPr>
+          <w:p>
+            <w:pPr>
+              <w:spacing w:after="20"/>
+            </w:pPr>
+            <w:r>
+              <w:rPr>
+                <w:color w:val="1C3A36"/>
+                <w:sz w:val="14"/>
+              </w:rPr>
+              <w:t>ecl fy23</w:t>
+            </w:r>
+          </w:p>
+        </w:tc>
+        <w:tc>
+          <w:tcPr>
+            <w:tcW w:type="dxa" w:w="1512"/>
+          </w:tcPr>
+          <w:p>
+            <w:pPr>
+              <w:spacing w:after="20"/>
+              <w:jc w:val="right"/>
+            </w:pPr>
+            <w:r>
+              <w:rPr>
+                <w:color w:val="1C3A36"/>
+                <w:sz w:val="14"/>
+              </w:rPr>
+              <w:t>39</w:t>
+            </w:r>
+          </w:p>
+        </w:tc>
+        <w:tc>
+          <w:tcPr>
+            <w:tcW w:type="dxa" w:w="950"/>
+          </w:tcPr>
+          <w:p>
+            <w:pPr>
+              <w:spacing w:after="20"/>
+              <w:jc w:val="right"/>
+            </w:pPr>
+            <w:r>
+              <w:rPr>
+                <w:color w:val="1C3A36"/>
+                <w:sz w:val="14"/>
+              </w:rPr>
+              <w:t>2026-03-01</w:t>
+            </w:r>
+          </w:p>
+        </w:tc>
+        <w:tc>
+          <w:tcPr>
+            <w:tcW w:type="dxa" w:w="4810"/>
+          </w:tcPr>
+          <w:p>
+            <w:pPr>
+              <w:spacing w:after="20"/>
+              <w:jc w:val="right"/>
+            </w:pPr>
+            <w:r>
+              <w:rPr>
+                <w:color w:val="1C3A36"/>
+                <w:sz w:val="14"/>
+              </w:rPr>
+              <w:t>Audited consolidated financial statements for the year ended 31 December 2023: the EXPECTED-CREDIT-LOSS component of the formed-provisions line, separated from inventory impairment and other provisions</w:t>
+            </w:r>
+          </w:p>
+        </w:tc>
+      </w:tr>
+      <w:tr>
+        <w:tc>
+          <w:tcPr>
+            <w:tcW w:type="dxa" w:w="2232"/>
+          </w:tcPr>
+          <w:p>
+            <w:pPr>
+              <w:spacing w:after="20"/>
+            </w:pPr>
+            <w:r>
+              <w:rPr>
+                <w:color w:val="1C3A36"/>
+                <w:sz w:val="14"/>
+              </w:rPr>
+              <w:t>ecl fy24</w:t>
+            </w:r>
+          </w:p>
+        </w:tc>
+        <w:tc>
+          <w:tcPr>
+            <w:tcW w:type="dxa" w:w="1512"/>
+          </w:tcPr>
+          <w:p>
+            <w:pPr>
+              <w:spacing w:after="20"/>
+              <w:jc w:val="right"/>
+            </w:pPr>
+            <w:r>
+              <w:rPr>
+                <w:color w:val="1C3A36"/>
+                <w:sz w:val="14"/>
+              </w:rPr>
+              <w:t>330</w:t>
+            </w:r>
+          </w:p>
+        </w:tc>
+        <w:tc>
+          <w:tcPr>
+            <w:tcW w:type="dxa" w:w="950"/>
+          </w:tcPr>
+          <w:p>
+            <w:pPr>
+              <w:spacing w:after="20"/>
+              <w:jc w:val="right"/>
+            </w:pPr>
+            <w:r>
+              <w:rPr>
+                <w:color w:val="1C3A36"/>
+                <w:sz w:val="14"/>
+              </w:rPr>
+              <w:t>2026-03-01</w:t>
+            </w:r>
+          </w:p>
+        </w:tc>
+        <w:tc>
+          <w:tcPr>
+            <w:tcW w:type="dxa" w:w="4810"/>
+          </w:tcPr>
+          <w:p>
+            <w:pPr>
+              <w:spacing w:after="20"/>
+              <w:jc w:val="right"/>
+            </w:pPr>
+            <w:r>
+              <w:rPr>
+                <w:color w:val="1C3A36"/>
+                <w:sz w:val="14"/>
+              </w:rPr>
+              <w:t>Audited FY2024 statements: the expected-credit-loss component alone</w:t>
+            </w:r>
+          </w:p>
+        </w:tc>
+      </w:tr>
+      <w:tr>
+        <w:tc>
+          <w:tcPr>
+            <w:tcW w:type="dxa" w:w="2232"/>
+          </w:tcPr>
+          <w:p>
+            <w:pPr>
+              <w:spacing w:after="20"/>
+            </w:pPr>
+            <w:r>
+              <w:rPr>
+                <w:color w:val="1C3A36"/>
+                <w:sz w:val="14"/>
+              </w:rPr>
+              <w:t>ecl fy25</w:t>
+            </w:r>
+          </w:p>
+        </w:tc>
+        <w:tc>
+          <w:tcPr>
+            <w:tcW w:type="dxa" w:w="1512"/>
+          </w:tcPr>
+          <w:p>
+            <w:pPr>
+              <w:spacing w:after="20"/>
+              <w:jc w:val="right"/>
+            </w:pPr>
+            <w:r>
+              <w:rPr>
+                <w:color w:val="1C3A36"/>
+                <w:sz w:val="14"/>
+              </w:rPr>
+              <w:t>376.158</w:t>
+            </w:r>
+          </w:p>
+        </w:tc>
+        <w:tc>
+          <w:tcPr>
+            <w:tcW w:type="dxa" w:w="950"/>
+          </w:tcPr>
+          <w:p>
+            <w:pPr>
+              <w:spacing w:after="20"/>
+              <w:jc w:val="right"/>
+            </w:pPr>
+            <w:r>
+              <w:rPr>
+                <w:color w:val="1C3A36"/>
+                <w:sz w:val="14"/>
+              </w:rPr>
+              <w:t>2026-03-01</w:t>
+            </w:r>
+          </w:p>
+        </w:tc>
+        <w:tc>
+          <w:tcPr>
+            <w:tcW w:type="dxa" w:w="4810"/>
+          </w:tcPr>
+          <w:p>
+            <w:pPr>
+              <w:spacing w:after="20"/>
+              <w:jc w:val="right"/>
+            </w:pPr>
+            <w:r>
+              <w:rPr>
+                <w:color w:val="1C3A36"/>
+                <w:sz w:val="14"/>
+              </w:rPr>
+              <w:t>Audited consolidated financial statements for the year ended 31 December 2025, published in the company's 2025 Annual Report (eipico.com.eg -&gt; Investor Relations -&gt; Annual Reports): the expected-credit-loss component alone</w:t>
+            </w:r>
+          </w:p>
+        </w:tc>
+      </w:tr>
+      <w:tr>
+        <w:tc>
+          <w:tcPr>
+            <w:tcW w:type="dxa" w:w="2232"/>
+          </w:tcPr>
+          <w:p>
+            <w:pPr>
+              <w:spacing w:after="20"/>
+            </w:pPr>
+            <w:r>
+              <w:rPr>
+                <w:color w:val="1C3A36"/>
+                <w:sz w:val="14"/>
+              </w:rPr>
+              <w:t>shares fy22</w:t>
+            </w:r>
+          </w:p>
+        </w:tc>
+        <w:tc>
+          <w:tcPr>
+            <w:tcW w:type="dxa" w:w="1512"/>
+          </w:tcPr>
+          <w:p>
+            <w:pPr>
+              <w:spacing w:after="20"/>
+              <w:jc w:val="right"/>
+            </w:pPr>
+            <w:r>
+              <w:rPr>
+                <w:color w:val="1C3A36"/>
+                <w:sz w:val="14"/>
+              </w:rPr>
+              <w:t>99.1705</w:t>
+            </w:r>
+          </w:p>
+        </w:tc>
+        <w:tc>
+          <w:tcPr>
+            <w:tcW w:type="dxa" w:w="950"/>
+          </w:tcPr>
+          <w:p>
+            <w:pPr>
+              <w:spacing w:after="20"/>
+              <w:jc w:val="right"/>
+            </w:pPr>
+            <w:r>
+              <w:rPr>
+                <w:color w:val="1C3A36"/>
+                <w:sz w:val="14"/>
+              </w:rPr>
+              <w:t>2026-03-01</w:t>
+            </w:r>
+          </w:p>
+        </w:tc>
+        <w:tc>
+          <w:tcPr>
+            <w:tcW w:type="dxa" w:w="4810"/>
+          </w:tcPr>
+          <w:p>
+            <w:pPr>
+              <w:spacing w:after="20"/>
+              <w:jc w:val="right"/>
+            </w:pPr>
+            <w:r>
+              <w:rPr>
+                <w:color w:val="1C3A36"/>
+                <w:sz w:val="14"/>
+              </w:rPr>
+              <w:t>Shares in issue at 31 December 2022, from the capital and shareholders' table in the board report. Used ONLY to compute that year's earnings per share and traded multiple</w:t>
+            </w:r>
+          </w:p>
+        </w:tc>
+      </w:tr>
+      <w:tr>
+        <w:tc>
+          <w:tcPr>
+            <w:tcW w:type="dxa" w:w="2232"/>
+          </w:tcPr>
+          <w:p>
+            <w:pPr>
+              <w:spacing w:after="20"/>
+            </w:pPr>
+            <w:r>
+              <w:rPr>
+                <w:color w:val="1C3A36"/>
+                <w:sz w:val="14"/>
+              </w:rPr>
+              <w:t>plant cost usd mn</w:t>
+            </w:r>
+          </w:p>
+        </w:tc>
+        <w:tc>
+          <w:tcPr>
+            <w:tcW w:type="dxa" w:w="1512"/>
+          </w:tcPr>
+          <w:p>
+            <w:pPr>
+              <w:spacing w:after="20"/>
+              <w:jc w:val="right"/>
+            </w:pPr>
+            <w:r>
+              <w:rPr>
+                <w:color w:val="1C3A36"/>
+                <w:sz w:val="14"/>
+              </w:rPr>
+              <w:t>100</w:t>
+            </w:r>
+          </w:p>
+        </w:tc>
+        <w:tc>
+          <w:tcPr>
+            <w:tcW w:type="dxa" w:w="950"/>
+          </w:tcPr>
+          <w:p>
+            <w:pPr>
+              <w:spacing w:after="20"/>
+              <w:jc w:val="right"/>
+            </w:pPr>
+            <w:r>
+              <w:rPr>
+                <w:color w:val="1C3A36"/>
+                <w:sz w:val="14"/>
+              </w:rPr>
+              <w:t>2026-08-09</w:t>
+            </w:r>
+          </w:p>
+        </w:tc>
+        <w:tc>
+          <w:tcPr>
+            <w:tcW w:type="dxa" w:w="4810"/>
+          </w:tcPr>
+          <w:p>
+            <w:pPr>
+              <w:spacing w:after="20"/>
+              <w:jc w:val="right"/>
+            </w:pPr>
+            <w:r>
+              <w:rPr>
+                <w:color w:val="1C3A36"/>
+                <w:sz w:val="14"/>
+              </w:rPr>
+              <w:t>The stated cost of the EIPICO 3 biologicals facility in US dollars, as the company describes it in its own announcements and investor material. Used only as the denominator of the asset-turn figure in the reverse valuation</w:t>
+            </w:r>
+          </w:p>
+        </w:tc>
+      </w:tr>
+      <w:tr>
+        <w:tc>
+          <w:tcPr>
+            <w:tcW w:type="dxa" w:w="2232"/>
+          </w:tcPr>
+          <w:p>
+            <w:pPr>
+              <w:spacing w:after="20"/>
+            </w:pPr>
+            <w:r>
+              <w:rPr>
+                <w:color w:val="1C3A36"/>
+                <w:sz w:val="14"/>
+              </w:rPr>
+              <w:t>assoc saudi fy25</w:t>
+            </w:r>
+          </w:p>
+        </w:tc>
+        <w:tc>
+          <w:tcPr>
+            <w:tcW w:type="dxa" w:w="1512"/>
+          </w:tcPr>
+          <w:p>
+            <w:pPr>
+              <w:spacing w:after="20"/>
+              <w:jc w:val="right"/>
+            </w:pPr>
+            <w:r>
+              <w:rPr>
+                <w:color w:val="1C3A36"/>
+                <w:sz w:val="14"/>
+              </w:rPr>
+              <w:t>427.906</w:t>
+            </w:r>
+          </w:p>
+        </w:tc>
+        <w:tc>
+          <w:tcPr>
+            <w:tcW w:type="dxa" w:w="950"/>
+          </w:tcPr>
+          <w:p>
+            <w:pPr>
+              <w:spacing w:after="20"/>
+              <w:jc w:val="right"/>
+            </w:pPr>
+            <w:r>
+              <w:rPr>
+                <w:color w:val="1C3A36"/>
+                <w:sz w:val="14"/>
+              </w:rPr>
+              <w:t>2026-03-01</w:t>
+            </w:r>
+          </w:p>
+        </w:tc>
+        <w:tc>
+          <w:tcPr>
+            <w:tcW w:type="dxa" w:w="4810"/>
+          </w:tcPr>
+          <w:p>
+            <w:pPr>
+              <w:spacing w:after="20"/>
+              <w:jc w:val="right"/>
+            </w:pPr>
+            <w:r>
+              <w:rPr>
+                <w:color w:val="1C3A36"/>
+                <w:sz w:val="14"/>
+              </w:rPr>
+              <w:t>Audited consolidated financial statements for the year ended 31 December 2025, published in the company's 2025 Annual Report (eipico.com.eg -&gt; Investor Relations -&gt; Annual Reports), note (33) associates by entity: the share of results attributed to the Saudi Arabian manufacturing associate</w:t>
+            </w:r>
+          </w:p>
+        </w:tc>
+      </w:tr>
+      <w:tr>
+        <w:tc>
+          <w:tcPr>
+            <w:tcW w:type="dxa" w:w="2232"/>
+          </w:tcPr>
+          <w:p>
+            <w:pPr>
+              <w:spacing w:after="20"/>
+            </w:pPr>
+            <w:r>
+              <w:rPr>
+                <w:color w:val="1C3A36"/>
+                <w:sz w:val="14"/>
+              </w:rPr>
+              <w:t>assoc saudi fy24</w:t>
+            </w:r>
+          </w:p>
+        </w:tc>
+        <w:tc>
+          <w:tcPr>
+            <w:tcW w:type="dxa" w:w="1512"/>
+          </w:tcPr>
+          <w:p>
+            <w:pPr>
+              <w:spacing w:after="20"/>
+              <w:jc w:val="right"/>
+            </w:pPr>
+            <w:r>
+              <w:rPr>
+                <w:color w:val="1C3A36"/>
+                <w:sz w:val="14"/>
+              </w:rPr>
+              <w:t>190.022</w:t>
+            </w:r>
+          </w:p>
+        </w:tc>
+        <w:tc>
+          <w:tcPr>
+            <w:tcW w:type="dxa" w:w="950"/>
+          </w:tcPr>
+          <w:p>
+            <w:pPr>
+              <w:spacing w:after="20"/>
+              <w:jc w:val="right"/>
+            </w:pPr>
+            <w:r>
+              <w:rPr>
+                <w:color w:val="1C3A36"/>
+                <w:sz w:val="14"/>
+              </w:rPr>
+              <w:t>2026-03-01</w:t>
+            </w:r>
+          </w:p>
+        </w:tc>
+        <w:tc>
+          <w:tcPr>
+            <w:tcW w:type="dxa" w:w="4810"/>
+          </w:tcPr>
+          <w:p>
+            <w:pPr>
+              <w:spacing w:after="20"/>
+              <w:jc w:val="right"/>
+            </w:pPr>
+            <w:r>
+              <w:rPr>
+                <w:color w:val="1C3A36"/>
+                <w:sz w:val="14"/>
+              </w:rPr>
+              <w:t>Audited consolidated financial statements for the year ended 31 December 2025, published in the company's 2025 Annual Report (eipico.com.eg -&gt; Investor Relations -&gt; Annual Reports), note (33), prior-year comparative. NOTE this EXCEEDS the group associate line of 151.581 for FY2024, so the other holdings were a net drag that year; both figures are published rather than one being quoted alone</w:t>
+            </w:r>
+          </w:p>
+        </w:tc>
+      </w:tr>
+      <w:tr>
+        <w:tc>
+          <w:tcPr>
+            <w:tcW w:type="dxa" w:w="2232"/>
+          </w:tcPr>
+          <w:p>
+            <w:pPr>
+              <w:spacing w:after="20"/>
+            </w:pPr>
+            <w:r>
+              <w:rPr>
+                <w:color w:val="1C3A36"/>
+                <w:sz w:val="14"/>
+              </w:rPr>
+              <w:t>rev sep fy25</w:t>
+            </w:r>
+          </w:p>
+        </w:tc>
+        <w:tc>
+          <w:tcPr>
+            <w:tcW w:type="dxa" w:w="1512"/>
+          </w:tcPr>
+          <w:p>
+            <w:pPr>
+              <w:spacing w:after="20"/>
+              <w:jc w:val="right"/>
+            </w:pPr>
+            <w:r>
+              <w:rPr>
+                <w:color w:val="1C3A36"/>
+                <w:sz w:val="14"/>
+              </w:rPr>
+              <w:t>9,302.47</w:t>
+            </w:r>
+          </w:p>
+        </w:tc>
+        <w:tc>
+          <w:tcPr>
+            <w:tcW w:type="dxa" w:w="950"/>
+          </w:tcPr>
+          <w:p>
+            <w:pPr>
+              <w:spacing w:after="20"/>
+              <w:jc w:val="right"/>
+            </w:pPr>
+            <w:r>
+              <w:rPr>
+                <w:color w:val="1C3A36"/>
+                <w:sz w:val="14"/>
+              </w:rPr>
+              <w:t>2026-03-01</w:t>
+            </w:r>
+          </w:p>
+        </w:tc>
+        <w:tc>
+          <w:tcPr>
+            <w:tcW w:type="dxa" w:w="4810"/>
+          </w:tcPr>
+          <w:p>
+            <w:pPr>
+              <w:spacing w:after="20"/>
+              <w:jc w:val="right"/>
+            </w:pPr>
+            <w:r>
+              <w:rPr>
+                <w:color w:val="1C3A36"/>
+                <w:sz w:val="14"/>
+              </w:rPr>
+              <w:t>Board of directors' report for FY2025, published in the company's 2025 Annual Report (eipico.com.eg -&gt; Investor Relations -&gt; Annual Reports), sales-indicators table: total separate-company activity revenue for FY2025. The channel build must reconcile to this figure exactly before the consolidation factor is applied</w:t>
             </w:r>
           </w:p>
         </w:tc>
@@ -17086,7 +18473,7 @@
           <w:color w:val="1C3A36"/>
           <w:sz w:val="24"/>
         </w:rPr>
-        <w:t>Research layer: Market   (4 inputs)</w:t>
+        <w:t>Research layer: Market   (6 inputs)</w:t>
       </w:r>
     </w:p>
     <w:tbl>
@@ -17282,6 +18669,152 @@
                 <w:color w:val="1C3A36"/>
                 <w:sz w:val="14"/>
               </w:rPr>
+              <w:t>peer pe hi</w:t>
+            </w:r>
+          </w:p>
+        </w:tc>
+        <w:tc>
+          <w:tcPr>
+            <w:tcW w:type="dxa" w:w="1512"/>
+          </w:tcPr>
+          <w:p>
+            <w:pPr>
+              <w:spacing w:after="20"/>
+              <w:jc w:val="right"/>
+            </w:pPr>
+            <w:r>
+              <w:rPr>
+                <w:color w:val="1C3A36"/>
+                <w:sz w:val="14"/>
+              </w:rPr>
+              <w:t>26.7</w:t>
+            </w:r>
+          </w:p>
+        </w:tc>
+        <w:tc>
+          <w:tcPr>
+            <w:tcW w:type="dxa" w:w="950"/>
+          </w:tcPr>
+          <w:p>
+            <w:pPr>
+              <w:spacing w:after="20"/>
+              <w:jc w:val="right"/>
+            </w:pPr>
+            <w:r>
+              <w:rPr>
+                <w:color w:val="1C3A36"/>
+                <w:sz w:val="14"/>
+              </w:rPr>
+              <w:t>2026-08-09</w:t>
+            </w:r>
+          </w:p>
+        </w:tc>
+        <w:tc>
+          <w:tcPr>
+            <w:tcW w:type="dxa" w:w="4810"/>
+          </w:tcPr>
+          <w:p>
+            <w:pPr>
+              <w:spacing w:after="20"/>
+              <w:jc w:val="right"/>
+            </w:pPr>
+            <w:r>
+              <w:rPr>
+                <w:color w:val="1C3A36"/>
+                <w:sz w:val="14"/>
+              </w:rPr>
+              <w:t>Trailing price-earnings multiple of a listed Saudi Arabian generics manufacturer. MARKET DATA, cross-check layer</w:t>
+            </w:r>
+          </w:p>
+        </w:tc>
+      </w:tr>
+      <w:tr>
+        <w:tc>
+          <w:tcPr>
+            <w:tcW w:type="dxa" w:w="2232"/>
+          </w:tcPr>
+          <w:p>
+            <w:pPr>
+              <w:spacing w:after="20"/>
+            </w:pPr>
+            <w:r>
+              <w:rPr>
+                <w:color w:val="1C3A36"/>
+                <w:sz w:val="14"/>
+              </w:rPr>
+              <w:t>peer pe lo</w:t>
+            </w:r>
+          </w:p>
+        </w:tc>
+        <w:tc>
+          <w:tcPr>
+            <w:tcW w:type="dxa" w:w="1512"/>
+          </w:tcPr>
+          <w:p>
+            <w:pPr>
+              <w:spacing w:after="20"/>
+              <w:jc w:val="right"/>
+            </w:pPr>
+            <w:r>
+              <w:rPr>
+                <w:color w:val="1C3A36"/>
+                <w:sz w:val="14"/>
+              </w:rPr>
+              <w:t>16</w:t>
+            </w:r>
+          </w:p>
+        </w:tc>
+        <w:tc>
+          <w:tcPr>
+            <w:tcW w:type="dxa" w:w="950"/>
+          </w:tcPr>
+          <w:p>
+            <w:pPr>
+              <w:spacing w:after="20"/>
+              <w:jc w:val="right"/>
+            </w:pPr>
+            <w:r>
+              <w:rPr>
+                <w:color w:val="1C3A36"/>
+                <w:sz w:val="14"/>
+              </w:rPr>
+              <w:t>2026-08-09</w:t>
+            </w:r>
+          </w:p>
+        </w:tc>
+        <w:tc>
+          <w:tcPr>
+            <w:tcW w:type="dxa" w:w="4810"/>
+          </w:tcPr>
+          <w:p>
+            <w:pPr>
+              <w:spacing w:after="20"/>
+              <w:jc w:val="right"/>
+            </w:pPr>
+            <w:r>
+              <w:rPr>
+                <w:color w:val="1C3A36"/>
+                <w:sz w:val="14"/>
+              </w:rPr>
+              <w:t>Trailing price-earnings multiple of larger, more liquid regional and international generic manufacturers. MARKET DATA, cross-check layer</w:t>
+            </w:r>
+          </w:p>
+        </w:tc>
+      </w:tr>
+      <w:tr>
+        <w:tc>
+          <w:tcPr>
+            <w:tcW w:type="dxa" w:w="2232"/>
+          </w:tcPr>
+          <w:p>
+            <w:pPr>
+              <w:spacing w:after="20"/>
+            </w:pPr>
+            <w:r>
+              <w:rPr>
+                <w:color w:val="1C3A36"/>
+                <w:sz w:val="14"/>
+              </w:rPr>
               <w:t>peer pe regional</w:t>
             </w:r>
           </w:p>
@@ -17504,7 +19037,7 @@
           <w:color w:val="1C3A36"/>
           <w:sz w:val="24"/>
         </w:rPr>
-        <w:t>Research layer: House   (39 inputs)</w:t>
+        <w:t>Research layer: House   (45 inputs)</w:t>
       </w:r>
     </w:p>
     <w:tbl>
@@ -17627,6 +19160,444 @@
                 <w:color w:val="1C3A36"/>
                 <w:sz w:val="14"/>
               </w:rPr>
+              <w:t>board fee fwd</w:t>
+            </w:r>
+          </w:p>
+        </w:tc>
+        <w:tc>
+          <w:tcPr>
+            <w:tcW w:type="dxa" w:w="1512"/>
+          </w:tcPr>
+          <w:p>
+            <w:pPr>
+              <w:spacing w:after="20"/>
+              <w:jc w:val="right"/>
+            </w:pPr>
+            <w:r>
+              <w:rPr>
+                <w:color w:val="1C3A36"/>
+                <w:sz w:val="14"/>
+              </w:rPr>
+              <w:t>2</w:t>
+            </w:r>
+          </w:p>
+        </w:tc>
+        <w:tc>
+          <w:tcPr>
+            <w:tcW w:type="dxa" w:w="950"/>
+          </w:tcPr>
+          <w:p>
+            <w:pPr>
+              <w:spacing w:after="20"/>
+              <w:jc w:val="right"/>
+            </w:pPr>
+            <w:r>
+              <w:rPr>
+                <w:color w:val="1C3A36"/>
+                <w:sz w:val="14"/>
+              </w:rPr>
+              <w:t>2026-08-09</w:t>
+            </w:r>
+          </w:p>
+        </w:tc>
+        <w:tc>
+          <w:tcPr>
+            <w:tcW w:type="dxa" w:w="4810"/>
+          </w:tcPr>
+          <w:p>
+            <w:pPr>
+              <w:spacing w:after="20"/>
+              <w:jc w:val="right"/>
+            </w:pPr>
+            <w:r>
+              <w:rPr>
+                <w:color w:val="1C3A36"/>
+                <w:sz w:val="14"/>
+              </w:rPr>
+              <w:t>Board remuneration and attendance allowances carried flat in the forecast at the FY2025 disclosed level of 1.828, rounded up. Immaterial to value; carried as a line rather than dropped so the forecast income statement reconciles to the audited one</w:t>
+            </w:r>
+          </w:p>
+        </w:tc>
+      </w:tr>
+      <w:tr>
+        <w:tc>
+          <w:tcPr>
+            <w:tcW w:type="dxa" w:w="2232"/>
+          </w:tcPr>
+          <w:p>
+            <w:pPr>
+              <w:spacing w:after="20"/>
+            </w:pPr>
+            <w:r>
+              <w:rPr>
+                <w:color w:val="1C3A36"/>
+                <w:sz w:val="14"/>
+              </w:rPr>
+              <w:t>nci fwd</w:t>
+            </w:r>
+          </w:p>
+        </w:tc>
+        <w:tc>
+          <w:tcPr>
+            <w:tcW w:type="dxa" w:w="1512"/>
+          </w:tcPr>
+          <w:p>
+            <w:pPr>
+              <w:spacing w:after="20"/>
+              <w:jc w:val="right"/>
+            </w:pPr>
+            <w:r>
+              <w:rPr>
+                <w:color w:val="1C3A36"/>
+                <w:sz w:val="14"/>
+              </w:rPr>
+              <w:t>18</w:t>
+            </w:r>
+          </w:p>
+        </w:tc>
+        <w:tc>
+          <w:tcPr>
+            <w:tcW w:type="dxa" w:w="950"/>
+          </w:tcPr>
+          <w:p>
+            <w:pPr>
+              <w:spacing w:after="20"/>
+              <w:jc w:val="right"/>
+            </w:pPr>
+            <w:r>
+              <w:rPr>
+                <w:color w:val="1C3A36"/>
+                <w:sz w:val="14"/>
+              </w:rPr>
+              <w:t>2026-08-09</w:t>
+            </w:r>
+          </w:p>
+        </w:tc>
+        <w:tc>
+          <w:tcPr>
+            <w:tcW w:type="dxa" w:w="4810"/>
+          </w:tcPr>
+          <w:p>
+            <w:pPr>
+              <w:spacing w:after="20"/>
+              <w:jc w:val="right"/>
+            </w:pPr>
+            <w:r>
+              <w:rPr>
+                <w:color w:val="1C3A36"/>
+                <w:sz w:val="14"/>
+              </w:rPr>
+              <w:t>Non-controlling share of forecast profit, held near the FY2025 disclosed 16.235. The subsidiary carrying the minority is the ampoule and vial plant, which is 98.6% owned</w:t>
+            </w:r>
+          </w:p>
+        </w:tc>
+      </w:tr>
+      <w:tr>
+        <w:tc>
+          <w:tcPr>
+            <w:tcW w:type="dxa" w:w="2232"/>
+          </w:tcPr>
+          <w:p>
+            <w:pPr>
+              <w:spacing w:after="20"/>
+            </w:pPr>
+            <w:r>
+              <w:rPr>
+                <w:color w:val="1C3A36"/>
+                <w:sz w:val="14"/>
+              </w:rPr>
+              <w:t>w dcf</w:t>
+            </w:r>
+          </w:p>
+        </w:tc>
+        <w:tc>
+          <w:tcPr>
+            <w:tcW w:type="dxa" w:w="1512"/>
+          </w:tcPr>
+          <w:p>
+            <w:pPr>
+              <w:spacing w:after="20"/>
+              <w:jc w:val="right"/>
+            </w:pPr>
+            <w:r>
+              <w:rPr>
+                <w:color w:val="1C3A36"/>
+                <w:sz w:val="14"/>
+              </w:rPr>
+              <w:t>0.5</w:t>
+            </w:r>
+          </w:p>
+        </w:tc>
+        <w:tc>
+          <w:tcPr>
+            <w:tcW w:type="dxa" w:w="950"/>
+          </w:tcPr>
+          <w:p>
+            <w:pPr>
+              <w:spacing w:after="20"/>
+              <w:jc w:val="right"/>
+            </w:pPr>
+            <w:r>
+              <w:rPr>
+                <w:color w:val="1C3A36"/>
+                <w:sz w:val="14"/>
+              </w:rPr>
+              <w:t>2026-08-09</w:t>
+            </w:r>
+          </w:p>
+        </w:tc>
+        <w:tc>
+          <w:tcPr>
+            <w:tcW w:type="dxa" w:w="4810"/>
+          </w:tcPr>
+          <w:p>
+            <w:pPr>
+              <w:spacing w:after="20"/>
+              <w:jc w:val="right"/>
+            </w:pPr>
+            <w:r>
+              <w:rPr>
+                <w:color w:val="1C3A36"/>
+                <w:sz w:val="14"/>
+              </w:rPr>
+              <w:t>Weight on the discounted-cash-flow reading inside each weighted centre. Carried IN FULL on one provision frame at a time — never split across both, because splitting it across both averages the two frames</w:t>
+            </w:r>
+          </w:p>
+        </w:tc>
+      </w:tr>
+      <w:tr>
+        <w:tc>
+          <w:tcPr>
+            <w:tcW w:type="dxa" w:w="2232"/>
+          </w:tcPr>
+          <w:p>
+            <w:pPr>
+              <w:spacing w:after="20"/>
+            </w:pPr>
+            <w:r>
+              <w:rPr>
+                <w:color w:val="1C3A36"/>
+                <w:sz w:val="14"/>
+              </w:rPr>
+              <w:t>w book</w:t>
+            </w:r>
+          </w:p>
+        </w:tc>
+        <w:tc>
+          <w:tcPr>
+            <w:tcW w:type="dxa" w:w="1512"/>
+          </w:tcPr>
+          <w:p>
+            <w:pPr>
+              <w:spacing w:after="20"/>
+              <w:jc w:val="right"/>
+            </w:pPr>
+            <w:r>
+              <w:rPr>
+                <w:color w:val="1C3A36"/>
+                <w:sz w:val="14"/>
+              </w:rPr>
+              <w:t>0.2</w:t>
+            </w:r>
+          </w:p>
+        </w:tc>
+        <w:tc>
+          <w:tcPr>
+            <w:tcW w:type="dxa" w:w="950"/>
+          </w:tcPr>
+          <w:p>
+            <w:pPr>
+              <w:spacing w:after="20"/>
+              <w:jc w:val="right"/>
+            </w:pPr>
+            <w:r>
+              <w:rPr>
+                <w:color w:val="1C3A36"/>
+                <w:sz w:val="14"/>
+              </w:rPr>
+              <w:t>2026-08-09</w:t>
+            </w:r>
+          </w:p>
+        </w:tc>
+        <w:tc>
+          <w:tcPr>
+            <w:tcW w:type="dxa" w:w="4810"/>
+          </w:tcPr>
+          <w:p>
+            <w:pPr>
+              <w:spacing w:after="20"/>
+              <w:jc w:val="right"/>
+            </w:pPr>
+            <w:r>
+              <w:rPr>
+                <w:color w:val="1C3A36"/>
+                <w:sz w:val="14"/>
+              </w:rPr>
+              <w:t>Weight on the book-value and sustainable-return reading</w:t>
+            </w:r>
+          </w:p>
+        </w:tc>
+      </w:tr>
+      <w:tr>
+        <w:tc>
+          <w:tcPr>
+            <w:tcW w:type="dxa" w:w="2232"/>
+          </w:tcPr>
+          <w:p>
+            <w:pPr>
+              <w:spacing w:after="20"/>
+            </w:pPr>
+            <w:r>
+              <w:rPr>
+                <w:color w:val="1C3A36"/>
+                <w:sz w:val="14"/>
+              </w:rPr>
+              <w:t>w rel</w:t>
+            </w:r>
+          </w:p>
+        </w:tc>
+        <w:tc>
+          <w:tcPr>
+            <w:tcW w:type="dxa" w:w="1512"/>
+          </w:tcPr>
+          <w:p>
+            <w:pPr>
+              <w:spacing w:after="20"/>
+              <w:jc w:val="right"/>
+            </w:pPr>
+            <w:r>
+              <w:rPr>
+                <w:color w:val="1C3A36"/>
+                <w:sz w:val="14"/>
+              </w:rPr>
+              <w:t>0.15</w:t>
+            </w:r>
+          </w:p>
+        </w:tc>
+        <w:tc>
+          <w:tcPr>
+            <w:tcW w:type="dxa" w:w="950"/>
+          </w:tcPr>
+          <w:p>
+            <w:pPr>
+              <w:spacing w:after="20"/>
+              <w:jc w:val="right"/>
+            </w:pPr>
+            <w:r>
+              <w:rPr>
+                <w:color w:val="1C3A36"/>
+                <w:sz w:val="14"/>
+              </w:rPr>
+              <w:t>2026-08-09</w:t>
+            </w:r>
+          </w:p>
+        </w:tc>
+        <w:tc>
+          <w:tcPr>
+            <w:tcW w:type="dxa" w:w="4810"/>
+          </w:tcPr>
+          <w:p>
+            <w:pPr>
+              <w:spacing w:after="20"/>
+              <w:jc w:val="right"/>
+            </w:pPr>
+            <w:r>
+              <w:rPr>
+                <w:color w:val="1C3A36"/>
+                <w:sz w:val="14"/>
+              </w:rPr>
+              <w:t>Weight on the relative-multiples reading, held below the intrinsic lenses because one of its three legs rests on undisclosed peer financials</w:t>
+            </w:r>
+          </w:p>
+        </w:tc>
+      </w:tr>
+      <w:tr>
+        <w:tc>
+          <w:tcPr>
+            <w:tcW w:type="dxa" w:w="2232"/>
+          </w:tcPr>
+          <w:p>
+            <w:pPr>
+              <w:spacing w:after="20"/>
+            </w:pPr>
+            <w:r>
+              <w:rPr>
+                <w:color w:val="1C3A36"/>
+                <w:sz w:val="14"/>
+              </w:rPr>
+              <w:t>w norm</w:t>
+            </w:r>
+          </w:p>
+        </w:tc>
+        <w:tc>
+          <w:tcPr>
+            <w:tcW w:type="dxa" w:w="1512"/>
+          </w:tcPr>
+          <w:p>
+            <w:pPr>
+              <w:spacing w:after="20"/>
+              <w:jc w:val="right"/>
+            </w:pPr>
+            <w:r>
+              <w:rPr>
+                <w:color w:val="1C3A36"/>
+                <w:sz w:val="14"/>
+              </w:rPr>
+              <w:t>0.15</w:t>
+            </w:r>
+          </w:p>
+        </w:tc>
+        <w:tc>
+          <w:tcPr>
+            <w:tcW w:type="dxa" w:w="950"/>
+          </w:tcPr>
+          <w:p>
+            <w:pPr>
+              <w:spacing w:after="20"/>
+              <w:jc w:val="right"/>
+            </w:pPr>
+            <w:r>
+              <w:rPr>
+                <w:color w:val="1C3A36"/>
+                <w:sz w:val="14"/>
+              </w:rPr>
+              <w:t>2026-08-09</w:t>
+            </w:r>
+          </w:p>
+        </w:tc>
+        <w:tc>
+          <w:tcPr>
+            <w:tcW w:type="dxa" w:w="4810"/>
+          </w:tcPr>
+          <w:p>
+            <w:pPr>
+              <w:spacing w:after="20"/>
+              <w:jc w:val="right"/>
+            </w:pPr>
+            <w:r>
+              <w:rPr>
+                <w:color w:val="1C3A36"/>
+                <w:sz w:val="14"/>
+              </w:rPr>
+              <w:t>Weight on the normalised-earnings-power reading</w:t>
+            </w:r>
+          </w:p>
+        </w:tc>
+      </w:tr>
+      <w:tr>
+        <w:tc>
+          <w:tcPr>
+            <w:tcW w:type="dxa" w:w="2232"/>
+          </w:tcPr>
+          <w:p>
+            <w:pPr>
+              <w:spacing w:after="20"/>
+            </w:pPr>
+            <w:r>
+              <w:rPr>
+                <w:color w:val="1C3A36"/>
+                <w:sz w:val="14"/>
+              </w:rPr>
               <w:t>fx path</w:t>
             </w:r>
           </w:p>
@@ -20477,7 +22448,7 @@
           <w:color w:val="6E7B77"/>
           <w:sz w:val="18"/>
         </w:rPr>
-        <w:t>Total: 249 inputs, every one carrying a value, a source, a date and a layer.</w:t>
+        <w:t>Total: 276 inputs, every one carrying a value, a source, a date and a layer.</w:t>
       </w:r>
     </w:p>
     <w:p>
@@ -23084,7 +25055,7 @@
           <w:color w:val="1C3A36"/>
           <w:sz w:val="21"/>
         </w:rPr>
-        <w:t>THE SUBJECT IS IN ITS OWN INDEX, and publishing the list makes that visible, so it is priced here rather than left for a reader to notice. An equal-weighted composite of 36 names gives this company a weight of about 2.8% in the very index it is being regressed against, which biases the coefficient toward one. That is how a real local index behaves and it is the construction used, but the regression was also re-run with the subject removed from the composite: the coefficient falls from 0.6295 to 0.5652, with an R-squared of 0.192 and a standard error of 0.0726. Carried through the whole model, the ex-subject coefficient would RAISE the two fundamental centres to EGP 65.04 and EGP 72.86 from EGP 61.68 and EGP 69.15. The study carries the in-index coefficient because it is the more conservative of the two and because it is what a local-index construction actually produces; the alternative and its price are stated here so the choice is visible rather than silent.</w:t>
+        <w:t>THE SUBJECT IS IN ITS OWN INDEX, and publishing the list makes that visible, so it is priced here rather than left for a reader to notice. An equal-weighted composite of 36 names gives this company a weight of about 2.8% in the very index it is being regressed against, which biases the coefficient toward one. That is how a real local index behaves and it is the construction used, but the regression was also re-run with the subject removed from the composite: the coefficient falls from 0.6295 to 0.5652, with an R-squared of 0.192 and a standard error of 0.0726. Carried through the whole model, the ex-subject coefficient would RAISE the two fundamental centres to EGP 65.04 and EGP 72.86 from EGP 61.21 and EGP 68.70. The study carries the in-index coefficient because it is the more conservative of the two and because it is what a local-index construction actually produces; the alternative and its price are stated here so the choice is visible rather than silent.</w:t>
       </w:r>
     </w:p>
     <w:p>

--- a/engine/phar_study/EIPICO_Bibliography_09-08-2026.docx
+++ b/engine/phar_study/EIPICO_Bibliography_09-08-2026.docx
@@ -1796,7 +1796,7 @@
           <w:color w:val="1C3A36"/>
           <w:sz w:val="24"/>
         </w:rPr>
-        <w:t>Research layer: Company   (217 inputs)</w:t>
+        <w:t>Research layer: Company   (218 inputs)</w:t>
       </w:r>
     </w:p>
     <w:tbl>
@@ -17742,6 +17742,79 @@
                 <w:sz w:val="14"/>
               </w:rPr>
               <w:t>Non-controlling interests deducted in the enterprise-to-equity bridge. The audited 31 December 2025 figure was 288.705, but essentially all of it was the active-ingredient company's minorities, and that company was deconsolidated in the first quarter of 2026. Deducting the December figure while also carrying the March associate value would charge the same interest twice</w:t>
+            </w:r>
+          </w:p>
+        </w:tc>
+      </w:tr>
+      <w:tr>
+        <w:tc>
+          <w:tcPr>
+            <w:tcW w:type="dxa" w:w="2232"/>
+          </w:tcPr>
+          <w:p>
+            <w:pPr>
+              <w:spacing w:after="20"/>
+            </w:pPr>
+            <w:r>
+              <w:rPr>
+                <w:color w:val="1C3A36"/>
+                <w:sz w:val="14"/>
+              </w:rPr>
+              <w:t>asset life weighted</w:t>
+            </w:r>
+          </w:p>
+        </w:tc>
+        <w:tc>
+          <w:tcPr>
+            <w:tcW w:type="dxa" w:w="1512"/>
+          </w:tcPr>
+          <w:p>
+            <w:pPr>
+              <w:spacing w:after="20"/>
+              <w:jc w:val="right"/>
+            </w:pPr>
+            <w:r>
+              <w:rPr>
+                <w:color w:val="1C3A36"/>
+                <w:sz w:val="14"/>
+              </w:rPr>
+              <w:t>13.8</w:t>
+            </w:r>
+          </w:p>
+        </w:tc>
+        <w:tc>
+          <w:tcPr>
+            <w:tcW w:type="dxa" w:w="950"/>
+          </w:tcPr>
+          <w:p>
+            <w:pPr>
+              <w:spacing w:after="20"/>
+              <w:jc w:val="right"/>
+            </w:pPr>
+            <w:r>
+              <w:rPr>
+                <w:color w:val="1C3A36"/>
+                <w:sz w:val="14"/>
+              </w:rPr>
+              <w:t>2024-12-31</w:t>
+            </w:r>
+          </w:p>
+        </w:tc>
+        <w:tc>
+          <w:tcPr>
+            <w:tcW w:type="dxa" w:w="4810"/>
+          </w:tcPr>
+          <w:p>
+            <w:pPr>
+              <w:spacing w:after="20"/>
+              <w:jc w:val="right"/>
+            </w:pPr>
+            <w:r>
+              <w:rPr>
+                <w:color w:val="1C3A36"/>
+                <w:sz w:val="14"/>
+              </w:rPr>
+              <w:t>Weighted useful life of the depreciable asset base, derived from the FY2024 audited consolidated statements' own composition: the estimated lives in note 3.1 — buildings and structures 50 years, production and service machines 15, means of transportation and tools 5, office furniture and equipment 10, land not depreciated — weighted by the gross cost by class in note 4.1 at 31 December 2024. Every life the company discloses is a single figure rather than a band, so the weighting is unambiguous. The depreciable base of EGP 2,701,916,171 foots to the note's stated total of 2,785,102,203 once land of 83,186,032 is excluded. Annual depreciation rates add rather than lives, so the weighted life is the reciprocal of the weighted rate.</w:t>
             </w:r>
           </w:p>
         </w:tc>
@@ -18614,7 +18687,7 @@
                 <w:color w:val="1C3A36"/>
                 <w:sz w:val="14"/>
               </w:rPr>
-              <w:t>130.05</w:t>
+              <w:t>127.3</w:t>
             </w:r>
           </w:p>
         </w:tc>
@@ -18632,7 +18705,7 @@
                 <w:color w:val="1C3A36"/>
                 <w:sz w:val="14"/>
               </w:rPr>
-              <w:t>2026-08-06</w:t>
+              <w:t>2026-09-03</w:t>
             </w:r>
           </w:p>
         </w:tc>
@@ -18650,7 +18723,7 @@
                 <w:color w:val="1C3A36"/>
                 <w:sz w:val="14"/>
               </w:rPr>
-              <w:t>Last close of the uploaded EGX daily price history for the company's listed ordinary shares</w:t>
+              <w:t>Egyptian Exchange close, 3 September 2026 — the latest price available when this edition was struck. A valuation compared against a month-old quote is measured against the past rather than the market, so this edition re-strikes on the current close. The previous edition was struck at EGP 130.05 on 6 August 2026.</w:t>
             </w:r>
           </w:p>
         </w:tc>
@@ -19037,7 +19110,7 @@
           <w:color w:val="1C3A36"/>
           <w:sz w:val="24"/>
         </w:rPr>
-        <w:t>Research layer: House   (45 inputs)</w:t>
+        <w:t>Research layer: House   (46 inputs)</w:t>
       </w:r>
     </w:p>
     <w:tbl>
@@ -19616,7 +19689,7 @@
                 <w:color w:val="1C3A36"/>
                 <w:sz w:val="14"/>
               </w:rPr>
-              <w:t>50.5, 52.5, 54.3, 56, 57.7</w:t>
+              <w:t>55.11, 60.22, 64.04, 67.17, 70.11</w:t>
             </w:r>
           </w:p>
         </w:tc>
@@ -19634,7 +19707,7 @@
                 <w:color w:val="1C3A36"/>
                 <w:sz w:val="14"/>
               </w:rPr>
-              <w:t>2026-08-09</w:t>
+              <w:t>2026-09-03</w:t>
             </w:r>
           </w:p>
         </w:tc>
@@ -19652,7 +19725,7 @@
                 <w:color w:val="1C3A36"/>
                 <w:sz w:val="14"/>
               </w:rPr>
-              <w:t>Egyptian pound per US dollar, FY2026E-FY2030E period averages. Built from the inflation differential rather than asserted: the pound averaged 47.74 in 2024 and 49.48 in 2025 (a 3.6% move) while consumer inflation ran far above the United States', so the real exchange rate appreciated. The path assumes that reverses only partially, at roughly 4% a year narrowing to 3% as domestic inflation converges on the central bank's stated 5% medium-term target</w:t>
+              <w:t>Egyptian pound per US dollar, FY2026E-FY2030E period averages, DERIVED by relative purchasing-power parity from the house inflation path above against long-run United States inflation of 2.5% — never hand-set, because escalating costs at domestic inflation while holding the currency still is one event counted once and ignored once. The path compounds from the quote of 50.25 to the dollar on 6 August 2026. The previous edition ended the window at 57.7 against the 69.7 the differential produces — it escalated domestic costs at Egyptian inflation while depreciating the pound at roughly a third of the gap, which is two views of one economy inside one model.</w:t>
             </w:r>
           </w:p>
         </w:tc>
@@ -20346,7 +20419,7 @@
                 <w:color w:val="1C3A36"/>
                 <w:sz w:val="14"/>
               </w:rPr>
-              <w:t>0.12, 0.1, 0.085, 0.07, 0.06</w:t>
+              <w:t>0.16, 0.12, 0.09, 0.075, 0.07</w:t>
             </w:r>
           </w:p>
         </w:tc>
@@ -20364,7 +20437,7 @@
                 <w:color w:val="1C3A36"/>
                 <w:sz w:val="14"/>
               </w:rPr>
-              <w:t>2026-08-09</w:t>
+              <w:t>2026-09-03</w:t>
             </w:r>
           </w:p>
         </w:tc>
@@ -20382,7 +20455,7 @@
                 <w:color w:val="1C3A36"/>
                 <w:sz w:val="14"/>
               </w:rPr>
-              <w:t>Egyptian consumer price inflation path, applied only to genuinely domestic service and consumable lines. Converges on the central bank's stated 5-7% medium-term target band</w:t>
+              <w:t>Egyptian consumer price inflation, FY2026E-FY2030E, applied to genuinely domestic service and consumable lines. THIS IS THE HOUSE PATH AND NOT THIS STUDY'S OWN: 16.0 / 12.0 / 9.0 / 7.5 / 7.0, the central bank's own published baseline for 2026 and 2027 and its stated glide to the target band thereafter. The previous edition carried 12.0 / 10.0 / 8.5 / 7.0 / 6.0 — a path that compounds 7.3% lower over the window and terminates a point below the long-run rate this same valuation uses in its terminal value. A company cannot be valued in an economy the study beside it does not recognise, and the divergence was invisible because the number was derived rather than typed and nobody asked derived from what.</w:t>
             </w:r>
           </w:p>
         </w:tc>
@@ -21733,7 +21806,7 @@
                 <w:color w:val="1C3A36"/>
                 <w:sz w:val="14"/>
               </w:rPr>
-              <w:t>0.105</w:t>
+              <w:t>0.125</w:t>
             </w:r>
           </w:p>
         </w:tc>
@@ -21751,7 +21824,7 @@
                 <w:color w:val="1C3A36"/>
                 <w:sz w:val="14"/>
               </w:rPr>
-              <w:t>2026-08-09</w:t>
+              <w:t>2026-09-03</w:t>
             </w:r>
           </w:p>
         </w:tc>
@@ -21769,7 +21842,7 @@
                 <w:color w:val="1C3A36"/>
                 <w:sz w:val="14"/>
               </w:rPr>
-              <w:t>Terminal risk-free rate, built from norms rather than extrapolated: the central bank's stated medium-term inflation target of 5% plus the standard 5.5-point emerging-market real-rate convention</w:t>
+              <w:t>Terminal risk-free rate, DERIVED and never quoted: the long-run inflation this valuation carries throughout, 7.0%, plus the standard 5.5-point emerging-market real-rate convention. The previous edition used 10.5%, built the same way but on a 5% inflation assumption that appears nowhere else in the model — the same valuation escalated costs on one long-run rate and discounted the terminal on another, two points apart. THE DERIVATION IS WHAT MAKES IT CHECKABLE: the single most terminal-value-sensitive number in the model cannot be typed, and it cannot disagree with the inflation the rest of the model uses because it is computed from it.</w:t>
             </w:r>
           </w:p>
         </w:tc>
@@ -22080,7 +22153,7 @@
                 <w:color w:val="1C3A36"/>
                 <w:sz w:val="14"/>
               </w:rPr>
-              <w:t>g term</w:t>
+              <w:t>g term real</w:t>
             </w:r>
           </w:p>
         </w:tc>
@@ -22098,7 +22171,7 @@
                 <w:color w:val="1C3A36"/>
                 <w:sz w:val="14"/>
               </w:rPr>
-              <w:t>0.05</w:t>
+              <w:t>0</w:t>
             </w:r>
           </w:p>
         </w:tc>
@@ -22134,7 +22207,7 @@
                 <w:color w:val="1C3A36"/>
                 <w:sz w:val="14"/>
               </w:rPr>
-              <w:t>Terminal growth, 5% — an Egyptian-pound NOMINAL rate struck against a terminal risk-free rate that itself embeds 5% inflation, so the base case assumes approximately zero real terminal growth. Deliberately conservative for a company with a third of its revenue in hard currency and a biosimilars plant just entering service. Sensitised 3-7%</w:t>
+              <w:t>Terminal REAL growth of zero: the business is assumed to hold its scale in real terms in perpetuity, with the nominal rate computed from the long-run Egyptian inflation this valuation uses throughout. The previous edition typed 5% nominal and justified it as 'approximately zero real terminal growth' — WHICH IT WAS NOT. Against the 7% long-run inflation this valuation carries elsewhere, 5% nominal is a real DECLINE of 1.87% a year, for ever, for a company with a third of its revenue in hard currency and a biosimilars plant just entering service. Nothing in the study argued for a perpetual contraction; the sentence asserted the opposite of what the arithmetic did, and a rate quoted only in nominal terms is where that hides. Sensitised 3-7% nominal.</w:t>
             </w:r>
           </w:p>
         </w:tc>
@@ -22354,6 +22427,79 @@
                 <w:sz w:val="14"/>
               </w:rPr>
               <w:t>Normalised annual contribution of the EARNING associates, used with the multiple above; the pre-revenue active-ingredient company is carried separately at cost, on its own line. EGP million. BASIS, RECONCILED TO THIS STUDY'S OWN INCOME STATEMENT (the earlier edition's basis note quoted 74.5 / 147.1 / 495.5, two of which did not match it): the disclosed share of associates' and subsidiaries' results is 74.508 (FY2023), 151.581 (FY2024) and 512.085 (FY2025). Those three average 246.058, and 250 is struck there — not at the level the FY2025 print alone would support. REVISED DOWN from 320 after the first quarter of 2026 reported only 13.118 against 33.445 a year earlier, an annualised 52.5. That quarter is EVIDENCE, NOT A RUN-RATE: the auditor states in the review report that the periodic financial statements of two of the holdings were not received, so the quarter's associate line is incomplete by construction. Both the 250 carried and the 52.5 the quarter annualises to are published, and the leg is sensitised across them</w:t>
+            </w:r>
+          </w:p>
+        </w:tc>
+      </w:tr>
+      <w:tr>
+        <w:tc>
+          <w:tcPr>
+            <w:tcW w:type="dxa" w:w="2232"/>
+          </w:tcPr>
+          <w:p>
+            <w:pPr>
+              <w:spacing w:after="20"/>
+            </w:pPr>
+            <w:r>
+              <w:rPr>
+                <w:color w:val="1C3A36"/>
+                <w:sz w:val="14"/>
+              </w:rPr>
+              <w:t>peer ke</w:t>
+            </w:r>
+          </w:p>
+        </w:tc>
+        <w:tc>
+          <w:tcPr>
+            <w:tcW w:type="dxa" w:w="1512"/>
+          </w:tcPr>
+          <w:p>
+            <w:pPr>
+              <w:spacing w:after="20"/>
+              <w:jc w:val="right"/>
+            </w:pPr>
+            <w:r>
+              <w:rPr>
+                <w:color w:val="1C3A36"/>
+                <w:sz w:val="14"/>
+              </w:rPr>
+              <w:t>0.1</w:t>
+            </w:r>
+          </w:p>
+        </w:tc>
+        <w:tc>
+          <w:tcPr>
+            <w:tcW w:type="dxa" w:w="950"/>
+          </w:tcPr>
+          <w:p>
+            <w:pPr>
+              <w:spacing w:after="20"/>
+              <w:jc w:val="right"/>
+            </w:pPr>
+            <w:r>
+              <w:rPr>
+                <w:color w:val="1C3A36"/>
+                <w:sz w:val="14"/>
+              </w:rPr>
+              <w:t>2026-08-09</w:t>
+            </w:r>
+          </w:p>
+        </w:tc>
+        <w:tc>
+          <w:tcPr>
+            <w:tcW w:type="dxa" w:w="4810"/>
+          </w:tcPr>
+          <w:p>
+            <w:pPr>
+              <w:spacing w:after="20"/>
+              <w:jc w:val="right"/>
+            </w:pPr>
+            <w:r>
+              <w:rPr>
+                <w:color w:val="1C3A36"/>
+                <w:sz w:val="14"/>
+              </w:rPr>
+              <w:t>Cost of equity faced by the struck reference companies — a listed Saudi Arabian generics manufacturer and larger international generic manufacturers, all of them in hard-currency or pegged economies. It is the ONE difference the peer multiple is adjusted for, and it is registered rather than typed inside the adjustment so a reader can see what the adjustment is made of.</w:t>
             </w:r>
           </w:p>
         </w:tc>
@@ -22448,7 +22594,7 @@
           <w:color w:val="6E7B77"/>
           <w:sz w:val="18"/>
         </w:rPr>
-        <w:t>Total: 276 inputs, every one carrying a value, a source, a date and a layer.</w:t>
+        <w:t>Total: 278 inputs, every one carrying a value, a source, a date and a layer.</w:t>
       </w:r>
     </w:p>
     <w:p>
@@ -25055,7 +25201,7 @@
           <w:color w:val="1C3A36"/>
           <w:sz w:val="21"/>
         </w:rPr>
-        <w:t>THE SUBJECT IS IN ITS OWN INDEX, and publishing the list makes that visible, so it is priced here rather than left for a reader to notice. An equal-weighted composite of 36 names gives this company a weight of about 2.8% in the very index it is being regressed against, which biases the coefficient toward one. That is how a real local index behaves and it is the construction used, but the regression was also re-run with the subject removed from the composite: the coefficient falls from 0.6295 to 0.5652, with an R-squared of 0.192 and a standard error of 0.0726. Carried through the whole model, the ex-subject coefficient would RAISE the two fundamental centres to EGP 65.04 and EGP 72.86 from EGP 61.21 and EGP 68.70. The study carries the in-index coefficient because it is the more conservative of the two and because it is what a local-index construction actually produces; the alternative and its price are stated here so the choice is visible rather than silent.</w:t>
+        <w:t>THE SUBJECT IS IN ITS OWN INDEX, and publishing the list makes that visible, so it is priced here rather than left for a reader to notice. An equal-weighted composite of 36 names gives this company a weight of about 2.8% in the very index it is being regressed against, which biases the coefficient toward one. That is how a real local index behaves and it is the construction used, but the regression was also re-run with the subject removed from the composite: the coefficient falls from 0.6295 to 0.5652, with an R-squared of 0.192 and a standard error of 0.0726. Carried through the whole model, the ex-subject coefficient would RAISE the two fundamental centres to EGP 65.04 and EGP 72.86 from EGP 36.64 and EGP 54.24. The study carries the in-index coefficient because it is the more conservative of the two and because it is what a local-index construction actually produces; the alternative and its price are stated here so the choice is visible rather than silent.</w:t>
       </w:r>
     </w:p>
     <w:p>

--- a/engine/phar_study/EIPICO_Bibliography_09-08-2026.docx
+++ b/engine/phar_study/EIPICO_Bibliography_09-08-2026.docx
@@ -25201,7 +25201,7 @@
           <w:color w:val="1C3A36"/>
           <w:sz w:val="21"/>
         </w:rPr>
-        <w:t>THE SUBJECT IS IN ITS OWN INDEX, and publishing the list makes that visible, so it is priced here rather than left for a reader to notice. An equal-weighted composite of 36 names gives this company a weight of about 2.8% in the very index it is being regressed against, which biases the coefficient toward one. That is how a real local index behaves and it is the construction used, but the regression was also re-run with the subject removed from the composite: the coefficient falls from 0.6295 to 0.5652, with an R-squared of 0.192 and a standard error of 0.0726. Carried through the whole model, the ex-subject coefficient would RAISE the two fundamental centres to EGP 65.04 and EGP 72.86 from EGP 36.64 and EGP 54.24. The study carries the in-index coefficient because it is the more conservative of the two and because it is what a local-index construction actually produces; the alternative and its price are stated here so the choice is visible rather than silent.</w:t>
+        <w:t>THE SUBJECT IS IN ITS OWN INDEX, and publishing the list makes that visible, so it is priced here rather than left for a reader to notice. An equal-weighted composite of 36 names gives this company a weight of about 2.8% in the very index it is being regressed against, which biases the coefficient toward one. That is how a real local index behaves and it is the construction used, but the regression was also re-run with the subject removed from the composite: the coefficient falls from 0.6295 to 0.5652, with an R-squared of 0.192 and a standard error of 0.0726. Carried through the whole model, the ex-subject coefficient would RAISE the two fundamental centres to EGP 65.04 and EGP 72.86 from EGP 33.00 and EGP 49.68. The study carries the in-index coefficient because it is the more conservative of the two and because it is what a local-index construction actually produces; the alternative and its price are stated here so the choice is visible rather than silent.</w:t>
       </w:r>
     </w:p>
     <w:p>
